--- a/2026-2_ISC-Informe_Proyecto_Final_BASAV.docx
+++ b/2026-2_ISC-Informe_Proyecto_Final_BASAV.docx
@@ -295,7 +295,6 @@
                 <w:bCs/>
               </w:rPr>
             </w:pPr>
-            <w:proofErr w:type="spellStart"/>
             <w:r>
               <w:rPr>
                 <w:b/>
@@ -305,7 +304,6 @@
               </w:rPr>
               <w:t>Autores</w:t>
             </w:r>
-            <w:proofErr w:type="spellEnd"/>
           </w:p>
         </w:tc>
         <w:tc>
@@ -332,26 +330,16 @@
                 <w:sz w:val="18"/>
                 <w:lang w:val="es-PE"/>
               </w:rPr>
-              <w:t xml:space="preserve">Elescano Medina, Bruno Martin </w:t>
-            </w:r>
-            <w:proofErr w:type="spellStart"/>
+              <w:t>Elescano Medina, Bruno Martin K</w:t>
+            </w:r>
             <w:r>
               <w:rPr>
                 <w:color w:val="000000"/>
                 <w:sz w:val="18"/>
                 <w:lang w:val="es-PE"/>
               </w:rPr>
-              <w:t>K</w:t>
-            </w:r>
-            <w:r>
-              <w:rPr>
-                <w:color w:val="000000"/>
-                <w:sz w:val="18"/>
-                <w:lang w:val="es-PE"/>
-              </w:rPr>
               <w:t>alen</w:t>
             </w:r>
-            <w:proofErr w:type="spellEnd"/>
           </w:p>
         </w:tc>
         <w:tc>
@@ -428,23 +416,7 @@
                 <w:color w:val="000000"/>
                 <w:sz w:val="18"/>
               </w:rPr>
-              <w:t xml:space="preserve">Chavez </w:t>
-            </w:r>
-            <w:proofErr w:type="spellStart"/>
-            <w:r>
-              <w:rPr>
-                <w:color w:val="000000"/>
-                <w:sz w:val="18"/>
-              </w:rPr>
-              <w:t>Bardales</w:t>
-            </w:r>
-            <w:proofErr w:type="spellEnd"/>
-            <w:r>
-              <w:rPr>
-                <w:color w:val="000000"/>
-                <w:sz w:val="18"/>
-              </w:rPr>
-              <w:t>, Victor Isaac</w:t>
+              <w:t>Chavez Bardales, Victor Isaac</w:t>
             </w:r>
           </w:p>
         </w:tc>
@@ -555,7 +527,6 @@
                 <w:bCs/>
               </w:rPr>
             </w:pPr>
-            <w:proofErr w:type="spellStart"/>
             <w:r>
               <w:rPr>
                 <w:b/>
@@ -565,7 +536,6 @@
               </w:rPr>
               <w:t>Repositorio</w:t>
             </w:r>
-            <w:proofErr w:type="spellEnd"/>
           </w:p>
         </w:tc>
         <w:tc>
@@ -621,7 +591,6 @@
                 <w:bCs/>
               </w:rPr>
             </w:pPr>
-            <w:proofErr w:type="spellStart"/>
             <w:r>
               <w:rPr>
                 <w:b/>
@@ -649,7 +618,6 @@
               </w:rPr>
               <w:t>odo</w:t>
             </w:r>
-            <w:proofErr w:type="spellEnd"/>
           </w:p>
         </w:tc>
         <w:tc>
@@ -692,16 +660,8 @@
         <w:rPr>
           <w:b/>
         </w:rPr>
-        <w:t xml:space="preserve">Los </w:t>
-      </w:r>
-      <w:proofErr w:type="spellStart"/>
-      <w:r>
-        <w:rPr>
-          <w:b/>
-        </w:rPr>
-        <w:t>Olivos</w:t>
-      </w:r>
-      <w:proofErr w:type="spellEnd"/>
+        <w:t>Los Olivos</w:t>
+      </w:r>
       <w:r>
         <w:rPr>
           <w:b/>
@@ -834,39 +794,7 @@
                 <w:sz w:val="19"/>
                 <w:lang w:val="es-PE"/>
               </w:rPr>
-              <w:t xml:space="preserve">este formato operacionaliza el </w:t>
-            </w:r>
-            <w:proofErr w:type="spellStart"/>
-            <w:r>
-              <w:rPr>
-                <w:sz w:val="19"/>
-                <w:lang w:val="es-PE"/>
-              </w:rPr>
-              <w:t>Student</w:t>
-            </w:r>
-            <w:proofErr w:type="spellEnd"/>
-            <w:r>
-              <w:rPr>
-                <w:sz w:val="19"/>
-                <w:lang w:val="es-PE"/>
-              </w:rPr>
-              <w:t xml:space="preserve"> </w:t>
-            </w:r>
-            <w:proofErr w:type="spellStart"/>
-            <w:r>
-              <w:rPr>
-                <w:sz w:val="19"/>
-                <w:lang w:val="es-PE"/>
-              </w:rPr>
-              <w:t>Outcome</w:t>
-            </w:r>
-            <w:proofErr w:type="spellEnd"/>
-            <w:r>
-              <w:rPr>
-                <w:sz w:val="19"/>
-                <w:lang w:val="es-PE"/>
-              </w:rPr>
-              <w:t xml:space="preserve"> 6 de ABET EAC mediante evidencias directas de diseño y ejecución de experimentos, análisis e interpretación de datos y conclusiones sustentadas con juicio de ingeniería. </w:t>
+              <w:t xml:space="preserve">este formato operacionaliza el Student Outcome 6 de ABET EAC mediante evidencias directas de diseño y ejecución de experimentos, análisis e interpretación de datos y conclusiones sustentadas con juicio de ingeniería. </w:t>
             </w:r>
           </w:p>
         </w:tc>
@@ -1104,21 +1032,12 @@
             <w:pPr>
               <w:spacing w:after="40" w:line="259" w:lineRule="auto"/>
             </w:pPr>
-            <w:proofErr w:type="spellStart"/>
             <w:r>
               <w:rPr>
                 <w:color w:val="000000"/>
                 <w:sz w:val="17"/>
               </w:rPr>
-              <w:t>Solución</w:t>
-            </w:r>
-            <w:proofErr w:type="spellEnd"/>
-            <w:r>
-              <w:rPr>
-                <w:color w:val="000000"/>
-                <w:sz w:val="17"/>
-              </w:rPr>
-              <w:t xml:space="preserve"> BI </w:t>
+              <w:t xml:space="preserve">Solución BI </w:t>
             </w:r>
             <w:r>
               <w:rPr>
@@ -1153,43 +1072,7 @@
                 <w:sz w:val="17"/>
                 <w:lang w:val="es-PE"/>
               </w:rPr>
-              <w:t xml:space="preserve">Modelo dimensional, ETL/ELT, almacén de datos o data </w:t>
-            </w:r>
-            <w:proofErr w:type="spellStart"/>
-            <w:r>
-              <w:rPr>
-                <w:color w:val="000000"/>
-                <w:sz w:val="17"/>
-                <w:lang w:val="es-PE"/>
-              </w:rPr>
-              <w:t>mart</w:t>
-            </w:r>
-            <w:proofErr w:type="spellEnd"/>
-            <w:r>
-              <w:rPr>
-                <w:color w:val="000000"/>
-                <w:sz w:val="17"/>
-                <w:lang w:val="es-PE"/>
-              </w:rPr>
-              <w:t xml:space="preserve">, indicadores, análisis OLAP y </w:t>
-            </w:r>
-            <w:proofErr w:type="spellStart"/>
-            <w:r>
-              <w:rPr>
-                <w:color w:val="000000"/>
-                <w:sz w:val="17"/>
-                <w:lang w:val="es-PE"/>
-              </w:rPr>
-              <w:t>dashboard</w:t>
-            </w:r>
-            <w:proofErr w:type="spellEnd"/>
-            <w:r>
-              <w:rPr>
-                <w:color w:val="000000"/>
-                <w:sz w:val="17"/>
-                <w:lang w:val="es-PE"/>
-              </w:rPr>
-              <w:t>.</w:t>
+              <w:t>Modelo dimensional, ETL/ELT, almacén de datos o data mart, indicadores, análisis OLAP y dashboard.</w:t>
             </w:r>
           </w:p>
         </w:tc>
@@ -1237,21 +1120,12 @@
             <w:pPr>
               <w:spacing w:after="40" w:line="259" w:lineRule="auto"/>
             </w:pPr>
-            <w:proofErr w:type="spellStart"/>
             <w:r>
               <w:rPr>
                 <w:color w:val="000000"/>
                 <w:sz w:val="17"/>
               </w:rPr>
-              <w:t>Solución</w:t>
-            </w:r>
-            <w:proofErr w:type="spellEnd"/>
-            <w:r>
-              <w:rPr>
-                <w:color w:val="000000"/>
-                <w:sz w:val="17"/>
-              </w:rPr>
-              <w:t xml:space="preserve"> Big Data </w:t>
+              <w:t xml:space="preserve">Solución Big Data </w:t>
             </w:r>
             <w:r>
               <w:rPr>
@@ -1361,23 +1235,13 @@
                 <w:lang w:val="es-PE"/>
               </w:rPr>
             </w:pPr>
-            <w:proofErr w:type="spellStart"/>
             <w:r>
               <w:rPr>
                 <w:color w:val="000000"/>
                 <w:sz w:val="17"/>
                 <w:lang w:val="es-PE"/>
               </w:rPr>
-              <w:t>Dataset</w:t>
-            </w:r>
-            <w:proofErr w:type="spellEnd"/>
-            <w:r>
-              <w:rPr>
-                <w:color w:val="000000"/>
-                <w:sz w:val="17"/>
-                <w:lang w:val="es-PE"/>
-              </w:rPr>
-              <w:t xml:space="preserve"> original y procesado, scripts/notebook, configuraciones, logs, métricas, resultados y visualizaciones.</w:t>
+              <w:t>Dataset original y procesado, scripts/notebook, configuraciones, logs, métricas, resultados y visualizaciones.</w:t>
             </w:r>
           </w:p>
         </w:tc>
@@ -1677,21 +1541,7 @@
         <w:rPr>
           <w:lang w:val="es-PE"/>
         </w:rPr>
-        <w:t xml:space="preserve">Todo resultado debe indicar </w:t>
-      </w:r>
-      <w:proofErr w:type="spellStart"/>
-      <w:r>
-        <w:rPr>
-          <w:lang w:val="es-PE"/>
-        </w:rPr>
-        <w:t>dataset</w:t>
-      </w:r>
-      <w:proofErr w:type="spellEnd"/>
-      <w:r>
-        <w:rPr>
-          <w:lang w:val="es-PE"/>
-        </w:rPr>
-        <w:t>, versión del código, configuración, fecha de ejecución y responsable.</w:t>
+        <w:t>Todo resultado debe indicar dataset, versión del código, configuración, fecha de ejecución y responsable.</w:t>
       </w:r>
     </w:p>
     <w:p>
@@ -1729,21 +1579,7 @@
         <w:rPr>
           <w:lang w:val="es-PE"/>
         </w:rPr>
-        <w:t xml:space="preserve">No reemplace el análisis técnico por capturas: las capturas complementan, pero no sustituyen, </w:t>
-      </w:r>
-      <w:proofErr w:type="spellStart"/>
-      <w:r>
-        <w:rPr>
-          <w:lang w:val="es-PE"/>
-        </w:rPr>
-        <w:t>datasets</w:t>
-      </w:r>
-      <w:proofErr w:type="spellEnd"/>
-      <w:r>
-        <w:rPr>
-          <w:lang w:val="es-PE"/>
-        </w:rPr>
-        <w:t>, scripts, métricas, tablas y logs.</w:t>
+        <w:t>No reemplace el análisis técnico por capturas: las capturas complementan, pero no sustituyen, datasets, scripts, métricas, tablas y logs.</w:t>
       </w:r>
     </w:p>
     <w:p>
@@ -1857,9 +1693,58 @@
           <w:sz w:val="19"/>
           <w:lang w:val="es-PE"/>
         </w:rPr>
-        <w:t xml:space="preserve">Redacte entre 200 y 300 palabras. Incluya problema, objetivo, soluciones BI y Big Data, diseño experimental, </w:t>
-      </w:r>
-      <w:proofErr w:type="spellStart"/>
+        <w:t>Redacte entre 200 y 300 palabras. Incluya problema, objetivo, soluciones BI y Big Data, diseño experimental, dataset, métricas, principales resultados y conclusión técnica.</w:t>
+      </w:r>
+    </w:p>
+    <w:p>
+      <w:pPr>
+        <w:rPr>
+          <w:lang w:val="es-PE"/>
+        </w:rPr>
+      </w:pPr>
+      <w:r>
+        <w:rPr>
+          <w:lang w:val="es-PE"/>
+        </w:rPr>
+        <w:t>&lt;&lt;Redactar resumen&gt;&gt;</w:t>
+      </w:r>
+    </w:p>
+    <w:p>
+      <w:pPr>
+        <w:rPr>
+          <w:lang w:val="es-PE"/>
+        </w:rPr>
+      </w:pPr>
+      <w:r>
+        <w:rPr>
+          <w:b/>
+          <w:lang w:val="es-PE"/>
+        </w:rPr>
+        <w:t>Palabras clave:</w:t>
+      </w:r>
+      <w:r>
+        <w:rPr>
+          <w:lang w:val="es-PE"/>
+        </w:rPr>
+        <w:t xml:space="preserve"> &lt;&lt;cinco términos técnicos&gt;&gt;</w:t>
+      </w:r>
+    </w:p>
+    <w:p>
+      <w:pPr>
+        <w:pStyle w:val="Titulo1"/>
+      </w:pPr>
+      <w:r>
+        <w:t>ABSTRACT</w:t>
+      </w:r>
+    </w:p>
+    <w:p>
+      <w:pPr>
+        <w:spacing w:after="100"/>
+        <w:ind w:left="259" w:right="144"/>
+        <w:rPr>
+          <w:lang w:val="es-PE"/>
+        </w:rPr>
+      </w:pPr>
       <w:r>
         <w:rPr>
           <w:i/>
@@ -1867,9 +1752,101 @@
           <w:sz w:val="19"/>
           <w:lang w:val="es-PE"/>
         </w:rPr>
-        <w:t>dataset</w:t>
-      </w:r>
-      <w:proofErr w:type="spellEnd"/>
+        <w:t>Traduzca fielmente el resumen y las palabras clave al inglés.</w:t>
+      </w:r>
+    </w:p>
+    <w:p>
+      <w:r>
+        <w:t>&lt;&lt;Write abstract&gt;&gt;</w:t>
+      </w:r>
+    </w:p>
+    <w:p>
+      <w:r>
+        <w:rPr>
+          <w:b/>
+        </w:rPr>
+        <w:t>Keywords:</w:t>
+      </w:r>
+      <w:r>
+        <w:t xml:space="preserve"> &lt;&lt;five technical terms&gt;&gt;</w:t>
+      </w:r>
+    </w:p>
+    <w:p>
+      <w:pPr>
+        <w:pStyle w:val="Titulo1"/>
+        <w:pageBreakBefore/>
+      </w:pPr>
+      <w:r>
+        <w:lastRenderedPageBreak/>
+        <w:t>CAPÍTULO I: CONTEXTO, PROBLEMA Y OBJETIVOS</w:t>
+      </w:r>
+    </w:p>
+    <w:p>
+      <w:pPr>
+        <w:pStyle w:val="Titulo2"/>
+      </w:pPr>
+      <w:r>
+        <w:t>1.1 Contexto y necesidad empresarial</w:t>
+      </w:r>
+    </w:p>
+    <w:p>
+      <w:pPr>
+        <w:spacing w:after="100"/>
+        <w:ind w:left="259" w:right="144"/>
+        <w:rPr>
+          <w:iCs/>
+          <w:lang w:val="es-PE"/>
+        </w:rPr>
+      </w:pPr>
+      <w:r>
+        <w:rPr>
+          <w:iCs/>
+          <w:sz w:val="19"/>
+          <w:lang w:val="es-PE"/>
+        </w:rPr>
+        <w:t>La empresa Cerámicas Vale es un negocio dedicado a la distribución y comercialización de acabados para la construcción, especializada en revestimientos cerámicos, mayólicas, porcelanatos y materiales de instalación. Su proceso operativo abarca procesos como la adquisición de mercadería a proveedores, la administración de inventario físico en almacén, la cotización en mostrador y la venta y despacho a maestros de obra, contratistas y clientes particulares. La organización se vio forzada a gestionar sus operaciones mediante anotaciones manuales en cuadernos y hojas de cálculo desarticuladas. En el sector de revestimientos, el inventario presenta una alta complejidad técnica debido a que los productos no solo se gestionan por unidades, sino por cajas, metrajes, calibres y, fundamentalmente, por lotes y tonalidades.  Actualmente, los principales usuarios administrador, encargado de almacén y cajero/vendedor carecen de visibilidad centralizada sobre las existencias. La toma de decisiones comerciales (fijación de precios, abastecimiento y descuentos) y logísticas (reposición de modelos) se ejecuta de forma empírica e intuitiva.</w:t>
+      </w:r>
+      <w:r>
+        <w:rPr>
+          <w:iCs/>
+          <w:sz w:val="19"/>
+          <w:lang w:val="es-PE"/>
+        </w:rPr>
+        <w:t xml:space="preserve"> Ante esta situación, surge la necesidad de implementar un sistema gesto de base de datos en Microsoft SQL Server, conectado a Java para garantizar la integridad operativa diaria, complementado con soluciones </w:t>
+      </w:r>
+      <w:r>
+        <w:rPr>
+          <w:iCs/>
+          <w:sz w:val="19"/>
+          <w:lang w:val="es-PE"/>
+        </w:rPr>
+        <w:t xml:space="preserve">BI </w:t>
+      </w:r>
+      <w:r>
+        <w:rPr>
+          <w:iCs/>
+          <w:sz w:val="19"/>
+          <w:lang w:val="es-PE"/>
+        </w:rPr>
+        <w:t>(para la analítica táctica de ventas y rotación) y Big Data (para la ingesta escalable, análisis de patrones de consumo y procesamiento de series temporales de alta cardinalidad).</w:t>
+      </w:r>
+    </w:p>
+    <w:p>
+      <w:pPr>
+        <w:pStyle w:val="Titulo2"/>
+      </w:pPr>
+      <w:r>
+        <w:t>1.2 Formulación del problema de ingeniería</w:t>
+      </w:r>
+    </w:p>
+    <w:p>
+      <w:pPr>
+        <w:spacing w:after="100"/>
+        <w:ind w:left="259" w:right="144"/>
+        <w:rPr>
+          <w:lang w:val="es-PE"/>
+        </w:rPr>
+      </w:pPr>
       <w:r>
         <w:rPr>
           <w:i/>
@@ -1877,92 +1854,768 @@
           <w:sz w:val="19"/>
           <w:lang w:val="es-PE"/>
         </w:rPr>
-        <w:t>, métricas, principales resultados y conclusión técnica.</w:t>
-      </w:r>
-    </w:p>
-    <w:p>
-      <w:pPr>
-        <w:rPr>
+        <w:t>Formule el problema complejo que será abordado con datos. Explique sus causas, consecuencias, restricciones y por qué requiere una solución BI y una solución Big Data.</w:t>
+      </w:r>
+    </w:p>
+    <w:p>
+      <w:pPr>
+        <w:pStyle w:val="Titulo2"/>
+        <w:numPr>
+          <w:ilvl w:val="1"/>
+          <w:numId w:val="7"/>
+        </w:numPr>
+      </w:pPr>
+      <w:r>
+        <w:t>Objetivos</w:t>
+      </w:r>
+    </w:p>
+    <w:p>
+      <w:pPr>
+        <w:pStyle w:val="Titulo3"/>
+      </w:pPr>
+      <w:r>
+        <w:t xml:space="preserve">1.3.1. </w:t>
+      </w:r>
+      <w:r>
+        <w:t xml:space="preserve">Objetivo general </w:t>
+      </w:r>
+    </w:p>
+    <w:p>
+      <w:pPr>
+        <w:ind w:left="720"/>
+        <w:rPr>
+          <w:sz w:val="19"/>
+          <w:szCs w:val="19"/>
           <w:lang w:val="es-PE"/>
         </w:rPr>
       </w:pPr>
       <w:r>
         <w:rPr>
+          <w:sz w:val="19"/>
+          <w:szCs w:val="19"/>
           <w:lang w:val="es-PE"/>
         </w:rPr>
-        <w:t>&lt;&lt;Redactar resumen&gt;&gt;</w:t>
-      </w:r>
-    </w:p>
-    <w:p>
-      <w:pPr>
-        <w:rPr>
+        <w:t>Desarrollar e implementar un sistema en Java conectado a Microsoft SQL Server con soluciones de BI y Big Data, optimizando la gestión operativa de ventas e inventario y proporcionando una plataforma analítica escalable para la toma de decisiones en la empresa Cerámicas Vale.</w:t>
+      </w:r>
+    </w:p>
+    <w:p>
+      <w:pPr>
+        <w:pStyle w:val="Titulo3"/>
+      </w:pPr>
+      <w:r>
+        <w:t xml:space="preserve">1.3.2. </w:t>
+      </w:r>
+      <w:r>
+        <w:t xml:space="preserve">Objetivos específicos: </w:t>
+      </w:r>
+    </w:p>
+    <w:p>
+      <w:pPr>
+        <w:ind w:left="720"/>
+        <w:rPr>
+          <w:sz w:val="19"/>
+          <w:szCs w:val="19"/>
           <w:lang w:val="es-PE"/>
         </w:rPr>
       </w:pPr>
       <w:r>
         <w:rPr>
-          <w:b/>
+          <w:sz w:val="19"/>
+          <w:szCs w:val="19"/>
           <w:lang w:val="es-PE"/>
         </w:rPr>
-        <w:t>Palabras clave:</w:t>
-      </w:r>
-      <w:r>
-        <w:rPr>
+        <w:t>Crear la base de datos relacional en SQL Server y conectarla a un programa en Java para registrar compras, ventas y controlar el stock de cerámicos por cajas, metraje y lotes sin errores manuales.</w:t>
+      </w:r>
+    </w:p>
+    <w:p>
+      <w:pPr>
+        <w:ind w:left="720"/>
+        <w:rPr>
+          <w:sz w:val="19"/>
+          <w:szCs w:val="19"/>
           <w:lang w:val="es-PE"/>
         </w:rPr>
-        <w:t xml:space="preserve"> &lt;&lt;cinco términos técnicos&gt;&gt;</w:t>
-      </w:r>
-    </w:p>
-    <w:p>
-      <w:pPr>
-        <w:pStyle w:val="Titulo1"/>
-      </w:pPr>
-      <w:r>
-        <w:t>ABSTRACT</w:t>
-      </w:r>
-    </w:p>
-    <w:p>
-      <w:pPr>
-        <w:spacing w:after="100"/>
-        <w:ind w:left="259" w:right="144"/>
-        <w:rPr>
+      </w:pPr>
+      <w:r>
+        <w:rPr>
+          <w:sz w:val="19"/>
+          <w:szCs w:val="19"/>
           <w:lang w:val="es-PE"/>
         </w:rPr>
-      </w:pPr>
-      <w:r>
-        <w:rPr>
-          <w:i/>
-          <w:color w:val="5B6573"/>
+        <w:t>Implementar un proceso para almacenar y consultar grandes volúmenes de registros históricos de ventas y movimientos sin saturar la base de datos principal.</w:t>
+      </w:r>
+    </w:p>
+    <w:p>
+      <w:pPr>
+        <w:ind w:left="720"/>
+        <w:rPr>
           <w:sz w:val="19"/>
+          <w:szCs w:val="19"/>
           <w:lang w:val="es-PE"/>
         </w:rPr>
-        <w:t>Traduzca fielmente el resumen y las palabras clave al inglés.</w:t>
-      </w:r>
-    </w:p>
-    <w:p>
-      <w:r>
-        <w:t>&lt;&lt;Write abstract&gt;&gt;</w:t>
-      </w:r>
-    </w:p>
-    <w:p>
-      <w:r>
-        <w:rPr>
-          <w:b/>
-        </w:rPr>
-        <w:t>Keywords:</w:t>
-      </w:r>
-      <w:r>
-        <w:t xml:space="preserve"> &lt;&lt;five technical terms&gt;&gt;</w:t>
-      </w:r>
-    </w:p>
-    <w:p>
-      <w:pPr>
-        <w:pStyle w:val="Titulo1"/>
-        <w:pageBreakBefore/>
+      </w:pPr>
+      <w:r>
+        <w:rPr>
+          <w:sz w:val="19"/>
+          <w:szCs w:val="19"/>
+          <w:lang w:val="es-PE"/>
+        </w:rPr>
+        <w:t>Comparar el tiempo de respuesta y la velocidad de consulta entre la base de datos tradicional y la solución para grandes volúmenes al trabajar con diferentes cantidades de datos (pruebas con pocos datos vs. miles o millones de registros).</w:t>
+      </w:r>
+    </w:p>
+    <w:p>
+      <w:pPr>
+        <w:pStyle w:val="Titulo2"/>
+        <w:numPr>
+          <w:ilvl w:val="1"/>
+          <w:numId w:val="7"/>
+        </w:numPr>
       </w:pPr>
       <w:r>
         <w:lastRenderedPageBreak/>
-        <w:t>CAPÍTULO I: CONTEXTO, PROBLEMA Y OBJETIVOS</w:t>
+        <w:t>Alcance, restricciones y supuestos</w:t>
+      </w:r>
+    </w:p>
+    <w:p>
+      <w:pPr>
+        <w:pStyle w:val="Titulo3"/>
+      </w:pPr>
+      <w:r>
+        <w:t>1.4.1. Alcance</w:t>
+      </w:r>
+    </w:p>
+    <w:p>
+      <w:pPr>
+        <w:pStyle w:val="Titulo3"/>
+        <w:ind w:left="0"/>
+        <w:rPr>
+          <w:sz w:val="19"/>
+          <w:szCs w:val="19"/>
+        </w:rPr>
+      </w:pPr>
+      <w:r>
+        <w:tab/>
+      </w:r>
+      <w:r>
+        <w:rPr>
+          <w:color w:val="auto"/>
+          <w:sz w:val="19"/>
+          <w:szCs w:val="19"/>
+        </w:rPr>
+        <w:t xml:space="preserve">Procesos </w:t>
+      </w:r>
+      <w:r>
+        <w:rPr>
+          <w:color w:val="auto"/>
+          <w:sz w:val="19"/>
+          <w:szCs w:val="19"/>
+        </w:rPr>
+        <w:t>i</w:t>
+      </w:r>
+      <w:r>
+        <w:rPr>
+          <w:color w:val="auto"/>
+          <w:sz w:val="19"/>
+          <w:szCs w:val="19"/>
+        </w:rPr>
+        <w:t>ncluidos</w:t>
+      </w:r>
+    </w:p>
+    <w:p>
+      <w:pPr>
+        <w:pStyle w:val="Titulo3"/>
+        <w:rPr>
+          <w:b w:val="0"/>
+          <w:bCs/>
+          <w:color w:val="auto"/>
+          <w:sz w:val="19"/>
+          <w:szCs w:val="19"/>
+        </w:rPr>
+      </w:pPr>
+      <w:r>
+        <w:rPr>
+          <w:b w:val="0"/>
+          <w:bCs/>
+          <w:color w:val="auto"/>
+          <w:sz w:val="19"/>
+          <w:szCs w:val="19"/>
+        </w:rPr>
+        <w:t xml:space="preserve">Gestión de Catálogo e Inventario: Registro y categorización de productos (mayólicas, cerámicos, porcelanatos), control de stock por cajas, metraje por caja, calibres y lotes. </w:t>
+      </w:r>
+    </w:p>
+    <w:p>
+      <w:pPr>
+        <w:pStyle w:val="Titulo3"/>
+        <w:rPr>
+          <w:b w:val="0"/>
+          <w:bCs/>
+          <w:color w:val="auto"/>
+          <w:sz w:val="19"/>
+          <w:szCs w:val="19"/>
+        </w:rPr>
+      </w:pPr>
+      <w:r>
+        <w:rPr>
+          <w:b w:val="0"/>
+          <w:bCs/>
+          <w:color w:val="auto"/>
+          <w:sz w:val="19"/>
+          <w:szCs w:val="19"/>
+        </w:rPr>
+        <w:t>Gestión de Ventas y Facturación: Módulo transaccional en Java para registro de clientes, cotización, selección de stock disponible, emisión de comprobantes (boleta/factura) y descuento automático de inventario.</w:t>
+      </w:r>
+    </w:p>
+    <w:p>
+      <w:pPr>
+        <w:pStyle w:val="Titulo3"/>
+        <w:rPr>
+          <w:b w:val="0"/>
+          <w:bCs/>
+          <w:color w:val="auto"/>
+          <w:sz w:val="19"/>
+          <w:szCs w:val="19"/>
+        </w:rPr>
+      </w:pPr>
+      <w:r>
+        <w:rPr>
+          <w:b w:val="0"/>
+          <w:bCs/>
+          <w:color w:val="auto"/>
+          <w:sz w:val="19"/>
+          <w:szCs w:val="19"/>
+        </w:rPr>
+        <w:t>Gestión de Abastecimiento: Registro de compras de mercadería a proveedores y actualización de existencias en almacén.</w:t>
+      </w:r>
+    </w:p>
+    <w:p>
+      <w:pPr>
+        <w:pStyle w:val="Titulo3"/>
+        <w:rPr>
+          <w:b w:val="0"/>
+          <w:bCs/>
+          <w:color w:val="auto"/>
+          <w:sz w:val="19"/>
+          <w:szCs w:val="19"/>
+        </w:rPr>
+      </w:pPr>
+      <w:r>
+        <w:rPr>
+          <w:b w:val="0"/>
+          <w:bCs/>
+          <w:color w:val="auto"/>
+          <w:sz w:val="19"/>
+          <w:szCs w:val="19"/>
+        </w:rPr>
+        <w:t>Módulo Analítico (BI): Creación de vistas y consultas analíticas consolidadas para generar reportes y tableros visuales sobre volumen de ventas periódicas, productos de mayor rotación y alertas de existencias bajas.</w:t>
+      </w:r>
+    </w:p>
+    <w:p>
+      <w:pPr>
+        <w:pStyle w:val="Titulo3"/>
+        <w:rPr>
+          <w:b w:val="0"/>
+          <w:bCs/>
+          <w:color w:val="auto"/>
+          <w:sz w:val="19"/>
+          <w:szCs w:val="19"/>
+        </w:rPr>
+      </w:pPr>
+      <w:r>
+        <w:rPr>
+          <w:b w:val="0"/>
+          <w:bCs/>
+          <w:color w:val="auto"/>
+          <w:sz w:val="19"/>
+          <w:szCs w:val="19"/>
+        </w:rPr>
+        <w:t>Módulo de Procesamiento Masivo (Big Data): Carga y consulta de datasets históricos simulados a gran escala para evaluar la respuesta del sistema frente al crecimiento de datos del negocio.</w:t>
+      </w:r>
+    </w:p>
+    <w:p>
+      <w:pPr>
+        <w:pStyle w:val="Titulo3"/>
+        <w:rPr>
+          <w:color w:val="auto"/>
+          <w:sz w:val="19"/>
+          <w:szCs w:val="19"/>
+        </w:rPr>
+      </w:pPr>
+      <w:r>
+        <w:rPr>
+          <w:color w:val="auto"/>
+          <w:sz w:val="19"/>
+          <w:szCs w:val="19"/>
+        </w:rPr>
+        <w:t>Procesos no incluidos</w:t>
+      </w:r>
+    </w:p>
+    <w:p>
+      <w:pPr>
+        <w:pStyle w:val="Titulo3"/>
+        <w:rPr>
+          <w:b w:val="0"/>
+          <w:bCs/>
+          <w:color w:val="auto"/>
+          <w:sz w:val="19"/>
+          <w:szCs w:val="19"/>
+        </w:rPr>
+      </w:pPr>
+      <w:r>
+        <w:rPr>
+          <w:b w:val="0"/>
+          <w:bCs/>
+          <w:color w:val="auto"/>
+          <w:sz w:val="19"/>
+          <w:szCs w:val="19"/>
+        </w:rPr>
+        <w:t>Integración en tiempo real con pasarelas de pago bancarias o terminales POS físicos.</w:t>
+      </w:r>
+    </w:p>
+    <w:p>
+      <w:pPr>
+        <w:pStyle w:val="Titulo3"/>
+        <w:rPr>
+          <w:b w:val="0"/>
+          <w:bCs/>
+          <w:color w:val="auto"/>
+          <w:sz w:val="19"/>
+          <w:szCs w:val="19"/>
+        </w:rPr>
+      </w:pPr>
+      <w:r>
+        <w:rPr>
+          <w:b w:val="0"/>
+          <w:bCs/>
+          <w:color w:val="auto"/>
+          <w:sz w:val="19"/>
+          <w:szCs w:val="19"/>
+        </w:rPr>
+        <w:t>Facturación electrónica directa mediante web services en vivo con SUNAT (se simula la numeración y estructura del comprobante de pago).</w:t>
+      </w:r>
+    </w:p>
+    <w:p>
+      <w:pPr>
+        <w:pStyle w:val="Titulo3"/>
+        <w:rPr>
+          <w:b w:val="0"/>
+          <w:bCs/>
+          <w:color w:val="auto"/>
+          <w:sz w:val="19"/>
+          <w:szCs w:val="19"/>
+        </w:rPr>
+      </w:pPr>
+      <w:r>
+        <w:rPr>
+          <w:b w:val="0"/>
+          <w:bCs/>
+          <w:color w:val="auto"/>
+          <w:sz w:val="19"/>
+          <w:szCs w:val="19"/>
+        </w:rPr>
+        <w:t>Módulos de gestión de recursos humanos, planillas o nóminas del personal.</w:t>
+      </w:r>
+    </w:p>
+    <w:p>
+      <w:pPr>
+        <w:pStyle w:val="Titulo3"/>
+        <w:rPr>
+          <w:b w:val="0"/>
+          <w:bCs/>
+          <w:color w:val="auto"/>
+          <w:sz w:val="19"/>
+          <w:szCs w:val="19"/>
+        </w:rPr>
+      </w:pPr>
+      <w:r>
+        <w:rPr>
+          <w:b w:val="0"/>
+          <w:bCs/>
+          <w:color w:val="auto"/>
+          <w:sz w:val="19"/>
+          <w:szCs w:val="19"/>
+        </w:rPr>
+        <w:t>Logística externa de transporte y despacho por flotas vehiculares tercerizadas fuera de tienda.</w:t>
+      </w:r>
+    </w:p>
+    <w:p>
+      <w:pPr>
+        <w:pStyle w:val="Titulo3"/>
+      </w:pPr>
+      <w:r>
+        <w:t>1.4.2. Restricciones</w:t>
+      </w:r>
+    </w:p>
+    <w:p>
+      <w:pPr>
+        <w:pStyle w:val="Titulo3"/>
+        <w:rPr>
+          <w:b w:val="0"/>
+          <w:bCs/>
+          <w:color w:val="auto"/>
+          <w:sz w:val="19"/>
+          <w:szCs w:val="19"/>
+        </w:rPr>
+      </w:pPr>
+      <w:r>
+        <w:rPr>
+          <w:b w:val="0"/>
+          <w:bCs/>
+          <w:color w:val="auto"/>
+          <w:sz w:val="19"/>
+          <w:szCs w:val="19"/>
+        </w:rPr>
+        <w:t>Restricciones Técnicas y de Software:</w:t>
+      </w:r>
+      <w:r>
+        <w:rPr>
+          <w:b w:val="0"/>
+          <w:bCs/>
+          <w:color w:val="auto"/>
+          <w:sz w:val="19"/>
+          <w:szCs w:val="19"/>
+        </w:rPr>
+        <w:t xml:space="preserve"> </w:t>
+      </w:r>
+      <w:r>
+        <w:rPr>
+          <w:b w:val="0"/>
+          <w:bCs/>
+          <w:color w:val="auto"/>
+          <w:sz w:val="19"/>
+          <w:szCs w:val="19"/>
+        </w:rPr>
+        <w:t>El sistema transaccional se desarrollará en lenguaje Java, interactuando con Microsoft SQL Server exclusivamente mediante el controlador JDBC.</w:t>
+      </w:r>
+      <w:r>
+        <w:rPr>
+          <w:b w:val="0"/>
+          <w:bCs/>
+          <w:color w:val="auto"/>
+          <w:sz w:val="19"/>
+          <w:szCs w:val="19"/>
+        </w:rPr>
+        <w:t xml:space="preserve"> </w:t>
+      </w:r>
+      <w:r>
+        <w:rPr>
+          <w:b w:val="0"/>
+          <w:bCs/>
+          <w:color w:val="auto"/>
+          <w:sz w:val="19"/>
+          <w:szCs w:val="19"/>
+        </w:rPr>
+        <w:t>La administración de base de datos se realizará de forma local mediante SQL Server Management Studio (SSMS).</w:t>
+      </w:r>
+      <w:r>
+        <w:rPr>
+          <w:b w:val="0"/>
+          <w:bCs/>
+          <w:color w:val="auto"/>
+          <w:sz w:val="19"/>
+          <w:szCs w:val="19"/>
+        </w:rPr>
+        <w:t xml:space="preserve"> </w:t>
+      </w:r>
+      <w:r>
+        <w:rPr>
+          <w:b w:val="0"/>
+          <w:bCs/>
+          <w:color w:val="auto"/>
+          <w:sz w:val="19"/>
+          <w:szCs w:val="19"/>
+        </w:rPr>
+        <w:t xml:space="preserve">El control de versiones y la trazabilidad del código se restringirá al uso de Git y un repositorio remoto en GitHub.  </w:t>
+      </w:r>
+    </w:p>
+    <w:p>
+      <w:pPr>
+        <w:pStyle w:val="Titulo3"/>
+        <w:rPr>
+          <w:b w:val="0"/>
+          <w:bCs/>
+          <w:color w:val="auto"/>
+          <w:sz w:val="19"/>
+          <w:szCs w:val="19"/>
+        </w:rPr>
+      </w:pPr>
+      <w:r>
+        <w:rPr>
+          <w:b w:val="0"/>
+          <w:bCs/>
+          <w:color w:val="auto"/>
+          <w:sz w:val="19"/>
+          <w:szCs w:val="19"/>
+        </w:rPr>
+        <w:t>Restricciones de Infraestructura y Costo:</w:t>
+      </w:r>
+      <w:r>
+        <w:rPr>
+          <w:b w:val="0"/>
+          <w:bCs/>
+          <w:color w:val="auto"/>
+          <w:sz w:val="19"/>
+          <w:szCs w:val="19"/>
+        </w:rPr>
+        <w:t xml:space="preserve"> </w:t>
+      </w:r>
+      <w:r>
+        <w:rPr>
+          <w:b w:val="0"/>
+          <w:bCs/>
+          <w:color w:val="auto"/>
+          <w:sz w:val="19"/>
+          <w:szCs w:val="19"/>
+        </w:rPr>
+        <w:t>El despliegue y las pruebas de rendimiento se ejecutarán en un entorno local, sin incurrir en costos de suscripciones.</w:t>
+      </w:r>
+    </w:p>
+    <w:p>
+      <w:pPr>
+        <w:pStyle w:val="Titulo3"/>
+        <w:rPr>
+          <w:b w:val="0"/>
+          <w:bCs/>
+          <w:color w:val="auto"/>
+          <w:sz w:val="19"/>
+          <w:szCs w:val="19"/>
+        </w:rPr>
+      </w:pPr>
+      <w:r>
+        <w:rPr>
+          <w:b w:val="0"/>
+          <w:bCs/>
+          <w:color w:val="auto"/>
+          <w:sz w:val="19"/>
+          <w:szCs w:val="19"/>
+        </w:rPr>
+        <w:t>Restricciones Temporales:</w:t>
+      </w:r>
+      <w:r>
+        <w:rPr>
+          <w:b w:val="0"/>
+          <w:bCs/>
+          <w:color w:val="auto"/>
+          <w:sz w:val="19"/>
+          <w:szCs w:val="19"/>
+        </w:rPr>
+        <w:t xml:space="preserve"> </w:t>
+      </w:r>
+      <w:r>
+        <w:rPr>
+          <w:b w:val="0"/>
+          <w:bCs/>
+          <w:color w:val="auto"/>
+          <w:sz w:val="19"/>
+          <w:szCs w:val="19"/>
+        </w:rPr>
+        <w:t xml:space="preserve">El desarrollo del aplicativo, scripts de base de datos, experimentación y redacción del informe final están limitados al calendario lectivo del ciclo académico 2026-2 de la UPN. </w:t>
+      </w:r>
+    </w:p>
+    <w:p>
+      <w:pPr>
+        <w:pStyle w:val="Titulo3"/>
+        <w:rPr>
+          <w:b w:val="0"/>
+          <w:bCs/>
+          <w:color w:val="auto"/>
+          <w:sz w:val="19"/>
+          <w:szCs w:val="19"/>
+        </w:rPr>
+      </w:pPr>
+      <w:r>
+        <w:rPr>
+          <w:b w:val="0"/>
+          <w:bCs/>
+          <w:color w:val="auto"/>
+          <w:sz w:val="19"/>
+          <w:szCs w:val="19"/>
+        </w:rPr>
+        <w:t>Restricciones de Información y Privacidad:</w:t>
+      </w:r>
+      <w:r>
+        <w:rPr>
+          <w:b w:val="0"/>
+          <w:bCs/>
+          <w:color w:val="auto"/>
+          <w:sz w:val="19"/>
+          <w:szCs w:val="19"/>
+        </w:rPr>
+        <w:t xml:space="preserve"> </w:t>
+      </w:r>
+      <w:r>
+        <w:rPr>
+          <w:b w:val="0"/>
+          <w:bCs/>
+          <w:color w:val="auto"/>
+          <w:sz w:val="19"/>
+          <w:szCs w:val="19"/>
+        </w:rPr>
+        <w:t xml:space="preserve">Por motivos de confidencialidad comercial, los datos de transacciones de clientes y ventas históricas no provendrán de datos reales confidenciales de la </w:t>
+      </w:r>
+      <w:r>
+        <w:rPr>
+          <w:b w:val="0"/>
+          <w:bCs/>
+          <w:color w:val="auto"/>
+          <w:sz w:val="19"/>
+          <w:szCs w:val="19"/>
+        </w:rPr>
+        <w:lastRenderedPageBreak/>
+        <w:t>empresa, sino de datos transaccionales anonimizados y datasets sintéticos estructurados con base en el catálogo real de cerámicos.</w:t>
+      </w:r>
+    </w:p>
+    <w:p>
+      <w:pPr>
+        <w:pStyle w:val="Titulo3"/>
+      </w:pPr>
+      <w:r>
+        <w:t>1.4.3. Supuestos</w:t>
+      </w:r>
+    </w:p>
+    <w:p>
+      <w:pPr>
+        <w:pStyle w:val="Titulo3"/>
+        <w:rPr>
+          <w:b w:val="0"/>
+          <w:bCs/>
+          <w:color w:val="auto"/>
+          <w:sz w:val="19"/>
+          <w:szCs w:val="19"/>
+        </w:rPr>
+      </w:pPr>
+      <w:r>
+        <w:rPr>
+          <w:b w:val="0"/>
+          <w:bCs/>
+          <w:color w:val="auto"/>
+          <w:sz w:val="19"/>
+          <w:szCs w:val="19"/>
+        </w:rPr>
+        <w:t>Supuesto de Conectividad y Entorno: Se asume que el equipo donde se ejecute la aplicación cuenta con el entorno de ejecución de Java</w:t>
+      </w:r>
+      <w:r>
+        <w:rPr>
+          <w:b w:val="0"/>
+          <w:bCs/>
+          <w:color w:val="auto"/>
+          <w:sz w:val="19"/>
+          <w:szCs w:val="19"/>
+        </w:rPr>
+        <w:t xml:space="preserve"> </w:t>
+      </w:r>
+      <w:r>
+        <w:rPr>
+          <w:b w:val="0"/>
+          <w:bCs/>
+          <w:color w:val="auto"/>
+          <w:sz w:val="19"/>
+          <w:szCs w:val="19"/>
+        </w:rPr>
+        <w:t xml:space="preserve">y </w:t>
+      </w:r>
+      <w:r>
+        <w:rPr>
+          <w:b w:val="0"/>
+          <w:bCs/>
+          <w:color w:val="auto"/>
+          <w:sz w:val="19"/>
+          <w:szCs w:val="19"/>
+        </w:rPr>
+        <w:t xml:space="preserve">el </w:t>
+      </w:r>
+      <w:r>
+        <w:rPr>
+          <w:b w:val="0"/>
+          <w:bCs/>
+          <w:color w:val="auto"/>
+          <w:sz w:val="19"/>
+          <w:szCs w:val="19"/>
+        </w:rPr>
+        <w:t>servicio de Microsoft SQL Server por red local o localhost.</w:t>
+      </w:r>
+    </w:p>
+    <w:p>
+      <w:pPr>
+        <w:pStyle w:val="Titulo3"/>
+        <w:rPr>
+          <w:b w:val="0"/>
+          <w:bCs/>
+          <w:color w:val="auto"/>
+          <w:sz w:val="19"/>
+          <w:szCs w:val="19"/>
+        </w:rPr>
+      </w:pPr>
+      <w:r>
+        <w:rPr>
+          <w:b w:val="0"/>
+          <w:bCs/>
+          <w:color w:val="auto"/>
+          <w:sz w:val="19"/>
+          <w:szCs w:val="19"/>
+        </w:rPr>
+        <w:t xml:space="preserve">Supuesto Operativo: Se asume que el personal del almacén y mostrador de Cerámicas Vale ingresará las roturas y compras de forma inmediata en el sistema, manteniendo la consistencia de inventario en almacén sin desfases manuales.  </w:t>
+      </w:r>
+    </w:p>
+    <w:p>
+      <w:pPr>
+        <w:pStyle w:val="Titulo3"/>
+        <w:rPr>
+          <w:b w:val="0"/>
+          <w:bCs/>
+          <w:color w:val="auto"/>
+          <w:sz w:val="19"/>
+          <w:szCs w:val="19"/>
+        </w:rPr>
+      </w:pPr>
+      <w:r>
+        <w:rPr>
+          <w:b w:val="0"/>
+          <w:bCs/>
+          <w:color w:val="auto"/>
+          <w:sz w:val="19"/>
+          <w:szCs w:val="19"/>
+        </w:rPr>
+        <w:t xml:space="preserve">Supuesto de Volumen de Datos para Pruebas: Se asume que un dataset generado sintéticamente de hasta </w:t>
+      </w:r>
+      <w:r>
+        <w:rPr>
+          <w:b w:val="0"/>
+          <w:bCs/>
+          <w:color w:val="auto"/>
+          <w:sz w:val="19"/>
+          <w:szCs w:val="19"/>
+        </w:rPr>
+        <w:t>5</w:t>
+      </w:r>
+      <w:r>
+        <w:rPr>
+          <w:b w:val="0"/>
+          <w:bCs/>
+          <w:color w:val="auto"/>
+          <w:sz w:val="19"/>
+          <w:szCs w:val="19"/>
+        </w:rPr>
+        <w:t xml:space="preserve">000 registros modela de forma representativa el comportamiento del negocio en un horizonte de </w:t>
+      </w:r>
+      <w:r>
+        <w:rPr>
+          <w:b w:val="0"/>
+          <w:bCs/>
+          <w:color w:val="auto"/>
+          <w:sz w:val="19"/>
+          <w:szCs w:val="19"/>
+        </w:rPr>
+        <w:t>1</w:t>
+      </w:r>
+      <w:r>
+        <w:rPr>
+          <w:b w:val="0"/>
+          <w:bCs/>
+          <w:color w:val="auto"/>
+          <w:sz w:val="19"/>
+          <w:szCs w:val="19"/>
+        </w:rPr>
+        <w:t xml:space="preserve"> año de operación comercial para las pruebas de Big Data y experimentación.</w:t>
       </w:r>
     </w:p>
     <w:p>
@@ -1970,159 +2623,7 @@
         <w:pStyle w:val="Titulo2"/>
       </w:pPr>
       <w:r>
-        <w:t>1.1 Contexto y necesidad empresarial</w:t>
-      </w:r>
-    </w:p>
-    <w:p>
-      <w:pPr>
-        <w:spacing w:after="100"/>
-        <w:ind w:left="259" w:right="144"/>
-        <w:rPr>
-          <w:lang w:val="es-PE"/>
-        </w:rPr>
-      </w:pPr>
-      <w:r>
-        <w:rPr>
-          <w:i/>
-          <w:color w:val="5B6573"/>
-          <w:sz w:val="19"/>
-          <w:lang w:val="es-PE"/>
-        </w:rPr>
-        <w:t>La empresa Cerámicas Vale es un negocio dedicado a la distribución y comercialización de acabados para la construcción, especializada en revestimientos cerámicos, mayólicas, porcelanatos y materiales de instalación. Su proceso operativo abarca procesos como la adquisición de mercadería a proveedores, la administración de inventario físico en almacén, la cotización en mostrador y la venta y despacho a maestros de obra, contratistas y clientes particulares. La organización se vio forzada a gestionar sus operaciones mediante anotaciones manuales en cuadernos y hojas de cálculo desarticuladas. En el sector de revestimientos, el inventario presenta una alta complejidad técnica debido a que los productos no solo se gestionan por unidades, sino por cajas, metrajes, calibres y, fundamentalmente, por lotes y tonalidades.  Actualmente, los principales usuarios administrador, encargado de almacén y cajero/vendedor carecen de visibilidad centralizada sobre las existencias. La toma de decisiones comerciales (fijación de precios, abastecimiento y descuentos) y logísticas (reposición de modelos) se ejecuta de forma empírica e intuitiva.</w:t>
-      </w:r>
-      <w:r>
-        <w:rPr>
-          <w:i/>
-          <w:color w:val="5B6573"/>
-          <w:sz w:val="19"/>
-          <w:lang w:val="es-PE"/>
-        </w:rPr>
-        <w:t xml:space="preserve"> </w:t>
-      </w:r>
-      <w:r>
-        <w:rPr>
-          <w:i/>
-          <w:color w:val="5B6573"/>
-          <w:sz w:val="19"/>
-          <w:lang w:val="es-PE"/>
-        </w:rPr>
-        <w:t>Ante esta situación, surge la necesidad de implementar un sistema gesto de base de datos en Microsoft SQL Server, conectado a Java para garantizar la integridad operativa diaria, complementado con soluciones de Inteligencia de Negocios (para la analítica táctica de ventas y rotación) y Big Data (para la ingesta escalable, análisis de patrones de consumo y procesamiento de series temporales de alta cardinalidad).</w:t>
-      </w:r>
-    </w:p>
-    <w:p>
-      <w:pPr>
-        <w:pStyle w:val="Titulo2"/>
-      </w:pPr>
-      <w:r>
-        <w:t>1.2 Formulación del problema de ingeniería</w:t>
-      </w:r>
-    </w:p>
-    <w:p>
-      <w:pPr>
-        <w:spacing w:after="100"/>
-        <w:ind w:left="259" w:right="144"/>
-        <w:rPr>
-          <w:lang w:val="es-PE"/>
-        </w:rPr>
-      </w:pPr>
-      <w:r>
-        <w:rPr>
-          <w:i/>
-          <w:color w:val="5B6573"/>
-          <w:sz w:val="19"/>
-          <w:lang w:val="es-PE"/>
-        </w:rPr>
-        <w:t>Formule el problema complejo que será abordado con datos. Explique sus causas, consecuencias, restricciones y por qué requiere una solución BI y una solución Big Data.</w:t>
-      </w:r>
-    </w:p>
-    <w:p>
-      <w:pPr>
-        <w:pStyle w:val="Titulo2"/>
-      </w:pPr>
-      <w:r>
-        <w:t>1.3 Objetivos</w:t>
-      </w:r>
-    </w:p>
-    <w:p>
-      <w:pPr>
-        <w:rPr>
-          <w:lang w:val="es-PE"/>
-        </w:rPr>
-      </w:pPr>
-      <w:r>
-        <w:rPr>
-          <w:b/>
-          <w:lang w:val="es-PE"/>
-        </w:rPr>
-        <w:t>Objetivo general:</w:t>
-      </w:r>
-      <w:r>
-        <w:rPr>
-          <w:lang w:val="es-PE"/>
-        </w:rPr>
-        <w:t xml:space="preserve"> &lt;&lt;redactar con resultado verificable&gt;&gt;</w:t>
-      </w:r>
-    </w:p>
-    <w:p>
-      <w:pPr>
-        <w:rPr>
-          <w:lang w:val="es-PE"/>
-        </w:rPr>
-      </w:pPr>
-      <w:r>
-        <w:rPr>
-          <w:b/>
-          <w:lang w:val="es-PE"/>
-        </w:rPr>
-        <w:t>Objetivos específicos:</w:t>
-      </w:r>
-      <w:r>
-        <w:rPr>
-          <w:lang w:val="es-PE"/>
-        </w:rPr>
-        <w:t xml:space="preserve"> &lt;&lt;incluir objetivos para BI, Big Data y experimentación&gt;&gt;</w:t>
-      </w:r>
-    </w:p>
-    <w:p>
-      <w:pPr>
-        <w:pStyle w:val="Titulo2"/>
-      </w:pPr>
-      <w:r>
-        <w:t>1.4 Alcance, restricciones y supuestos</w:t>
-      </w:r>
-    </w:p>
-    <w:p>
-      <w:pPr>
-        <w:spacing w:after="100"/>
-        <w:ind w:left="259" w:right="144"/>
-        <w:rPr>
-          <w:lang w:val="es-PE"/>
-        </w:rPr>
-      </w:pPr>
-      <w:r>
-        <w:rPr>
-          <w:i/>
-          <w:color w:val="5B6573"/>
-          <w:sz w:val="19"/>
-          <w:lang w:val="es-PE"/>
-        </w:rPr>
-        <w:t>Delimite procesos, datos, usuarios, funcionalidades incluidas/excluidas, restricciones técnicas, costo, tiempo, privacidad, infraestructura y supuestos verificables.</w:t>
-      </w:r>
-    </w:p>
-    <w:p>
-      <w:pPr>
-        <w:pStyle w:val="Titulo2"/>
-      </w:pPr>
-      <w:r>
-        <w:t xml:space="preserve">1.5 </w:t>
-      </w:r>
-      <w:proofErr w:type="spellStart"/>
-      <w:r>
-        <w:t>Stakeholders</w:t>
-      </w:r>
-      <w:proofErr w:type="spellEnd"/>
-      <w:r>
-        <w:t xml:space="preserve"> y criterios de éxito</w:t>
+        <w:t>1.5 Stakeholders y criterios de éxito</w:t>
       </w:r>
     </w:p>
     <w:tbl>
@@ -2567,7 +3068,6 @@
         <w:pStyle w:val="Titulo2"/>
       </w:pPr>
       <w:r>
-        <w:lastRenderedPageBreak/>
         <w:t>1.6 Fuentes, gobierno y ética de los datos</w:t>
       </w:r>
     </w:p>
@@ -2648,47 +3148,7 @@
           <w:sz w:val="19"/>
           <w:lang w:val="es-PE"/>
         </w:rPr>
-        <w:t xml:space="preserve">Desarrolle los conceptos necesarios: integración de datos, ETL/ELT, modelado dimensional, data </w:t>
-      </w:r>
-      <w:proofErr w:type="spellStart"/>
-      <w:r>
-        <w:rPr>
-          <w:i/>
-          <w:color w:val="5B6573"/>
-          <w:sz w:val="19"/>
-          <w:lang w:val="es-PE"/>
-        </w:rPr>
-        <w:t>warehouse</w:t>
-      </w:r>
-      <w:proofErr w:type="spellEnd"/>
-      <w:r>
-        <w:rPr>
-          <w:i/>
-          <w:color w:val="5B6573"/>
-          <w:sz w:val="19"/>
-          <w:lang w:val="es-PE"/>
-        </w:rPr>
-        <w:t xml:space="preserve">/data </w:t>
-      </w:r>
-      <w:proofErr w:type="spellStart"/>
-      <w:r>
-        <w:rPr>
-          <w:i/>
-          <w:color w:val="5B6573"/>
-          <w:sz w:val="19"/>
-          <w:lang w:val="es-PE"/>
-        </w:rPr>
-        <w:t>mart</w:t>
-      </w:r>
-      <w:proofErr w:type="spellEnd"/>
-      <w:r>
-        <w:rPr>
-          <w:i/>
-          <w:color w:val="5B6573"/>
-          <w:sz w:val="19"/>
-          <w:lang w:val="es-PE"/>
-        </w:rPr>
-        <w:t>, OLAP, indicadores y visualización.</w:t>
+        <w:t>Desarrolle los conceptos necesarios: integración de datos, ETL/ELT, modelado dimensional, data warehouse/data mart, OLAP, indicadores y visualización.</w:t>
       </w:r>
     </w:p>
     <w:p>
@@ -3556,9 +4016,26 @@
           <w:sz w:val="19"/>
           <w:lang w:val="es-PE"/>
         </w:rPr>
-        <w:t xml:space="preserve">Documente ingesta </w:t>
-      </w:r>
-      <w:proofErr w:type="spellStart"/>
+        <w:t>Documente ingesta batch/streaming, almacenamiento, particionamiento, procesamiento distribuido, orquestación, consulta/serving, monitoreo y seguridad. Indique la función y versión de cada componente.</w:t>
+      </w:r>
+    </w:p>
+    <w:p>
+      <w:pPr>
+        <w:pStyle w:val="Titulo3"/>
+      </w:pPr>
+      <w:r>
+        <w:t>3.5.3 Modelo y ciclo de vida de datos</w:t>
+      </w:r>
+    </w:p>
+    <w:p>
+      <w:pPr>
+        <w:spacing w:after="100"/>
+        <w:ind w:left="259" w:right="144"/>
+        <w:jc w:val="both"/>
+        <w:rPr>
+          <w:lang w:val="es-PE"/>
+        </w:rPr>
+      </w:pPr>
       <w:r>
         <w:rPr>
           <w:i/>
@@ -3566,19 +4043,29 @@
           <w:sz w:val="19"/>
           <w:lang w:val="es-PE"/>
         </w:rPr>
-        <w:t>batch</w:t>
-      </w:r>
-      <w:proofErr w:type="spellEnd"/>
-      <w:r>
+        <w:t>Describa formatos, esquemas, particiones, catálogo/metadatos, linaje, retención, calidad y tratamiento de datos incompletos, duplicados o tardíos.</w:t>
+      </w:r>
+    </w:p>
+    <w:p>
+      <w:pPr>
+        <w:pStyle w:val="Titulo3"/>
+      </w:pPr>
+      <w:r>
+        <w:t>3.5.4 Escalabilidad, resiliencia y operación</w:t>
+      </w:r>
+    </w:p>
+    <w:p>
+      <w:pPr>
+        <w:spacing w:after="100"/>
+        <w:ind w:left="259" w:right="144"/>
+        <w:jc w:val="both"/>
         <w:rPr>
           <w:i/>
           <w:color w:val="5B6573"/>
           <w:sz w:val="19"/>
           <w:lang w:val="es-PE"/>
         </w:rPr>
-        <w:t>/</w:t>
-      </w:r>
-      <w:proofErr w:type="spellStart"/>
+      </w:pPr>
       <w:r>
         <w:rPr>
           <w:i/>
@@ -3586,19 +4073,29 @@
           <w:sz w:val="19"/>
           <w:lang w:val="es-PE"/>
         </w:rPr>
-        <w:t>streaming</w:t>
-      </w:r>
-      <w:proofErr w:type="spellEnd"/>
-      <w:r>
+        <w:t>Defina cómo se evaluarán rendimiento, escalabilidad, uso de recursos, tolerancia a fallos y recuperación. Distinga capacidades implementadas de propuestas futuras.</w:t>
+      </w:r>
+    </w:p>
+    <w:p>
+      <w:pPr>
+        <w:pStyle w:val="Titulo3"/>
+      </w:pPr>
+      <w:r>
+        <w:t xml:space="preserve">3.5.5 Resultados </w:t>
+      </w:r>
+    </w:p>
+    <w:p>
+      <w:pPr>
+        <w:spacing w:after="100"/>
+        <w:ind w:left="259" w:right="144"/>
+        <w:jc w:val="both"/>
         <w:rPr>
           <w:i/>
           <w:color w:val="5B6573"/>
           <w:sz w:val="19"/>
           <w:lang w:val="es-PE"/>
         </w:rPr>
-        <w:t>, almacenamiento, particionamiento, procesamiento distribuido, orquestación, consulta/</w:t>
-      </w:r>
-      <w:proofErr w:type="spellStart"/>
+      </w:pPr>
       <w:r>
         <w:rPr>
           <w:i/>
@@ -3606,9 +4103,8 @@
           <w:sz w:val="19"/>
           <w:lang w:val="es-PE"/>
         </w:rPr>
-        <w:t>serving</w:t>
-      </w:r>
-      <w:proofErr w:type="spellEnd"/>
+        <w:t xml:space="preserve">Evidencia de funcionamiento de la solución </w:t>
+      </w:r>
       <w:r>
         <w:rPr>
           <w:i/>
@@ -3616,22 +4112,21 @@
           <w:sz w:val="19"/>
           <w:lang w:val="es-PE"/>
         </w:rPr>
-        <w:t>, monitoreo y seguridad. Indique la función y versión de cada componente.</w:t>
-      </w:r>
-    </w:p>
-    <w:p>
-      <w:pPr>
-        <w:pStyle w:val="Titulo3"/>
-      </w:pPr>
-      <w:r>
-        <w:t>3.5.3 Modelo y ciclo de vida de datos</w:t>
+        <w:t>como: visualización de datos (Python, Power BI, etc.)</w:t>
+      </w:r>
+    </w:p>
+    <w:p>
+      <w:pPr>
+        <w:pStyle w:val="Titulo2"/>
+      </w:pPr>
+      <w:r>
+        <w:t>3.6 Seguridad, privacidad y riesgos</w:t>
       </w:r>
     </w:p>
     <w:p>
       <w:pPr>
         <w:spacing w:after="100"/>
         <w:ind w:left="259" w:right="144"/>
-        <w:jc w:val="both"/>
         <w:rPr>
           <w:lang w:val="es-PE"/>
         </w:rPr>
@@ -3643,29 +4138,17 @@
           <w:sz w:val="19"/>
           <w:lang w:val="es-PE"/>
         </w:rPr>
-        <w:t>Describa formatos, esquemas, particiones, catálogo/metadatos, linaje, retención, calidad y tratamiento de datos incompletos, duplicados o tardíos.</w:t>
-      </w:r>
-    </w:p>
-    <w:p>
-      <w:pPr>
-        <w:pStyle w:val="Titulo3"/>
-      </w:pPr>
-      <w:r>
-        <w:t>3.5.4 Escalabilidad, resiliencia y operación</w:t>
-      </w:r>
-    </w:p>
-    <w:p>
-      <w:pPr>
-        <w:spacing w:after="100"/>
-        <w:ind w:left="259" w:right="144"/>
-        <w:jc w:val="both"/>
+        <w:t>Incluya amenazas relevantes,</w:t>
+      </w:r>
+      <w:r>
         <w:rPr>
           <w:i/>
           <w:color w:val="5B6573"/>
           <w:sz w:val="19"/>
           <w:lang w:val="es-PE"/>
         </w:rPr>
-      </w:pPr>
+        <w:t xml:space="preserve"> plan de riesgos, </w:t>
+      </w:r>
       <w:r>
         <w:rPr>
           <w:i/>
@@ -3673,136 +4156,33 @@
           <w:sz w:val="19"/>
           <w:lang w:val="es-PE"/>
         </w:rPr>
-        <w:t>Defina cómo se evaluarán rendimiento, escalabilidad, uso de recursos, tolerancia a fallos y recuperación. Distinga capacidades implementadas de propuestas futuras.</w:t>
-      </w:r>
-    </w:p>
-    <w:p>
-      <w:pPr>
-        <w:pStyle w:val="Titulo3"/>
-      </w:pPr>
-      <w:r>
-        <w:t xml:space="preserve">3.5.5 Resultados </w:t>
+        <w:t>roles y permisos, cifrado, secretos, auditoría, respaldo, recuperación, privacidad, sesgos, impacto y controles aplicados a ambas soluciones.</w:t>
+      </w:r>
+    </w:p>
+    <w:p>
+      <w:pPr>
+        <w:pStyle w:val="Titulo2"/>
+      </w:pPr>
+      <w:r>
+        <w:t>3.7 Plan de despliegue y aceptación</w:t>
       </w:r>
     </w:p>
     <w:p>
       <w:pPr>
         <w:spacing w:after="100"/>
         <w:ind w:left="259" w:right="144"/>
-        <w:jc w:val="both"/>
+        <w:rPr>
+          <w:lang w:val="es-PE"/>
+        </w:rPr>
+      </w:pPr>
+      <w:r>
         <w:rPr>
           <w:i/>
           <w:color w:val="5B6573"/>
           <w:sz w:val="19"/>
           <w:lang w:val="es-PE"/>
         </w:rPr>
-      </w:pPr>
-      <w:r>
-        <w:rPr>
-          <w:i/>
-          <w:color w:val="5B6573"/>
-          <w:sz w:val="19"/>
-          <w:lang w:val="es-PE"/>
-        </w:rPr>
-        <w:t xml:space="preserve">Evidencia de funcionamiento de la solución </w:t>
-      </w:r>
-      <w:r>
-        <w:rPr>
-          <w:i/>
-          <w:color w:val="5B6573"/>
-          <w:sz w:val="19"/>
-          <w:lang w:val="es-PE"/>
-        </w:rPr>
-        <w:t>como: visualización de datos (Python, Power BI, etc.)</w:t>
-      </w:r>
-    </w:p>
-    <w:p>
-      <w:pPr>
-        <w:pStyle w:val="Titulo2"/>
-      </w:pPr>
-      <w:r>
-        <w:t>3.6 Seguridad, privacidad y riesgos</w:t>
-      </w:r>
-    </w:p>
-    <w:p>
-      <w:pPr>
-        <w:spacing w:after="100"/>
-        <w:ind w:left="259" w:right="144"/>
-        <w:rPr>
-          <w:lang w:val="es-PE"/>
-        </w:rPr>
-      </w:pPr>
-      <w:r>
-        <w:rPr>
-          <w:i/>
-          <w:color w:val="5B6573"/>
-          <w:sz w:val="19"/>
-          <w:lang w:val="es-PE"/>
-        </w:rPr>
-        <w:t>Incluya amenazas relevantes,</w:t>
-      </w:r>
-      <w:r>
-        <w:rPr>
-          <w:i/>
-          <w:color w:val="5B6573"/>
-          <w:sz w:val="19"/>
-          <w:lang w:val="es-PE"/>
-        </w:rPr>
-        <w:t xml:space="preserve"> plan de riesgos, </w:t>
-      </w:r>
-      <w:r>
-        <w:rPr>
-          <w:i/>
-          <w:color w:val="5B6573"/>
-          <w:sz w:val="19"/>
-          <w:lang w:val="es-PE"/>
-        </w:rPr>
-        <w:t>roles y permisos, cifrado, secretos, auditoría, respaldo, recuperación, privacidad, sesgos, impacto y controles aplicados a ambas soluciones.</w:t>
-      </w:r>
-    </w:p>
-    <w:p>
-      <w:pPr>
-        <w:pStyle w:val="Titulo2"/>
-      </w:pPr>
-      <w:r>
-        <w:t>3.7 Plan de despliegue y aceptación</w:t>
-      </w:r>
-    </w:p>
-    <w:p>
-      <w:pPr>
-        <w:spacing w:after="100"/>
-        <w:ind w:left="259" w:right="144"/>
-        <w:rPr>
-          <w:lang w:val="es-PE"/>
-        </w:rPr>
-      </w:pPr>
-      <w:r>
-        <w:rPr>
-          <w:i/>
-          <w:color w:val="5B6573"/>
-          <w:sz w:val="19"/>
-          <w:lang w:val="es-PE"/>
-        </w:rPr>
-        <w:t xml:space="preserve">Defina entornos, dependencias, pasos, </w:t>
-      </w:r>
-      <w:proofErr w:type="spellStart"/>
-      <w:r>
-        <w:rPr>
-          <w:i/>
-          <w:color w:val="5B6573"/>
-          <w:sz w:val="19"/>
-          <w:lang w:val="es-PE"/>
-        </w:rPr>
-        <w:t>rollback</w:t>
-      </w:r>
-      <w:proofErr w:type="spellEnd"/>
-      <w:r>
-        <w:rPr>
-          <w:i/>
-          <w:color w:val="5B6573"/>
-          <w:sz w:val="19"/>
-          <w:lang w:val="es-PE"/>
-        </w:rPr>
-        <w:t>, responsables, criterios de aceptación y demostración funcional con usuarios o responsables del proceso.</w:t>
+        <w:t>Defina entornos, dependencias, pasos, rollback, responsables, criterios de aceptación y demostración funcional con usuarios o responsables del proceso.</w:t>
       </w:r>
     </w:p>
     <w:p>
@@ -3914,13 +4294,8 @@
         <w:pStyle w:val="Titulo2"/>
       </w:pPr>
       <w:r>
-        <w:t xml:space="preserve">4.2 Escenario y </w:t>
-      </w:r>
-      <w:proofErr w:type="spellStart"/>
-      <w:r>
-        <w:t>datasets</w:t>
-      </w:r>
-      <w:proofErr w:type="spellEnd"/>
+        <w:t>4.2 Escenario y datasets</w:t>
+      </w:r>
     </w:p>
     <w:tbl>
       <w:tblPr>
@@ -5174,23 +5549,7 @@
                 <w:color w:val="000000"/>
                 <w:sz w:val="16"/>
               </w:rPr>
-              <w:t xml:space="preserve">&lt;&lt;Unidad y </w:t>
-            </w:r>
-            <w:proofErr w:type="spellStart"/>
-            <w:r>
-              <w:rPr>
-                <w:color w:val="000000"/>
-                <w:sz w:val="16"/>
-              </w:rPr>
-              <w:t>fórmula</w:t>
-            </w:r>
-            <w:proofErr w:type="spellEnd"/>
-            <w:r>
-              <w:rPr>
-                <w:color w:val="000000"/>
-                <w:sz w:val="16"/>
-              </w:rPr>
-              <w:t>&gt;&gt;</w:t>
+              <w:t>&lt;&lt;Unidad y fórmula&gt;&gt;</w:t>
             </w:r>
           </w:p>
         </w:tc>
@@ -5277,43 +5636,7 @@
           <w:color w:val="5B6573"/>
           <w:sz w:val="19"/>
         </w:rPr>
-        <w:t xml:space="preserve">Enlace scripts de </w:t>
-      </w:r>
-      <w:proofErr w:type="spellStart"/>
-      <w:r>
-        <w:rPr>
-          <w:i/>
-          <w:color w:val="5B6573"/>
-          <w:sz w:val="19"/>
-        </w:rPr>
-        <w:t>instalación</w:t>
-      </w:r>
-      <w:proofErr w:type="spellEnd"/>
-      <w:r>
-        <w:rPr>
-          <w:i/>
-          <w:color w:val="5B6573"/>
-          <w:sz w:val="19"/>
-        </w:rPr>
-        <w:t xml:space="preserve"> o </w:t>
-      </w:r>
-      <w:proofErr w:type="spellStart"/>
-      <w:r>
-        <w:rPr>
-          <w:i/>
-          <w:color w:val="5B6573"/>
-          <w:sz w:val="19"/>
-        </w:rPr>
-        <w:t>archivo</w:t>
-      </w:r>
-      <w:proofErr w:type="spellEnd"/>
-      <w:r>
-        <w:rPr>
-          <w:i/>
-          <w:color w:val="5B6573"/>
-          <w:sz w:val="19"/>
-        </w:rPr>
-        <w:t xml:space="preserve"> de entorno.</w:t>
+        <w:t>Enlace scripts de instalación o archivo de entorno.</w:t>
       </w:r>
     </w:p>
     <w:tbl>
@@ -5878,77 +6201,13 @@
         </w:rPr>
         <w:t xml:space="preserve">Incluya como mínimo tres escenarios o ejecuciones comparables que cubran ambas soluciones. La evaluación de Big Data debe incluir al menos un escenario de rendimiento o escalabilidad. </w:t>
       </w:r>
-      <w:proofErr w:type="spellStart"/>
       <w:r>
         <w:rPr>
           <w:i/>
           <w:color w:val="5B6573"/>
           <w:sz w:val="19"/>
         </w:rPr>
-        <w:t>Repita</w:t>
-      </w:r>
-      <w:proofErr w:type="spellEnd"/>
-      <w:r>
-        <w:rPr>
-          <w:i/>
-          <w:color w:val="5B6573"/>
-          <w:sz w:val="19"/>
-        </w:rPr>
-        <w:t xml:space="preserve"> </w:t>
-      </w:r>
-      <w:proofErr w:type="spellStart"/>
-      <w:r>
-        <w:rPr>
-          <w:i/>
-          <w:color w:val="5B6573"/>
-          <w:sz w:val="19"/>
-        </w:rPr>
-        <w:t>mediciones</w:t>
-      </w:r>
-      <w:proofErr w:type="spellEnd"/>
-      <w:r>
-        <w:rPr>
-          <w:i/>
-          <w:color w:val="5B6573"/>
-          <w:sz w:val="19"/>
-        </w:rPr>
-        <w:t xml:space="preserve"> </w:t>
-      </w:r>
-      <w:proofErr w:type="spellStart"/>
-      <w:r>
-        <w:rPr>
-          <w:i/>
-          <w:color w:val="5B6573"/>
-          <w:sz w:val="19"/>
-        </w:rPr>
-        <w:t>cuando</w:t>
-      </w:r>
-      <w:proofErr w:type="spellEnd"/>
-      <w:r>
-        <w:rPr>
-          <w:i/>
-          <w:color w:val="5B6573"/>
-          <w:sz w:val="19"/>
-        </w:rPr>
-        <w:t xml:space="preserve"> </w:t>
-      </w:r>
-      <w:proofErr w:type="spellStart"/>
-      <w:r>
-        <w:rPr>
-          <w:i/>
-          <w:color w:val="5B6573"/>
-          <w:sz w:val="19"/>
-        </w:rPr>
-        <w:t>corresponda</w:t>
-      </w:r>
-      <w:proofErr w:type="spellEnd"/>
-      <w:r>
-        <w:rPr>
-          <w:i/>
-          <w:color w:val="5B6573"/>
-          <w:sz w:val="19"/>
-        </w:rPr>
-        <w:t xml:space="preserve"> y reporte variabilidad.</w:t>
+        <w:t>Repita mediciones cuando corresponda y reporte variabilidad.</w:t>
       </w:r>
     </w:p>
     <w:tbl>
@@ -6731,21 +6990,7 @@
         <w:rPr>
           <w:lang w:val="es-PE"/>
         </w:rPr>
-        <w:t xml:space="preserve">Obtener el </w:t>
-      </w:r>
-      <w:proofErr w:type="spellStart"/>
-      <w:r>
-        <w:rPr>
-          <w:lang w:val="es-PE"/>
-        </w:rPr>
-        <w:t>dataset</w:t>
-      </w:r>
-      <w:proofErr w:type="spellEnd"/>
-      <w:r>
-        <w:rPr>
-          <w:lang w:val="es-PE"/>
-        </w:rPr>
-        <w:t xml:space="preserve"> original y verificar integridad, licencia y perfil de calidad.</w:t>
+        <w:t>Obtener el dataset original y verificar integridad, licencia y perfil de calidad.</w:t>
       </w:r>
     </w:p>
     <w:p>
@@ -6764,21 +7009,7 @@
         <w:rPr>
           <w:lang w:val="es-PE"/>
         </w:rPr>
-        <w:t xml:space="preserve">Ejecutar la preparación/transformación y registrar el </w:t>
-      </w:r>
-      <w:proofErr w:type="spellStart"/>
-      <w:r>
-        <w:rPr>
-          <w:lang w:val="es-PE"/>
-        </w:rPr>
-        <w:t>dataset</w:t>
-      </w:r>
-      <w:proofErr w:type="spellEnd"/>
-      <w:r>
-        <w:rPr>
-          <w:lang w:val="es-PE"/>
-        </w:rPr>
-        <w:t xml:space="preserve"> procesado y sus controles.</w:t>
+        <w:t>Ejecutar la preparación/transformación y registrar el dataset procesado y sus controles.</w:t>
       </w:r>
     </w:p>
     <w:p>
@@ -6880,9 +7111,36 @@
           <w:sz w:val="19"/>
           <w:lang w:val="es-PE"/>
         </w:rPr>
-        <w:t xml:space="preserve">Identifique amenazas a la validez, sesgos del </w:t>
-      </w:r>
-      <w:proofErr w:type="spellStart"/>
+        <w:t>Identifique amenazas a la validez, sesgos del dataset, restricciones del entorno, incertidumbre, repetibilidad, límites de generalización y acciones de mitigación.</w:t>
+      </w:r>
+    </w:p>
+    <w:p>
+      <w:pPr>
+        <w:pStyle w:val="Titulo1"/>
+        <w:pageBreakBefore/>
+      </w:pPr>
+      <w:r>
+        <w:lastRenderedPageBreak/>
+        <w:t>CAPÍTULO V: IMPLEMENTACIÓN Y CONTROL DE EVIDENCIAS</w:t>
+      </w:r>
+    </w:p>
+    <w:p>
+      <w:pPr>
+        <w:pStyle w:val="Titulo2"/>
+      </w:pPr>
+      <w:r>
+        <w:t>5.1 Estructura y versión del repositorio</w:t>
+      </w:r>
+    </w:p>
+    <w:p>
+      <w:pPr>
+        <w:spacing w:after="100"/>
+        <w:ind w:left="259" w:right="144"/>
+        <w:jc w:val="both"/>
+        <w:rPr>
+          <w:lang w:val="es-PE"/>
+        </w:rPr>
+      </w:pPr>
       <w:r>
         <w:rPr>
           <w:i/>
@@ -6890,9 +7148,26 @@
           <w:sz w:val="19"/>
           <w:lang w:val="es-PE"/>
         </w:rPr>
-        <w:t>dataset</w:t>
-      </w:r>
-      <w:proofErr w:type="spellEnd"/>
+        <w:t>Incluya URL, rama/etiqueta final, hash de commit, fecha, estructura de carpetas, instrucciones de ejecución, licencias y dependencias. El README debe permitir reproducir ambas soluciones y el experimento.</w:t>
+      </w:r>
+    </w:p>
+    <w:p>
+      <w:pPr>
+        <w:pStyle w:val="Titulo2"/>
+      </w:pPr>
+      <w:r>
+        <w:t>5.2 Implementación de la solución BI</w:t>
+      </w:r>
+    </w:p>
+    <w:p>
+      <w:pPr>
+        <w:spacing w:after="100"/>
+        <w:ind w:left="259" w:right="144"/>
+        <w:jc w:val="both"/>
+        <w:rPr>
+          <w:lang w:val="es-PE"/>
+        </w:rPr>
+      </w:pPr>
       <w:r>
         <w:rPr>
           <w:i/>
@@ -6900,17 +7175,7 @@
           <w:sz w:val="19"/>
           <w:lang w:val="es-PE"/>
         </w:rPr>
-        <w:t>, restricciones del entorno, incertidumbre, repetibilidad, límites de generalización y acciones de mitigación.</w:t>
-      </w:r>
-    </w:p>
-    <w:p>
-      <w:pPr>
-        <w:pStyle w:val="Titulo1"/>
-        <w:pageBreakBefore/>
-      </w:pPr>
-      <w:r>
-        <w:lastRenderedPageBreak/>
-        <w:t>CAPÍTULO V: IMPLEMENTACIÓN Y CONTROL DE EVIDENCIAS</w:t>
+        <w:t>Documente los componentes implementados, decisiones, fragmentos relevantes, pruebas y evidencias. Enlace scripts ETL/ELT, DDL, modelo dimensional, consultas, reportes y dashboard funcional.</w:t>
       </w:r>
     </w:p>
     <w:p>
@@ -6918,7 +7183,7 @@
         <w:pStyle w:val="Titulo2"/>
       </w:pPr>
       <w:r>
-        <w:t>5.1 Estructura y versión del repositorio</w:t>
+        <w:t>5.3 Implementación de la solución Big Data</w:t>
       </w:r>
     </w:p>
     <w:p>
@@ -6937,9 +7202,22 @@
           <w:sz w:val="19"/>
           <w:lang w:val="es-PE"/>
         </w:rPr>
-        <w:t xml:space="preserve">Incluya URL, rama/etiqueta final, hash de </w:t>
-      </w:r>
-      <w:proofErr w:type="spellStart"/>
+        <w:t>Documente ingesta, almacenamiento, procesamiento, particionamiento/distribución, consultas, orquestación, monitoreo y evidencias. Incluya comandos, scripts o notebooks ejecutables y archivos de configuración.</w:t>
+      </w:r>
+    </w:p>
+    <w:p>
+      <w:pPr>
+        <w:pStyle w:val="Titulo2"/>
+      </w:pPr>
+      <w:r>
+        <w:t>5.4 Calidad, seguridad y pruebas</w:t>
+      </w:r>
+    </w:p>
+    <w:p>
+      <w:pPr>
+        <w:spacing w:after="100"/>
+        <w:ind w:left="259" w:right="144"/>
+      </w:pPr>
       <w:r>
         <w:rPr>
           <w:i/>
@@ -6947,168 +7225,15 @@
           <w:sz w:val="19"/>
           <w:lang w:val="es-PE"/>
         </w:rPr>
-        <w:t>commit</w:t>
-      </w:r>
-      <w:proofErr w:type="spellEnd"/>
+        <w:t xml:space="preserve">Presente pruebas unitarias, integración, calidad de datos, seguridad y aceptación. </w:t>
+      </w:r>
       <w:r>
         <w:rPr>
           <w:i/>
           <w:color w:val="5B6573"/>
           <w:sz w:val="19"/>
-          <w:lang w:val="es-PE"/>
-        </w:rPr>
-        <w:t>, fecha, estructura de carpetas, instrucciones de ejecución, licencias y dependencias. El README debe permitir reproducir ambas soluciones y el experimento.</w:t>
-      </w:r>
-    </w:p>
-    <w:p>
-      <w:pPr>
-        <w:pStyle w:val="Titulo2"/>
-      </w:pPr>
-      <w:r>
-        <w:t>5.2 Implementación de la solución BI</w:t>
-      </w:r>
-    </w:p>
-    <w:p>
-      <w:pPr>
-        <w:spacing w:after="100"/>
-        <w:ind w:left="259" w:right="144"/>
-        <w:jc w:val="both"/>
-        <w:rPr>
-          <w:lang w:val="es-PE"/>
-        </w:rPr>
-      </w:pPr>
-      <w:r>
-        <w:rPr>
-          <w:i/>
-          <w:color w:val="5B6573"/>
-          <w:sz w:val="19"/>
-          <w:lang w:val="es-PE"/>
-        </w:rPr>
-        <w:t xml:space="preserve">Documente los componentes implementados, decisiones, fragmentos relevantes, pruebas y evidencias. Enlace scripts ETL/ELT, DDL, modelo dimensional, consultas, reportes y </w:t>
-      </w:r>
-      <w:proofErr w:type="spellStart"/>
-      <w:r>
-        <w:rPr>
-          <w:i/>
-          <w:color w:val="5B6573"/>
-          <w:sz w:val="19"/>
-          <w:lang w:val="es-PE"/>
-        </w:rPr>
-        <w:t>dashboard</w:t>
-      </w:r>
-      <w:proofErr w:type="spellEnd"/>
-      <w:r>
-        <w:rPr>
-          <w:i/>
-          <w:color w:val="5B6573"/>
-          <w:sz w:val="19"/>
-          <w:lang w:val="es-PE"/>
-        </w:rPr>
-        <w:t xml:space="preserve"> funcional.</w:t>
-      </w:r>
-    </w:p>
-    <w:p>
-      <w:pPr>
-        <w:pStyle w:val="Titulo2"/>
-      </w:pPr>
-      <w:r>
-        <w:t>5.3 Implementación de la solución Big Data</w:t>
-      </w:r>
-    </w:p>
-    <w:p>
-      <w:pPr>
-        <w:spacing w:after="100"/>
-        <w:ind w:left="259" w:right="144"/>
-        <w:jc w:val="both"/>
-        <w:rPr>
-          <w:lang w:val="es-PE"/>
-        </w:rPr>
-      </w:pPr>
-      <w:r>
-        <w:rPr>
-          <w:i/>
-          <w:color w:val="5B6573"/>
-          <w:sz w:val="19"/>
-          <w:lang w:val="es-PE"/>
-        </w:rPr>
-        <w:t>Documente ingesta, almacenamiento, procesamiento, particionamiento/distribución, consultas, orquestación, monitoreo y evidencias. Incluya comandos, scripts o notebooks ejecutables y archivos de configuración.</w:t>
-      </w:r>
-    </w:p>
-    <w:p>
-      <w:pPr>
-        <w:pStyle w:val="Titulo2"/>
-      </w:pPr>
-      <w:r>
-        <w:t>5.4 Calidad, seguridad y pruebas</w:t>
-      </w:r>
-    </w:p>
-    <w:p>
-      <w:pPr>
-        <w:spacing w:after="100"/>
-        <w:ind w:left="259" w:right="144"/>
-      </w:pPr>
-      <w:r>
-        <w:rPr>
-          <w:i/>
-          <w:color w:val="5B6573"/>
-          <w:sz w:val="19"/>
-          <w:lang w:val="es-PE"/>
-        </w:rPr>
-        <w:t xml:space="preserve">Presente pruebas unitarias, integración, calidad de datos, seguridad y aceptación. </w:t>
-      </w:r>
-      <w:proofErr w:type="spellStart"/>
-      <w:r>
-        <w:rPr>
-          <w:i/>
-          <w:color w:val="5B6573"/>
-          <w:sz w:val="19"/>
-        </w:rPr>
-        <w:t>Relacione</w:t>
-      </w:r>
-      <w:proofErr w:type="spellEnd"/>
-      <w:r>
-        <w:rPr>
-          <w:i/>
-          <w:color w:val="5B6573"/>
-          <w:sz w:val="19"/>
-        </w:rPr>
-        <w:t xml:space="preserve"> </w:t>
-      </w:r>
-      <w:proofErr w:type="spellStart"/>
-      <w:r>
-        <w:rPr>
-          <w:i/>
-          <w:color w:val="5B6573"/>
-          <w:sz w:val="19"/>
-        </w:rPr>
-        <w:t>cada</w:t>
-      </w:r>
-      <w:proofErr w:type="spellEnd"/>
-      <w:r>
-        <w:rPr>
-          <w:i/>
-          <w:color w:val="5B6573"/>
-          <w:sz w:val="19"/>
-        </w:rPr>
-        <w:t xml:space="preserve"> </w:t>
-      </w:r>
-      <w:proofErr w:type="spellStart"/>
-      <w:r>
-        <w:rPr>
-          <w:i/>
-          <w:color w:val="5B6573"/>
-          <w:sz w:val="19"/>
-        </w:rPr>
-        <w:t>prueba</w:t>
-      </w:r>
-      <w:proofErr w:type="spellEnd"/>
-      <w:r>
-        <w:rPr>
-          <w:i/>
-          <w:color w:val="5B6573"/>
-          <w:sz w:val="19"/>
-        </w:rPr>
-        <w:t xml:space="preserve"> con un requisito, resultado y evidencia.</w:t>
+        </w:rPr>
+        <w:t>Relacione cada prueba con un requisito, resultado y evidencia.</w:t>
       </w:r>
     </w:p>
     <w:tbl>
@@ -9596,23 +9721,7 @@
                 <w:sz w:val="19"/>
                 <w:lang w:val="es-PE"/>
               </w:rPr>
-              <w:t xml:space="preserve">presente ejecución completa, organizada y trazable; </w:t>
-            </w:r>
-            <w:proofErr w:type="spellStart"/>
-            <w:r>
-              <w:rPr>
-                <w:sz w:val="19"/>
-                <w:lang w:val="es-PE"/>
-              </w:rPr>
-              <w:t>datasets</w:t>
-            </w:r>
-            <w:proofErr w:type="spellEnd"/>
-            <w:r>
-              <w:rPr>
-                <w:sz w:val="19"/>
-                <w:lang w:val="es-PE"/>
-              </w:rPr>
-              <w:t>, consultas/scripts/notebook, capturas, logs, tablas, métricas y visualizaciones; compare al menos tres escenarios e interprete patrones, errores y limitaciones.</w:t>
+              <w:t>presente ejecución completa, organizada y trazable; datasets, consultas/scripts/notebook, capturas, logs, tablas, métricas y visualizaciones; compare al menos tres escenarios e interprete patrones, errores y limitaciones.</w:t>
             </w:r>
           </w:p>
         </w:tc>
@@ -9631,15 +9740,7 @@
         <w:pStyle w:val="Titulo2"/>
       </w:pPr>
       <w:r>
-        <w:t xml:space="preserve">6.1 Validación del </w:t>
-      </w:r>
-      <w:proofErr w:type="spellStart"/>
-      <w:r>
-        <w:t>dataset</w:t>
-      </w:r>
-      <w:proofErr w:type="spellEnd"/>
-      <w:r>
-        <w:t xml:space="preserve"> original y procesado</w:t>
+        <w:t>6.1 Validación del dataset original y procesado</w:t>
       </w:r>
     </w:p>
     <w:tbl>
@@ -11887,55 +11988,21 @@
           <w:sz w:val="19"/>
           <w:lang w:val="es-PE"/>
         </w:rPr>
-        <w:t xml:space="preserve">Inserte visualizaciones legibles con título, ejes, unidades, leyenda, fuente y código de evidencia. Explique qué decisión permite tomar cada una. Incluya capturas del </w:t>
-      </w:r>
-      <w:proofErr w:type="spellStart"/>
-      <w:r>
-        <w:rPr>
-          <w:i/>
-          <w:color w:val="5B6573"/>
-          <w:sz w:val="19"/>
+        <w:t>Inserte visualizaciones legibles con título, ejes, unidades, leyenda, fuente y código de evidencia. Explique qué decisión permite tomar cada una. Incluya capturas del dashboard BI y salidas de la solución Big Data, con enlaces funcionales cuando corresponda.</w:t>
+      </w:r>
+    </w:p>
+    <w:p>
+      <w:pPr>
+        <w:jc w:val="both"/>
+        <w:rPr>
           <w:lang w:val="es-PE"/>
         </w:rPr>
-        <w:t>dashboard</w:t>
-      </w:r>
-      <w:proofErr w:type="spellEnd"/>
-      <w:r>
-        <w:rPr>
-          <w:i/>
-          <w:color w:val="5B6573"/>
-          <w:sz w:val="19"/>
+      </w:pPr>
+      <w:r>
+        <w:rPr>
           <w:lang w:val="es-PE"/>
         </w:rPr>
-        <w:t xml:space="preserve"> BI y salidas de la solución Big Data, con enlaces funcionales cuando corresponda.</w:t>
-      </w:r>
-    </w:p>
-    <w:p>
-      <w:pPr>
-        <w:jc w:val="both"/>
-        <w:rPr>
-          <w:lang w:val="es-PE"/>
-        </w:rPr>
-      </w:pPr>
-      <w:r>
-        <w:rPr>
-          <w:lang w:val="es-PE"/>
-        </w:rPr>
-        <w:t>Figura X. &lt;&lt;Título de la visualización&gt;&gt;. Fuente: elaboración propia a partir de &lt;&lt;</w:t>
-      </w:r>
-      <w:proofErr w:type="spellStart"/>
-      <w:r>
-        <w:rPr>
-          <w:lang w:val="es-PE"/>
-        </w:rPr>
-        <w:t>dataset</w:t>
-      </w:r>
-      <w:proofErr w:type="spellEnd"/>
-      <w:r>
-        <w:rPr>
-          <w:lang w:val="es-PE"/>
-        </w:rPr>
-        <w:t>/ejecución&gt;&gt;.</w:t>
+        <w:t>Figura X. &lt;&lt;Título de la visualización&gt;&gt;. Fuente: elaboración propia a partir de &lt;&lt;dataset/ejecución&gt;&gt;.</w:t>
       </w:r>
     </w:p>
     <w:p>
@@ -12281,23 +12348,7 @@
                 <w:color w:val="000000"/>
                 <w:sz w:val="16"/>
               </w:rPr>
-              <w:t>&lt;&lt;</w:t>
-            </w:r>
-            <w:proofErr w:type="spellStart"/>
-            <w:r>
-              <w:rPr>
-                <w:color w:val="000000"/>
-                <w:sz w:val="16"/>
-              </w:rPr>
-              <w:t>Resultado</w:t>
-            </w:r>
-            <w:proofErr w:type="spellEnd"/>
-            <w:r>
-              <w:rPr>
-                <w:color w:val="000000"/>
-                <w:sz w:val="16"/>
-              </w:rPr>
-              <w:t>&gt;&gt;</w:t>
+              <w:t>&lt;&lt;Resultado&gt;&gt;</w:t>
             </w:r>
           </w:p>
         </w:tc>
@@ -12426,23 +12477,7 @@
                 <w:color w:val="000000"/>
                 <w:sz w:val="16"/>
               </w:rPr>
-              <w:t>&lt;&lt;</w:t>
-            </w:r>
-            <w:proofErr w:type="spellStart"/>
-            <w:r>
-              <w:rPr>
-                <w:color w:val="000000"/>
-                <w:sz w:val="16"/>
-              </w:rPr>
-              <w:t>Resultado</w:t>
-            </w:r>
-            <w:proofErr w:type="spellEnd"/>
-            <w:r>
-              <w:rPr>
-                <w:color w:val="000000"/>
-                <w:sz w:val="16"/>
-              </w:rPr>
-              <w:t>&gt;&gt;</w:t>
+              <w:t>&lt;&lt;Resultado&gt;&gt;</w:t>
             </w:r>
           </w:p>
         </w:tc>
@@ -12680,47 +12715,11 @@
               </w:rPr>
               <w:t xml:space="preserve">presente como mínimo cuatro conclusiones técnicas vinculadas directamente con métricas o resultados y tres recomendaciones viables. </w:t>
             </w:r>
-            <w:proofErr w:type="spellStart"/>
             <w:r>
               <w:rPr>
                 <w:sz w:val="19"/>
               </w:rPr>
-              <w:t>Justifique</w:t>
-            </w:r>
-            <w:proofErr w:type="spellEnd"/>
-            <w:r>
-              <w:rPr>
-                <w:sz w:val="19"/>
-              </w:rPr>
-              <w:t xml:space="preserve"> </w:t>
-            </w:r>
-            <w:proofErr w:type="spellStart"/>
-            <w:r>
-              <w:rPr>
-                <w:sz w:val="19"/>
-              </w:rPr>
-              <w:t>decisiones</w:t>
-            </w:r>
-            <w:proofErr w:type="spellEnd"/>
-            <w:r>
-              <w:rPr>
-                <w:sz w:val="19"/>
-              </w:rPr>
-              <w:t xml:space="preserve"> con </w:t>
-            </w:r>
-            <w:proofErr w:type="spellStart"/>
-            <w:r>
-              <w:rPr>
-                <w:sz w:val="19"/>
-              </w:rPr>
-              <w:t>evidencia</w:t>
-            </w:r>
-            <w:proofErr w:type="spellEnd"/>
-            <w:r>
-              <w:rPr>
-                <w:sz w:val="19"/>
-              </w:rPr>
-              <w:t xml:space="preserve"> y juicio de ingeniería.</w:t>
+              <w:t>Justifique decisiones con evidencia y juicio de ingeniería.</w:t>
             </w:r>
           </w:p>
         </w:tc>
@@ -13489,47 +13488,7 @@
           <w:sz w:val="19"/>
           <w:lang w:val="es-PE"/>
         </w:rPr>
-        <w:t xml:space="preserve">Analice privacidad, consentimiento o autorización, propiedad/licencia, seguridad, minimización, </w:t>
-      </w:r>
-      <w:proofErr w:type="spellStart"/>
-      <w:r>
-        <w:rPr>
-          <w:i/>
-          <w:color w:val="5B6573"/>
-          <w:sz w:val="19"/>
-          <w:lang w:val="es-PE"/>
-        </w:rPr>
-        <w:t>anonimización</w:t>
-      </w:r>
-      <w:proofErr w:type="spellEnd"/>
-      <w:r>
-        <w:rPr>
-          <w:i/>
-          <w:color w:val="5B6573"/>
-          <w:sz w:val="19"/>
-          <w:lang w:val="es-PE"/>
-        </w:rPr>
-        <w:t xml:space="preserve">, retención, sesgos, </w:t>
-      </w:r>
-      <w:proofErr w:type="spellStart"/>
-      <w:r>
-        <w:rPr>
-          <w:i/>
-          <w:color w:val="5B6573"/>
-          <w:sz w:val="19"/>
-          <w:lang w:val="es-PE"/>
-        </w:rPr>
-        <w:t>explicabilidad</w:t>
-      </w:r>
-      <w:proofErr w:type="spellEnd"/>
-      <w:r>
-        <w:rPr>
-          <w:i/>
-          <w:color w:val="5B6573"/>
-          <w:sz w:val="19"/>
-          <w:lang w:val="es-PE"/>
-        </w:rPr>
-        <w:t xml:space="preserve"> y consecuencias del uso de resultados.</w:t>
+        <w:t>Analice privacidad, consentimiento o autorización, propiedad/licencia, seguridad, minimización, anonimización, retención, sesgos, explicabilidad y consecuencias del uso de resultados.</w:t>
       </w:r>
     </w:p>
     <w:p>
@@ -13868,71 +13827,90 @@
                 <w:lang w:val="es-PE"/>
               </w:rPr>
             </w:pPr>
-            <w:proofErr w:type="spellStart"/>
             <w:r>
               <w:rPr>
                 <w:color w:val="000000"/>
                 <w:sz w:val="15"/>
                 <w:lang w:val="es-PE"/>
               </w:rPr>
-              <w:t>Dataset</w:t>
-            </w:r>
-            <w:proofErr w:type="spellEnd"/>
+              <w:t>Dataset original y ficha de procedencia</w:t>
+            </w:r>
+          </w:p>
+        </w:tc>
+        <w:tc>
+          <w:tcPr>
+            <w:tcW w:w="1800" w:type="dxa"/>
+            <w:tcMar>
+              <w:top w:w="80" w:type="dxa"/>
+              <w:left w:w="120" w:type="dxa"/>
+              <w:bottom w:w="80" w:type="dxa"/>
+              <w:right w:w="120" w:type="dxa"/>
+            </w:tcMar>
+            <w:vAlign w:val="center"/>
+          </w:tcPr>
+          <w:p>
+            <w:pPr>
+              <w:spacing w:after="40" w:line="259" w:lineRule="auto"/>
+              <w:rPr>
+                <w:lang w:val="es-PE"/>
+              </w:rPr>
+            </w:pPr>
             <w:r>
               <w:rPr>
                 <w:color w:val="000000"/>
                 <w:sz w:val="15"/>
                 <w:lang w:val="es-PE"/>
               </w:rPr>
-              <w:t xml:space="preserve"> original y ficha de procedencia</w:t>
-            </w:r>
-          </w:p>
-        </w:tc>
-        <w:tc>
-          <w:tcPr>
-            <w:tcW w:w="1800" w:type="dxa"/>
-            <w:tcMar>
-              <w:top w:w="80" w:type="dxa"/>
-              <w:left w:w="120" w:type="dxa"/>
-              <w:bottom w:w="80" w:type="dxa"/>
-              <w:right w:w="120" w:type="dxa"/>
-            </w:tcMar>
-            <w:vAlign w:val="center"/>
-          </w:tcPr>
-          <w:p>
-            <w:pPr>
-              <w:spacing w:after="40" w:line="259" w:lineRule="auto"/>
-            </w:pPr>
-            <w:r>
+              <w:t>https://github.com/brvnomk/BASE-DE-DATOS-AVAN.-Y-BIG-DATA---Cer-micas-Vale/blob/main/Reporte_Items_2026-09-09%2016_57_28.xlsx</w:t>
+            </w:r>
+          </w:p>
+        </w:tc>
+        <w:tc>
+          <w:tcPr>
+            <w:tcW w:w="1300" w:type="dxa"/>
+            <w:tcMar>
+              <w:top w:w="80" w:type="dxa"/>
+              <w:left w:w="120" w:type="dxa"/>
+              <w:bottom w:w="80" w:type="dxa"/>
+              <w:right w:w="120" w:type="dxa"/>
+            </w:tcMar>
+            <w:vAlign w:val="center"/>
+          </w:tcPr>
+          <w:p>
+            <w:pPr>
+              <w:spacing w:after="40" w:line="259" w:lineRule="auto"/>
+              <w:jc w:val="center"/>
               <w:rPr>
                 <w:color w:val="000000"/>
                 <w:sz w:val="15"/>
               </w:rPr>
-              <w:t>&lt;&lt;Ruta/URL&gt;&gt;</w:t>
-            </w:r>
-          </w:p>
-        </w:tc>
-        <w:tc>
-          <w:tcPr>
-            <w:tcW w:w="1300" w:type="dxa"/>
-            <w:tcMar>
-              <w:top w:w="80" w:type="dxa"/>
-              <w:left w:w="120" w:type="dxa"/>
-              <w:bottom w:w="80" w:type="dxa"/>
-              <w:right w:w="120" w:type="dxa"/>
-            </w:tcMar>
-            <w:vAlign w:val="center"/>
-          </w:tcPr>
-          <w:p>
-            <w:pPr>
-              <w:spacing w:after="40" w:line="259" w:lineRule="auto"/>
             </w:pPr>
             <w:r>
               <w:rPr>
                 <w:color w:val="000000"/>
                 <w:sz w:val="15"/>
               </w:rPr>
-              <w:t>&lt;&lt;Versión&gt;&gt;</w:t>
+              <w:t>Final</w:t>
+            </w:r>
+            <w:r>
+              <w:rPr>
+                <w:color w:val="000000"/>
+                <w:sz w:val="15"/>
+              </w:rPr>
+              <w:t xml:space="preserve"> </w:t>
+            </w:r>
+          </w:p>
+          <w:p>
+            <w:pPr>
+              <w:spacing w:after="40" w:line="259" w:lineRule="auto"/>
+              <w:jc w:val="center"/>
+            </w:pPr>
+            <w:r>
+              <w:rPr>
+                <w:color w:val="000000"/>
+                <w:sz w:val="15"/>
+              </w:rPr>
+              <w:t>14/09/2026</w:t>
             </w:r>
           </w:p>
         </w:tc>
@@ -13950,13 +13928,14 @@
           <w:p>
             <w:pPr>
               <w:spacing w:after="40" w:line="259" w:lineRule="auto"/>
+              <w:jc w:val="center"/>
             </w:pPr>
             <w:r>
               <w:rPr>
                 <w:color w:val="000000"/>
                 <w:sz w:val="15"/>
               </w:rPr>
-              <w:t>&lt;&lt;Nombre&gt;&gt;</w:t>
+              <w:t>Bruno</w:t>
             </w:r>
           </w:p>
         </w:tc>
@@ -14007,70 +13986,61 @@
                 <w:lang w:val="es-PE"/>
               </w:rPr>
             </w:pPr>
-            <w:proofErr w:type="spellStart"/>
             <w:r>
               <w:rPr>
                 <w:color w:val="000000"/>
                 <w:sz w:val="15"/>
                 <w:lang w:val="es-PE"/>
               </w:rPr>
-              <w:t>Dataset</w:t>
-            </w:r>
-            <w:proofErr w:type="spellEnd"/>
+              <w:t>Dataset procesado y perfil de calidad</w:t>
+            </w:r>
+          </w:p>
+        </w:tc>
+        <w:tc>
+          <w:tcPr>
+            <w:tcW w:w="1800" w:type="dxa"/>
+            <w:tcMar>
+              <w:top w:w="80" w:type="dxa"/>
+              <w:left w:w="120" w:type="dxa"/>
+              <w:bottom w:w="80" w:type="dxa"/>
+              <w:right w:w="120" w:type="dxa"/>
+            </w:tcMar>
+            <w:vAlign w:val="center"/>
+          </w:tcPr>
+          <w:p>
+            <w:pPr>
+              <w:spacing w:after="40" w:line="259" w:lineRule="auto"/>
+            </w:pPr>
             <w:r>
               <w:rPr>
                 <w:color w:val="000000"/>
                 <w:sz w:val="15"/>
-                <w:lang w:val="es-PE"/>
-              </w:rPr>
-              <w:t xml:space="preserve"> procesado y perfil de calidad</w:t>
-            </w:r>
-          </w:p>
-        </w:tc>
-        <w:tc>
-          <w:tcPr>
-            <w:tcW w:w="1800" w:type="dxa"/>
-            <w:tcMar>
-              <w:top w:w="80" w:type="dxa"/>
-              <w:left w:w="120" w:type="dxa"/>
-              <w:bottom w:w="80" w:type="dxa"/>
-              <w:right w:w="120" w:type="dxa"/>
-            </w:tcMar>
-            <w:vAlign w:val="center"/>
-          </w:tcPr>
-          <w:p>
-            <w:pPr>
-              <w:spacing w:after="40" w:line="259" w:lineRule="auto"/>
+              </w:rPr>
+              <w:t>&lt;&lt;Ruta/URL&gt;&gt;</w:t>
+            </w:r>
+          </w:p>
+        </w:tc>
+        <w:tc>
+          <w:tcPr>
+            <w:tcW w:w="1300" w:type="dxa"/>
+            <w:tcMar>
+              <w:top w:w="80" w:type="dxa"/>
+              <w:left w:w="120" w:type="dxa"/>
+              <w:bottom w:w="80" w:type="dxa"/>
+              <w:right w:w="120" w:type="dxa"/>
+            </w:tcMar>
+            <w:vAlign w:val="center"/>
+          </w:tcPr>
+          <w:p>
+            <w:pPr>
+              <w:spacing w:after="40" w:line="259" w:lineRule="auto"/>
+              <w:jc w:val="center"/>
             </w:pPr>
             <w:r>
               <w:rPr>
                 <w:color w:val="000000"/>
                 <w:sz w:val="15"/>
               </w:rPr>
-              <w:t>&lt;&lt;Ruta/URL&gt;&gt;</w:t>
-            </w:r>
-          </w:p>
-        </w:tc>
-        <w:tc>
-          <w:tcPr>
-            <w:tcW w:w="1300" w:type="dxa"/>
-            <w:tcMar>
-              <w:top w:w="80" w:type="dxa"/>
-              <w:left w:w="120" w:type="dxa"/>
-              <w:bottom w:w="80" w:type="dxa"/>
-              <w:right w:w="120" w:type="dxa"/>
-            </w:tcMar>
-            <w:vAlign w:val="center"/>
-          </w:tcPr>
-          <w:p>
-            <w:pPr>
-              <w:spacing w:after="40" w:line="259" w:lineRule="auto"/>
-            </w:pPr>
-            <w:r>
-              <w:rPr>
-                <w:color w:val="000000"/>
-                <w:sz w:val="15"/>
-              </w:rPr>
               <w:t>&lt;&lt;Versión&gt;&gt;</w:t>
             </w:r>
           </w:p>
@@ -14089,6 +14059,7 @@
           <w:p>
             <w:pPr>
               <w:spacing w:after="40" w:line="259" w:lineRule="auto"/>
+              <w:jc w:val="center"/>
             </w:pPr>
             <w:r>
               <w:rPr>
@@ -14194,6 +14165,7 @@
           <w:p>
             <w:pPr>
               <w:spacing w:after="40" w:line="259" w:lineRule="auto"/>
+              <w:jc w:val="center"/>
             </w:pPr>
             <w:r>
               <w:rPr>
@@ -14218,6 +14190,7 @@
           <w:p>
             <w:pPr>
               <w:spacing w:after="40" w:line="259" w:lineRule="auto"/>
+              <w:jc w:val="center"/>
             </w:pPr>
             <w:r>
               <w:rPr>
@@ -14319,6 +14292,7 @@
           <w:p>
             <w:pPr>
               <w:spacing w:after="40" w:line="259" w:lineRule="auto"/>
+              <w:jc w:val="center"/>
             </w:pPr>
             <w:r>
               <w:rPr>
@@ -14343,6 +14317,7 @@
           <w:p>
             <w:pPr>
               <w:spacing w:after="40" w:line="259" w:lineRule="auto"/>
+              <w:jc w:val="center"/>
             </w:pPr>
             <w:r>
               <w:rPr>
@@ -14448,6 +14423,7 @@
           <w:p>
             <w:pPr>
               <w:spacing w:after="40" w:line="259" w:lineRule="auto"/>
+              <w:jc w:val="center"/>
             </w:pPr>
             <w:r>
               <w:rPr>
@@ -14472,6 +14448,7 @@
           <w:p>
             <w:pPr>
               <w:spacing w:after="40" w:line="259" w:lineRule="auto"/>
+              <w:jc w:val="center"/>
             </w:pPr>
             <w:r>
               <w:rPr>
@@ -14573,6 +14550,7 @@
           <w:p>
             <w:pPr>
               <w:spacing w:after="40" w:line="259" w:lineRule="auto"/>
+              <w:jc w:val="center"/>
             </w:pPr>
             <w:r>
               <w:rPr>
@@ -14597,6 +14575,7 @@
           <w:p>
             <w:pPr>
               <w:spacing w:after="40" w:line="259" w:lineRule="auto"/>
+              <w:jc w:val="center"/>
             </w:pPr>
             <w:r>
               <w:rPr>
@@ -14702,6 +14681,7 @@
           <w:p>
             <w:pPr>
               <w:spacing w:after="40" w:line="259" w:lineRule="auto"/>
+              <w:jc w:val="center"/>
             </w:pPr>
             <w:r>
               <w:rPr>
@@ -14726,6 +14706,7 @@
           <w:p>
             <w:pPr>
               <w:spacing w:after="40" w:line="259" w:lineRule="auto"/>
+              <w:jc w:val="center"/>
             </w:pPr>
             <w:r>
               <w:rPr>
@@ -14831,6 +14812,7 @@
           <w:p>
             <w:pPr>
               <w:spacing w:after="40" w:line="259" w:lineRule="auto"/>
+              <w:jc w:val="center"/>
             </w:pPr>
             <w:r>
               <w:rPr>
@@ -14855,6 +14837,7 @@
           <w:p>
             <w:pPr>
               <w:spacing w:after="40" w:line="259" w:lineRule="auto"/>
+              <w:jc w:val="center"/>
             </w:pPr>
             <w:r>
               <w:rPr>
@@ -14960,6 +14943,7 @@
           <w:p>
             <w:pPr>
               <w:spacing w:after="40" w:line="259" w:lineRule="auto"/>
+              <w:jc w:val="center"/>
             </w:pPr>
             <w:r>
               <w:rPr>
@@ -14984,6 +14968,7 @@
           <w:p>
             <w:pPr>
               <w:spacing w:after="40" w:line="259" w:lineRule="auto"/>
+              <w:jc w:val="center"/>
             </w:pPr>
             <w:r>
               <w:rPr>
@@ -15085,6 +15070,7 @@
           <w:p>
             <w:pPr>
               <w:spacing w:after="40" w:line="259" w:lineRule="auto"/>
+              <w:jc w:val="center"/>
             </w:pPr>
             <w:r>
               <w:rPr>
@@ -15109,6 +15095,7 @@
           <w:p>
             <w:pPr>
               <w:spacing w:after="40" w:line="259" w:lineRule="auto"/>
+              <w:jc w:val="center"/>
             </w:pPr>
             <w:r>
               <w:rPr>
@@ -15210,6 +15197,7 @@
           <w:p>
             <w:pPr>
               <w:spacing w:after="40" w:line="259" w:lineRule="auto"/>
+              <w:jc w:val="center"/>
             </w:pPr>
             <w:r>
               <w:rPr>
@@ -15234,6 +15222,7 @@
           <w:p>
             <w:pPr>
               <w:spacing w:after="40" w:line="259" w:lineRule="auto"/>
+              <w:jc w:val="center"/>
             </w:pPr>
             <w:r>
               <w:rPr>
@@ -15335,6 +15324,7 @@
           <w:p>
             <w:pPr>
               <w:spacing w:after="40" w:line="259" w:lineRule="auto"/>
+              <w:jc w:val="center"/>
             </w:pPr>
             <w:r>
               <w:rPr>
@@ -15359,6 +15349,7 @@
           <w:p>
             <w:pPr>
               <w:spacing w:after="40" w:line="259" w:lineRule="auto"/>
+              <w:jc w:val="center"/>
             </w:pPr>
             <w:r>
               <w:rPr>
@@ -15460,6 +15451,7 @@
           <w:p>
             <w:pPr>
               <w:spacing w:after="40" w:line="259" w:lineRule="auto"/>
+              <w:jc w:val="center"/>
             </w:pPr>
             <w:r>
               <w:rPr>
@@ -15484,6 +15476,7 @@
           <w:p>
             <w:pPr>
               <w:spacing w:after="40" w:line="259" w:lineRule="auto"/>
+              <w:jc w:val="center"/>
             </w:pPr>
             <w:r>
               <w:rPr>
@@ -15589,6 +15582,7 @@
           <w:p>
             <w:pPr>
               <w:spacing w:after="40" w:line="259" w:lineRule="auto"/>
+              <w:jc w:val="center"/>
             </w:pPr>
             <w:r>
               <w:rPr>
@@ -15613,6 +15607,7 @@
           <w:p>
             <w:pPr>
               <w:spacing w:after="40" w:line="259" w:lineRule="auto"/>
+              <w:jc w:val="center"/>
             </w:pPr>
             <w:r>
               <w:rPr>
@@ -15714,6 +15709,7 @@
           <w:p>
             <w:pPr>
               <w:spacing w:after="40" w:line="259" w:lineRule="auto"/>
+              <w:jc w:val="center"/>
             </w:pPr>
             <w:r>
               <w:rPr>
@@ -15738,6 +15734,7 @@
           <w:p>
             <w:pPr>
               <w:spacing w:after="40" w:line="259" w:lineRule="auto"/>
+              <w:jc w:val="center"/>
             </w:pPr>
             <w:r>
               <w:rPr>
@@ -15843,6 +15840,7 @@
           <w:p>
             <w:pPr>
               <w:spacing w:after="40" w:line="259" w:lineRule="auto"/>
+              <w:jc w:val="center"/>
             </w:pPr>
             <w:r>
               <w:rPr>
@@ -15867,6 +15865,7 @@
           <w:p>
             <w:pPr>
               <w:spacing w:after="40" w:line="259" w:lineRule="auto"/>
+              <w:jc w:val="center"/>
             </w:pPr>
             <w:r>
               <w:rPr>
@@ -15943,21 +15942,7 @@
         <w:rPr>
           <w:lang w:val="es-PE"/>
         </w:rPr>
-        <w:t xml:space="preserve">Anexo C. Fichas de </w:t>
-      </w:r>
-      <w:proofErr w:type="spellStart"/>
-      <w:r>
-        <w:rPr>
-          <w:lang w:val="es-PE"/>
-        </w:rPr>
-        <w:t>datasets</w:t>
-      </w:r>
-      <w:proofErr w:type="spellEnd"/>
-      <w:r>
-        <w:rPr>
-          <w:lang w:val="es-PE"/>
-        </w:rPr>
-        <w:t xml:space="preserve"> original, procesado y de prueba.</w:t>
+        <w:t>Anexo C. Fichas de datasets original, procesado y de prueba.</w:t>
       </w:r>
     </w:p>
     <w:p>
@@ -16041,6 +16026,7 @@
         <w:rPr>
           <w:lang w:val="es-PE"/>
         </w:rPr>
+        <w:lastRenderedPageBreak/>
         <w:t>Anexo H. Historial de repositorio y aportes individuales.</w:t>
       </w:r>
     </w:p>
@@ -16173,7 +16159,6 @@
                 <w:rFonts w:ascii="Telegraf" w:hAnsi="Telegraf"/>
               </w:rPr>
             </w:pPr>
-            <w:proofErr w:type="spellStart"/>
             <w:r>
               <w:rPr>
                 <w:rFonts w:ascii="Telegraf" w:hAnsi="Telegraf"/>
@@ -16181,7 +16166,6 @@
               </w:rPr>
               <w:t>Aspecto</w:t>
             </w:r>
-            <w:proofErr w:type="spellEnd"/>
           </w:p>
         </w:tc>
         <w:tc>
@@ -16226,81 +16210,58 @@
                 <w:rFonts w:ascii="Telegraf" w:hAnsi="Telegraf"/>
                 <w:b/>
               </w:rPr>
-              <w:t>1. ¿</w:t>
-            </w:r>
-            <w:proofErr w:type="spellStart"/>
+              <w:t>1. ¿U</w:t>
+            </w:r>
             <w:r>
               <w:rPr>
                 <w:rFonts w:ascii="Telegraf" w:hAnsi="Telegraf"/>
                 <w:b/>
               </w:rPr>
-              <w:t>U</w:t>
+              <w:t>tilic</w:t>
             </w:r>
             <w:r>
               <w:rPr>
                 <w:rFonts w:ascii="Telegraf" w:hAnsi="Telegraf"/>
                 <w:b/>
               </w:rPr>
-              <w:t>tilic</w:t>
-            </w:r>
-            <w:r>
+              <w:t>é IA?</w:t>
+            </w:r>
+          </w:p>
+        </w:tc>
+        <w:tc>
+          <w:tcPr>
+            <w:tcW w:w="7528" w:type="dxa"/>
+            <w:vAlign w:val="center"/>
+          </w:tcPr>
+          <w:p>
+            <w:pPr>
               <w:rPr>
                 <w:rFonts w:ascii="Telegraf" w:hAnsi="Telegraf"/>
-                <w:b/>
-              </w:rPr>
-              <w:t>é</w:t>
-            </w:r>
-            <w:proofErr w:type="spellEnd"/>
+              </w:rPr>
+            </w:pPr>
+            <w:r>
+              <w:rPr>
+                <w:rFonts w:ascii="Segoe UI Symbol" w:hAnsi="Segoe UI Symbol" w:cs="Segoe UI Symbol"/>
+              </w:rPr>
+              <w:t>☐</w:t>
+            </w:r>
             <w:r>
               <w:rPr>
                 <w:rFonts w:ascii="Telegraf" w:hAnsi="Telegraf"/>
-                <w:b/>
-              </w:rPr>
-              <w:t xml:space="preserve"> IA?</w:t>
-            </w:r>
-          </w:p>
-        </w:tc>
-        <w:tc>
-          <w:tcPr>
-            <w:tcW w:w="7528" w:type="dxa"/>
-            <w:vAlign w:val="center"/>
-          </w:tcPr>
-          <w:p>
-            <w:pPr>
+              </w:rPr>
+              <w:t xml:space="preserve"> No     </w:t>
+            </w:r>
+            <w:r>
+              <w:rPr>
+                <w:rFonts w:ascii="Segoe UI Symbol" w:hAnsi="Segoe UI Symbol" w:cs="Segoe UI Symbol"/>
+              </w:rPr>
+              <w:t>☐</w:t>
+            </w:r>
+            <w:r>
               <w:rPr>
                 <w:rFonts w:ascii="Telegraf" w:hAnsi="Telegraf"/>
               </w:rPr>
-            </w:pPr>
-            <w:r>
-              <w:rPr>
-                <w:rFonts w:ascii="Segoe UI Symbol" w:hAnsi="Segoe UI Symbol" w:cs="Segoe UI Symbol"/>
-              </w:rPr>
-              <w:t>☐</w:t>
-            </w:r>
-            <w:r>
-              <w:rPr>
-                <w:rFonts w:ascii="Telegraf" w:hAnsi="Telegraf"/>
-              </w:rPr>
-              <w:t xml:space="preserve"> No     </w:t>
-            </w:r>
-            <w:r>
-              <w:rPr>
-                <w:rFonts w:ascii="Segoe UI Symbol" w:hAnsi="Segoe UI Symbol" w:cs="Segoe UI Symbol"/>
-              </w:rPr>
-              <w:t>☐</w:t>
-            </w:r>
-            <w:r>
-              <w:rPr>
-                <w:rFonts w:ascii="Telegraf" w:hAnsi="Telegraf"/>
-              </w:rPr>
-              <w:t xml:space="preserve"> </w:t>
-            </w:r>
-            <w:proofErr w:type="spellStart"/>
-            <w:r>
-              <w:rPr>
-                <w:rFonts w:ascii="Telegraf" w:hAnsi="Telegraf"/>
-              </w:rPr>
-              <w:t>S</w:t>
+              <w:t xml:space="preserve"> S</w:t>
             </w:r>
             <w:r>
               <w:rPr>
@@ -16308,7 +16269,6 @@
               </w:rPr>
               <w:t>í</w:t>
             </w:r>
-            <w:proofErr w:type="spellEnd"/>
           </w:p>
         </w:tc>
       </w:tr>
@@ -16332,30 +16292,33 @@
                 <w:rFonts w:ascii="Telegraf" w:hAnsi="Telegraf"/>
                 <w:b/>
               </w:rPr>
-              <w:t xml:space="preserve">2. </w:t>
-            </w:r>
-            <w:proofErr w:type="spellStart"/>
-            <w:r>
+              <w:t>2. Herramienta</w:t>
+            </w:r>
+          </w:p>
+        </w:tc>
+        <w:tc>
+          <w:tcPr>
+            <w:tcW w:w="7528" w:type="dxa"/>
+            <w:vAlign w:val="center"/>
+          </w:tcPr>
+          <w:p>
+            <w:pPr>
               <w:rPr>
                 <w:rFonts w:ascii="Telegraf" w:hAnsi="Telegraf"/>
-                <w:b/>
-              </w:rPr>
-              <w:t>Herramienta</w:t>
-            </w:r>
-            <w:proofErr w:type="spellEnd"/>
-          </w:p>
-        </w:tc>
-        <w:tc>
-          <w:tcPr>
-            <w:tcW w:w="7528" w:type="dxa"/>
-            <w:vAlign w:val="center"/>
-          </w:tcPr>
-          <w:p>
-            <w:pPr>
+              </w:rPr>
+            </w:pPr>
+            <w:r>
+              <w:rPr>
+                <w:rFonts w:ascii="Segoe UI Symbol" w:hAnsi="Segoe UI Symbol" w:cs="Segoe UI Symbol"/>
+              </w:rPr>
+              <w:t>☐</w:t>
+            </w:r>
+            <w:r>
               <w:rPr>
                 <w:rFonts w:ascii="Telegraf" w:hAnsi="Telegraf"/>
               </w:rPr>
-            </w:pPr>
+              <w:t xml:space="preserve"> ChatGPT   </w:t>
+            </w:r>
             <w:r>
               <w:rPr>
                 <w:rFonts w:ascii="Segoe UI Symbol" w:hAnsi="Segoe UI Symbol" w:cs="Segoe UI Symbol"/>
@@ -16366,7 +16329,7 @@
               <w:rPr>
                 <w:rFonts w:ascii="Telegraf" w:hAnsi="Telegraf"/>
               </w:rPr>
-              <w:t xml:space="preserve"> ChatGPT   </w:t>
+              <w:t xml:space="preserve"> Gemini   </w:t>
             </w:r>
             <w:r>
               <w:rPr>
@@ -16378,7 +16341,7 @@
               <w:rPr>
                 <w:rFonts w:ascii="Telegraf" w:hAnsi="Telegraf"/>
               </w:rPr>
-              <w:t xml:space="preserve"> Gemini   </w:t>
+              <w:t xml:space="preserve"> Copilot   </w:t>
             </w:r>
             <w:r>
               <w:rPr>
@@ -16390,8 +16353,15 @@
               <w:rPr>
                 <w:rFonts w:ascii="Telegraf" w:hAnsi="Telegraf"/>
               </w:rPr>
-              <w:t xml:space="preserve"> Copilot   </w:t>
-            </w:r>
+              <w:t xml:space="preserve"> Claude   </w:t>
+            </w:r>
+          </w:p>
+          <w:p>
+            <w:pPr>
+              <w:rPr>
+                <w:rFonts w:ascii="Telegraf" w:hAnsi="Telegraf"/>
+              </w:rPr>
+            </w:pPr>
             <w:r>
               <w:rPr>
                 <w:rFonts w:ascii="Segoe UI Symbol" w:hAnsi="Segoe UI Symbol" w:cs="Segoe UI Symbol"/>
@@ -16402,40 +16372,21 @@
               <w:rPr>
                 <w:rFonts w:ascii="Telegraf" w:hAnsi="Telegraf"/>
               </w:rPr>
-              <w:t xml:space="preserve"> Claude   </w:t>
-            </w:r>
-          </w:p>
-          <w:p>
-            <w:pPr>
+              <w:t xml:space="preserve"> </w:t>
+            </w:r>
+            <w:proofErr w:type="gramStart"/>
+            <w:r>
               <w:rPr>
                 <w:rFonts w:ascii="Telegraf" w:hAnsi="Telegraf"/>
               </w:rPr>
-            </w:pPr>
-            <w:r>
-              <w:rPr>
-                <w:rFonts w:ascii="Segoe UI Symbol" w:hAnsi="Segoe UI Symbol" w:cs="Segoe UI Symbol"/>
-              </w:rPr>
-              <w:t>☐</w:t>
-            </w:r>
+              <w:t>Otra:_</w:t>
+            </w:r>
+            <w:proofErr w:type="gramEnd"/>
             <w:r>
               <w:rPr>
                 <w:rFonts w:ascii="Telegraf" w:hAnsi="Telegraf"/>
               </w:rPr>
-              <w:t xml:space="preserve"> </w:t>
-            </w:r>
-            <w:proofErr w:type="spellStart"/>
-            <w:r>
-              <w:rPr>
-                <w:rFonts w:ascii="Telegraf" w:hAnsi="Telegraf"/>
-              </w:rPr>
-              <w:t>Otra</w:t>
-            </w:r>
-            <w:proofErr w:type="spellEnd"/>
-            <w:r>
-              <w:rPr>
-                <w:rFonts w:ascii="Telegraf" w:hAnsi="Telegraf"/>
-              </w:rPr>
-              <w:t>:__________________</w:t>
+              <w:t>_________________</w:t>
             </w:r>
           </w:p>
         </w:tc>
@@ -16460,39 +16411,7 @@
                 <w:rFonts w:ascii="Telegraf" w:hAnsi="Telegraf"/>
                 <w:b/>
               </w:rPr>
-              <w:t xml:space="preserve">3. ¿Para </w:t>
-            </w:r>
-            <w:proofErr w:type="spellStart"/>
-            <w:r>
-              <w:rPr>
-                <w:rFonts w:ascii="Telegraf" w:hAnsi="Telegraf"/>
-                <w:b/>
-              </w:rPr>
-              <w:t>qué</w:t>
-            </w:r>
-            <w:proofErr w:type="spellEnd"/>
-            <w:r>
-              <w:rPr>
-                <w:rFonts w:ascii="Telegraf" w:hAnsi="Telegraf"/>
-                <w:b/>
-              </w:rPr>
-              <w:t xml:space="preserve"> la </w:t>
-            </w:r>
-            <w:proofErr w:type="spellStart"/>
-            <w:r>
-              <w:rPr>
-                <w:rFonts w:ascii="Telegraf" w:hAnsi="Telegraf"/>
-                <w:b/>
-              </w:rPr>
-              <w:t>utilicé</w:t>
-            </w:r>
-            <w:proofErr w:type="spellEnd"/>
-            <w:r>
-              <w:rPr>
-                <w:rFonts w:ascii="Telegraf" w:hAnsi="Telegraf"/>
-                <w:b/>
-              </w:rPr>
-              <w:t>?</w:t>
+              <w:t>3. ¿Para qué la utilicé?</w:t>
             </w:r>
           </w:p>
         </w:tc>
@@ -16666,21 +16585,7 @@
               <w:rPr>
                 <w:rFonts w:ascii="Telegraf" w:hAnsi="Telegraf"/>
               </w:rPr>
-              <w:t xml:space="preserve"> </w:t>
-            </w:r>
-            <w:proofErr w:type="spellStart"/>
-            <w:r>
-              <w:rPr>
-                <w:rFonts w:ascii="Telegraf" w:hAnsi="Telegraf"/>
-              </w:rPr>
-              <w:t>Otra</w:t>
-            </w:r>
-            <w:proofErr w:type="spellEnd"/>
-            <w:r>
-              <w:rPr>
-                <w:rFonts w:ascii="Telegraf" w:hAnsi="Telegraf"/>
-              </w:rPr>
-              <w:t>: __________________</w:t>
+              <w:t xml:space="preserve"> Otra: __________________</w:t>
             </w:r>
           </w:p>
         </w:tc>
@@ -16705,39 +16610,7 @@
                 <w:rFonts w:ascii="Telegraf" w:hAnsi="Telegraf"/>
                 <w:b/>
               </w:rPr>
-              <w:t xml:space="preserve">4. ¿En </w:t>
-            </w:r>
-            <w:proofErr w:type="spellStart"/>
-            <w:r>
-              <w:rPr>
-                <w:rFonts w:ascii="Telegraf" w:hAnsi="Telegraf"/>
-                <w:b/>
-              </w:rPr>
-              <w:t>qué</w:t>
-            </w:r>
-            <w:proofErr w:type="spellEnd"/>
-            <w:r>
-              <w:rPr>
-                <w:rFonts w:ascii="Telegraf" w:hAnsi="Telegraf"/>
-                <w:b/>
-              </w:rPr>
-              <w:t xml:space="preserve"> </w:t>
-            </w:r>
-            <w:proofErr w:type="spellStart"/>
-            <w:r>
-              <w:rPr>
-                <w:rFonts w:ascii="Telegraf" w:hAnsi="Telegraf"/>
-                <w:b/>
-              </w:rPr>
-              <w:t>parte</w:t>
-            </w:r>
-            <w:proofErr w:type="spellEnd"/>
-            <w:r>
-              <w:rPr>
-                <w:rFonts w:ascii="Telegraf" w:hAnsi="Telegraf"/>
-                <w:b/>
-              </w:rPr>
-              <w:t>?</w:t>
+              <w:t>4. ¿En qué parte?</w:t>
             </w:r>
           </w:p>
         </w:tc>
@@ -16890,21 +16763,7 @@
               <w:rPr>
                 <w:rFonts w:ascii="Telegraf" w:hAnsi="Telegraf"/>
               </w:rPr>
-              <w:t xml:space="preserve"> </w:t>
-            </w:r>
-            <w:proofErr w:type="spellStart"/>
-            <w:r>
-              <w:rPr>
-                <w:rFonts w:ascii="Telegraf" w:hAnsi="Telegraf"/>
-              </w:rPr>
-              <w:t>Otra</w:t>
-            </w:r>
-            <w:proofErr w:type="spellEnd"/>
-            <w:r>
-              <w:rPr>
-                <w:rFonts w:ascii="Telegraf" w:hAnsi="Telegraf"/>
-              </w:rPr>
-              <w:t>: __________________</w:t>
+              <w:t xml:space="preserve"> Otra: __________________</w:t>
             </w:r>
           </w:p>
         </w:tc>
@@ -17185,7 +17044,6 @@
                 <w:b/>
               </w:rPr>
             </w:pPr>
-            <w:proofErr w:type="spellStart"/>
             <w:r>
               <w:rPr>
                 <w:rFonts w:ascii="Telegraf" w:hAnsi="Telegraf"/>
@@ -17193,7 +17051,6 @@
               </w:rPr>
               <w:t>Firmas</w:t>
             </w:r>
-            <w:proofErr w:type="spellEnd"/>
           </w:p>
         </w:tc>
       </w:tr>
@@ -17336,37 +17193,12 @@
                 <w:rFonts w:ascii="Telegraf" w:hAnsi="Telegraf"/>
               </w:rPr>
             </w:pPr>
-            <w:proofErr w:type="spellStart"/>
             <w:r>
               <w:rPr>
                 <w:rFonts w:ascii="Telegraf" w:hAnsi="Telegraf"/>
                 <w:b/>
               </w:rPr>
-              <w:t>Fecha</w:t>
-            </w:r>
-            <w:proofErr w:type="spellEnd"/>
-            <w:r>
-              <w:rPr>
-                <w:rFonts w:ascii="Telegraf" w:hAnsi="Telegraf"/>
-                <w:b/>
-              </w:rPr>
-              <w:t xml:space="preserve"> (dd/mm/</w:t>
-            </w:r>
-            <w:proofErr w:type="spellStart"/>
-            <w:r>
-              <w:rPr>
-                <w:rFonts w:ascii="Telegraf" w:hAnsi="Telegraf"/>
-                <w:b/>
-              </w:rPr>
-              <w:t>yyyy</w:t>
-            </w:r>
-            <w:proofErr w:type="spellEnd"/>
-            <w:r>
-              <w:rPr>
-                <w:rFonts w:ascii="Telegraf" w:hAnsi="Telegraf"/>
-                <w:b/>
-              </w:rPr>
-              <w:t>)</w:t>
+              <w:t>Fecha (dd/mm/yyyy)</w:t>
             </w:r>
           </w:p>
         </w:tc>
@@ -17610,44 +17442,11 @@
       <w:jc w:val="both"/>
       <w:rPr>
         <w:rFonts w:ascii="Arial" w:hAnsi="Arial" w:cs="Arial"/>
-        <w:i/>
-        <w:iCs/>
-        <w:sz w:val="16"/>
-        <w:szCs w:val="16"/>
+        <w:sz w:val="18"/>
+        <w:szCs w:val="18"/>
         <w:lang w:val="es-PE"/>
       </w:rPr>
     </w:pPr>
-    <w:r>
-      <w:rPr>
-        <w:rFonts w:ascii="Arial" w:hAnsi="Arial" w:cs="Arial"/>
-        <w:i/>
-        <w:iCs/>
-        <w:sz w:val="16"/>
-        <w:szCs w:val="16"/>
-        <w:lang w:val="es-PE"/>
-      </w:rPr>
-      <w:t xml:space="preserve">&lt;&lt;Colocar los apellidos e inicial del primer nombre de los autores en orden alfabético, </w:t>
-    </w:r>
-  </w:p>
-  <w:p>
-    <w:pPr>
-      <w:spacing w:after="0"/>
-      <w:jc w:val="both"/>
-      <w:rPr>
-        <w:lang w:val="es-PE"/>
-      </w:rPr>
-    </w:pPr>
-    <w:r>
-      <w:rPr>
-        <w:rFonts w:ascii="Arial" w:hAnsi="Arial" w:cs="Arial"/>
-        <w:i/>
-        <w:iCs/>
-        <w:sz w:val="16"/>
-        <w:szCs w:val="16"/>
-        <w:lang w:val="es-PE"/>
-      </w:rPr>
-      <w:t>separados por punto y coma</w:t>
-    </w:r>
     <w:r>
       <w:rPr>
         <w:rFonts w:ascii="Arial" w:hAnsi="Arial" w:cs="Arial"/>
@@ -17655,17 +17454,7 @@
         <w:szCs w:val="16"/>
         <w:lang w:val="es-PE"/>
       </w:rPr>
-      <w:t>&gt;</w:t>
-    </w:r>
-    <w:r>
-      <w:rPr>
-        <w:rFonts w:ascii="Arial" w:hAnsi="Arial" w:cs="Arial"/>
-        <w:sz w:val="16"/>
-        <w:szCs w:val="16"/>
-        <w:lang w:val="es-PE"/>
-      </w:rPr>
-      <w:tab/>
-      <w:t>&gt;</w:t>
+      <w:t xml:space="preserve">Elescano Medina, </w:t>
     </w:r>
     <w:r>
       <w:rPr>
@@ -17674,7 +17463,7 @@
         <w:szCs w:val="18"/>
         <w:lang w:val="es-PE"/>
       </w:rPr>
-      <w:tab/>
+      <w:t>B</w:t>
     </w:r>
     <w:r>
       <w:rPr>
@@ -17730,6 +17519,33 @@
       </w:rPr>
       <w:tab/>
       <w:t xml:space="preserve">    </w:t>
+    </w:r>
+    <w:r>
+      <w:rPr>
+        <w:rFonts w:ascii="Arial" w:hAnsi="Arial" w:cs="Arial"/>
+        <w:sz w:val="18"/>
+        <w:szCs w:val="18"/>
+        <w:lang w:val="es-PE"/>
+      </w:rPr>
+      <w:tab/>
+    </w:r>
+    <w:r>
+      <w:rPr>
+        <w:rFonts w:ascii="Arial" w:hAnsi="Arial" w:cs="Arial"/>
+        <w:sz w:val="18"/>
+        <w:szCs w:val="18"/>
+        <w:lang w:val="es-PE"/>
+      </w:rPr>
+      <w:tab/>
+    </w:r>
+    <w:r>
+      <w:rPr>
+        <w:rFonts w:ascii="Arial" w:hAnsi="Arial" w:cs="Arial"/>
+        <w:sz w:val="18"/>
+        <w:szCs w:val="18"/>
+        <w:lang w:val="es-PE"/>
+      </w:rPr>
+      <w:tab/>
     </w:r>
     <w:r>
       <w:rPr>
@@ -19393,6 +19209,92 @@
     </w:lvl>
   </w:abstractNum>
   <w:abstractNum w:abstractNumId="13" w15:restartNumberingAfterBreak="0">
+    <w:nsid w:val="31042249"/>
+    <w:multiLevelType w:val="hybridMultilevel"/>
+    <w:tmpl w:val="F45AB74E"/>
+    <w:lvl w:ilvl="0" w:tplc="280A000F">
+      <w:start w:val="1"/>
+      <w:numFmt w:val="decimal"/>
+      <w:lvlText w:val="%1."/>
+      <w:lvlJc w:val="left"/>
+      <w:pPr>
+        <w:ind w:left="720" w:hanging="360"/>
+      </w:pPr>
+    </w:lvl>
+    <w:lvl w:ilvl="1" w:tplc="280A0019" w:tentative="1">
+      <w:start w:val="1"/>
+      <w:numFmt w:val="lowerLetter"/>
+      <w:lvlText w:val="%2."/>
+      <w:lvlJc w:val="left"/>
+      <w:pPr>
+        <w:ind w:left="1440" w:hanging="360"/>
+      </w:pPr>
+    </w:lvl>
+    <w:lvl w:ilvl="2" w:tplc="280A001B" w:tentative="1">
+      <w:start w:val="1"/>
+      <w:numFmt w:val="lowerRoman"/>
+      <w:lvlText w:val="%3."/>
+      <w:lvlJc w:val="right"/>
+      <w:pPr>
+        <w:ind w:left="2160" w:hanging="180"/>
+      </w:pPr>
+    </w:lvl>
+    <w:lvl w:ilvl="3" w:tplc="280A000F" w:tentative="1">
+      <w:start w:val="1"/>
+      <w:numFmt w:val="decimal"/>
+      <w:lvlText w:val="%4."/>
+      <w:lvlJc w:val="left"/>
+      <w:pPr>
+        <w:ind w:left="2880" w:hanging="360"/>
+      </w:pPr>
+    </w:lvl>
+    <w:lvl w:ilvl="4" w:tplc="280A0019" w:tentative="1">
+      <w:start w:val="1"/>
+      <w:numFmt w:val="lowerLetter"/>
+      <w:lvlText w:val="%5."/>
+      <w:lvlJc w:val="left"/>
+      <w:pPr>
+        <w:ind w:left="3600" w:hanging="360"/>
+      </w:pPr>
+    </w:lvl>
+    <w:lvl w:ilvl="5" w:tplc="280A001B" w:tentative="1">
+      <w:start w:val="1"/>
+      <w:numFmt w:val="lowerRoman"/>
+      <w:lvlText w:val="%6."/>
+      <w:lvlJc w:val="right"/>
+      <w:pPr>
+        <w:ind w:left="4320" w:hanging="180"/>
+      </w:pPr>
+    </w:lvl>
+    <w:lvl w:ilvl="6" w:tplc="280A000F" w:tentative="1">
+      <w:start w:val="1"/>
+      <w:numFmt w:val="decimal"/>
+      <w:lvlText w:val="%7."/>
+      <w:lvlJc w:val="left"/>
+      <w:pPr>
+        <w:ind w:left="5040" w:hanging="360"/>
+      </w:pPr>
+    </w:lvl>
+    <w:lvl w:ilvl="7" w:tplc="280A0019" w:tentative="1">
+      <w:start w:val="1"/>
+      <w:numFmt w:val="lowerLetter"/>
+      <w:lvlText w:val="%8."/>
+      <w:lvlJc w:val="left"/>
+      <w:pPr>
+        <w:ind w:left="5760" w:hanging="360"/>
+      </w:pPr>
+    </w:lvl>
+    <w:lvl w:ilvl="8" w:tplc="280A001B" w:tentative="1">
+      <w:start w:val="1"/>
+      <w:numFmt w:val="lowerRoman"/>
+      <w:lvlText w:val="%9."/>
+      <w:lvlJc w:val="right"/>
+      <w:pPr>
+        <w:ind w:left="6480" w:hanging="180"/>
+      </w:pPr>
+    </w:lvl>
+  </w:abstractNum>
+  <w:abstractNum w:abstractNumId="14" w15:restartNumberingAfterBreak="0">
     <w:nsid w:val="31D16177"/>
     <w:multiLevelType w:val="multilevel"/>
     <w:tmpl w:val="96C8E044"/>
@@ -19505,7 +19407,7 @@
       </w:rPr>
     </w:lvl>
   </w:abstractNum>
-  <w:abstractNum w:abstractNumId="14" w15:restartNumberingAfterBreak="0">
+  <w:abstractNum w:abstractNumId="15" w15:restartNumberingAfterBreak="0">
     <w:nsid w:val="387D46F8"/>
     <w:multiLevelType w:val="multilevel"/>
     <w:tmpl w:val="BFEE9FBE"/>
@@ -19618,7 +19520,7 @@
       </w:rPr>
     </w:lvl>
   </w:abstractNum>
-  <w:abstractNum w:abstractNumId="15" w15:restartNumberingAfterBreak="0">
+  <w:abstractNum w:abstractNumId="16" w15:restartNumberingAfterBreak="0">
     <w:nsid w:val="393A1ED5"/>
     <w:multiLevelType w:val="hybridMultilevel"/>
     <w:tmpl w:val="ED4CFE18"/>
@@ -19731,7 +19633,7 @@
       </w:rPr>
     </w:lvl>
   </w:abstractNum>
-  <w:abstractNum w:abstractNumId="16" w15:restartNumberingAfterBreak="0">
+  <w:abstractNum w:abstractNumId="17" w15:restartNumberingAfterBreak="0">
     <w:nsid w:val="3C990CBC"/>
     <w:multiLevelType w:val="multilevel"/>
     <w:tmpl w:val="83A00A28"/>
@@ -19844,7 +19746,7 @@
       </w:rPr>
     </w:lvl>
   </w:abstractNum>
-  <w:abstractNum w:abstractNumId="17" w15:restartNumberingAfterBreak="0">
+  <w:abstractNum w:abstractNumId="18" w15:restartNumberingAfterBreak="0">
     <w:nsid w:val="40B77A4A"/>
     <w:multiLevelType w:val="hybridMultilevel"/>
     <w:tmpl w:val="699863CE"/>
@@ -19956,7 +19858,7 @@
       </w:rPr>
     </w:lvl>
   </w:abstractNum>
-  <w:abstractNum w:abstractNumId="18" w15:restartNumberingAfterBreak="0">
+  <w:abstractNum w:abstractNumId="19" w15:restartNumberingAfterBreak="0">
     <w:nsid w:val="4A8052F9"/>
     <w:multiLevelType w:val="singleLevel"/>
     <w:tmpl w:val="A7E81854"/>
@@ -19974,7 +19876,7 @@
       </w:pPr>
     </w:lvl>
   </w:abstractNum>
-  <w:abstractNum w:abstractNumId="19" w15:restartNumberingAfterBreak="0">
+  <w:abstractNum w:abstractNumId="20" w15:restartNumberingAfterBreak="0">
     <w:nsid w:val="53647931"/>
     <w:multiLevelType w:val="hybridMultilevel"/>
     <w:tmpl w:val="31226894"/>
@@ -20063,7 +19965,7 @@
       </w:pPr>
     </w:lvl>
   </w:abstractNum>
-  <w:abstractNum w:abstractNumId="20" w15:restartNumberingAfterBreak="0">
+  <w:abstractNum w:abstractNumId="21" w15:restartNumberingAfterBreak="0">
     <w:nsid w:val="55241E6F"/>
     <w:multiLevelType w:val="hybridMultilevel"/>
     <w:tmpl w:val="9F9A4DC2"/>
@@ -20176,7 +20078,7 @@
       </w:rPr>
     </w:lvl>
   </w:abstractNum>
-  <w:abstractNum w:abstractNumId="21" w15:restartNumberingAfterBreak="0">
+  <w:abstractNum w:abstractNumId="22" w15:restartNumberingAfterBreak="0">
     <w:nsid w:val="58377F6B"/>
     <w:multiLevelType w:val="hybridMultilevel"/>
     <w:tmpl w:val="242871D6"/>
@@ -20289,7 +20191,7 @@
       </w:rPr>
     </w:lvl>
   </w:abstractNum>
-  <w:abstractNum w:abstractNumId="22" w15:restartNumberingAfterBreak="0">
+  <w:abstractNum w:abstractNumId="23" w15:restartNumberingAfterBreak="0">
     <w:nsid w:val="5E954E3A"/>
     <w:multiLevelType w:val="hybridMultilevel"/>
     <w:tmpl w:val="9E1653F6"/>
@@ -20402,7 +20304,120 @@
       </w:rPr>
     </w:lvl>
   </w:abstractNum>
-  <w:abstractNum w:abstractNumId="23" w15:restartNumberingAfterBreak="0">
+  <w:abstractNum w:abstractNumId="24" w15:restartNumberingAfterBreak="0">
+    <w:nsid w:val="62424BD9"/>
+    <w:multiLevelType w:val="multilevel"/>
+    <w:tmpl w:val="F6DE38F8"/>
+    <w:lvl w:ilvl="0">
+      <w:start w:val="1"/>
+      <w:numFmt w:val="decimal"/>
+      <w:lvlText w:val="%1"/>
+      <w:lvlJc w:val="left"/>
+      <w:pPr>
+        <w:ind w:left="360" w:hanging="360"/>
+      </w:pPr>
+      <w:rPr>
+        <w:rFonts w:hint="default"/>
+      </w:rPr>
+    </w:lvl>
+    <w:lvl w:ilvl="1">
+      <w:start w:val="3"/>
+      <w:numFmt w:val="decimal"/>
+      <w:lvlText w:val="%1.%2"/>
+      <w:lvlJc w:val="left"/>
+      <w:pPr>
+        <w:ind w:left="360" w:hanging="360"/>
+      </w:pPr>
+      <w:rPr>
+        <w:rFonts w:hint="default"/>
+      </w:rPr>
+    </w:lvl>
+    <w:lvl w:ilvl="2">
+      <w:start w:val="1"/>
+      <w:numFmt w:val="decimal"/>
+      <w:lvlText w:val="%1.%2.%3"/>
+      <w:lvlJc w:val="left"/>
+      <w:pPr>
+        <w:ind w:left="720" w:hanging="720"/>
+      </w:pPr>
+      <w:rPr>
+        <w:rFonts w:hint="default"/>
+      </w:rPr>
+    </w:lvl>
+    <w:lvl w:ilvl="3">
+      <w:start w:val="1"/>
+      <w:numFmt w:val="decimal"/>
+      <w:lvlText w:val="%1.%2.%3.%4"/>
+      <w:lvlJc w:val="left"/>
+      <w:pPr>
+        <w:ind w:left="720" w:hanging="720"/>
+      </w:pPr>
+      <w:rPr>
+        <w:rFonts w:hint="default"/>
+      </w:rPr>
+    </w:lvl>
+    <w:lvl w:ilvl="4">
+      <w:start w:val="1"/>
+      <w:numFmt w:val="decimal"/>
+      <w:lvlText w:val="%1.%2.%3.%4.%5"/>
+      <w:lvlJc w:val="left"/>
+      <w:pPr>
+        <w:ind w:left="1080" w:hanging="1080"/>
+      </w:pPr>
+      <w:rPr>
+        <w:rFonts w:hint="default"/>
+      </w:rPr>
+    </w:lvl>
+    <w:lvl w:ilvl="5">
+      <w:start w:val="1"/>
+      <w:numFmt w:val="decimal"/>
+      <w:lvlText w:val="%1.%2.%3.%4.%5.%6"/>
+      <w:lvlJc w:val="left"/>
+      <w:pPr>
+        <w:ind w:left="1080" w:hanging="1080"/>
+      </w:pPr>
+      <w:rPr>
+        <w:rFonts w:hint="default"/>
+      </w:rPr>
+    </w:lvl>
+    <w:lvl w:ilvl="6">
+      <w:start w:val="1"/>
+      <w:numFmt w:val="decimal"/>
+      <w:lvlText w:val="%1.%2.%3.%4.%5.%6.%7"/>
+      <w:lvlJc w:val="left"/>
+      <w:pPr>
+        <w:ind w:left="1440" w:hanging="1440"/>
+      </w:pPr>
+      <w:rPr>
+        <w:rFonts w:hint="default"/>
+      </w:rPr>
+    </w:lvl>
+    <w:lvl w:ilvl="7">
+      <w:start w:val="1"/>
+      <w:numFmt w:val="decimal"/>
+      <w:lvlText w:val="%1.%2.%3.%4.%5.%6.%7.%8"/>
+      <w:lvlJc w:val="left"/>
+      <w:pPr>
+        <w:ind w:left="1440" w:hanging="1440"/>
+      </w:pPr>
+      <w:rPr>
+        <w:rFonts w:hint="default"/>
+      </w:rPr>
+    </w:lvl>
+    <w:lvl w:ilvl="8">
+      <w:start w:val="1"/>
+      <w:numFmt w:val="decimal"/>
+      <w:lvlText w:val="%1.%2.%3.%4.%5.%6.%7.%8.%9"/>
+      <w:lvlJc w:val="left"/>
+      <w:pPr>
+        <w:ind w:left="1440" w:hanging="1440"/>
+      </w:pPr>
+      <w:rPr>
+        <w:rFonts w:hint="default"/>
+      </w:rPr>
+    </w:lvl>
+  </w:abstractNum>
+  <w:abstractNum w:abstractNumId="25" w15:restartNumberingAfterBreak="0">
     <w:nsid w:val="63575720"/>
     <w:multiLevelType w:val="hybridMultilevel"/>
     <w:tmpl w:val="8182CF50"/>
@@ -20515,7 +20530,7 @@
       </w:rPr>
     </w:lvl>
   </w:abstractNum>
-  <w:abstractNum w:abstractNumId="24" w15:restartNumberingAfterBreak="0">
+  <w:abstractNum w:abstractNumId="26" w15:restartNumberingAfterBreak="0">
     <w:nsid w:val="639E5EA6"/>
     <w:multiLevelType w:val="hybridMultilevel"/>
     <w:tmpl w:val="2EB8C798"/>
@@ -20627,7 +20642,7 @@
       </w:rPr>
     </w:lvl>
   </w:abstractNum>
-  <w:abstractNum w:abstractNumId="25" w15:restartNumberingAfterBreak="0">
+  <w:abstractNum w:abstractNumId="27" w15:restartNumberingAfterBreak="0">
     <w:nsid w:val="6B5A1ADF"/>
     <w:multiLevelType w:val="hybridMultilevel"/>
     <w:tmpl w:val="4B04568C"/>
@@ -20740,7 +20755,7 @@
       </w:rPr>
     </w:lvl>
   </w:abstractNum>
-  <w:abstractNum w:abstractNumId="26" w15:restartNumberingAfterBreak="0">
+  <w:abstractNum w:abstractNumId="28" w15:restartNumberingAfterBreak="0">
     <w:nsid w:val="6DC579C9"/>
     <w:multiLevelType w:val="singleLevel"/>
     <w:tmpl w:val="E626CC7A"/>
@@ -20758,7 +20773,7 @@
       </w:pPr>
     </w:lvl>
   </w:abstractNum>
-  <w:abstractNum w:abstractNumId="27" w15:restartNumberingAfterBreak="0">
+  <w:abstractNum w:abstractNumId="29" w15:restartNumberingAfterBreak="0">
     <w:nsid w:val="75452A18"/>
     <w:multiLevelType w:val="hybridMultilevel"/>
     <w:tmpl w:val="1C1E0FF8"/>
@@ -20871,7 +20886,7 @@
       </w:rPr>
     </w:lvl>
   </w:abstractNum>
-  <w:abstractNum w:abstractNumId="28" w15:restartNumberingAfterBreak="0">
+  <w:abstractNum w:abstractNumId="30" w15:restartNumberingAfterBreak="0">
     <w:nsid w:val="76112AD2"/>
     <w:multiLevelType w:val="hybridMultilevel"/>
     <w:tmpl w:val="DF265A70"/>
@@ -20957,7 +20972,7 @@
       </w:pPr>
     </w:lvl>
   </w:abstractNum>
-  <w:abstractNum w:abstractNumId="29" w15:restartNumberingAfterBreak="0">
+  <w:abstractNum w:abstractNumId="31" w15:restartNumberingAfterBreak="0">
     <w:nsid w:val="784072CB"/>
     <w:multiLevelType w:val="hybridMultilevel"/>
     <w:tmpl w:val="6074DF2E"/>
@@ -21070,7 +21085,7 @@
       </w:rPr>
     </w:lvl>
   </w:abstractNum>
-  <w:abstractNum w:abstractNumId="30" w15:restartNumberingAfterBreak="0">
+  <w:abstractNum w:abstractNumId="32" w15:restartNumberingAfterBreak="0">
     <w:nsid w:val="7DCA0B89"/>
     <w:multiLevelType w:val="hybridMultilevel"/>
     <w:tmpl w:val="5EC65B3E"/>
@@ -21184,19 +21199,25 @@
     </w:lvl>
   </w:abstractNum>
   <w:num w:numId="1" w16cid:durableId="1742362137">
-    <w:abstractNumId w:val="26"/>
+    <w:abstractNumId w:val="28"/>
   </w:num>
   <w:num w:numId="2" w16cid:durableId="1823540413">
     <w:abstractNumId w:val="1"/>
   </w:num>
   <w:num w:numId="3" w16cid:durableId="500121400">
-    <w:abstractNumId w:val="28"/>
+    <w:abstractNumId w:val="30"/>
   </w:num>
   <w:num w:numId="4" w16cid:durableId="908074631">
     <w:abstractNumId w:val="3"/>
   </w:num>
   <w:num w:numId="5" w16cid:durableId="268128921">
     <w:abstractNumId w:val="2"/>
+  </w:num>
+  <w:num w:numId="6" w16cid:durableId="1364600571">
+    <w:abstractNumId w:val="13"/>
+  </w:num>
+  <w:num w:numId="7" w16cid:durableId="1801609460">
+    <w:abstractNumId w:val="24"/>
   </w:num>
 </w:numbering>
 </file>
@@ -22280,7 +22301,12 @@
 </file>
 
 <file path=customXml/item1.xml><?xml version="1.0" encoding="utf-8"?>
-<b:Sources xmlns:b="http://schemas.openxmlformats.org/officeDocument/2006/bibliography" xmlns="http://schemas.openxmlformats.org/officeDocument/2006/bibliography" SelectedStyle="\APASixthEditionOfficeOnline.xsl" StyleName="APA" Version="6"/>
+<?mso-contentType ?>
+<FormTemplates xmlns="http://schemas.microsoft.com/sharepoint/v3/contenttype/forms">
+  <Display>DocumentLibraryForm</Display>
+  <Edit>DocumentLibraryForm</Edit>
+  <New>DocumentLibraryForm</New>
+</FormTemplates>
 </file>
 
 <file path=customXml/item2.xml><?xml version="1.0" encoding="utf-8"?>
@@ -22295,12 +22321,7 @@
 </file>
 
 <file path=customXml/item3.xml><?xml version="1.0" encoding="utf-8"?>
-<?mso-contentType ?>
-<FormTemplates xmlns="http://schemas.microsoft.com/sharepoint/v3/contenttype/forms">
-  <Display>DocumentLibraryForm</Display>
-  <Edit>DocumentLibraryForm</Edit>
-  <New>DocumentLibraryForm</New>
-</FormTemplates>
+<b:Sources xmlns:b="http://schemas.openxmlformats.org/officeDocument/2006/bibliography" xmlns="http://schemas.openxmlformats.org/officeDocument/2006/bibliography" SelectedStyle="\APASixthEditionOfficeOnline.xsl" StyleName="APA" Version="6"/>
 </file>
 
 <file path=customXml/item4.xml><?xml version="1.0" encoding="utf-8"?>
@@ -22499,9 +22520,9 @@
 </file>
 
 <file path=customXml/itemProps1.xml><?xml version="1.0" encoding="utf-8"?>
-<ds:datastoreItem xmlns:ds="http://schemas.openxmlformats.org/officeDocument/2006/customXml" ds:itemID="{6E29EC09-DF90-4CBC-98BE-5BB5D23D9420}">
+<ds:datastoreItem xmlns:ds="http://schemas.openxmlformats.org/officeDocument/2006/customXml" ds:itemID="{5462FC43-E482-4149-907F-0D65F1C4AC3A}">
   <ds:schemaRefs>
-    <ds:schemaRef ds:uri="http://schemas.openxmlformats.org/officeDocument/2006/bibliography"/>
+    <ds:schemaRef ds:uri="http://schemas.microsoft.com/sharepoint/v3/contenttype/forms"/>
   </ds:schemaRefs>
 </ds:datastoreItem>
 </file>
@@ -22518,9 +22539,9 @@
 </file>
 
 <file path=customXml/itemProps3.xml><?xml version="1.0" encoding="utf-8"?>
-<ds:datastoreItem xmlns:ds="http://schemas.openxmlformats.org/officeDocument/2006/customXml" ds:itemID="{5462FC43-E482-4149-907F-0D65F1C4AC3A}">
+<ds:datastoreItem xmlns:ds="http://schemas.openxmlformats.org/officeDocument/2006/customXml" ds:itemID="{6E29EC09-DF90-4CBC-98BE-5BB5D23D9420}">
   <ds:schemaRefs>
-    <ds:schemaRef ds:uri="http://schemas.microsoft.com/sharepoint/v3/contenttype/forms"/>
+    <ds:schemaRef ds:uri="http://schemas.openxmlformats.org/officeDocument/2006/bibliography"/>
   </ds:schemaRefs>
 </ds:datastoreItem>
 </file>

--- a/2026-2_ISC-Informe_Proyecto_Final_BASAV.docx
+++ b/2026-2_ISC-Informe_Proyecto_Final_BASAV.docx
@@ -15535,13 +15535,17 @@
           <w:p>
             <w:pPr>
               <w:spacing w:after="40" w:line="259" w:lineRule="auto"/>
+              <w:rPr>
+                <w:lang w:val="es-PE"/>
+              </w:rPr>
             </w:pPr>
             <w:r>
               <w:rPr>
                 <w:color w:val="000000"/>
                 <w:sz w:val="15"/>
-              </w:rPr>
-              <w:t>&lt;&lt;Ruta/URL&gt;&gt;</w:t>
+                <w:lang w:val="es-PE"/>
+              </w:rPr>
+              <w:t>https://github.com/brvnomk/BASE-DE-DATOS-AVAN.-Y-BIG-DATA---Cer-micas-Vale/blob/main/Reporte_Items_2026-09-09-16_57_28.csv</w:t>
             </w:r>
           </w:p>
         </w:tc>
@@ -15560,13 +15564,30 @@
             <w:pPr>
               <w:spacing w:after="40" w:line="259" w:lineRule="auto"/>
               <w:jc w:val="center"/>
-            </w:pPr>
-            <w:r>
               <w:rPr>
                 <w:color w:val="000000"/>
                 <w:sz w:val="15"/>
               </w:rPr>
-              <w:t>&lt;&lt;Versión&gt;&gt;</w:t>
+            </w:pPr>
+            <w:r>
+              <w:rPr>
+                <w:color w:val="000000"/>
+                <w:sz w:val="15"/>
+              </w:rPr>
+              <w:t>Final</w:t>
+            </w:r>
+          </w:p>
+          <w:p>
+            <w:pPr>
+              <w:spacing w:after="40" w:line="259" w:lineRule="auto"/>
+              <w:jc w:val="center"/>
+            </w:pPr>
+            <w:r>
+              <w:rPr>
+                <w:color w:val="000000"/>
+                <w:sz w:val="15"/>
+              </w:rPr>
+              <w:t>16/09/2026</w:t>
             </w:r>
           </w:p>
         </w:tc>
@@ -15591,7 +15612,7 @@
                 <w:color w:val="000000"/>
                 <w:sz w:val="15"/>
               </w:rPr>
-              <w:t>&lt;&lt;Nombre&gt;&gt;</w:t>
+              <w:t>Bruno</w:t>
             </w:r>
           </w:p>
         </w:tc>
@@ -17434,6 +17455,7 @@
         <w:pStyle w:val="Titulo2"/>
       </w:pPr>
       <w:r>
+        <w:lastRenderedPageBreak/>
         <w:t>Lista de anexos sugeridos</w:t>
       </w:r>
     </w:p>
@@ -17470,7 +17492,6 @@
         <w:rPr>
           <w:lang w:val="es-PE"/>
         </w:rPr>
-        <w:lastRenderedPageBreak/>
         <w:t>Anexo B. Diccionario de datos, modelos y diagramas de arquitectura.</w:t>
       </w:r>
     </w:p>

--- a/2026-2_ISC-Informe_Proyecto_Final_BASAV.docx
+++ b/2026-2_ISC-Informe_Proyecto_Final_BASAV.docx
@@ -453,25 +453,7 @@
                 <w:sz w:val="18"/>
                 <w:lang w:val="es-PE"/>
               </w:rPr>
-              <w:t xml:space="preserve">Huarancca </w:t>
-            </w:r>
-            <w:proofErr w:type="spellStart"/>
-            <w:r>
-              <w:rPr>
-                <w:color w:val="000000"/>
-                <w:sz w:val="18"/>
-                <w:lang w:val="es-PE"/>
-              </w:rPr>
-              <w:t>Cachique</w:t>
-            </w:r>
-            <w:proofErr w:type="spellEnd"/>
-            <w:r>
-              <w:rPr>
-                <w:color w:val="000000"/>
-                <w:sz w:val="18"/>
-                <w:lang w:val="es-PE"/>
-              </w:rPr>
-              <w:t xml:space="preserve">, </w:t>
+              <w:t xml:space="preserve">Huarancca Cachique, </w:t>
             </w:r>
             <w:proofErr w:type="spellStart"/>
             <w:r>
@@ -511,57 +493,29 @@
                 <w:lang w:val="es-PE"/>
               </w:rPr>
             </w:pPr>
-            <w:proofErr w:type="spellStart"/>
-            <w:r>
-              <w:rPr>
-                <w:color w:val="000000"/>
-                <w:sz w:val="18"/>
-                <w:lang w:val="es-PE"/>
-              </w:rPr>
-              <w:t>Huasupoma</w:t>
-            </w:r>
-            <w:proofErr w:type="spellEnd"/>
-            <w:r>
-              <w:rPr>
-                <w:color w:val="000000"/>
-                <w:sz w:val="18"/>
-                <w:lang w:val="es-PE"/>
-              </w:rPr>
-              <w:t xml:space="preserve"> Rodas, Jimi Roger</w:t>
-            </w:r>
-          </w:p>
-          <w:p>
-            <w:pPr>
-              <w:spacing w:after="40" w:line="259" w:lineRule="auto"/>
-              <w:rPr>
-                <w:lang w:val="es-PE"/>
-              </w:rPr>
-            </w:pPr>
-            <w:r>
-              <w:rPr>
-                <w:color w:val="000000"/>
-                <w:sz w:val="18"/>
-                <w:lang w:val="es-PE"/>
-              </w:rPr>
-              <w:t xml:space="preserve">Rojas </w:t>
-            </w:r>
-            <w:proofErr w:type="spellStart"/>
-            <w:r>
-              <w:rPr>
-                <w:color w:val="000000"/>
-                <w:sz w:val="18"/>
-                <w:lang w:val="es-PE"/>
-              </w:rPr>
-              <w:t>Condorchoa</w:t>
-            </w:r>
-            <w:proofErr w:type="spellEnd"/>
-            <w:r>
-              <w:rPr>
-                <w:color w:val="000000"/>
-                <w:sz w:val="18"/>
-                <w:lang w:val="es-PE"/>
-              </w:rPr>
-              <w:t>, Diego Javier</w:t>
+            <w:r>
+              <w:rPr>
+                <w:color w:val="000000"/>
+                <w:sz w:val="18"/>
+                <w:lang w:val="es-PE"/>
+              </w:rPr>
+              <w:t>Huasupoma Rodas, Jimi Roger</w:t>
+            </w:r>
+          </w:p>
+          <w:p>
+            <w:pPr>
+              <w:spacing w:after="40" w:line="259" w:lineRule="auto"/>
+              <w:rPr>
+                <w:lang w:val="es-PE"/>
+              </w:rPr>
+            </w:pPr>
+            <w:r>
+              <w:rPr>
+                <w:color w:val="000000"/>
+                <w:sz w:val="18"/>
+                <w:lang w:val="es-PE"/>
+              </w:rPr>
+              <w:t>Rojas Condorchoa, Diego Javier</w:t>
             </w:r>
           </w:p>
         </w:tc>
@@ -1038,10 +992,12 @@
       <w:pPr>
         <w:pStyle w:val="Titulo1"/>
       </w:pPr>
+      <w:bookmarkStart w:id="0" w:name="_Toc241096897"/>
       <w:r>
         <w:lastRenderedPageBreak/>
         <w:t>ORIENTACIONES PARA EL PROYECTO Y EL INFORME</w:t>
       </w:r>
+      <w:bookmarkEnd w:id="0"/>
     </w:p>
     <w:tbl>
       <w:tblPr>
@@ -1189,9 +1145,11 @@
       <w:pPr>
         <w:pStyle w:val="Titulo2"/>
       </w:pPr>
+      <w:bookmarkStart w:id="1" w:name="_Toc241096898"/>
       <w:r>
         <w:t>Entregables obligatorios</w:t>
       </w:r>
+      <w:bookmarkEnd w:id="1"/>
     </w:p>
     <w:tbl>
       <w:tblPr>
@@ -2030,9 +1988,11 @@
       <w:pPr>
         <w:pStyle w:val="Titulo2"/>
       </w:pPr>
+      <w:bookmarkStart w:id="2" w:name="_Toc241096899"/>
       <w:r>
         <w:t>Convenciones de presentación de evidencias</w:t>
       </w:r>
+      <w:bookmarkEnd w:id="2"/>
     </w:p>
     <w:p>
       <w:pPr>
@@ -2207,246 +2167,7198 @@
       <w:pPr>
         <w:pStyle w:val="Titulo1"/>
       </w:pPr>
+      <w:bookmarkStart w:id="3" w:name="_Toc241096900"/>
       <w:r>
         <w:lastRenderedPageBreak/>
         <w:t>ÍNDICE</w:t>
       </w:r>
+      <w:bookmarkEnd w:id="3"/>
     </w:p>
     <w:p>
       <w:pPr>
+        <w:pStyle w:val="TDC1"/>
+        <w:rPr>
+          <w:rFonts w:asciiTheme="minorHAnsi" w:eastAsiaTheme="minorEastAsia" w:hAnsiTheme="minorHAnsi" w:cstheme="minorHAnsi"/>
+          <w:noProof/>
+          <w:kern w:val="0"/>
+          <w:lang w:val="es-PE" w:eastAsia="es-PE"/>
+          <w14:ligatures w14:val="none"/>
+        </w:rPr>
+      </w:pPr>
+      <w:r>
+        <w:rPr>
+          <w:rFonts w:asciiTheme="minorHAnsi" w:hAnsiTheme="minorHAnsi" w:cstheme="minorHAnsi"/>
+          <w:lang w:val="es-PE"/>
+        </w:rPr>
+        <w:fldChar w:fldCharType="begin"/>
+      </w:r>
+      <w:r>
+        <w:rPr>
+          <w:rFonts w:asciiTheme="minorHAnsi" w:hAnsiTheme="minorHAnsi" w:cstheme="minorHAnsi"/>
+          <w:lang w:val="es-PE"/>
+        </w:rPr>
+        <w:instrText xml:space="preserve"> TOC \h \z \t "Titulo 1,1,Titulo 2,2,Titulo 3,3" </w:instrText>
+      </w:r>
+      <w:r>
+        <w:rPr>
+          <w:rFonts w:asciiTheme="minorHAnsi" w:hAnsiTheme="minorHAnsi" w:cstheme="minorHAnsi"/>
+          <w:lang w:val="es-PE"/>
+        </w:rPr>
+        <w:fldChar w:fldCharType="separate"/>
+      </w:r>
+      <w:hyperlink w:anchor="_Toc241096897" w:history="1">
+        <w:r>
+          <w:rPr>
+            <w:rStyle w:val="Hipervnculo"/>
+            <w:rFonts w:asciiTheme="minorHAnsi" w:hAnsiTheme="minorHAnsi" w:cstheme="minorHAnsi"/>
+            <w:noProof/>
+          </w:rPr>
+          <w:t>ORIENTACIONES PARA EL PROYECTO Y EL INFORME</w:t>
+        </w:r>
+        <w:r>
+          <w:rPr>
+            <w:rFonts w:asciiTheme="minorHAnsi" w:hAnsiTheme="minorHAnsi" w:cstheme="minorHAnsi"/>
+            <w:noProof/>
+            <w:webHidden/>
+          </w:rPr>
+          <w:tab/>
+        </w:r>
+        <w:r>
+          <w:rPr>
+            <w:rFonts w:asciiTheme="minorHAnsi" w:hAnsiTheme="minorHAnsi" w:cstheme="minorHAnsi"/>
+            <w:noProof/>
+            <w:webHidden/>
+          </w:rPr>
+          <w:fldChar w:fldCharType="begin"/>
+        </w:r>
+        <w:r>
+          <w:rPr>
+            <w:rFonts w:asciiTheme="minorHAnsi" w:hAnsiTheme="minorHAnsi" w:cstheme="minorHAnsi"/>
+            <w:noProof/>
+            <w:webHidden/>
+          </w:rPr>
+          <w:instrText xml:space="preserve"> PAGEREF _Toc241096897 \h </w:instrText>
+        </w:r>
+        <w:r>
+          <w:rPr>
+            <w:rFonts w:asciiTheme="minorHAnsi" w:hAnsiTheme="minorHAnsi" w:cstheme="minorHAnsi"/>
+            <w:noProof/>
+            <w:webHidden/>
+          </w:rPr>
+        </w:r>
+        <w:r>
+          <w:rPr>
+            <w:rFonts w:asciiTheme="minorHAnsi" w:hAnsiTheme="minorHAnsi" w:cstheme="minorHAnsi"/>
+            <w:noProof/>
+            <w:webHidden/>
+          </w:rPr>
+          <w:fldChar w:fldCharType="separate"/>
+        </w:r>
+        <w:r>
+          <w:rPr>
+            <w:rFonts w:asciiTheme="minorHAnsi" w:hAnsiTheme="minorHAnsi" w:cstheme="minorHAnsi"/>
+            <w:noProof/>
+            <w:webHidden/>
+          </w:rPr>
+          <w:t>2</w:t>
+        </w:r>
+        <w:r>
+          <w:rPr>
+            <w:rFonts w:asciiTheme="minorHAnsi" w:hAnsiTheme="minorHAnsi" w:cstheme="minorHAnsi"/>
+            <w:noProof/>
+            <w:webHidden/>
+          </w:rPr>
+          <w:fldChar w:fldCharType="end"/>
+        </w:r>
+      </w:hyperlink>
+    </w:p>
+    <w:p>
+      <w:pPr>
+        <w:pStyle w:val="TDC2"/>
+        <w:tabs>
+          <w:tab w:val="right" w:leader="dot" w:pos="8494"/>
+        </w:tabs>
+        <w:rPr>
+          <w:rFonts w:asciiTheme="minorHAnsi" w:eastAsiaTheme="minorEastAsia" w:hAnsiTheme="minorHAnsi" w:cstheme="minorHAnsi"/>
+          <w:noProof/>
+          <w:kern w:val="0"/>
+          <w:lang w:val="es-PE" w:eastAsia="es-PE"/>
+          <w14:ligatures w14:val="none"/>
+        </w:rPr>
+      </w:pPr>
+      <w:hyperlink w:anchor="_Toc241096898" w:history="1">
+        <w:r>
+          <w:rPr>
+            <w:rStyle w:val="Hipervnculo"/>
+            <w:rFonts w:asciiTheme="minorHAnsi" w:hAnsiTheme="minorHAnsi" w:cstheme="minorHAnsi"/>
+            <w:noProof/>
+          </w:rPr>
+          <w:t>Entregables obligatorios</w:t>
+        </w:r>
+        <w:r>
+          <w:rPr>
+            <w:rFonts w:asciiTheme="minorHAnsi" w:hAnsiTheme="minorHAnsi" w:cstheme="minorHAnsi"/>
+            <w:noProof/>
+            <w:webHidden/>
+          </w:rPr>
+          <w:tab/>
+        </w:r>
+        <w:r>
+          <w:rPr>
+            <w:rFonts w:asciiTheme="minorHAnsi" w:hAnsiTheme="minorHAnsi" w:cstheme="minorHAnsi"/>
+            <w:noProof/>
+            <w:webHidden/>
+          </w:rPr>
+          <w:fldChar w:fldCharType="begin"/>
+        </w:r>
+        <w:r>
+          <w:rPr>
+            <w:rFonts w:asciiTheme="minorHAnsi" w:hAnsiTheme="minorHAnsi" w:cstheme="minorHAnsi"/>
+            <w:noProof/>
+            <w:webHidden/>
+          </w:rPr>
+          <w:instrText xml:space="preserve"> PAGEREF _Toc241096898 \h </w:instrText>
+        </w:r>
+        <w:r>
+          <w:rPr>
+            <w:rFonts w:asciiTheme="minorHAnsi" w:hAnsiTheme="minorHAnsi" w:cstheme="minorHAnsi"/>
+            <w:noProof/>
+            <w:webHidden/>
+          </w:rPr>
+        </w:r>
+        <w:r>
+          <w:rPr>
+            <w:rFonts w:asciiTheme="minorHAnsi" w:hAnsiTheme="minorHAnsi" w:cstheme="minorHAnsi"/>
+            <w:noProof/>
+            <w:webHidden/>
+          </w:rPr>
+          <w:fldChar w:fldCharType="separate"/>
+        </w:r>
+        <w:r>
+          <w:rPr>
+            <w:rFonts w:asciiTheme="minorHAnsi" w:hAnsiTheme="minorHAnsi" w:cstheme="minorHAnsi"/>
+            <w:noProof/>
+            <w:webHidden/>
+          </w:rPr>
+          <w:t>2</w:t>
+        </w:r>
+        <w:r>
+          <w:rPr>
+            <w:rFonts w:asciiTheme="minorHAnsi" w:hAnsiTheme="minorHAnsi" w:cstheme="minorHAnsi"/>
+            <w:noProof/>
+            <w:webHidden/>
+          </w:rPr>
+          <w:fldChar w:fldCharType="end"/>
+        </w:r>
+      </w:hyperlink>
+    </w:p>
+    <w:p>
+      <w:pPr>
+        <w:pStyle w:val="TDC2"/>
+        <w:tabs>
+          <w:tab w:val="right" w:leader="dot" w:pos="8494"/>
+        </w:tabs>
+        <w:rPr>
+          <w:rFonts w:asciiTheme="minorHAnsi" w:eastAsiaTheme="minorEastAsia" w:hAnsiTheme="minorHAnsi" w:cstheme="minorHAnsi"/>
+          <w:noProof/>
+          <w:kern w:val="0"/>
+          <w:lang w:val="es-PE" w:eastAsia="es-PE"/>
+          <w14:ligatures w14:val="none"/>
+        </w:rPr>
+      </w:pPr>
+      <w:hyperlink w:anchor="_Toc241096899" w:history="1">
+        <w:r>
+          <w:rPr>
+            <w:rStyle w:val="Hipervnculo"/>
+            <w:rFonts w:asciiTheme="minorHAnsi" w:hAnsiTheme="minorHAnsi" w:cstheme="minorHAnsi"/>
+            <w:noProof/>
+          </w:rPr>
+          <w:t>Convenciones de presentación de evidencias</w:t>
+        </w:r>
+        <w:r>
+          <w:rPr>
+            <w:rFonts w:asciiTheme="minorHAnsi" w:hAnsiTheme="minorHAnsi" w:cstheme="minorHAnsi"/>
+            <w:noProof/>
+            <w:webHidden/>
+          </w:rPr>
+          <w:tab/>
+        </w:r>
+        <w:r>
+          <w:rPr>
+            <w:rFonts w:asciiTheme="minorHAnsi" w:hAnsiTheme="minorHAnsi" w:cstheme="minorHAnsi"/>
+            <w:noProof/>
+            <w:webHidden/>
+          </w:rPr>
+          <w:fldChar w:fldCharType="begin"/>
+        </w:r>
+        <w:r>
+          <w:rPr>
+            <w:rFonts w:asciiTheme="minorHAnsi" w:hAnsiTheme="minorHAnsi" w:cstheme="minorHAnsi"/>
+            <w:noProof/>
+            <w:webHidden/>
+          </w:rPr>
+          <w:instrText xml:space="preserve"> PAGEREF _Toc241096899 \h </w:instrText>
+        </w:r>
+        <w:r>
+          <w:rPr>
+            <w:rFonts w:asciiTheme="minorHAnsi" w:hAnsiTheme="minorHAnsi" w:cstheme="minorHAnsi"/>
+            <w:noProof/>
+            <w:webHidden/>
+          </w:rPr>
+        </w:r>
+        <w:r>
+          <w:rPr>
+            <w:rFonts w:asciiTheme="minorHAnsi" w:hAnsiTheme="minorHAnsi" w:cstheme="minorHAnsi"/>
+            <w:noProof/>
+            <w:webHidden/>
+          </w:rPr>
+          <w:fldChar w:fldCharType="separate"/>
+        </w:r>
+        <w:r>
+          <w:rPr>
+            <w:rFonts w:asciiTheme="minorHAnsi" w:hAnsiTheme="minorHAnsi" w:cstheme="minorHAnsi"/>
+            <w:noProof/>
+            <w:webHidden/>
+          </w:rPr>
+          <w:t>2</w:t>
+        </w:r>
+        <w:r>
+          <w:rPr>
+            <w:rFonts w:asciiTheme="minorHAnsi" w:hAnsiTheme="minorHAnsi" w:cstheme="minorHAnsi"/>
+            <w:noProof/>
+            <w:webHidden/>
+          </w:rPr>
+          <w:fldChar w:fldCharType="end"/>
+        </w:r>
+      </w:hyperlink>
+    </w:p>
+    <w:p>
+      <w:pPr>
+        <w:pStyle w:val="TDC1"/>
+        <w:rPr>
+          <w:rFonts w:asciiTheme="minorHAnsi" w:eastAsiaTheme="minorEastAsia" w:hAnsiTheme="minorHAnsi" w:cstheme="minorHAnsi"/>
+          <w:noProof/>
+          <w:kern w:val="0"/>
+          <w:lang w:val="es-PE" w:eastAsia="es-PE"/>
+          <w14:ligatures w14:val="none"/>
+        </w:rPr>
+      </w:pPr>
+      <w:hyperlink w:anchor="_Toc241096900" w:history="1">
+        <w:r>
+          <w:rPr>
+            <w:rStyle w:val="Hipervnculo"/>
+            <w:rFonts w:asciiTheme="minorHAnsi" w:hAnsiTheme="minorHAnsi" w:cstheme="minorHAnsi"/>
+            <w:noProof/>
+          </w:rPr>
+          <w:t>ÍNDICE</w:t>
+        </w:r>
+        <w:r>
+          <w:rPr>
+            <w:rFonts w:asciiTheme="minorHAnsi" w:hAnsiTheme="minorHAnsi" w:cstheme="minorHAnsi"/>
+            <w:noProof/>
+            <w:webHidden/>
+          </w:rPr>
+          <w:tab/>
+        </w:r>
+        <w:r>
+          <w:rPr>
+            <w:rFonts w:asciiTheme="minorHAnsi" w:hAnsiTheme="minorHAnsi" w:cstheme="minorHAnsi"/>
+            <w:noProof/>
+            <w:webHidden/>
+          </w:rPr>
+          <w:fldChar w:fldCharType="begin"/>
+        </w:r>
+        <w:r>
+          <w:rPr>
+            <w:rFonts w:asciiTheme="minorHAnsi" w:hAnsiTheme="minorHAnsi" w:cstheme="minorHAnsi"/>
+            <w:noProof/>
+            <w:webHidden/>
+          </w:rPr>
+          <w:instrText xml:space="preserve"> PAGEREF _Toc241096900 \h </w:instrText>
+        </w:r>
+        <w:r>
+          <w:rPr>
+            <w:rFonts w:asciiTheme="minorHAnsi" w:hAnsiTheme="minorHAnsi" w:cstheme="minorHAnsi"/>
+            <w:noProof/>
+            <w:webHidden/>
+          </w:rPr>
+        </w:r>
+        <w:r>
+          <w:rPr>
+            <w:rFonts w:asciiTheme="minorHAnsi" w:hAnsiTheme="minorHAnsi" w:cstheme="minorHAnsi"/>
+            <w:noProof/>
+            <w:webHidden/>
+          </w:rPr>
+          <w:fldChar w:fldCharType="separate"/>
+        </w:r>
+        <w:r>
+          <w:rPr>
+            <w:rFonts w:asciiTheme="minorHAnsi" w:hAnsiTheme="minorHAnsi" w:cstheme="minorHAnsi"/>
+            <w:noProof/>
+            <w:webHidden/>
+          </w:rPr>
+          <w:t>3</w:t>
+        </w:r>
+        <w:r>
+          <w:rPr>
+            <w:rFonts w:asciiTheme="minorHAnsi" w:hAnsiTheme="minorHAnsi" w:cstheme="minorHAnsi"/>
+            <w:noProof/>
+            <w:webHidden/>
+          </w:rPr>
+          <w:fldChar w:fldCharType="end"/>
+        </w:r>
+      </w:hyperlink>
+    </w:p>
+    <w:p>
+      <w:pPr>
+        <w:pStyle w:val="TDC1"/>
+        <w:rPr>
+          <w:rFonts w:asciiTheme="minorHAnsi" w:eastAsiaTheme="minorEastAsia" w:hAnsiTheme="minorHAnsi" w:cstheme="minorHAnsi"/>
+          <w:noProof/>
+          <w:kern w:val="0"/>
+          <w:lang w:val="es-PE" w:eastAsia="es-PE"/>
+          <w14:ligatures w14:val="none"/>
+        </w:rPr>
+      </w:pPr>
+      <w:hyperlink w:anchor="_Toc241096901" w:history="1">
+        <w:r>
+          <w:rPr>
+            <w:rStyle w:val="Hipervnculo"/>
+            <w:rFonts w:asciiTheme="minorHAnsi" w:hAnsiTheme="minorHAnsi" w:cstheme="minorHAnsi"/>
+            <w:noProof/>
+          </w:rPr>
+          <w:t>RESUMEN</w:t>
+        </w:r>
+        <w:r>
+          <w:rPr>
+            <w:rFonts w:asciiTheme="minorHAnsi" w:hAnsiTheme="minorHAnsi" w:cstheme="minorHAnsi"/>
+            <w:noProof/>
+            <w:webHidden/>
+          </w:rPr>
+          <w:tab/>
+        </w:r>
+        <w:r>
+          <w:rPr>
+            <w:rFonts w:asciiTheme="minorHAnsi" w:hAnsiTheme="minorHAnsi" w:cstheme="minorHAnsi"/>
+            <w:noProof/>
+            <w:webHidden/>
+          </w:rPr>
+          <w:fldChar w:fldCharType="begin"/>
+        </w:r>
+        <w:r>
+          <w:rPr>
+            <w:rFonts w:asciiTheme="minorHAnsi" w:hAnsiTheme="minorHAnsi" w:cstheme="minorHAnsi"/>
+            <w:noProof/>
+            <w:webHidden/>
+          </w:rPr>
+          <w:instrText xml:space="preserve"> PAGEREF _Toc241096901 \h </w:instrText>
+        </w:r>
+        <w:r>
+          <w:rPr>
+            <w:rFonts w:asciiTheme="minorHAnsi" w:hAnsiTheme="minorHAnsi" w:cstheme="minorHAnsi"/>
+            <w:noProof/>
+            <w:webHidden/>
+          </w:rPr>
+        </w:r>
+        <w:r>
+          <w:rPr>
+            <w:rFonts w:asciiTheme="minorHAnsi" w:hAnsiTheme="minorHAnsi" w:cstheme="minorHAnsi"/>
+            <w:noProof/>
+            <w:webHidden/>
+          </w:rPr>
+          <w:fldChar w:fldCharType="separate"/>
+        </w:r>
+        <w:r>
+          <w:rPr>
+            <w:rFonts w:asciiTheme="minorHAnsi" w:hAnsiTheme="minorHAnsi" w:cstheme="minorHAnsi"/>
+            <w:noProof/>
+            <w:webHidden/>
+          </w:rPr>
+          <w:t>7</w:t>
+        </w:r>
+        <w:r>
+          <w:rPr>
+            <w:rFonts w:asciiTheme="minorHAnsi" w:hAnsiTheme="minorHAnsi" w:cstheme="minorHAnsi"/>
+            <w:noProof/>
+            <w:webHidden/>
+          </w:rPr>
+          <w:fldChar w:fldCharType="end"/>
+        </w:r>
+      </w:hyperlink>
+    </w:p>
+    <w:p>
+      <w:pPr>
+        <w:pStyle w:val="TDC1"/>
+        <w:rPr>
+          <w:rFonts w:asciiTheme="minorHAnsi" w:eastAsiaTheme="minorEastAsia" w:hAnsiTheme="minorHAnsi" w:cstheme="minorHAnsi"/>
+          <w:noProof/>
+          <w:kern w:val="0"/>
+          <w:lang w:val="es-PE" w:eastAsia="es-PE"/>
+          <w14:ligatures w14:val="none"/>
+        </w:rPr>
+      </w:pPr>
+      <w:hyperlink w:anchor="_Toc241096902" w:history="1">
+        <w:r>
+          <w:rPr>
+            <w:rStyle w:val="Hipervnculo"/>
+            <w:rFonts w:asciiTheme="minorHAnsi" w:hAnsiTheme="minorHAnsi" w:cstheme="minorHAnsi"/>
+            <w:noProof/>
+            <w:lang w:val="en-GB"/>
+          </w:rPr>
+          <w:t>ABSTRACT</w:t>
+        </w:r>
+        <w:r>
+          <w:rPr>
+            <w:rFonts w:asciiTheme="minorHAnsi" w:hAnsiTheme="minorHAnsi" w:cstheme="minorHAnsi"/>
+            <w:noProof/>
+            <w:webHidden/>
+          </w:rPr>
+          <w:tab/>
+        </w:r>
+        <w:r>
+          <w:rPr>
+            <w:rFonts w:asciiTheme="minorHAnsi" w:hAnsiTheme="minorHAnsi" w:cstheme="minorHAnsi"/>
+            <w:noProof/>
+            <w:webHidden/>
+          </w:rPr>
+          <w:fldChar w:fldCharType="begin"/>
+        </w:r>
+        <w:r>
+          <w:rPr>
+            <w:rFonts w:asciiTheme="minorHAnsi" w:hAnsiTheme="minorHAnsi" w:cstheme="minorHAnsi"/>
+            <w:noProof/>
+            <w:webHidden/>
+          </w:rPr>
+          <w:instrText xml:space="preserve"> PAGEREF _Toc241096902 \h </w:instrText>
+        </w:r>
+        <w:r>
+          <w:rPr>
+            <w:rFonts w:asciiTheme="minorHAnsi" w:hAnsiTheme="minorHAnsi" w:cstheme="minorHAnsi"/>
+            <w:noProof/>
+            <w:webHidden/>
+          </w:rPr>
+        </w:r>
+        <w:r>
+          <w:rPr>
+            <w:rFonts w:asciiTheme="minorHAnsi" w:hAnsiTheme="minorHAnsi" w:cstheme="minorHAnsi"/>
+            <w:noProof/>
+            <w:webHidden/>
+          </w:rPr>
+          <w:fldChar w:fldCharType="separate"/>
+        </w:r>
+        <w:r>
+          <w:rPr>
+            <w:rFonts w:asciiTheme="minorHAnsi" w:hAnsiTheme="minorHAnsi" w:cstheme="minorHAnsi"/>
+            <w:noProof/>
+            <w:webHidden/>
+          </w:rPr>
+          <w:t>7</w:t>
+        </w:r>
+        <w:r>
+          <w:rPr>
+            <w:rFonts w:asciiTheme="minorHAnsi" w:hAnsiTheme="minorHAnsi" w:cstheme="minorHAnsi"/>
+            <w:noProof/>
+            <w:webHidden/>
+          </w:rPr>
+          <w:fldChar w:fldCharType="end"/>
+        </w:r>
+      </w:hyperlink>
+    </w:p>
+    <w:p>
+      <w:pPr>
+        <w:pStyle w:val="TDC1"/>
+        <w:rPr>
+          <w:rFonts w:asciiTheme="minorHAnsi" w:eastAsiaTheme="minorEastAsia" w:hAnsiTheme="minorHAnsi" w:cstheme="minorHAnsi"/>
+          <w:noProof/>
+          <w:kern w:val="0"/>
+          <w:lang w:val="es-PE" w:eastAsia="es-PE"/>
+          <w14:ligatures w14:val="none"/>
+        </w:rPr>
+      </w:pPr>
+      <w:hyperlink w:anchor="_Toc241096903" w:history="1">
+        <w:r>
+          <w:rPr>
+            <w:rStyle w:val="Hipervnculo"/>
+            <w:rFonts w:asciiTheme="minorHAnsi" w:hAnsiTheme="minorHAnsi" w:cstheme="minorHAnsi"/>
+            <w:noProof/>
+          </w:rPr>
+          <w:t>CAPÍTULO I: CONTEXTO, PROBLEMA Y OBJETIVOS</w:t>
+        </w:r>
+        <w:r>
+          <w:rPr>
+            <w:rFonts w:asciiTheme="minorHAnsi" w:hAnsiTheme="minorHAnsi" w:cstheme="minorHAnsi"/>
+            <w:noProof/>
+            <w:webHidden/>
+          </w:rPr>
+          <w:tab/>
+        </w:r>
+        <w:r>
+          <w:rPr>
+            <w:rFonts w:asciiTheme="minorHAnsi" w:hAnsiTheme="minorHAnsi" w:cstheme="minorHAnsi"/>
+            <w:noProof/>
+            <w:webHidden/>
+          </w:rPr>
+          <w:fldChar w:fldCharType="begin"/>
+        </w:r>
+        <w:r>
+          <w:rPr>
+            <w:rFonts w:asciiTheme="minorHAnsi" w:hAnsiTheme="minorHAnsi" w:cstheme="minorHAnsi"/>
+            <w:noProof/>
+            <w:webHidden/>
+          </w:rPr>
+          <w:instrText xml:space="preserve"> PAGEREF _Toc241096903 \h </w:instrText>
+        </w:r>
+        <w:r>
+          <w:rPr>
+            <w:rFonts w:asciiTheme="minorHAnsi" w:hAnsiTheme="minorHAnsi" w:cstheme="minorHAnsi"/>
+            <w:noProof/>
+            <w:webHidden/>
+          </w:rPr>
+        </w:r>
+        <w:r>
+          <w:rPr>
+            <w:rFonts w:asciiTheme="minorHAnsi" w:hAnsiTheme="minorHAnsi" w:cstheme="minorHAnsi"/>
+            <w:noProof/>
+            <w:webHidden/>
+          </w:rPr>
+          <w:fldChar w:fldCharType="separate"/>
+        </w:r>
+        <w:r>
+          <w:rPr>
+            <w:rFonts w:asciiTheme="minorHAnsi" w:hAnsiTheme="minorHAnsi" w:cstheme="minorHAnsi"/>
+            <w:noProof/>
+            <w:webHidden/>
+          </w:rPr>
+          <w:t>8</w:t>
+        </w:r>
+        <w:r>
+          <w:rPr>
+            <w:rFonts w:asciiTheme="minorHAnsi" w:hAnsiTheme="minorHAnsi" w:cstheme="minorHAnsi"/>
+            <w:noProof/>
+            <w:webHidden/>
+          </w:rPr>
+          <w:fldChar w:fldCharType="end"/>
+        </w:r>
+      </w:hyperlink>
+    </w:p>
+    <w:p>
+      <w:pPr>
+        <w:pStyle w:val="TDC2"/>
+        <w:tabs>
+          <w:tab w:val="right" w:leader="dot" w:pos="8494"/>
+        </w:tabs>
+        <w:rPr>
+          <w:rFonts w:asciiTheme="minorHAnsi" w:eastAsiaTheme="minorEastAsia" w:hAnsiTheme="minorHAnsi" w:cstheme="minorHAnsi"/>
+          <w:noProof/>
+          <w:kern w:val="0"/>
+          <w:lang w:val="es-PE" w:eastAsia="es-PE"/>
+          <w14:ligatures w14:val="none"/>
+        </w:rPr>
+      </w:pPr>
+      <w:hyperlink w:anchor="_Toc241096904" w:history="1">
+        <w:r>
+          <w:rPr>
+            <w:rStyle w:val="Hipervnculo"/>
+            <w:rFonts w:asciiTheme="minorHAnsi" w:hAnsiTheme="minorHAnsi" w:cstheme="minorHAnsi"/>
+            <w:noProof/>
+          </w:rPr>
+          <w:t>1.1 Contexto y necesidad empresarial</w:t>
+        </w:r>
+        <w:r>
+          <w:rPr>
+            <w:rFonts w:asciiTheme="minorHAnsi" w:hAnsiTheme="minorHAnsi" w:cstheme="minorHAnsi"/>
+            <w:noProof/>
+            <w:webHidden/>
+          </w:rPr>
+          <w:tab/>
+        </w:r>
+        <w:r>
+          <w:rPr>
+            <w:rFonts w:asciiTheme="minorHAnsi" w:hAnsiTheme="minorHAnsi" w:cstheme="minorHAnsi"/>
+            <w:noProof/>
+            <w:webHidden/>
+          </w:rPr>
+          <w:fldChar w:fldCharType="begin"/>
+        </w:r>
+        <w:r>
+          <w:rPr>
+            <w:rFonts w:asciiTheme="minorHAnsi" w:hAnsiTheme="minorHAnsi" w:cstheme="minorHAnsi"/>
+            <w:noProof/>
+            <w:webHidden/>
+          </w:rPr>
+          <w:instrText xml:space="preserve"> PAGEREF _Toc241096904 \h </w:instrText>
+        </w:r>
+        <w:r>
+          <w:rPr>
+            <w:rFonts w:asciiTheme="minorHAnsi" w:hAnsiTheme="minorHAnsi" w:cstheme="minorHAnsi"/>
+            <w:noProof/>
+            <w:webHidden/>
+          </w:rPr>
+        </w:r>
+        <w:r>
+          <w:rPr>
+            <w:rFonts w:asciiTheme="minorHAnsi" w:hAnsiTheme="minorHAnsi" w:cstheme="minorHAnsi"/>
+            <w:noProof/>
+            <w:webHidden/>
+          </w:rPr>
+          <w:fldChar w:fldCharType="separate"/>
+        </w:r>
+        <w:r>
+          <w:rPr>
+            <w:rFonts w:asciiTheme="minorHAnsi" w:hAnsiTheme="minorHAnsi" w:cstheme="minorHAnsi"/>
+            <w:noProof/>
+            <w:webHidden/>
+          </w:rPr>
+          <w:t>8</w:t>
+        </w:r>
+        <w:r>
+          <w:rPr>
+            <w:rFonts w:asciiTheme="minorHAnsi" w:hAnsiTheme="minorHAnsi" w:cstheme="minorHAnsi"/>
+            <w:noProof/>
+            <w:webHidden/>
+          </w:rPr>
+          <w:fldChar w:fldCharType="end"/>
+        </w:r>
+      </w:hyperlink>
+    </w:p>
+    <w:p>
+      <w:pPr>
+        <w:pStyle w:val="TDC2"/>
+        <w:tabs>
+          <w:tab w:val="right" w:leader="dot" w:pos="8494"/>
+        </w:tabs>
+        <w:rPr>
+          <w:rFonts w:asciiTheme="minorHAnsi" w:eastAsiaTheme="minorEastAsia" w:hAnsiTheme="minorHAnsi" w:cstheme="minorHAnsi"/>
+          <w:noProof/>
+          <w:kern w:val="0"/>
+          <w:lang w:val="es-PE" w:eastAsia="es-PE"/>
+          <w14:ligatures w14:val="none"/>
+        </w:rPr>
+      </w:pPr>
+      <w:hyperlink w:anchor="_Toc241096905" w:history="1">
+        <w:r>
+          <w:rPr>
+            <w:rStyle w:val="Hipervnculo"/>
+            <w:rFonts w:asciiTheme="minorHAnsi" w:hAnsiTheme="minorHAnsi" w:cstheme="minorHAnsi"/>
+            <w:noProof/>
+          </w:rPr>
+          <w:t>1.2 Formulación del problema de ingeniería</w:t>
+        </w:r>
+        <w:r>
+          <w:rPr>
+            <w:rFonts w:asciiTheme="minorHAnsi" w:hAnsiTheme="minorHAnsi" w:cstheme="minorHAnsi"/>
+            <w:noProof/>
+            <w:webHidden/>
+          </w:rPr>
+          <w:tab/>
+        </w:r>
+        <w:r>
+          <w:rPr>
+            <w:rFonts w:asciiTheme="minorHAnsi" w:hAnsiTheme="minorHAnsi" w:cstheme="minorHAnsi"/>
+            <w:noProof/>
+            <w:webHidden/>
+          </w:rPr>
+          <w:fldChar w:fldCharType="begin"/>
+        </w:r>
+        <w:r>
+          <w:rPr>
+            <w:rFonts w:asciiTheme="minorHAnsi" w:hAnsiTheme="minorHAnsi" w:cstheme="minorHAnsi"/>
+            <w:noProof/>
+            <w:webHidden/>
+          </w:rPr>
+          <w:instrText xml:space="preserve"> PAGEREF _Toc241096905 \h </w:instrText>
+        </w:r>
+        <w:r>
+          <w:rPr>
+            <w:rFonts w:asciiTheme="minorHAnsi" w:hAnsiTheme="minorHAnsi" w:cstheme="minorHAnsi"/>
+            <w:noProof/>
+            <w:webHidden/>
+          </w:rPr>
+        </w:r>
+        <w:r>
+          <w:rPr>
+            <w:rFonts w:asciiTheme="minorHAnsi" w:hAnsiTheme="minorHAnsi" w:cstheme="minorHAnsi"/>
+            <w:noProof/>
+            <w:webHidden/>
+          </w:rPr>
+          <w:fldChar w:fldCharType="separate"/>
+        </w:r>
+        <w:r>
+          <w:rPr>
+            <w:rFonts w:asciiTheme="minorHAnsi" w:hAnsiTheme="minorHAnsi" w:cstheme="minorHAnsi"/>
+            <w:noProof/>
+            <w:webHidden/>
+          </w:rPr>
+          <w:t>8</w:t>
+        </w:r>
+        <w:r>
+          <w:rPr>
+            <w:rFonts w:asciiTheme="minorHAnsi" w:hAnsiTheme="minorHAnsi" w:cstheme="minorHAnsi"/>
+            <w:noProof/>
+            <w:webHidden/>
+          </w:rPr>
+          <w:fldChar w:fldCharType="end"/>
+        </w:r>
+      </w:hyperlink>
+    </w:p>
+    <w:p>
+      <w:pPr>
+        <w:pStyle w:val="TDC2"/>
+        <w:tabs>
+          <w:tab w:val="left" w:pos="880"/>
+          <w:tab w:val="right" w:leader="dot" w:pos="8494"/>
+        </w:tabs>
+        <w:rPr>
+          <w:rFonts w:asciiTheme="minorHAnsi" w:eastAsiaTheme="minorEastAsia" w:hAnsiTheme="minorHAnsi" w:cstheme="minorHAnsi"/>
+          <w:noProof/>
+          <w:kern w:val="0"/>
+          <w:lang w:val="es-PE" w:eastAsia="es-PE"/>
+          <w14:ligatures w14:val="none"/>
+        </w:rPr>
+      </w:pPr>
+      <w:hyperlink w:anchor="_Toc241096906" w:history="1">
+        <w:r>
+          <w:rPr>
+            <w:rStyle w:val="Hipervnculo"/>
+            <w:rFonts w:asciiTheme="minorHAnsi" w:hAnsiTheme="minorHAnsi" w:cstheme="minorHAnsi"/>
+            <w:noProof/>
+          </w:rPr>
+          <w:t>1.3</w:t>
+        </w:r>
+        <w:r>
+          <w:rPr>
+            <w:rFonts w:asciiTheme="minorHAnsi" w:eastAsiaTheme="minorEastAsia" w:hAnsiTheme="minorHAnsi" w:cstheme="minorHAnsi"/>
+            <w:noProof/>
+            <w:kern w:val="0"/>
+            <w:lang w:val="es-PE" w:eastAsia="es-PE"/>
+            <w14:ligatures w14:val="none"/>
+          </w:rPr>
+          <w:tab/>
+        </w:r>
+        <w:r>
+          <w:rPr>
+            <w:rStyle w:val="Hipervnculo"/>
+            <w:rFonts w:asciiTheme="minorHAnsi" w:hAnsiTheme="minorHAnsi" w:cstheme="minorHAnsi"/>
+            <w:noProof/>
+          </w:rPr>
+          <w:t>Objetivos</w:t>
+        </w:r>
+        <w:r>
+          <w:rPr>
+            <w:rFonts w:asciiTheme="minorHAnsi" w:hAnsiTheme="minorHAnsi" w:cstheme="minorHAnsi"/>
+            <w:noProof/>
+            <w:webHidden/>
+          </w:rPr>
+          <w:tab/>
+        </w:r>
+        <w:r>
+          <w:rPr>
+            <w:rFonts w:asciiTheme="minorHAnsi" w:hAnsiTheme="minorHAnsi" w:cstheme="minorHAnsi"/>
+            <w:noProof/>
+            <w:webHidden/>
+          </w:rPr>
+          <w:fldChar w:fldCharType="begin"/>
+        </w:r>
+        <w:r>
+          <w:rPr>
+            <w:rFonts w:asciiTheme="minorHAnsi" w:hAnsiTheme="minorHAnsi" w:cstheme="minorHAnsi"/>
+            <w:noProof/>
+            <w:webHidden/>
+          </w:rPr>
+          <w:instrText xml:space="preserve"> PAGEREF _Toc241096906 \h </w:instrText>
+        </w:r>
+        <w:r>
+          <w:rPr>
+            <w:rFonts w:asciiTheme="minorHAnsi" w:hAnsiTheme="minorHAnsi" w:cstheme="minorHAnsi"/>
+            <w:noProof/>
+            <w:webHidden/>
+          </w:rPr>
+        </w:r>
+        <w:r>
+          <w:rPr>
+            <w:rFonts w:asciiTheme="minorHAnsi" w:hAnsiTheme="minorHAnsi" w:cstheme="minorHAnsi"/>
+            <w:noProof/>
+            <w:webHidden/>
+          </w:rPr>
+          <w:fldChar w:fldCharType="separate"/>
+        </w:r>
+        <w:r>
+          <w:rPr>
+            <w:rFonts w:asciiTheme="minorHAnsi" w:hAnsiTheme="minorHAnsi" w:cstheme="minorHAnsi"/>
+            <w:noProof/>
+            <w:webHidden/>
+          </w:rPr>
+          <w:t>9</w:t>
+        </w:r>
+        <w:r>
+          <w:rPr>
+            <w:rFonts w:asciiTheme="minorHAnsi" w:hAnsiTheme="minorHAnsi" w:cstheme="minorHAnsi"/>
+            <w:noProof/>
+            <w:webHidden/>
+          </w:rPr>
+          <w:fldChar w:fldCharType="end"/>
+        </w:r>
+      </w:hyperlink>
+    </w:p>
+    <w:p>
+      <w:pPr>
+        <w:pStyle w:val="TDC3"/>
+        <w:tabs>
+          <w:tab w:val="right" w:leader="dot" w:pos="8494"/>
+        </w:tabs>
+        <w:rPr>
+          <w:rFonts w:asciiTheme="minorHAnsi" w:eastAsiaTheme="minorEastAsia" w:hAnsiTheme="minorHAnsi" w:cstheme="minorHAnsi"/>
+          <w:noProof/>
+          <w:kern w:val="0"/>
+          <w:lang w:val="es-PE" w:eastAsia="es-PE"/>
+          <w14:ligatures w14:val="none"/>
+        </w:rPr>
+      </w:pPr>
+      <w:hyperlink w:anchor="_Toc241096907" w:history="1">
+        <w:r>
+          <w:rPr>
+            <w:rStyle w:val="Hipervnculo"/>
+            <w:rFonts w:asciiTheme="minorHAnsi" w:hAnsiTheme="minorHAnsi" w:cstheme="minorHAnsi"/>
+            <w:noProof/>
+          </w:rPr>
+          <w:t>1.3.1. Objetivo general</w:t>
+        </w:r>
+        <w:r>
+          <w:rPr>
+            <w:rFonts w:asciiTheme="minorHAnsi" w:hAnsiTheme="minorHAnsi" w:cstheme="minorHAnsi"/>
+            <w:noProof/>
+            <w:webHidden/>
+          </w:rPr>
+          <w:tab/>
+        </w:r>
+        <w:r>
+          <w:rPr>
+            <w:rFonts w:asciiTheme="minorHAnsi" w:hAnsiTheme="minorHAnsi" w:cstheme="minorHAnsi"/>
+            <w:noProof/>
+            <w:webHidden/>
+          </w:rPr>
+          <w:fldChar w:fldCharType="begin"/>
+        </w:r>
+        <w:r>
+          <w:rPr>
+            <w:rFonts w:asciiTheme="minorHAnsi" w:hAnsiTheme="minorHAnsi" w:cstheme="minorHAnsi"/>
+            <w:noProof/>
+            <w:webHidden/>
+          </w:rPr>
+          <w:instrText xml:space="preserve"> PAGEREF _Toc241096907 \h </w:instrText>
+        </w:r>
+        <w:r>
+          <w:rPr>
+            <w:rFonts w:asciiTheme="minorHAnsi" w:hAnsiTheme="minorHAnsi" w:cstheme="minorHAnsi"/>
+            <w:noProof/>
+            <w:webHidden/>
+          </w:rPr>
+        </w:r>
+        <w:r>
+          <w:rPr>
+            <w:rFonts w:asciiTheme="minorHAnsi" w:hAnsiTheme="minorHAnsi" w:cstheme="minorHAnsi"/>
+            <w:noProof/>
+            <w:webHidden/>
+          </w:rPr>
+          <w:fldChar w:fldCharType="separate"/>
+        </w:r>
+        <w:r>
+          <w:rPr>
+            <w:rFonts w:asciiTheme="minorHAnsi" w:hAnsiTheme="minorHAnsi" w:cstheme="minorHAnsi"/>
+            <w:noProof/>
+            <w:webHidden/>
+          </w:rPr>
+          <w:t>9</w:t>
+        </w:r>
+        <w:r>
+          <w:rPr>
+            <w:rFonts w:asciiTheme="minorHAnsi" w:hAnsiTheme="minorHAnsi" w:cstheme="minorHAnsi"/>
+            <w:noProof/>
+            <w:webHidden/>
+          </w:rPr>
+          <w:fldChar w:fldCharType="end"/>
+        </w:r>
+      </w:hyperlink>
+    </w:p>
+    <w:p>
+      <w:pPr>
+        <w:pStyle w:val="TDC3"/>
+        <w:tabs>
+          <w:tab w:val="right" w:leader="dot" w:pos="8494"/>
+        </w:tabs>
+        <w:rPr>
+          <w:rFonts w:asciiTheme="minorHAnsi" w:eastAsiaTheme="minorEastAsia" w:hAnsiTheme="minorHAnsi" w:cstheme="minorHAnsi"/>
+          <w:noProof/>
+          <w:kern w:val="0"/>
+          <w:lang w:val="es-PE" w:eastAsia="es-PE"/>
+          <w14:ligatures w14:val="none"/>
+        </w:rPr>
+      </w:pPr>
+      <w:hyperlink w:anchor="_Toc241096908" w:history="1">
+        <w:r>
+          <w:rPr>
+            <w:rStyle w:val="Hipervnculo"/>
+            <w:rFonts w:asciiTheme="minorHAnsi" w:hAnsiTheme="minorHAnsi" w:cstheme="minorHAnsi"/>
+            <w:noProof/>
+          </w:rPr>
+          <w:t>1.3.2. Objetivos específicos:</w:t>
+        </w:r>
+        <w:r>
+          <w:rPr>
+            <w:rFonts w:asciiTheme="minorHAnsi" w:hAnsiTheme="minorHAnsi" w:cstheme="minorHAnsi"/>
+            <w:noProof/>
+            <w:webHidden/>
+          </w:rPr>
+          <w:tab/>
+        </w:r>
+        <w:r>
+          <w:rPr>
+            <w:rFonts w:asciiTheme="minorHAnsi" w:hAnsiTheme="minorHAnsi" w:cstheme="minorHAnsi"/>
+            <w:noProof/>
+            <w:webHidden/>
+          </w:rPr>
+          <w:fldChar w:fldCharType="begin"/>
+        </w:r>
+        <w:r>
+          <w:rPr>
+            <w:rFonts w:asciiTheme="minorHAnsi" w:hAnsiTheme="minorHAnsi" w:cstheme="minorHAnsi"/>
+            <w:noProof/>
+            <w:webHidden/>
+          </w:rPr>
+          <w:instrText xml:space="preserve"> PAGEREF _Toc241096908 \h </w:instrText>
+        </w:r>
+        <w:r>
+          <w:rPr>
+            <w:rFonts w:asciiTheme="minorHAnsi" w:hAnsiTheme="minorHAnsi" w:cstheme="minorHAnsi"/>
+            <w:noProof/>
+            <w:webHidden/>
+          </w:rPr>
+        </w:r>
+        <w:r>
+          <w:rPr>
+            <w:rFonts w:asciiTheme="minorHAnsi" w:hAnsiTheme="minorHAnsi" w:cstheme="minorHAnsi"/>
+            <w:noProof/>
+            <w:webHidden/>
+          </w:rPr>
+          <w:fldChar w:fldCharType="separate"/>
+        </w:r>
+        <w:r>
+          <w:rPr>
+            <w:rFonts w:asciiTheme="minorHAnsi" w:hAnsiTheme="minorHAnsi" w:cstheme="minorHAnsi"/>
+            <w:noProof/>
+            <w:webHidden/>
+          </w:rPr>
+          <w:t>9</w:t>
+        </w:r>
+        <w:r>
+          <w:rPr>
+            <w:rFonts w:asciiTheme="minorHAnsi" w:hAnsiTheme="minorHAnsi" w:cstheme="minorHAnsi"/>
+            <w:noProof/>
+            <w:webHidden/>
+          </w:rPr>
+          <w:fldChar w:fldCharType="end"/>
+        </w:r>
+      </w:hyperlink>
+    </w:p>
+    <w:p>
+      <w:pPr>
+        <w:pStyle w:val="TDC2"/>
+        <w:tabs>
+          <w:tab w:val="left" w:pos="880"/>
+          <w:tab w:val="right" w:leader="dot" w:pos="8494"/>
+        </w:tabs>
+        <w:rPr>
+          <w:rFonts w:asciiTheme="minorHAnsi" w:eastAsiaTheme="minorEastAsia" w:hAnsiTheme="minorHAnsi" w:cstheme="minorHAnsi"/>
+          <w:noProof/>
+          <w:kern w:val="0"/>
+          <w:lang w:val="es-PE" w:eastAsia="es-PE"/>
+          <w14:ligatures w14:val="none"/>
+        </w:rPr>
+      </w:pPr>
+      <w:hyperlink w:anchor="_Toc241096909" w:history="1">
+        <w:r>
+          <w:rPr>
+            <w:rStyle w:val="Hipervnculo"/>
+            <w:rFonts w:asciiTheme="minorHAnsi" w:hAnsiTheme="minorHAnsi" w:cstheme="minorHAnsi"/>
+            <w:noProof/>
+          </w:rPr>
+          <w:t>1.4</w:t>
+        </w:r>
+        <w:r>
+          <w:rPr>
+            <w:rFonts w:asciiTheme="minorHAnsi" w:eastAsiaTheme="minorEastAsia" w:hAnsiTheme="minorHAnsi" w:cstheme="minorHAnsi"/>
+            <w:noProof/>
+            <w:kern w:val="0"/>
+            <w:lang w:val="es-PE" w:eastAsia="es-PE"/>
+            <w14:ligatures w14:val="none"/>
+          </w:rPr>
+          <w:tab/>
+        </w:r>
+        <w:r>
+          <w:rPr>
+            <w:rStyle w:val="Hipervnculo"/>
+            <w:rFonts w:asciiTheme="minorHAnsi" w:hAnsiTheme="minorHAnsi" w:cstheme="minorHAnsi"/>
+            <w:noProof/>
+          </w:rPr>
+          <w:t>Alcance, restricciones y supuestos</w:t>
+        </w:r>
+        <w:r>
+          <w:rPr>
+            <w:rFonts w:asciiTheme="minorHAnsi" w:hAnsiTheme="minorHAnsi" w:cstheme="minorHAnsi"/>
+            <w:noProof/>
+            <w:webHidden/>
+          </w:rPr>
+          <w:tab/>
+        </w:r>
+        <w:r>
+          <w:rPr>
+            <w:rFonts w:asciiTheme="minorHAnsi" w:hAnsiTheme="minorHAnsi" w:cstheme="minorHAnsi"/>
+            <w:noProof/>
+            <w:webHidden/>
+          </w:rPr>
+          <w:fldChar w:fldCharType="begin"/>
+        </w:r>
+        <w:r>
+          <w:rPr>
+            <w:rFonts w:asciiTheme="minorHAnsi" w:hAnsiTheme="minorHAnsi" w:cstheme="minorHAnsi"/>
+            <w:noProof/>
+            <w:webHidden/>
+          </w:rPr>
+          <w:instrText xml:space="preserve"> PAGEREF _Toc241096909 \h </w:instrText>
+        </w:r>
+        <w:r>
+          <w:rPr>
+            <w:rFonts w:asciiTheme="minorHAnsi" w:hAnsiTheme="minorHAnsi" w:cstheme="minorHAnsi"/>
+            <w:noProof/>
+            <w:webHidden/>
+          </w:rPr>
+        </w:r>
+        <w:r>
+          <w:rPr>
+            <w:rFonts w:asciiTheme="minorHAnsi" w:hAnsiTheme="minorHAnsi" w:cstheme="minorHAnsi"/>
+            <w:noProof/>
+            <w:webHidden/>
+          </w:rPr>
+          <w:fldChar w:fldCharType="separate"/>
+        </w:r>
+        <w:r>
+          <w:rPr>
+            <w:rFonts w:asciiTheme="minorHAnsi" w:hAnsiTheme="minorHAnsi" w:cstheme="minorHAnsi"/>
+            <w:noProof/>
+            <w:webHidden/>
+          </w:rPr>
+          <w:t>9</w:t>
+        </w:r>
+        <w:r>
+          <w:rPr>
+            <w:rFonts w:asciiTheme="minorHAnsi" w:hAnsiTheme="minorHAnsi" w:cstheme="minorHAnsi"/>
+            <w:noProof/>
+            <w:webHidden/>
+          </w:rPr>
+          <w:fldChar w:fldCharType="end"/>
+        </w:r>
+      </w:hyperlink>
+    </w:p>
+    <w:p>
+      <w:pPr>
+        <w:pStyle w:val="TDC3"/>
+        <w:tabs>
+          <w:tab w:val="right" w:leader="dot" w:pos="8494"/>
+        </w:tabs>
+        <w:rPr>
+          <w:rFonts w:asciiTheme="minorHAnsi" w:eastAsiaTheme="minorEastAsia" w:hAnsiTheme="minorHAnsi" w:cstheme="minorHAnsi"/>
+          <w:noProof/>
+          <w:kern w:val="0"/>
+          <w:lang w:val="es-PE" w:eastAsia="es-PE"/>
+          <w14:ligatures w14:val="none"/>
+        </w:rPr>
+      </w:pPr>
+      <w:hyperlink w:anchor="_Toc241096910" w:history="1">
+        <w:r>
+          <w:rPr>
+            <w:rStyle w:val="Hipervnculo"/>
+            <w:rFonts w:asciiTheme="minorHAnsi" w:hAnsiTheme="minorHAnsi" w:cstheme="minorHAnsi"/>
+            <w:noProof/>
+          </w:rPr>
+          <w:t>1.4.1. Alcance</w:t>
+        </w:r>
+        <w:r>
+          <w:rPr>
+            <w:rFonts w:asciiTheme="minorHAnsi" w:hAnsiTheme="minorHAnsi" w:cstheme="minorHAnsi"/>
+            <w:noProof/>
+            <w:webHidden/>
+          </w:rPr>
+          <w:tab/>
+        </w:r>
+        <w:r>
+          <w:rPr>
+            <w:rFonts w:asciiTheme="minorHAnsi" w:hAnsiTheme="minorHAnsi" w:cstheme="minorHAnsi"/>
+            <w:noProof/>
+            <w:webHidden/>
+          </w:rPr>
+          <w:fldChar w:fldCharType="begin"/>
+        </w:r>
+        <w:r>
+          <w:rPr>
+            <w:rFonts w:asciiTheme="minorHAnsi" w:hAnsiTheme="minorHAnsi" w:cstheme="minorHAnsi"/>
+            <w:noProof/>
+            <w:webHidden/>
+          </w:rPr>
+          <w:instrText xml:space="preserve"> PAGEREF _Toc241096910 \h </w:instrText>
+        </w:r>
+        <w:r>
+          <w:rPr>
+            <w:rFonts w:asciiTheme="minorHAnsi" w:hAnsiTheme="minorHAnsi" w:cstheme="minorHAnsi"/>
+            <w:noProof/>
+            <w:webHidden/>
+          </w:rPr>
+        </w:r>
+        <w:r>
+          <w:rPr>
+            <w:rFonts w:asciiTheme="minorHAnsi" w:hAnsiTheme="minorHAnsi" w:cstheme="minorHAnsi"/>
+            <w:noProof/>
+            <w:webHidden/>
+          </w:rPr>
+          <w:fldChar w:fldCharType="separate"/>
+        </w:r>
+        <w:r>
+          <w:rPr>
+            <w:rFonts w:asciiTheme="minorHAnsi" w:hAnsiTheme="minorHAnsi" w:cstheme="minorHAnsi"/>
+            <w:noProof/>
+            <w:webHidden/>
+          </w:rPr>
+          <w:t>9</w:t>
+        </w:r>
+        <w:r>
+          <w:rPr>
+            <w:rFonts w:asciiTheme="minorHAnsi" w:hAnsiTheme="minorHAnsi" w:cstheme="minorHAnsi"/>
+            <w:noProof/>
+            <w:webHidden/>
+          </w:rPr>
+          <w:fldChar w:fldCharType="end"/>
+        </w:r>
+      </w:hyperlink>
+    </w:p>
+    <w:p>
+      <w:pPr>
+        <w:pStyle w:val="TDC3"/>
+        <w:tabs>
+          <w:tab w:val="right" w:leader="dot" w:pos="8494"/>
+        </w:tabs>
+        <w:rPr>
+          <w:rFonts w:asciiTheme="minorHAnsi" w:eastAsiaTheme="minorEastAsia" w:hAnsiTheme="minorHAnsi" w:cstheme="minorHAnsi"/>
+          <w:noProof/>
+          <w:kern w:val="0"/>
+          <w:lang w:val="es-PE" w:eastAsia="es-PE"/>
+          <w14:ligatures w14:val="none"/>
+        </w:rPr>
+      </w:pPr>
+      <w:hyperlink w:anchor="_Toc241096911" w:history="1">
+        <w:r>
+          <w:rPr>
+            <w:rStyle w:val="Hipervnculo"/>
+            <w:rFonts w:asciiTheme="minorHAnsi" w:hAnsiTheme="minorHAnsi" w:cstheme="minorHAnsi"/>
+            <w:noProof/>
+          </w:rPr>
+          <w:t>1.4.2. Restricciones</w:t>
+        </w:r>
+        <w:r>
+          <w:rPr>
+            <w:rFonts w:asciiTheme="minorHAnsi" w:hAnsiTheme="minorHAnsi" w:cstheme="minorHAnsi"/>
+            <w:noProof/>
+            <w:webHidden/>
+          </w:rPr>
+          <w:tab/>
+        </w:r>
+        <w:r>
+          <w:rPr>
+            <w:rFonts w:asciiTheme="minorHAnsi" w:hAnsiTheme="minorHAnsi" w:cstheme="minorHAnsi"/>
+            <w:noProof/>
+            <w:webHidden/>
+          </w:rPr>
+          <w:fldChar w:fldCharType="begin"/>
+        </w:r>
+        <w:r>
+          <w:rPr>
+            <w:rFonts w:asciiTheme="minorHAnsi" w:hAnsiTheme="minorHAnsi" w:cstheme="minorHAnsi"/>
+            <w:noProof/>
+            <w:webHidden/>
+          </w:rPr>
+          <w:instrText xml:space="preserve"> PAGEREF _Toc241096911 \h </w:instrText>
+        </w:r>
+        <w:r>
+          <w:rPr>
+            <w:rFonts w:asciiTheme="minorHAnsi" w:hAnsiTheme="minorHAnsi" w:cstheme="minorHAnsi"/>
+            <w:noProof/>
+            <w:webHidden/>
+          </w:rPr>
+        </w:r>
+        <w:r>
+          <w:rPr>
+            <w:rFonts w:asciiTheme="minorHAnsi" w:hAnsiTheme="minorHAnsi" w:cstheme="minorHAnsi"/>
+            <w:noProof/>
+            <w:webHidden/>
+          </w:rPr>
+          <w:fldChar w:fldCharType="separate"/>
+        </w:r>
+        <w:r>
+          <w:rPr>
+            <w:rFonts w:asciiTheme="minorHAnsi" w:hAnsiTheme="minorHAnsi" w:cstheme="minorHAnsi"/>
+            <w:noProof/>
+            <w:webHidden/>
+          </w:rPr>
+          <w:t>10</w:t>
+        </w:r>
+        <w:r>
+          <w:rPr>
+            <w:rFonts w:asciiTheme="minorHAnsi" w:hAnsiTheme="minorHAnsi" w:cstheme="minorHAnsi"/>
+            <w:noProof/>
+            <w:webHidden/>
+          </w:rPr>
+          <w:fldChar w:fldCharType="end"/>
+        </w:r>
+      </w:hyperlink>
+    </w:p>
+    <w:p>
+      <w:pPr>
+        <w:pStyle w:val="TDC3"/>
+        <w:tabs>
+          <w:tab w:val="right" w:leader="dot" w:pos="8494"/>
+        </w:tabs>
+        <w:rPr>
+          <w:rFonts w:asciiTheme="minorHAnsi" w:eastAsiaTheme="minorEastAsia" w:hAnsiTheme="minorHAnsi" w:cstheme="minorHAnsi"/>
+          <w:noProof/>
+          <w:kern w:val="0"/>
+          <w:lang w:val="es-PE" w:eastAsia="es-PE"/>
+          <w14:ligatures w14:val="none"/>
+        </w:rPr>
+      </w:pPr>
+      <w:hyperlink w:anchor="_Toc241096912" w:history="1">
+        <w:r>
+          <w:rPr>
+            <w:rStyle w:val="Hipervnculo"/>
+            <w:rFonts w:asciiTheme="minorHAnsi" w:hAnsiTheme="minorHAnsi" w:cstheme="minorHAnsi"/>
+            <w:noProof/>
+          </w:rPr>
+          <w:t>1.4.3. Supuestos</w:t>
+        </w:r>
+        <w:r>
+          <w:rPr>
+            <w:rFonts w:asciiTheme="minorHAnsi" w:hAnsiTheme="minorHAnsi" w:cstheme="minorHAnsi"/>
+            <w:noProof/>
+            <w:webHidden/>
+          </w:rPr>
+          <w:tab/>
+        </w:r>
+        <w:r>
+          <w:rPr>
+            <w:rFonts w:asciiTheme="minorHAnsi" w:hAnsiTheme="minorHAnsi" w:cstheme="minorHAnsi"/>
+            <w:noProof/>
+            <w:webHidden/>
+          </w:rPr>
+          <w:fldChar w:fldCharType="begin"/>
+        </w:r>
+        <w:r>
+          <w:rPr>
+            <w:rFonts w:asciiTheme="minorHAnsi" w:hAnsiTheme="minorHAnsi" w:cstheme="minorHAnsi"/>
+            <w:noProof/>
+            <w:webHidden/>
+          </w:rPr>
+          <w:instrText xml:space="preserve"> PAGEREF _Toc241096912 \h </w:instrText>
+        </w:r>
+        <w:r>
+          <w:rPr>
+            <w:rFonts w:asciiTheme="minorHAnsi" w:hAnsiTheme="minorHAnsi" w:cstheme="minorHAnsi"/>
+            <w:noProof/>
+            <w:webHidden/>
+          </w:rPr>
+        </w:r>
+        <w:r>
+          <w:rPr>
+            <w:rFonts w:asciiTheme="minorHAnsi" w:hAnsiTheme="minorHAnsi" w:cstheme="minorHAnsi"/>
+            <w:noProof/>
+            <w:webHidden/>
+          </w:rPr>
+          <w:fldChar w:fldCharType="separate"/>
+        </w:r>
+        <w:r>
+          <w:rPr>
+            <w:rFonts w:asciiTheme="minorHAnsi" w:hAnsiTheme="minorHAnsi" w:cstheme="minorHAnsi"/>
+            <w:noProof/>
+            <w:webHidden/>
+          </w:rPr>
+          <w:t>10</w:t>
+        </w:r>
+        <w:r>
+          <w:rPr>
+            <w:rFonts w:asciiTheme="minorHAnsi" w:hAnsiTheme="minorHAnsi" w:cstheme="minorHAnsi"/>
+            <w:noProof/>
+            <w:webHidden/>
+          </w:rPr>
+          <w:fldChar w:fldCharType="end"/>
+        </w:r>
+      </w:hyperlink>
+    </w:p>
+    <w:p>
+      <w:pPr>
+        <w:pStyle w:val="TDC2"/>
+        <w:tabs>
+          <w:tab w:val="right" w:leader="dot" w:pos="8494"/>
+        </w:tabs>
+        <w:rPr>
+          <w:rFonts w:asciiTheme="minorHAnsi" w:eastAsiaTheme="minorEastAsia" w:hAnsiTheme="minorHAnsi" w:cstheme="minorHAnsi"/>
+          <w:noProof/>
+          <w:kern w:val="0"/>
+          <w:lang w:val="es-PE" w:eastAsia="es-PE"/>
+          <w14:ligatures w14:val="none"/>
+        </w:rPr>
+      </w:pPr>
+      <w:hyperlink w:anchor="_Toc241096913" w:history="1">
+        <w:r>
+          <w:rPr>
+            <w:rStyle w:val="Hipervnculo"/>
+            <w:rFonts w:asciiTheme="minorHAnsi" w:hAnsiTheme="minorHAnsi" w:cstheme="minorHAnsi"/>
+            <w:noProof/>
+          </w:rPr>
+          <w:t>1.5 Stakeholders y criterios de éxito</w:t>
+        </w:r>
+        <w:r>
+          <w:rPr>
+            <w:rFonts w:asciiTheme="minorHAnsi" w:hAnsiTheme="minorHAnsi" w:cstheme="minorHAnsi"/>
+            <w:noProof/>
+            <w:webHidden/>
+          </w:rPr>
+          <w:tab/>
+        </w:r>
+        <w:r>
+          <w:rPr>
+            <w:rFonts w:asciiTheme="minorHAnsi" w:hAnsiTheme="minorHAnsi" w:cstheme="minorHAnsi"/>
+            <w:noProof/>
+            <w:webHidden/>
+          </w:rPr>
+          <w:fldChar w:fldCharType="begin"/>
+        </w:r>
+        <w:r>
+          <w:rPr>
+            <w:rFonts w:asciiTheme="minorHAnsi" w:hAnsiTheme="minorHAnsi" w:cstheme="minorHAnsi"/>
+            <w:noProof/>
+            <w:webHidden/>
+          </w:rPr>
+          <w:instrText xml:space="preserve"> PAGEREF _Toc241096913 \h </w:instrText>
+        </w:r>
+        <w:r>
+          <w:rPr>
+            <w:rFonts w:asciiTheme="minorHAnsi" w:hAnsiTheme="minorHAnsi" w:cstheme="minorHAnsi"/>
+            <w:noProof/>
+            <w:webHidden/>
+          </w:rPr>
+        </w:r>
+        <w:r>
+          <w:rPr>
+            <w:rFonts w:asciiTheme="minorHAnsi" w:hAnsiTheme="minorHAnsi" w:cstheme="minorHAnsi"/>
+            <w:noProof/>
+            <w:webHidden/>
+          </w:rPr>
+          <w:fldChar w:fldCharType="separate"/>
+        </w:r>
+        <w:r>
+          <w:rPr>
+            <w:rFonts w:asciiTheme="minorHAnsi" w:hAnsiTheme="minorHAnsi" w:cstheme="minorHAnsi"/>
+            <w:noProof/>
+            <w:webHidden/>
+          </w:rPr>
+          <w:t>11</w:t>
+        </w:r>
+        <w:r>
+          <w:rPr>
+            <w:rFonts w:asciiTheme="minorHAnsi" w:hAnsiTheme="minorHAnsi" w:cstheme="minorHAnsi"/>
+            <w:noProof/>
+            <w:webHidden/>
+          </w:rPr>
+          <w:fldChar w:fldCharType="end"/>
+        </w:r>
+      </w:hyperlink>
+    </w:p>
+    <w:p>
+      <w:pPr>
+        <w:pStyle w:val="TDC2"/>
+        <w:tabs>
+          <w:tab w:val="right" w:leader="dot" w:pos="8494"/>
+        </w:tabs>
+        <w:rPr>
+          <w:rFonts w:asciiTheme="minorHAnsi" w:eastAsiaTheme="minorEastAsia" w:hAnsiTheme="minorHAnsi" w:cstheme="minorHAnsi"/>
+          <w:noProof/>
+          <w:kern w:val="0"/>
+          <w:lang w:val="es-PE" w:eastAsia="es-PE"/>
+          <w14:ligatures w14:val="none"/>
+        </w:rPr>
+      </w:pPr>
+      <w:hyperlink w:anchor="_Toc241096914" w:history="1">
+        <w:r>
+          <w:rPr>
+            <w:rStyle w:val="Hipervnculo"/>
+            <w:rFonts w:asciiTheme="minorHAnsi" w:hAnsiTheme="minorHAnsi" w:cstheme="minorHAnsi"/>
+            <w:noProof/>
+          </w:rPr>
+          <w:t>1.6 Fuentes, gobierno y ética de los datos</w:t>
+        </w:r>
+        <w:r>
+          <w:rPr>
+            <w:rFonts w:asciiTheme="minorHAnsi" w:hAnsiTheme="minorHAnsi" w:cstheme="minorHAnsi"/>
+            <w:noProof/>
+            <w:webHidden/>
+          </w:rPr>
+          <w:tab/>
+        </w:r>
+        <w:r>
+          <w:rPr>
+            <w:rFonts w:asciiTheme="minorHAnsi" w:hAnsiTheme="minorHAnsi" w:cstheme="minorHAnsi"/>
+            <w:noProof/>
+            <w:webHidden/>
+          </w:rPr>
+          <w:fldChar w:fldCharType="begin"/>
+        </w:r>
+        <w:r>
+          <w:rPr>
+            <w:rFonts w:asciiTheme="minorHAnsi" w:hAnsiTheme="minorHAnsi" w:cstheme="minorHAnsi"/>
+            <w:noProof/>
+            <w:webHidden/>
+          </w:rPr>
+          <w:instrText xml:space="preserve"> PAGEREF _Toc241096914 \h </w:instrText>
+        </w:r>
+        <w:r>
+          <w:rPr>
+            <w:rFonts w:asciiTheme="minorHAnsi" w:hAnsiTheme="minorHAnsi" w:cstheme="minorHAnsi"/>
+            <w:noProof/>
+            <w:webHidden/>
+          </w:rPr>
+        </w:r>
+        <w:r>
+          <w:rPr>
+            <w:rFonts w:asciiTheme="minorHAnsi" w:hAnsiTheme="minorHAnsi" w:cstheme="minorHAnsi"/>
+            <w:noProof/>
+            <w:webHidden/>
+          </w:rPr>
+          <w:fldChar w:fldCharType="separate"/>
+        </w:r>
+        <w:r>
+          <w:rPr>
+            <w:rFonts w:asciiTheme="minorHAnsi" w:hAnsiTheme="minorHAnsi" w:cstheme="minorHAnsi"/>
+            <w:noProof/>
+            <w:webHidden/>
+          </w:rPr>
+          <w:t>12</w:t>
+        </w:r>
+        <w:r>
+          <w:rPr>
+            <w:rFonts w:asciiTheme="minorHAnsi" w:hAnsiTheme="minorHAnsi" w:cstheme="minorHAnsi"/>
+            <w:noProof/>
+            <w:webHidden/>
+          </w:rPr>
+          <w:fldChar w:fldCharType="end"/>
+        </w:r>
+      </w:hyperlink>
+    </w:p>
+    <w:p>
+      <w:pPr>
+        <w:pStyle w:val="TDC3"/>
+        <w:tabs>
+          <w:tab w:val="right" w:leader="dot" w:pos="8494"/>
+        </w:tabs>
+        <w:rPr>
+          <w:rFonts w:asciiTheme="minorHAnsi" w:eastAsiaTheme="minorEastAsia" w:hAnsiTheme="minorHAnsi" w:cstheme="minorHAnsi"/>
+          <w:noProof/>
+          <w:kern w:val="0"/>
+          <w:lang w:val="es-PE" w:eastAsia="es-PE"/>
+          <w14:ligatures w14:val="none"/>
+        </w:rPr>
+      </w:pPr>
+      <w:hyperlink w:anchor="_Toc241096915" w:history="1">
+        <w:r>
+          <w:rPr>
+            <w:rStyle w:val="Hipervnculo"/>
+            <w:rFonts w:asciiTheme="minorHAnsi" w:hAnsiTheme="minorHAnsi" w:cstheme="minorHAnsi"/>
+            <w:noProof/>
+          </w:rPr>
+          <w:t>1.6.1 Procedencia, propiedad y autorización de los datos</w:t>
+        </w:r>
+        <w:r>
+          <w:rPr>
+            <w:rFonts w:asciiTheme="minorHAnsi" w:hAnsiTheme="minorHAnsi" w:cstheme="minorHAnsi"/>
+            <w:noProof/>
+            <w:webHidden/>
+          </w:rPr>
+          <w:tab/>
+        </w:r>
+        <w:r>
+          <w:rPr>
+            <w:rFonts w:asciiTheme="minorHAnsi" w:hAnsiTheme="minorHAnsi" w:cstheme="minorHAnsi"/>
+            <w:noProof/>
+            <w:webHidden/>
+          </w:rPr>
+          <w:fldChar w:fldCharType="begin"/>
+        </w:r>
+        <w:r>
+          <w:rPr>
+            <w:rFonts w:asciiTheme="minorHAnsi" w:hAnsiTheme="minorHAnsi" w:cstheme="minorHAnsi"/>
+            <w:noProof/>
+            <w:webHidden/>
+          </w:rPr>
+          <w:instrText xml:space="preserve"> PAGEREF _Toc241096915 \h </w:instrText>
+        </w:r>
+        <w:r>
+          <w:rPr>
+            <w:rFonts w:asciiTheme="minorHAnsi" w:hAnsiTheme="minorHAnsi" w:cstheme="minorHAnsi"/>
+            <w:noProof/>
+            <w:webHidden/>
+          </w:rPr>
+        </w:r>
+        <w:r>
+          <w:rPr>
+            <w:rFonts w:asciiTheme="minorHAnsi" w:hAnsiTheme="minorHAnsi" w:cstheme="minorHAnsi"/>
+            <w:noProof/>
+            <w:webHidden/>
+          </w:rPr>
+          <w:fldChar w:fldCharType="separate"/>
+        </w:r>
+        <w:r>
+          <w:rPr>
+            <w:rFonts w:asciiTheme="minorHAnsi" w:hAnsiTheme="minorHAnsi" w:cstheme="minorHAnsi"/>
+            <w:noProof/>
+            <w:webHidden/>
+          </w:rPr>
+          <w:t>12</w:t>
+        </w:r>
+        <w:r>
+          <w:rPr>
+            <w:rFonts w:asciiTheme="minorHAnsi" w:hAnsiTheme="minorHAnsi" w:cstheme="minorHAnsi"/>
+            <w:noProof/>
+            <w:webHidden/>
+          </w:rPr>
+          <w:fldChar w:fldCharType="end"/>
+        </w:r>
+      </w:hyperlink>
+    </w:p>
+    <w:p>
+      <w:pPr>
+        <w:pStyle w:val="TDC3"/>
+        <w:tabs>
+          <w:tab w:val="right" w:leader="dot" w:pos="8494"/>
+        </w:tabs>
+        <w:rPr>
+          <w:rFonts w:asciiTheme="minorHAnsi" w:eastAsiaTheme="minorEastAsia" w:hAnsiTheme="minorHAnsi" w:cstheme="minorHAnsi"/>
+          <w:noProof/>
+          <w:kern w:val="0"/>
+          <w:lang w:val="es-PE" w:eastAsia="es-PE"/>
+          <w14:ligatures w14:val="none"/>
+        </w:rPr>
+      </w:pPr>
+      <w:hyperlink w:anchor="_Toc241096916" w:history="1">
+        <w:r>
+          <w:rPr>
+            <w:rStyle w:val="Hipervnculo"/>
+            <w:rFonts w:asciiTheme="minorHAnsi" w:hAnsiTheme="minorHAnsi" w:cstheme="minorHAnsi"/>
+            <w:noProof/>
+          </w:rPr>
+          <w:t>1.6.2 Privacidad y datos sensibles</w:t>
+        </w:r>
+        <w:r>
+          <w:rPr>
+            <w:rFonts w:asciiTheme="minorHAnsi" w:hAnsiTheme="minorHAnsi" w:cstheme="minorHAnsi"/>
+            <w:noProof/>
+            <w:webHidden/>
+          </w:rPr>
+          <w:tab/>
+        </w:r>
+        <w:r>
+          <w:rPr>
+            <w:rFonts w:asciiTheme="minorHAnsi" w:hAnsiTheme="minorHAnsi" w:cstheme="minorHAnsi"/>
+            <w:noProof/>
+            <w:webHidden/>
+          </w:rPr>
+          <w:fldChar w:fldCharType="begin"/>
+        </w:r>
+        <w:r>
+          <w:rPr>
+            <w:rFonts w:asciiTheme="minorHAnsi" w:hAnsiTheme="minorHAnsi" w:cstheme="minorHAnsi"/>
+            <w:noProof/>
+            <w:webHidden/>
+          </w:rPr>
+          <w:instrText xml:space="preserve"> PAGEREF _Toc241096916 \h </w:instrText>
+        </w:r>
+        <w:r>
+          <w:rPr>
+            <w:rFonts w:asciiTheme="minorHAnsi" w:hAnsiTheme="minorHAnsi" w:cstheme="minorHAnsi"/>
+            <w:noProof/>
+            <w:webHidden/>
+          </w:rPr>
+        </w:r>
+        <w:r>
+          <w:rPr>
+            <w:rFonts w:asciiTheme="minorHAnsi" w:hAnsiTheme="minorHAnsi" w:cstheme="minorHAnsi"/>
+            <w:noProof/>
+            <w:webHidden/>
+          </w:rPr>
+          <w:fldChar w:fldCharType="separate"/>
+        </w:r>
+        <w:r>
+          <w:rPr>
+            <w:rFonts w:asciiTheme="minorHAnsi" w:hAnsiTheme="minorHAnsi" w:cstheme="minorHAnsi"/>
+            <w:noProof/>
+            <w:webHidden/>
+          </w:rPr>
+          <w:t>12</w:t>
+        </w:r>
+        <w:r>
+          <w:rPr>
+            <w:rFonts w:asciiTheme="minorHAnsi" w:hAnsiTheme="minorHAnsi" w:cstheme="minorHAnsi"/>
+            <w:noProof/>
+            <w:webHidden/>
+          </w:rPr>
+          <w:fldChar w:fldCharType="end"/>
+        </w:r>
+      </w:hyperlink>
+    </w:p>
+    <w:p>
+      <w:pPr>
+        <w:pStyle w:val="TDC3"/>
+        <w:tabs>
+          <w:tab w:val="right" w:leader="dot" w:pos="8494"/>
+        </w:tabs>
+        <w:rPr>
+          <w:rFonts w:asciiTheme="minorHAnsi" w:eastAsiaTheme="minorEastAsia" w:hAnsiTheme="minorHAnsi" w:cstheme="minorHAnsi"/>
+          <w:noProof/>
+          <w:kern w:val="0"/>
+          <w:lang w:val="es-PE" w:eastAsia="es-PE"/>
+          <w14:ligatures w14:val="none"/>
+        </w:rPr>
+      </w:pPr>
+      <w:hyperlink w:anchor="_Toc241096917" w:history="1">
+        <w:r>
+          <w:rPr>
+            <w:rStyle w:val="Hipervnculo"/>
+            <w:rFonts w:asciiTheme="minorHAnsi" w:hAnsiTheme="minorHAnsi" w:cstheme="minorHAnsi"/>
+            <w:noProof/>
+          </w:rPr>
+          <w:t>1.6.3 Gobierno y calidad de los datos</w:t>
+        </w:r>
+        <w:r>
+          <w:rPr>
+            <w:rFonts w:asciiTheme="minorHAnsi" w:hAnsiTheme="minorHAnsi" w:cstheme="minorHAnsi"/>
+            <w:noProof/>
+            <w:webHidden/>
+          </w:rPr>
+          <w:tab/>
+        </w:r>
+        <w:r>
+          <w:rPr>
+            <w:rFonts w:asciiTheme="minorHAnsi" w:hAnsiTheme="minorHAnsi" w:cstheme="minorHAnsi"/>
+            <w:noProof/>
+            <w:webHidden/>
+          </w:rPr>
+          <w:fldChar w:fldCharType="begin"/>
+        </w:r>
+        <w:r>
+          <w:rPr>
+            <w:rFonts w:asciiTheme="minorHAnsi" w:hAnsiTheme="minorHAnsi" w:cstheme="minorHAnsi"/>
+            <w:noProof/>
+            <w:webHidden/>
+          </w:rPr>
+          <w:instrText xml:space="preserve"> PAGEREF _Toc241096917 \h </w:instrText>
+        </w:r>
+        <w:r>
+          <w:rPr>
+            <w:rFonts w:asciiTheme="minorHAnsi" w:hAnsiTheme="minorHAnsi" w:cstheme="minorHAnsi"/>
+            <w:noProof/>
+            <w:webHidden/>
+          </w:rPr>
+        </w:r>
+        <w:r>
+          <w:rPr>
+            <w:rFonts w:asciiTheme="minorHAnsi" w:hAnsiTheme="minorHAnsi" w:cstheme="minorHAnsi"/>
+            <w:noProof/>
+            <w:webHidden/>
+          </w:rPr>
+          <w:fldChar w:fldCharType="separate"/>
+        </w:r>
+        <w:r>
+          <w:rPr>
+            <w:rFonts w:asciiTheme="minorHAnsi" w:hAnsiTheme="minorHAnsi" w:cstheme="minorHAnsi"/>
+            <w:noProof/>
+            <w:webHidden/>
+          </w:rPr>
+          <w:t>13</w:t>
+        </w:r>
+        <w:r>
+          <w:rPr>
+            <w:rFonts w:asciiTheme="minorHAnsi" w:hAnsiTheme="minorHAnsi" w:cstheme="minorHAnsi"/>
+            <w:noProof/>
+            <w:webHidden/>
+          </w:rPr>
+          <w:fldChar w:fldCharType="end"/>
+        </w:r>
+      </w:hyperlink>
+    </w:p>
+    <w:p>
+      <w:pPr>
+        <w:pStyle w:val="TDC3"/>
+        <w:tabs>
+          <w:tab w:val="right" w:leader="dot" w:pos="8494"/>
+        </w:tabs>
+        <w:rPr>
+          <w:rFonts w:asciiTheme="minorHAnsi" w:eastAsiaTheme="minorEastAsia" w:hAnsiTheme="minorHAnsi" w:cstheme="minorHAnsi"/>
+          <w:noProof/>
+          <w:kern w:val="0"/>
+          <w:lang w:val="es-PE" w:eastAsia="es-PE"/>
+          <w14:ligatures w14:val="none"/>
+        </w:rPr>
+      </w:pPr>
+      <w:hyperlink w:anchor="_Toc241096918" w:history="1">
+        <w:r>
+          <w:rPr>
+            <w:rStyle w:val="Hipervnculo"/>
+            <w:rFonts w:asciiTheme="minorHAnsi" w:hAnsiTheme="minorHAnsi" w:cstheme="minorHAnsi"/>
+            <w:noProof/>
+          </w:rPr>
+          <w:t>1.6.4 Retención, seguridad y respaldo</w:t>
+        </w:r>
+        <w:r>
+          <w:rPr>
+            <w:rFonts w:asciiTheme="minorHAnsi" w:hAnsiTheme="minorHAnsi" w:cstheme="minorHAnsi"/>
+            <w:noProof/>
+            <w:webHidden/>
+          </w:rPr>
+          <w:tab/>
+        </w:r>
+        <w:r>
+          <w:rPr>
+            <w:rFonts w:asciiTheme="minorHAnsi" w:hAnsiTheme="minorHAnsi" w:cstheme="minorHAnsi"/>
+            <w:noProof/>
+            <w:webHidden/>
+          </w:rPr>
+          <w:fldChar w:fldCharType="begin"/>
+        </w:r>
+        <w:r>
+          <w:rPr>
+            <w:rFonts w:asciiTheme="minorHAnsi" w:hAnsiTheme="minorHAnsi" w:cstheme="minorHAnsi"/>
+            <w:noProof/>
+            <w:webHidden/>
+          </w:rPr>
+          <w:instrText xml:space="preserve"> PAGEREF _Toc241096918 \h </w:instrText>
+        </w:r>
+        <w:r>
+          <w:rPr>
+            <w:rFonts w:asciiTheme="minorHAnsi" w:hAnsiTheme="minorHAnsi" w:cstheme="minorHAnsi"/>
+            <w:noProof/>
+            <w:webHidden/>
+          </w:rPr>
+        </w:r>
+        <w:r>
+          <w:rPr>
+            <w:rFonts w:asciiTheme="minorHAnsi" w:hAnsiTheme="minorHAnsi" w:cstheme="minorHAnsi"/>
+            <w:noProof/>
+            <w:webHidden/>
+          </w:rPr>
+          <w:fldChar w:fldCharType="separate"/>
+        </w:r>
+        <w:r>
+          <w:rPr>
+            <w:rFonts w:asciiTheme="minorHAnsi" w:hAnsiTheme="minorHAnsi" w:cstheme="minorHAnsi"/>
+            <w:noProof/>
+            <w:webHidden/>
+          </w:rPr>
+          <w:t>13</w:t>
+        </w:r>
+        <w:r>
+          <w:rPr>
+            <w:rFonts w:asciiTheme="minorHAnsi" w:hAnsiTheme="minorHAnsi" w:cstheme="minorHAnsi"/>
+            <w:noProof/>
+            <w:webHidden/>
+          </w:rPr>
+          <w:fldChar w:fldCharType="end"/>
+        </w:r>
+      </w:hyperlink>
+    </w:p>
+    <w:p>
+      <w:pPr>
+        <w:pStyle w:val="TDC1"/>
+        <w:rPr>
+          <w:rFonts w:asciiTheme="minorHAnsi" w:eastAsiaTheme="minorEastAsia" w:hAnsiTheme="minorHAnsi" w:cstheme="minorHAnsi"/>
+          <w:noProof/>
+          <w:kern w:val="0"/>
+          <w:lang w:val="es-PE" w:eastAsia="es-PE"/>
+          <w14:ligatures w14:val="none"/>
+        </w:rPr>
+      </w:pPr>
+      <w:hyperlink w:anchor="_Toc241096919" w:history="1">
+        <w:r>
+          <w:rPr>
+            <w:rStyle w:val="Hipervnculo"/>
+            <w:rFonts w:asciiTheme="minorHAnsi" w:hAnsiTheme="minorHAnsi" w:cstheme="minorHAnsi"/>
+            <w:noProof/>
+          </w:rPr>
+          <w:t>CAPÍTULO II: ANTECEDENTES Y FUNDAMENTOS</w:t>
+        </w:r>
+        <w:r>
+          <w:rPr>
+            <w:rFonts w:asciiTheme="minorHAnsi" w:hAnsiTheme="minorHAnsi" w:cstheme="minorHAnsi"/>
+            <w:noProof/>
+            <w:webHidden/>
+          </w:rPr>
+          <w:tab/>
+        </w:r>
+        <w:r>
+          <w:rPr>
+            <w:rFonts w:asciiTheme="minorHAnsi" w:hAnsiTheme="minorHAnsi" w:cstheme="minorHAnsi"/>
+            <w:noProof/>
+            <w:webHidden/>
+          </w:rPr>
+          <w:fldChar w:fldCharType="begin"/>
+        </w:r>
+        <w:r>
+          <w:rPr>
+            <w:rFonts w:asciiTheme="minorHAnsi" w:hAnsiTheme="minorHAnsi" w:cstheme="minorHAnsi"/>
+            <w:noProof/>
+            <w:webHidden/>
+          </w:rPr>
+          <w:instrText xml:space="preserve"> PAGEREF _Toc241096919 \h </w:instrText>
+        </w:r>
+        <w:r>
+          <w:rPr>
+            <w:rFonts w:asciiTheme="minorHAnsi" w:hAnsiTheme="minorHAnsi" w:cstheme="minorHAnsi"/>
+            <w:noProof/>
+            <w:webHidden/>
+          </w:rPr>
+        </w:r>
+        <w:r>
+          <w:rPr>
+            <w:rFonts w:asciiTheme="minorHAnsi" w:hAnsiTheme="minorHAnsi" w:cstheme="minorHAnsi"/>
+            <w:noProof/>
+            <w:webHidden/>
+          </w:rPr>
+          <w:fldChar w:fldCharType="separate"/>
+        </w:r>
+        <w:r>
+          <w:rPr>
+            <w:rFonts w:asciiTheme="minorHAnsi" w:hAnsiTheme="minorHAnsi" w:cstheme="minorHAnsi"/>
+            <w:noProof/>
+            <w:webHidden/>
+          </w:rPr>
+          <w:t>14</w:t>
+        </w:r>
+        <w:r>
+          <w:rPr>
+            <w:rFonts w:asciiTheme="minorHAnsi" w:hAnsiTheme="minorHAnsi" w:cstheme="minorHAnsi"/>
+            <w:noProof/>
+            <w:webHidden/>
+          </w:rPr>
+          <w:fldChar w:fldCharType="end"/>
+        </w:r>
+      </w:hyperlink>
+    </w:p>
+    <w:p>
+      <w:pPr>
+        <w:pStyle w:val="TDC2"/>
+        <w:tabs>
+          <w:tab w:val="right" w:leader="dot" w:pos="8494"/>
+        </w:tabs>
+        <w:rPr>
+          <w:rFonts w:asciiTheme="minorHAnsi" w:eastAsiaTheme="minorEastAsia" w:hAnsiTheme="minorHAnsi" w:cstheme="minorHAnsi"/>
+          <w:noProof/>
+          <w:kern w:val="0"/>
+          <w:lang w:val="es-PE" w:eastAsia="es-PE"/>
+          <w14:ligatures w14:val="none"/>
+        </w:rPr>
+      </w:pPr>
+      <w:hyperlink w:anchor="_Toc241096920" w:history="1">
+        <w:r>
+          <w:rPr>
+            <w:rStyle w:val="Hipervnculo"/>
+            <w:rFonts w:asciiTheme="minorHAnsi" w:hAnsiTheme="minorHAnsi" w:cstheme="minorHAnsi"/>
+            <w:noProof/>
+          </w:rPr>
+          <w:t>2.1 Antecedentes</w:t>
+        </w:r>
+        <w:r>
+          <w:rPr>
+            <w:rFonts w:asciiTheme="minorHAnsi" w:hAnsiTheme="minorHAnsi" w:cstheme="minorHAnsi"/>
+            <w:noProof/>
+            <w:webHidden/>
+          </w:rPr>
+          <w:tab/>
+        </w:r>
+        <w:r>
+          <w:rPr>
+            <w:rFonts w:asciiTheme="minorHAnsi" w:hAnsiTheme="minorHAnsi" w:cstheme="minorHAnsi"/>
+            <w:noProof/>
+            <w:webHidden/>
+          </w:rPr>
+          <w:fldChar w:fldCharType="begin"/>
+        </w:r>
+        <w:r>
+          <w:rPr>
+            <w:rFonts w:asciiTheme="minorHAnsi" w:hAnsiTheme="minorHAnsi" w:cstheme="minorHAnsi"/>
+            <w:noProof/>
+            <w:webHidden/>
+          </w:rPr>
+          <w:instrText xml:space="preserve"> PAGEREF _Toc241096920 \h </w:instrText>
+        </w:r>
+        <w:r>
+          <w:rPr>
+            <w:rFonts w:asciiTheme="minorHAnsi" w:hAnsiTheme="minorHAnsi" w:cstheme="minorHAnsi"/>
+            <w:noProof/>
+            <w:webHidden/>
+          </w:rPr>
+        </w:r>
+        <w:r>
+          <w:rPr>
+            <w:rFonts w:asciiTheme="minorHAnsi" w:hAnsiTheme="minorHAnsi" w:cstheme="minorHAnsi"/>
+            <w:noProof/>
+            <w:webHidden/>
+          </w:rPr>
+          <w:fldChar w:fldCharType="separate"/>
+        </w:r>
+        <w:r>
+          <w:rPr>
+            <w:rFonts w:asciiTheme="minorHAnsi" w:hAnsiTheme="minorHAnsi" w:cstheme="minorHAnsi"/>
+            <w:noProof/>
+            <w:webHidden/>
+          </w:rPr>
+          <w:t>14</w:t>
+        </w:r>
+        <w:r>
+          <w:rPr>
+            <w:rFonts w:asciiTheme="minorHAnsi" w:hAnsiTheme="minorHAnsi" w:cstheme="minorHAnsi"/>
+            <w:noProof/>
+            <w:webHidden/>
+          </w:rPr>
+          <w:fldChar w:fldCharType="end"/>
+        </w:r>
+      </w:hyperlink>
+    </w:p>
+    <w:p>
+      <w:pPr>
+        <w:pStyle w:val="TDC2"/>
+        <w:tabs>
+          <w:tab w:val="right" w:leader="dot" w:pos="8494"/>
+        </w:tabs>
+        <w:rPr>
+          <w:rFonts w:asciiTheme="minorHAnsi" w:eastAsiaTheme="minorEastAsia" w:hAnsiTheme="minorHAnsi" w:cstheme="minorHAnsi"/>
+          <w:noProof/>
+          <w:kern w:val="0"/>
+          <w:lang w:val="es-PE" w:eastAsia="es-PE"/>
+          <w14:ligatures w14:val="none"/>
+        </w:rPr>
+      </w:pPr>
+      <w:hyperlink w:anchor="_Toc241096921" w:history="1">
+        <w:r>
+          <w:rPr>
+            <w:rStyle w:val="Hipervnculo"/>
+            <w:rFonts w:asciiTheme="minorHAnsi" w:hAnsiTheme="minorHAnsi" w:cstheme="minorHAnsi"/>
+            <w:noProof/>
+          </w:rPr>
+          <w:t>2.2 Fundamentos de Inteligencia de Negocios</w:t>
+        </w:r>
+        <w:r>
+          <w:rPr>
+            <w:rFonts w:asciiTheme="minorHAnsi" w:hAnsiTheme="minorHAnsi" w:cstheme="minorHAnsi"/>
+            <w:noProof/>
+            <w:webHidden/>
+          </w:rPr>
+          <w:tab/>
+        </w:r>
+        <w:r>
+          <w:rPr>
+            <w:rFonts w:asciiTheme="minorHAnsi" w:hAnsiTheme="minorHAnsi" w:cstheme="minorHAnsi"/>
+            <w:noProof/>
+            <w:webHidden/>
+          </w:rPr>
+          <w:fldChar w:fldCharType="begin"/>
+        </w:r>
+        <w:r>
+          <w:rPr>
+            <w:rFonts w:asciiTheme="minorHAnsi" w:hAnsiTheme="minorHAnsi" w:cstheme="minorHAnsi"/>
+            <w:noProof/>
+            <w:webHidden/>
+          </w:rPr>
+          <w:instrText xml:space="preserve"> PAGEREF _Toc241096921 \h </w:instrText>
+        </w:r>
+        <w:r>
+          <w:rPr>
+            <w:rFonts w:asciiTheme="minorHAnsi" w:hAnsiTheme="minorHAnsi" w:cstheme="minorHAnsi"/>
+            <w:noProof/>
+            <w:webHidden/>
+          </w:rPr>
+        </w:r>
+        <w:r>
+          <w:rPr>
+            <w:rFonts w:asciiTheme="minorHAnsi" w:hAnsiTheme="minorHAnsi" w:cstheme="minorHAnsi"/>
+            <w:noProof/>
+            <w:webHidden/>
+          </w:rPr>
+          <w:fldChar w:fldCharType="separate"/>
+        </w:r>
+        <w:r>
+          <w:rPr>
+            <w:rFonts w:asciiTheme="minorHAnsi" w:hAnsiTheme="minorHAnsi" w:cstheme="minorHAnsi"/>
+            <w:noProof/>
+            <w:webHidden/>
+          </w:rPr>
+          <w:t>15</w:t>
+        </w:r>
+        <w:r>
+          <w:rPr>
+            <w:rFonts w:asciiTheme="minorHAnsi" w:hAnsiTheme="minorHAnsi" w:cstheme="minorHAnsi"/>
+            <w:noProof/>
+            <w:webHidden/>
+          </w:rPr>
+          <w:fldChar w:fldCharType="end"/>
+        </w:r>
+      </w:hyperlink>
+    </w:p>
+    <w:p>
+      <w:pPr>
+        <w:pStyle w:val="TDC2"/>
+        <w:tabs>
+          <w:tab w:val="right" w:leader="dot" w:pos="8494"/>
+        </w:tabs>
+        <w:rPr>
+          <w:rFonts w:asciiTheme="minorHAnsi" w:eastAsiaTheme="minorEastAsia" w:hAnsiTheme="minorHAnsi" w:cstheme="minorHAnsi"/>
+          <w:noProof/>
+          <w:kern w:val="0"/>
+          <w:lang w:val="es-PE" w:eastAsia="es-PE"/>
+          <w14:ligatures w14:val="none"/>
+        </w:rPr>
+      </w:pPr>
+      <w:hyperlink w:anchor="_Toc241096922" w:history="1">
+        <w:r>
+          <w:rPr>
+            <w:rStyle w:val="Hipervnculo"/>
+            <w:rFonts w:asciiTheme="minorHAnsi" w:hAnsiTheme="minorHAnsi" w:cstheme="minorHAnsi"/>
+            <w:noProof/>
+          </w:rPr>
+          <w:t>2.3 Fundamentos de Big Data</w:t>
+        </w:r>
+        <w:r>
+          <w:rPr>
+            <w:rFonts w:asciiTheme="minorHAnsi" w:hAnsiTheme="minorHAnsi" w:cstheme="minorHAnsi"/>
+            <w:noProof/>
+            <w:webHidden/>
+          </w:rPr>
+          <w:tab/>
+        </w:r>
+        <w:r>
+          <w:rPr>
+            <w:rFonts w:asciiTheme="minorHAnsi" w:hAnsiTheme="minorHAnsi" w:cstheme="minorHAnsi"/>
+            <w:noProof/>
+            <w:webHidden/>
+          </w:rPr>
+          <w:fldChar w:fldCharType="begin"/>
+        </w:r>
+        <w:r>
+          <w:rPr>
+            <w:rFonts w:asciiTheme="minorHAnsi" w:hAnsiTheme="minorHAnsi" w:cstheme="minorHAnsi"/>
+            <w:noProof/>
+            <w:webHidden/>
+          </w:rPr>
+          <w:instrText xml:space="preserve"> PAGEREF _Toc241096922 \h </w:instrText>
+        </w:r>
+        <w:r>
+          <w:rPr>
+            <w:rFonts w:asciiTheme="minorHAnsi" w:hAnsiTheme="minorHAnsi" w:cstheme="minorHAnsi"/>
+            <w:noProof/>
+            <w:webHidden/>
+          </w:rPr>
+        </w:r>
+        <w:r>
+          <w:rPr>
+            <w:rFonts w:asciiTheme="minorHAnsi" w:hAnsiTheme="minorHAnsi" w:cstheme="minorHAnsi"/>
+            <w:noProof/>
+            <w:webHidden/>
+          </w:rPr>
+          <w:fldChar w:fldCharType="separate"/>
+        </w:r>
+        <w:r>
+          <w:rPr>
+            <w:rFonts w:asciiTheme="minorHAnsi" w:hAnsiTheme="minorHAnsi" w:cstheme="minorHAnsi"/>
+            <w:noProof/>
+            <w:webHidden/>
+          </w:rPr>
+          <w:t>16</w:t>
+        </w:r>
+        <w:r>
+          <w:rPr>
+            <w:rFonts w:asciiTheme="minorHAnsi" w:hAnsiTheme="minorHAnsi" w:cstheme="minorHAnsi"/>
+            <w:noProof/>
+            <w:webHidden/>
+          </w:rPr>
+          <w:fldChar w:fldCharType="end"/>
+        </w:r>
+      </w:hyperlink>
+    </w:p>
+    <w:p>
+      <w:pPr>
+        <w:pStyle w:val="TDC2"/>
+        <w:tabs>
+          <w:tab w:val="right" w:leader="dot" w:pos="8494"/>
+        </w:tabs>
+        <w:rPr>
+          <w:rFonts w:asciiTheme="minorHAnsi" w:eastAsiaTheme="minorEastAsia" w:hAnsiTheme="minorHAnsi" w:cstheme="minorHAnsi"/>
+          <w:noProof/>
+          <w:kern w:val="0"/>
+          <w:lang w:val="es-PE" w:eastAsia="es-PE"/>
+          <w14:ligatures w14:val="none"/>
+        </w:rPr>
+      </w:pPr>
+      <w:hyperlink w:anchor="_Toc241096923" w:history="1">
+        <w:r>
+          <w:rPr>
+            <w:rStyle w:val="Hipervnculo"/>
+            <w:rFonts w:asciiTheme="minorHAnsi" w:hAnsiTheme="minorHAnsi" w:cstheme="minorHAnsi"/>
+            <w:noProof/>
+          </w:rPr>
+          <w:t>2.4 Tecnologías, estándares y trabajos relacionados</w:t>
+        </w:r>
+        <w:r>
+          <w:rPr>
+            <w:rFonts w:asciiTheme="minorHAnsi" w:hAnsiTheme="minorHAnsi" w:cstheme="minorHAnsi"/>
+            <w:noProof/>
+            <w:webHidden/>
+          </w:rPr>
+          <w:tab/>
+        </w:r>
+        <w:r>
+          <w:rPr>
+            <w:rFonts w:asciiTheme="minorHAnsi" w:hAnsiTheme="minorHAnsi" w:cstheme="minorHAnsi"/>
+            <w:noProof/>
+            <w:webHidden/>
+          </w:rPr>
+          <w:fldChar w:fldCharType="begin"/>
+        </w:r>
+        <w:r>
+          <w:rPr>
+            <w:rFonts w:asciiTheme="minorHAnsi" w:hAnsiTheme="minorHAnsi" w:cstheme="minorHAnsi"/>
+            <w:noProof/>
+            <w:webHidden/>
+          </w:rPr>
+          <w:instrText xml:space="preserve"> PAGEREF _Toc241096923 \h </w:instrText>
+        </w:r>
+        <w:r>
+          <w:rPr>
+            <w:rFonts w:asciiTheme="minorHAnsi" w:hAnsiTheme="minorHAnsi" w:cstheme="minorHAnsi"/>
+            <w:noProof/>
+            <w:webHidden/>
+          </w:rPr>
+        </w:r>
+        <w:r>
+          <w:rPr>
+            <w:rFonts w:asciiTheme="minorHAnsi" w:hAnsiTheme="minorHAnsi" w:cstheme="minorHAnsi"/>
+            <w:noProof/>
+            <w:webHidden/>
+          </w:rPr>
+          <w:fldChar w:fldCharType="separate"/>
+        </w:r>
+        <w:r>
+          <w:rPr>
+            <w:rFonts w:asciiTheme="minorHAnsi" w:hAnsiTheme="minorHAnsi" w:cstheme="minorHAnsi"/>
+            <w:noProof/>
+            <w:webHidden/>
+          </w:rPr>
+          <w:t>17</w:t>
+        </w:r>
+        <w:r>
+          <w:rPr>
+            <w:rFonts w:asciiTheme="minorHAnsi" w:hAnsiTheme="minorHAnsi" w:cstheme="minorHAnsi"/>
+            <w:noProof/>
+            <w:webHidden/>
+          </w:rPr>
+          <w:fldChar w:fldCharType="end"/>
+        </w:r>
+      </w:hyperlink>
+    </w:p>
+    <w:p>
+      <w:pPr>
+        <w:pStyle w:val="TDC1"/>
+        <w:rPr>
+          <w:rFonts w:asciiTheme="minorHAnsi" w:eastAsiaTheme="minorEastAsia" w:hAnsiTheme="minorHAnsi" w:cstheme="minorHAnsi"/>
+          <w:noProof/>
+          <w:kern w:val="0"/>
+          <w:lang w:val="es-PE" w:eastAsia="es-PE"/>
+          <w14:ligatures w14:val="none"/>
+        </w:rPr>
+      </w:pPr>
+      <w:hyperlink w:anchor="_Toc241096924" w:history="1">
+        <w:r>
+          <w:rPr>
+            <w:rStyle w:val="Hipervnculo"/>
+            <w:rFonts w:asciiTheme="minorHAnsi" w:hAnsiTheme="minorHAnsi" w:cstheme="minorHAnsi"/>
+            <w:noProof/>
+          </w:rPr>
+          <w:t>CAPÍTULO III: DISEÑO DE INGENIERÍA DE LAS SOLUCIONES</w:t>
+        </w:r>
+        <w:r>
+          <w:rPr>
+            <w:rFonts w:asciiTheme="minorHAnsi" w:hAnsiTheme="minorHAnsi" w:cstheme="minorHAnsi"/>
+            <w:noProof/>
+            <w:webHidden/>
+          </w:rPr>
+          <w:tab/>
+        </w:r>
+        <w:r>
+          <w:rPr>
+            <w:rFonts w:asciiTheme="minorHAnsi" w:hAnsiTheme="minorHAnsi" w:cstheme="minorHAnsi"/>
+            <w:noProof/>
+            <w:webHidden/>
+          </w:rPr>
+          <w:fldChar w:fldCharType="begin"/>
+        </w:r>
+        <w:r>
+          <w:rPr>
+            <w:rFonts w:asciiTheme="minorHAnsi" w:hAnsiTheme="minorHAnsi" w:cstheme="minorHAnsi"/>
+            <w:noProof/>
+            <w:webHidden/>
+          </w:rPr>
+          <w:instrText xml:space="preserve"> PAGEREF _Toc241096924 \h </w:instrText>
+        </w:r>
+        <w:r>
+          <w:rPr>
+            <w:rFonts w:asciiTheme="minorHAnsi" w:hAnsiTheme="minorHAnsi" w:cstheme="minorHAnsi"/>
+            <w:noProof/>
+            <w:webHidden/>
+          </w:rPr>
+        </w:r>
+        <w:r>
+          <w:rPr>
+            <w:rFonts w:asciiTheme="minorHAnsi" w:hAnsiTheme="minorHAnsi" w:cstheme="minorHAnsi"/>
+            <w:noProof/>
+            <w:webHidden/>
+          </w:rPr>
+          <w:fldChar w:fldCharType="separate"/>
+        </w:r>
+        <w:r>
+          <w:rPr>
+            <w:rFonts w:asciiTheme="minorHAnsi" w:hAnsiTheme="minorHAnsi" w:cstheme="minorHAnsi"/>
+            <w:noProof/>
+            <w:webHidden/>
+          </w:rPr>
+          <w:t>19</w:t>
+        </w:r>
+        <w:r>
+          <w:rPr>
+            <w:rFonts w:asciiTheme="minorHAnsi" w:hAnsiTheme="minorHAnsi" w:cstheme="minorHAnsi"/>
+            <w:noProof/>
+            <w:webHidden/>
+          </w:rPr>
+          <w:fldChar w:fldCharType="end"/>
+        </w:r>
+      </w:hyperlink>
+    </w:p>
+    <w:p>
+      <w:pPr>
+        <w:pStyle w:val="TDC2"/>
+        <w:tabs>
+          <w:tab w:val="right" w:leader="dot" w:pos="8494"/>
+        </w:tabs>
+        <w:rPr>
+          <w:rFonts w:asciiTheme="minorHAnsi" w:eastAsiaTheme="minorEastAsia" w:hAnsiTheme="minorHAnsi" w:cstheme="minorHAnsi"/>
+          <w:noProof/>
+          <w:kern w:val="0"/>
+          <w:lang w:val="es-PE" w:eastAsia="es-PE"/>
+          <w14:ligatures w14:val="none"/>
+        </w:rPr>
+      </w:pPr>
+      <w:hyperlink w:anchor="_Toc241096925" w:history="1">
+        <w:r>
+          <w:rPr>
+            <w:rStyle w:val="Hipervnculo"/>
+            <w:rFonts w:asciiTheme="minorHAnsi" w:hAnsiTheme="minorHAnsi" w:cstheme="minorHAnsi"/>
+            <w:noProof/>
+          </w:rPr>
+          <w:t>3.1 Requerimientos funcionales y no funcionales</w:t>
+        </w:r>
+        <w:r>
+          <w:rPr>
+            <w:rFonts w:asciiTheme="minorHAnsi" w:hAnsiTheme="minorHAnsi" w:cstheme="minorHAnsi"/>
+            <w:noProof/>
+            <w:webHidden/>
+          </w:rPr>
+          <w:tab/>
+        </w:r>
+        <w:r>
+          <w:rPr>
+            <w:rFonts w:asciiTheme="minorHAnsi" w:hAnsiTheme="minorHAnsi" w:cstheme="minorHAnsi"/>
+            <w:noProof/>
+            <w:webHidden/>
+          </w:rPr>
+          <w:fldChar w:fldCharType="begin"/>
+        </w:r>
+        <w:r>
+          <w:rPr>
+            <w:rFonts w:asciiTheme="minorHAnsi" w:hAnsiTheme="minorHAnsi" w:cstheme="minorHAnsi"/>
+            <w:noProof/>
+            <w:webHidden/>
+          </w:rPr>
+          <w:instrText xml:space="preserve"> PAGEREF _Toc241096925 \h </w:instrText>
+        </w:r>
+        <w:r>
+          <w:rPr>
+            <w:rFonts w:asciiTheme="minorHAnsi" w:hAnsiTheme="minorHAnsi" w:cstheme="minorHAnsi"/>
+            <w:noProof/>
+            <w:webHidden/>
+          </w:rPr>
+        </w:r>
+        <w:r>
+          <w:rPr>
+            <w:rFonts w:asciiTheme="minorHAnsi" w:hAnsiTheme="minorHAnsi" w:cstheme="minorHAnsi"/>
+            <w:noProof/>
+            <w:webHidden/>
+          </w:rPr>
+          <w:fldChar w:fldCharType="separate"/>
+        </w:r>
+        <w:r>
+          <w:rPr>
+            <w:rFonts w:asciiTheme="minorHAnsi" w:hAnsiTheme="minorHAnsi" w:cstheme="minorHAnsi"/>
+            <w:noProof/>
+            <w:webHidden/>
+          </w:rPr>
+          <w:t>19</w:t>
+        </w:r>
+        <w:r>
+          <w:rPr>
+            <w:rFonts w:asciiTheme="minorHAnsi" w:hAnsiTheme="minorHAnsi" w:cstheme="minorHAnsi"/>
+            <w:noProof/>
+            <w:webHidden/>
+          </w:rPr>
+          <w:fldChar w:fldCharType="end"/>
+        </w:r>
+      </w:hyperlink>
+    </w:p>
+    <w:p>
+      <w:pPr>
+        <w:pStyle w:val="TDC3"/>
+        <w:tabs>
+          <w:tab w:val="right" w:leader="dot" w:pos="8494"/>
+        </w:tabs>
+        <w:rPr>
+          <w:rFonts w:asciiTheme="minorHAnsi" w:eastAsiaTheme="minorEastAsia" w:hAnsiTheme="minorHAnsi" w:cstheme="minorHAnsi"/>
+          <w:noProof/>
+          <w:kern w:val="0"/>
+          <w:lang w:val="es-PE" w:eastAsia="es-PE"/>
+          <w14:ligatures w14:val="none"/>
+        </w:rPr>
+      </w:pPr>
+      <w:hyperlink w:anchor="_Toc241096926" w:history="1">
+        <w:r>
+          <w:rPr>
+            <w:rStyle w:val="Hipervnculo"/>
+            <w:rFonts w:asciiTheme="minorHAnsi" w:hAnsiTheme="minorHAnsi" w:cstheme="minorHAnsi"/>
+            <w:noProof/>
+          </w:rPr>
+          <w:t>3.1.1 Requerimientos funcionales</w:t>
+        </w:r>
+        <w:r>
+          <w:rPr>
+            <w:rFonts w:asciiTheme="minorHAnsi" w:hAnsiTheme="minorHAnsi" w:cstheme="minorHAnsi"/>
+            <w:noProof/>
+            <w:webHidden/>
+          </w:rPr>
+          <w:tab/>
+        </w:r>
+        <w:r>
+          <w:rPr>
+            <w:rFonts w:asciiTheme="minorHAnsi" w:hAnsiTheme="minorHAnsi" w:cstheme="minorHAnsi"/>
+            <w:noProof/>
+            <w:webHidden/>
+          </w:rPr>
+          <w:fldChar w:fldCharType="begin"/>
+        </w:r>
+        <w:r>
+          <w:rPr>
+            <w:rFonts w:asciiTheme="minorHAnsi" w:hAnsiTheme="minorHAnsi" w:cstheme="minorHAnsi"/>
+            <w:noProof/>
+            <w:webHidden/>
+          </w:rPr>
+          <w:instrText xml:space="preserve"> PAGEREF _Toc241096926 \h </w:instrText>
+        </w:r>
+        <w:r>
+          <w:rPr>
+            <w:rFonts w:asciiTheme="minorHAnsi" w:hAnsiTheme="minorHAnsi" w:cstheme="minorHAnsi"/>
+            <w:noProof/>
+            <w:webHidden/>
+          </w:rPr>
+        </w:r>
+        <w:r>
+          <w:rPr>
+            <w:rFonts w:asciiTheme="minorHAnsi" w:hAnsiTheme="minorHAnsi" w:cstheme="minorHAnsi"/>
+            <w:noProof/>
+            <w:webHidden/>
+          </w:rPr>
+          <w:fldChar w:fldCharType="separate"/>
+        </w:r>
+        <w:r>
+          <w:rPr>
+            <w:rFonts w:asciiTheme="minorHAnsi" w:hAnsiTheme="minorHAnsi" w:cstheme="minorHAnsi"/>
+            <w:noProof/>
+            <w:webHidden/>
+          </w:rPr>
+          <w:t>19</w:t>
+        </w:r>
+        <w:r>
+          <w:rPr>
+            <w:rFonts w:asciiTheme="minorHAnsi" w:hAnsiTheme="minorHAnsi" w:cstheme="minorHAnsi"/>
+            <w:noProof/>
+            <w:webHidden/>
+          </w:rPr>
+          <w:fldChar w:fldCharType="end"/>
+        </w:r>
+      </w:hyperlink>
+    </w:p>
+    <w:p>
+      <w:pPr>
+        <w:pStyle w:val="TDC3"/>
+        <w:tabs>
+          <w:tab w:val="right" w:leader="dot" w:pos="8494"/>
+        </w:tabs>
+        <w:rPr>
+          <w:rFonts w:asciiTheme="minorHAnsi" w:eastAsiaTheme="minorEastAsia" w:hAnsiTheme="minorHAnsi" w:cstheme="minorHAnsi"/>
+          <w:noProof/>
+          <w:kern w:val="0"/>
+          <w:lang w:val="es-PE" w:eastAsia="es-PE"/>
+          <w14:ligatures w14:val="none"/>
+        </w:rPr>
+      </w:pPr>
+      <w:hyperlink w:anchor="_Toc241096927" w:history="1">
+        <w:r>
+          <w:rPr>
+            <w:rStyle w:val="Hipervnculo"/>
+            <w:rFonts w:asciiTheme="minorHAnsi" w:hAnsiTheme="minorHAnsi" w:cstheme="minorHAnsi"/>
+            <w:noProof/>
+          </w:rPr>
+          <w:t>3.1.2 Requerimientos no funcionales</w:t>
+        </w:r>
+        <w:r>
+          <w:rPr>
+            <w:rFonts w:asciiTheme="minorHAnsi" w:hAnsiTheme="minorHAnsi" w:cstheme="minorHAnsi"/>
+            <w:noProof/>
+            <w:webHidden/>
+          </w:rPr>
+          <w:tab/>
+        </w:r>
+        <w:r>
+          <w:rPr>
+            <w:rFonts w:asciiTheme="minorHAnsi" w:hAnsiTheme="minorHAnsi" w:cstheme="minorHAnsi"/>
+            <w:noProof/>
+            <w:webHidden/>
+          </w:rPr>
+          <w:fldChar w:fldCharType="begin"/>
+        </w:r>
+        <w:r>
+          <w:rPr>
+            <w:rFonts w:asciiTheme="minorHAnsi" w:hAnsiTheme="minorHAnsi" w:cstheme="minorHAnsi"/>
+            <w:noProof/>
+            <w:webHidden/>
+          </w:rPr>
+          <w:instrText xml:space="preserve"> PAGEREF _Toc241096927 \h </w:instrText>
+        </w:r>
+        <w:r>
+          <w:rPr>
+            <w:rFonts w:asciiTheme="minorHAnsi" w:hAnsiTheme="minorHAnsi" w:cstheme="minorHAnsi"/>
+            <w:noProof/>
+            <w:webHidden/>
+          </w:rPr>
+        </w:r>
+        <w:r>
+          <w:rPr>
+            <w:rFonts w:asciiTheme="minorHAnsi" w:hAnsiTheme="minorHAnsi" w:cstheme="minorHAnsi"/>
+            <w:noProof/>
+            <w:webHidden/>
+          </w:rPr>
+          <w:fldChar w:fldCharType="separate"/>
+        </w:r>
+        <w:r>
+          <w:rPr>
+            <w:rFonts w:asciiTheme="minorHAnsi" w:hAnsiTheme="minorHAnsi" w:cstheme="minorHAnsi"/>
+            <w:noProof/>
+            <w:webHidden/>
+          </w:rPr>
+          <w:t>19</w:t>
+        </w:r>
+        <w:r>
+          <w:rPr>
+            <w:rFonts w:asciiTheme="minorHAnsi" w:hAnsiTheme="minorHAnsi" w:cstheme="minorHAnsi"/>
+            <w:noProof/>
+            <w:webHidden/>
+          </w:rPr>
+          <w:fldChar w:fldCharType="end"/>
+        </w:r>
+      </w:hyperlink>
+    </w:p>
+    <w:p>
+      <w:pPr>
+        <w:pStyle w:val="TDC2"/>
+        <w:tabs>
+          <w:tab w:val="right" w:leader="dot" w:pos="8494"/>
+        </w:tabs>
+        <w:rPr>
+          <w:rFonts w:asciiTheme="minorHAnsi" w:eastAsiaTheme="minorEastAsia" w:hAnsiTheme="minorHAnsi" w:cstheme="minorHAnsi"/>
+          <w:noProof/>
+          <w:kern w:val="0"/>
+          <w:lang w:val="es-PE" w:eastAsia="es-PE"/>
+          <w14:ligatures w14:val="none"/>
+        </w:rPr>
+      </w:pPr>
+      <w:hyperlink w:anchor="_Toc241096928" w:history="1">
+        <w:r>
+          <w:rPr>
+            <w:rStyle w:val="Hipervnculo"/>
+            <w:rFonts w:asciiTheme="minorHAnsi" w:hAnsiTheme="minorHAnsi" w:cstheme="minorHAnsi"/>
+            <w:noProof/>
+          </w:rPr>
+          <w:t>3.2 Alternativas y decisiones de arquitectura</w:t>
+        </w:r>
+        <w:r>
+          <w:rPr>
+            <w:rFonts w:asciiTheme="minorHAnsi" w:hAnsiTheme="minorHAnsi" w:cstheme="minorHAnsi"/>
+            <w:noProof/>
+            <w:webHidden/>
+          </w:rPr>
+          <w:tab/>
+        </w:r>
+        <w:r>
+          <w:rPr>
+            <w:rFonts w:asciiTheme="minorHAnsi" w:hAnsiTheme="minorHAnsi" w:cstheme="minorHAnsi"/>
+            <w:noProof/>
+            <w:webHidden/>
+          </w:rPr>
+          <w:fldChar w:fldCharType="begin"/>
+        </w:r>
+        <w:r>
+          <w:rPr>
+            <w:rFonts w:asciiTheme="minorHAnsi" w:hAnsiTheme="minorHAnsi" w:cstheme="minorHAnsi"/>
+            <w:noProof/>
+            <w:webHidden/>
+          </w:rPr>
+          <w:instrText xml:space="preserve"> PAGEREF _Toc241096928 \h </w:instrText>
+        </w:r>
+        <w:r>
+          <w:rPr>
+            <w:rFonts w:asciiTheme="minorHAnsi" w:hAnsiTheme="minorHAnsi" w:cstheme="minorHAnsi"/>
+            <w:noProof/>
+            <w:webHidden/>
+          </w:rPr>
+        </w:r>
+        <w:r>
+          <w:rPr>
+            <w:rFonts w:asciiTheme="minorHAnsi" w:hAnsiTheme="minorHAnsi" w:cstheme="minorHAnsi"/>
+            <w:noProof/>
+            <w:webHidden/>
+          </w:rPr>
+          <w:fldChar w:fldCharType="separate"/>
+        </w:r>
+        <w:r>
+          <w:rPr>
+            <w:rFonts w:asciiTheme="minorHAnsi" w:hAnsiTheme="minorHAnsi" w:cstheme="minorHAnsi"/>
+            <w:noProof/>
+            <w:webHidden/>
+          </w:rPr>
+          <w:t>20</w:t>
+        </w:r>
+        <w:r>
+          <w:rPr>
+            <w:rFonts w:asciiTheme="minorHAnsi" w:hAnsiTheme="minorHAnsi" w:cstheme="minorHAnsi"/>
+            <w:noProof/>
+            <w:webHidden/>
+          </w:rPr>
+          <w:fldChar w:fldCharType="end"/>
+        </w:r>
+      </w:hyperlink>
+    </w:p>
+    <w:p>
+      <w:pPr>
+        <w:pStyle w:val="TDC2"/>
+        <w:tabs>
+          <w:tab w:val="right" w:leader="dot" w:pos="8494"/>
+        </w:tabs>
+        <w:rPr>
+          <w:rFonts w:asciiTheme="minorHAnsi" w:eastAsiaTheme="minorEastAsia" w:hAnsiTheme="minorHAnsi" w:cstheme="minorHAnsi"/>
+          <w:noProof/>
+          <w:kern w:val="0"/>
+          <w:lang w:val="es-PE" w:eastAsia="es-PE"/>
+          <w14:ligatures w14:val="none"/>
+        </w:rPr>
+      </w:pPr>
+      <w:hyperlink w:anchor="_Toc241096929" w:history="1">
+        <w:r>
+          <w:rPr>
+            <w:rStyle w:val="Hipervnculo"/>
+            <w:rFonts w:asciiTheme="minorHAnsi" w:hAnsiTheme="minorHAnsi" w:cstheme="minorHAnsi"/>
+            <w:noProof/>
+          </w:rPr>
+          <w:t>3.3 Arquitectura integrada y flujo de datos</w:t>
+        </w:r>
+        <w:r>
+          <w:rPr>
+            <w:rFonts w:asciiTheme="minorHAnsi" w:hAnsiTheme="minorHAnsi" w:cstheme="minorHAnsi"/>
+            <w:noProof/>
+            <w:webHidden/>
+          </w:rPr>
+          <w:tab/>
+        </w:r>
+        <w:r>
+          <w:rPr>
+            <w:rFonts w:asciiTheme="minorHAnsi" w:hAnsiTheme="minorHAnsi" w:cstheme="minorHAnsi"/>
+            <w:noProof/>
+            <w:webHidden/>
+          </w:rPr>
+          <w:fldChar w:fldCharType="begin"/>
+        </w:r>
+        <w:r>
+          <w:rPr>
+            <w:rFonts w:asciiTheme="minorHAnsi" w:hAnsiTheme="minorHAnsi" w:cstheme="minorHAnsi"/>
+            <w:noProof/>
+            <w:webHidden/>
+          </w:rPr>
+          <w:instrText xml:space="preserve"> PAGEREF _Toc241096929 \h </w:instrText>
+        </w:r>
+        <w:r>
+          <w:rPr>
+            <w:rFonts w:asciiTheme="minorHAnsi" w:hAnsiTheme="minorHAnsi" w:cstheme="minorHAnsi"/>
+            <w:noProof/>
+            <w:webHidden/>
+          </w:rPr>
+        </w:r>
+        <w:r>
+          <w:rPr>
+            <w:rFonts w:asciiTheme="minorHAnsi" w:hAnsiTheme="minorHAnsi" w:cstheme="minorHAnsi"/>
+            <w:noProof/>
+            <w:webHidden/>
+          </w:rPr>
+          <w:fldChar w:fldCharType="separate"/>
+        </w:r>
+        <w:r>
+          <w:rPr>
+            <w:rFonts w:asciiTheme="minorHAnsi" w:hAnsiTheme="minorHAnsi" w:cstheme="minorHAnsi"/>
+            <w:noProof/>
+            <w:webHidden/>
+          </w:rPr>
+          <w:t>21</w:t>
+        </w:r>
+        <w:r>
+          <w:rPr>
+            <w:rFonts w:asciiTheme="minorHAnsi" w:hAnsiTheme="minorHAnsi" w:cstheme="minorHAnsi"/>
+            <w:noProof/>
+            <w:webHidden/>
+          </w:rPr>
+          <w:fldChar w:fldCharType="end"/>
+        </w:r>
+      </w:hyperlink>
+    </w:p>
+    <w:p>
+      <w:pPr>
+        <w:pStyle w:val="TDC2"/>
+        <w:tabs>
+          <w:tab w:val="right" w:leader="dot" w:pos="8494"/>
+        </w:tabs>
+        <w:rPr>
+          <w:rFonts w:asciiTheme="minorHAnsi" w:eastAsiaTheme="minorEastAsia" w:hAnsiTheme="minorHAnsi" w:cstheme="minorHAnsi"/>
+          <w:noProof/>
+          <w:kern w:val="0"/>
+          <w:lang w:val="es-PE" w:eastAsia="es-PE"/>
+          <w14:ligatures w14:val="none"/>
+        </w:rPr>
+      </w:pPr>
+      <w:hyperlink w:anchor="_Toc241096930" w:history="1">
+        <w:r>
+          <w:rPr>
+            <w:rStyle w:val="Hipervnculo"/>
+            <w:rFonts w:asciiTheme="minorHAnsi" w:hAnsiTheme="minorHAnsi" w:cstheme="minorHAnsi"/>
+            <w:noProof/>
+          </w:rPr>
+          <w:t>3.4 Diseño de la solución de Inteligencia de Negocios</w:t>
+        </w:r>
+        <w:r>
+          <w:rPr>
+            <w:rFonts w:asciiTheme="minorHAnsi" w:hAnsiTheme="minorHAnsi" w:cstheme="minorHAnsi"/>
+            <w:noProof/>
+            <w:webHidden/>
+          </w:rPr>
+          <w:tab/>
+        </w:r>
+        <w:r>
+          <w:rPr>
+            <w:rFonts w:asciiTheme="minorHAnsi" w:hAnsiTheme="minorHAnsi" w:cstheme="minorHAnsi"/>
+            <w:noProof/>
+            <w:webHidden/>
+          </w:rPr>
+          <w:fldChar w:fldCharType="begin"/>
+        </w:r>
+        <w:r>
+          <w:rPr>
+            <w:rFonts w:asciiTheme="minorHAnsi" w:hAnsiTheme="minorHAnsi" w:cstheme="minorHAnsi"/>
+            <w:noProof/>
+            <w:webHidden/>
+          </w:rPr>
+          <w:instrText xml:space="preserve"> PAGEREF _Toc241096930 \h </w:instrText>
+        </w:r>
+        <w:r>
+          <w:rPr>
+            <w:rFonts w:asciiTheme="minorHAnsi" w:hAnsiTheme="minorHAnsi" w:cstheme="minorHAnsi"/>
+            <w:noProof/>
+            <w:webHidden/>
+          </w:rPr>
+        </w:r>
+        <w:r>
+          <w:rPr>
+            <w:rFonts w:asciiTheme="minorHAnsi" w:hAnsiTheme="minorHAnsi" w:cstheme="minorHAnsi"/>
+            <w:noProof/>
+            <w:webHidden/>
+          </w:rPr>
+          <w:fldChar w:fldCharType="separate"/>
+        </w:r>
+        <w:r>
+          <w:rPr>
+            <w:rFonts w:asciiTheme="minorHAnsi" w:hAnsiTheme="minorHAnsi" w:cstheme="minorHAnsi"/>
+            <w:noProof/>
+            <w:webHidden/>
+          </w:rPr>
+          <w:t>22</w:t>
+        </w:r>
+        <w:r>
+          <w:rPr>
+            <w:rFonts w:asciiTheme="minorHAnsi" w:hAnsiTheme="minorHAnsi" w:cstheme="minorHAnsi"/>
+            <w:noProof/>
+            <w:webHidden/>
+          </w:rPr>
+          <w:fldChar w:fldCharType="end"/>
+        </w:r>
+      </w:hyperlink>
+    </w:p>
+    <w:p>
+      <w:pPr>
+        <w:pStyle w:val="TDC3"/>
+        <w:tabs>
+          <w:tab w:val="right" w:leader="dot" w:pos="8494"/>
+        </w:tabs>
+        <w:rPr>
+          <w:rFonts w:asciiTheme="minorHAnsi" w:eastAsiaTheme="minorEastAsia" w:hAnsiTheme="minorHAnsi" w:cstheme="minorHAnsi"/>
+          <w:noProof/>
+          <w:kern w:val="0"/>
+          <w:lang w:val="es-PE" w:eastAsia="es-PE"/>
+          <w14:ligatures w14:val="none"/>
+        </w:rPr>
+      </w:pPr>
+      <w:hyperlink w:anchor="_Toc241096931" w:history="1">
+        <w:r>
+          <w:rPr>
+            <w:rStyle w:val="Hipervnculo"/>
+            <w:rFonts w:asciiTheme="minorHAnsi" w:hAnsiTheme="minorHAnsi" w:cstheme="minorHAnsi"/>
+            <w:noProof/>
+          </w:rPr>
+          <w:t>3.4.1 Requisitos, usuarios e indicadores</w:t>
+        </w:r>
+        <w:r>
+          <w:rPr>
+            <w:rFonts w:asciiTheme="minorHAnsi" w:hAnsiTheme="minorHAnsi" w:cstheme="minorHAnsi"/>
+            <w:noProof/>
+            <w:webHidden/>
+          </w:rPr>
+          <w:tab/>
+        </w:r>
+        <w:r>
+          <w:rPr>
+            <w:rFonts w:asciiTheme="minorHAnsi" w:hAnsiTheme="minorHAnsi" w:cstheme="minorHAnsi"/>
+            <w:noProof/>
+            <w:webHidden/>
+          </w:rPr>
+          <w:fldChar w:fldCharType="begin"/>
+        </w:r>
+        <w:r>
+          <w:rPr>
+            <w:rFonts w:asciiTheme="minorHAnsi" w:hAnsiTheme="minorHAnsi" w:cstheme="minorHAnsi"/>
+            <w:noProof/>
+            <w:webHidden/>
+          </w:rPr>
+          <w:instrText xml:space="preserve"> PAGEREF _Toc241096931 \h </w:instrText>
+        </w:r>
+        <w:r>
+          <w:rPr>
+            <w:rFonts w:asciiTheme="minorHAnsi" w:hAnsiTheme="minorHAnsi" w:cstheme="minorHAnsi"/>
+            <w:noProof/>
+            <w:webHidden/>
+          </w:rPr>
+        </w:r>
+        <w:r>
+          <w:rPr>
+            <w:rFonts w:asciiTheme="minorHAnsi" w:hAnsiTheme="minorHAnsi" w:cstheme="minorHAnsi"/>
+            <w:noProof/>
+            <w:webHidden/>
+          </w:rPr>
+          <w:fldChar w:fldCharType="separate"/>
+        </w:r>
+        <w:r>
+          <w:rPr>
+            <w:rFonts w:asciiTheme="minorHAnsi" w:hAnsiTheme="minorHAnsi" w:cstheme="minorHAnsi"/>
+            <w:noProof/>
+            <w:webHidden/>
+          </w:rPr>
+          <w:t>22</w:t>
+        </w:r>
+        <w:r>
+          <w:rPr>
+            <w:rFonts w:asciiTheme="minorHAnsi" w:hAnsiTheme="minorHAnsi" w:cstheme="minorHAnsi"/>
+            <w:noProof/>
+            <w:webHidden/>
+          </w:rPr>
+          <w:fldChar w:fldCharType="end"/>
+        </w:r>
+      </w:hyperlink>
+    </w:p>
+    <w:p>
+      <w:pPr>
+        <w:pStyle w:val="TDC3"/>
+        <w:tabs>
+          <w:tab w:val="right" w:leader="dot" w:pos="8494"/>
+        </w:tabs>
+        <w:rPr>
+          <w:rFonts w:asciiTheme="minorHAnsi" w:eastAsiaTheme="minorEastAsia" w:hAnsiTheme="minorHAnsi" w:cstheme="minorHAnsi"/>
+          <w:noProof/>
+          <w:kern w:val="0"/>
+          <w:lang w:val="es-PE" w:eastAsia="es-PE"/>
+          <w14:ligatures w14:val="none"/>
+        </w:rPr>
+      </w:pPr>
+      <w:hyperlink w:anchor="_Toc241096932" w:history="1">
+        <w:r>
+          <w:rPr>
+            <w:rStyle w:val="Hipervnculo"/>
+            <w:rFonts w:asciiTheme="minorHAnsi" w:hAnsiTheme="minorHAnsi" w:cstheme="minorHAnsi"/>
+            <w:noProof/>
+          </w:rPr>
+          <w:t>3.4.2 Modelo dimensional y almacén de datos</w:t>
+        </w:r>
+        <w:r>
+          <w:rPr>
+            <w:rFonts w:asciiTheme="minorHAnsi" w:hAnsiTheme="minorHAnsi" w:cstheme="minorHAnsi"/>
+            <w:noProof/>
+            <w:webHidden/>
+          </w:rPr>
+          <w:tab/>
+        </w:r>
+        <w:r>
+          <w:rPr>
+            <w:rFonts w:asciiTheme="minorHAnsi" w:hAnsiTheme="minorHAnsi" w:cstheme="minorHAnsi"/>
+            <w:noProof/>
+            <w:webHidden/>
+          </w:rPr>
+          <w:fldChar w:fldCharType="begin"/>
+        </w:r>
+        <w:r>
+          <w:rPr>
+            <w:rFonts w:asciiTheme="minorHAnsi" w:hAnsiTheme="minorHAnsi" w:cstheme="minorHAnsi"/>
+            <w:noProof/>
+            <w:webHidden/>
+          </w:rPr>
+          <w:instrText xml:space="preserve"> PAGEREF _Toc241096932 \h </w:instrText>
+        </w:r>
+        <w:r>
+          <w:rPr>
+            <w:rFonts w:asciiTheme="minorHAnsi" w:hAnsiTheme="minorHAnsi" w:cstheme="minorHAnsi"/>
+            <w:noProof/>
+            <w:webHidden/>
+          </w:rPr>
+        </w:r>
+        <w:r>
+          <w:rPr>
+            <w:rFonts w:asciiTheme="minorHAnsi" w:hAnsiTheme="minorHAnsi" w:cstheme="minorHAnsi"/>
+            <w:noProof/>
+            <w:webHidden/>
+          </w:rPr>
+          <w:fldChar w:fldCharType="separate"/>
+        </w:r>
+        <w:r>
+          <w:rPr>
+            <w:rFonts w:asciiTheme="minorHAnsi" w:hAnsiTheme="minorHAnsi" w:cstheme="minorHAnsi"/>
+            <w:noProof/>
+            <w:webHidden/>
+          </w:rPr>
+          <w:t>23</w:t>
+        </w:r>
+        <w:r>
+          <w:rPr>
+            <w:rFonts w:asciiTheme="minorHAnsi" w:hAnsiTheme="minorHAnsi" w:cstheme="minorHAnsi"/>
+            <w:noProof/>
+            <w:webHidden/>
+          </w:rPr>
+          <w:fldChar w:fldCharType="end"/>
+        </w:r>
+      </w:hyperlink>
+    </w:p>
+    <w:p>
+      <w:pPr>
+        <w:pStyle w:val="TDC3"/>
+        <w:tabs>
+          <w:tab w:val="right" w:leader="dot" w:pos="8494"/>
+        </w:tabs>
+        <w:rPr>
+          <w:rFonts w:asciiTheme="minorHAnsi" w:eastAsiaTheme="minorEastAsia" w:hAnsiTheme="minorHAnsi" w:cstheme="minorHAnsi"/>
+          <w:noProof/>
+          <w:kern w:val="0"/>
+          <w:lang w:val="es-PE" w:eastAsia="es-PE"/>
+          <w14:ligatures w14:val="none"/>
+        </w:rPr>
+      </w:pPr>
+      <w:hyperlink w:anchor="_Toc241096933" w:history="1">
+        <w:r>
+          <w:rPr>
+            <w:rStyle w:val="Hipervnculo"/>
+            <w:rFonts w:asciiTheme="minorHAnsi" w:hAnsiTheme="minorHAnsi" w:cstheme="minorHAnsi"/>
+            <w:noProof/>
+          </w:rPr>
+          <w:t>3.4.3 Procesos ETL/ELT y calidad</w:t>
+        </w:r>
+        <w:r>
+          <w:rPr>
+            <w:rFonts w:asciiTheme="minorHAnsi" w:hAnsiTheme="minorHAnsi" w:cstheme="minorHAnsi"/>
+            <w:noProof/>
+            <w:webHidden/>
+          </w:rPr>
+          <w:tab/>
+        </w:r>
+        <w:r>
+          <w:rPr>
+            <w:rFonts w:asciiTheme="minorHAnsi" w:hAnsiTheme="minorHAnsi" w:cstheme="minorHAnsi"/>
+            <w:noProof/>
+            <w:webHidden/>
+          </w:rPr>
+          <w:fldChar w:fldCharType="begin"/>
+        </w:r>
+        <w:r>
+          <w:rPr>
+            <w:rFonts w:asciiTheme="minorHAnsi" w:hAnsiTheme="minorHAnsi" w:cstheme="minorHAnsi"/>
+            <w:noProof/>
+            <w:webHidden/>
+          </w:rPr>
+          <w:instrText xml:space="preserve"> PAGEREF _Toc241096933 \h </w:instrText>
+        </w:r>
+        <w:r>
+          <w:rPr>
+            <w:rFonts w:asciiTheme="minorHAnsi" w:hAnsiTheme="minorHAnsi" w:cstheme="minorHAnsi"/>
+            <w:noProof/>
+            <w:webHidden/>
+          </w:rPr>
+        </w:r>
+        <w:r>
+          <w:rPr>
+            <w:rFonts w:asciiTheme="minorHAnsi" w:hAnsiTheme="minorHAnsi" w:cstheme="minorHAnsi"/>
+            <w:noProof/>
+            <w:webHidden/>
+          </w:rPr>
+          <w:fldChar w:fldCharType="separate"/>
+        </w:r>
+        <w:r>
+          <w:rPr>
+            <w:rFonts w:asciiTheme="minorHAnsi" w:hAnsiTheme="minorHAnsi" w:cstheme="minorHAnsi"/>
+            <w:noProof/>
+            <w:webHidden/>
+          </w:rPr>
+          <w:t>23</w:t>
+        </w:r>
+        <w:r>
+          <w:rPr>
+            <w:rFonts w:asciiTheme="minorHAnsi" w:hAnsiTheme="minorHAnsi" w:cstheme="minorHAnsi"/>
+            <w:noProof/>
+            <w:webHidden/>
+          </w:rPr>
+          <w:fldChar w:fldCharType="end"/>
+        </w:r>
+      </w:hyperlink>
+    </w:p>
+    <w:p>
+      <w:pPr>
+        <w:pStyle w:val="TDC3"/>
+        <w:tabs>
+          <w:tab w:val="right" w:leader="dot" w:pos="8494"/>
+        </w:tabs>
+        <w:rPr>
+          <w:rFonts w:asciiTheme="minorHAnsi" w:eastAsiaTheme="minorEastAsia" w:hAnsiTheme="minorHAnsi" w:cstheme="minorHAnsi"/>
+          <w:noProof/>
+          <w:kern w:val="0"/>
+          <w:lang w:val="es-PE" w:eastAsia="es-PE"/>
+          <w14:ligatures w14:val="none"/>
+        </w:rPr>
+      </w:pPr>
+      <w:hyperlink w:anchor="_Toc241096934" w:history="1">
+        <w:r>
+          <w:rPr>
+            <w:rStyle w:val="Hipervnculo"/>
+            <w:rFonts w:asciiTheme="minorHAnsi" w:hAnsiTheme="minorHAnsi" w:cstheme="minorHAnsi"/>
+            <w:noProof/>
+          </w:rPr>
+          <w:t>3.4.4 OLAP, reportes y dashboards</w:t>
+        </w:r>
+        <w:r>
+          <w:rPr>
+            <w:rFonts w:asciiTheme="minorHAnsi" w:hAnsiTheme="minorHAnsi" w:cstheme="minorHAnsi"/>
+            <w:noProof/>
+            <w:webHidden/>
+          </w:rPr>
+          <w:tab/>
+        </w:r>
+        <w:r>
+          <w:rPr>
+            <w:rFonts w:asciiTheme="minorHAnsi" w:hAnsiTheme="minorHAnsi" w:cstheme="minorHAnsi"/>
+            <w:noProof/>
+            <w:webHidden/>
+          </w:rPr>
+          <w:fldChar w:fldCharType="begin"/>
+        </w:r>
+        <w:r>
+          <w:rPr>
+            <w:rFonts w:asciiTheme="minorHAnsi" w:hAnsiTheme="minorHAnsi" w:cstheme="minorHAnsi"/>
+            <w:noProof/>
+            <w:webHidden/>
+          </w:rPr>
+          <w:instrText xml:space="preserve"> PAGEREF _Toc241096934 \h </w:instrText>
+        </w:r>
+        <w:r>
+          <w:rPr>
+            <w:rFonts w:asciiTheme="minorHAnsi" w:hAnsiTheme="minorHAnsi" w:cstheme="minorHAnsi"/>
+            <w:noProof/>
+            <w:webHidden/>
+          </w:rPr>
+        </w:r>
+        <w:r>
+          <w:rPr>
+            <w:rFonts w:asciiTheme="minorHAnsi" w:hAnsiTheme="minorHAnsi" w:cstheme="minorHAnsi"/>
+            <w:noProof/>
+            <w:webHidden/>
+          </w:rPr>
+          <w:fldChar w:fldCharType="separate"/>
+        </w:r>
+        <w:r>
+          <w:rPr>
+            <w:rFonts w:asciiTheme="minorHAnsi" w:hAnsiTheme="minorHAnsi" w:cstheme="minorHAnsi"/>
+            <w:noProof/>
+            <w:webHidden/>
+          </w:rPr>
+          <w:t>24</w:t>
+        </w:r>
+        <w:r>
+          <w:rPr>
+            <w:rFonts w:asciiTheme="minorHAnsi" w:hAnsiTheme="minorHAnsi" w:cstheme="minorHAnsi"/>
+            <w:noProof/>
+            <w:webHidden/>
+          </w:rPr>
+          <w:fldChar w:fldCharType="end"/>
+        </w:r>
+      </w:hyperlink>
+    </w:p>
+    <w:p>
+      <w:pPr>
+        <w:pStyle w:val="TDC2"/>
+        <w:tabs>
+          <w:tab w:val="right" w:leader="dot" w:pos="8494"/>
+        </w:tabs>
+        <w:rPr>
+          <w:rFonts w:asciiTheme="minorHAnsi" w:eastAsiaTheme="minorEastAsia" w:hAnsiTheme="minorHAnsi" w:cstheme="minorHAnsi"/>
+          <w:noProof/>
+          <w:kern w:val="0"/>
+          <w:lang w:val="es-PE" w:eastAsia="es-PE"/>
+          <w14:ligatures w14:val="none"/>
+        </w:rPr>
+      </w:pPr>
+      <w:hyperlink w:anchor="_Toc241096935" w:history="1">
+        <w:r>
+          <w:rPr>
+            <w:rStyle w:val="Hipervnculo"/>
+            <w:rFonts w:asciiTheme="minorHAnsi" w:hAnsiTheme="minorHAnsi" w:cstheme="minorHAnsi"/>
+            <w:noProof/>
+          </w:rPr>
+          <w:t>3.5 Diseño de la solución Big Data</w:t>
+        </w:r>
+        <w:r>
+          <w:rPr>
+            <w:rFonts w:asciiTheme="minorHAnsi" w:hAnsiTheme="minorHAnsi" w:cstheme="minorHAnsi"/>
+            <w:noProof/>
+            <w:webHidden/>
+          </w:rPr>
+          <w:tab/>
+        </w:r>
+        <w:r>
+          <w:rPr>
+            <w:rFonts w:asciiTheme="minorHAnsi" w:hAnsiTheme="minorHAnsi" w:cstheme="minorHAnsi"/>
+            <w:noProof/>
+            <w:webHidden/>
+          </w:rPr>
+          <w:fldChar w:fldCharType="begin"/>
+        </w:r>
+        <w:r>
+          <w:rPr>
+            <w:rFonts w:asciiTheme="minorHAnsi" w:hAnsiTheme="minorHAnsi" w:cstheme="minorHAnsi"/>
+            <w:noProof/>
+            <w:webHidden/>
+          </w:rPr>
+          <w:instrText xml:space="preserve"> PAGEREF _Toc241096935 \h </w:instrText>
+        </w:r>
+        <w:r>
+          <w:rPr>
+            <w:rFonts w:asciiTheme="minorHAnsi" w:hAnsiTheme="minorHAnsi" w:cstheme="minorHAnsi"/>
+            <w:noProof/>
+            <w:webHidden/>
+          </w:rPr>
+        </w:r>
+        <w:r>
+          <w:rPr>
+            <w:rFonts w:asciiTheme="minorHAnsi" w:hAnsiTheme="minorHAnsi" w:cstheme="minorHAnsi"/>
+            <w:noProof/>
+            <w:webHidden/>
+          </w:rPr>
+          <w:fldChar w:fldCharType="separate"/>
+        </w:r>
+        <w:r>
+          <w:rPr>
+            <w:rFonts w:asciiTheme="minorHAnsi" w:hAnsiTheme="minorHAnsi" w:cstheme="minorHAnsi"/>
+            <w:noProof/>
+            <w:webHidden/>
+          </w:rPr>
+          <w:t>25</w:t>
+        </w:r>
+        <w:r>
+          <w:rPr>
+            <w:rFonts w:asciiTheme="minorHAnsi" w:hAnsiTheme="minorHAnsi" w:cstheme="minorHAnsi"/>
+            <w:noProof/>
+            <w:webHidden/>
+          </w:rPr>
+          <w:fldChar w:fldCharType="end"/>
+        </w:r>
+      </w:hyperlink>
+    </w:p>
+    <w:p>
+      <w:pPr>
+        <w:pStyle w:val="TDC3"/>
+        <w:tabs>
+          <w:tab w:val="right" w:leader="dot" w:pos="8494"/>
+        </w:tabs>
+        <w:rPr>
+          <w:rFonts w:asciiTheme="minorHAnsi" w:eastAsiaTheme="minorEastAsia" w:hAnsiTheme="minorHAnsi" w:cstheme="minorHAnsi"/>
+          <w:noProof/>
+          <w:kern w:val="0"/>
+          <w:lang w:val="es-PE" w:eastAsia="es-PE"/>
+          <w14:ligatures w14:val="none"/>
+        </w:rPr>
+      </w:pPr>
+      <w:hyperlink w:anchor="_Toc241096936" w:history="1">
+        <w:r>
+          <w:rPr>
+            <w:rStyle w:val="Hipervnculo"/>
+            <w:rFonts w:asciiTheme="minorHAnsi" w:hAnsiTheme="minorHAnsi" w:cstheme="minorHAnsi"/>
+            <w:noProof/>
+          </w:rPr>
+          <w:t>3.5.1 Justificación y requisitos Big Data</w:t>
+        </w:r>
+        <w:r>
+          <w:rPr>
+            <w:rFonts w:asciiTheme="minorHAnsi" w:hAnsiTheme="minorHAnsi" w:cstheme="minorHAnsi"/>
+            <w:noProof/>
+            <w:webHidden/>
+          </w:rPr>
+          <w:tab/>
+        </w:r>
+        <w:r>
+          <w:rPr>
+            <w:rFonts w:asciiTheme="minorHAnsi" w:hAnsiTheme="minorHAnsi" w:cstheme="minorHAnsi"/>
+            <w:noProof/>
+            <w:webHidden/>
+          </w:rPr>
+          <w:fldChar w:fldCharType="begin"/>
+        </w:r>
+        <w:r>
+          <w:rPr>
+            <w:rFonts w:asciiTheme="minorHAnsi" w:hAnsiTheme="minorHAnsi" w:cstheme="minorHAnsi"/>
+            <w:noProof/>
+            <w:webHidden/>
+          </w:rPr>
+          <w:instrText xml:space="preserve"> PAGEREF _Toc241096936 \h </w:instrText>
+        </w:r>
+        <w:r>
+          <w:rPr>
+            <w:rFonts w:asciiTheme="minorHAnsi" w:hAnsiTheme="minorHAnsi" w:cstheme="minorHAnsi"/>
+            <w:noProof/>
+            <w:webHidden/>
+          </w:rPr>
+        </w:r>
+        <w:r>
+          <w:rPr>
+            <w:rFonts w:asciiTheme="minorHAnsi" w:hAnsiTheme="minorHAnsi" w:cstheme="minorHAnsi"/>
+            <w:noProof/>
+            <w:webHidden/>
+          </w:rPr>
+          <w:fldChar w:fldCharType="separate"/>
+        </w:r>
+        <w:r>
+          <w:rPr>
+            <w:rFonts w:asciiTheme="minorHAnsi" w:hAnsiTheme="minorHAnsi" w:cstheme="minorHAnsi"/>
+            <w:noProof/>
+            <w:webHidden/>
+          </w:rPr>
+          <w:t>25</w:t>
+        </w:r>
+        <w:r>
+          <w:rPr>
+            <w:rFonts w:asciiTheme="minorHAnsi" w:hAnsiTheme="minorHAnsi" w:cstheme="minorHAnsi"/>
+            <w:noProof/>
+            <w:webHidden/>
+          </w:rPr>
+          <w:fldChar w:fldCharType="end"/>
+        </w:r>
+      </w:hyperlink>
+    </w:p>
+    <w:p>
+      <w:pPr>
+        <w:pStyle w:val="TDC3"/>
+        <w:tabs>
+          <w:tab w:val="right" w:leader="dot" w:pos="8494"/>
+        </w:tabs>
+        <w:rPr>
+          <w:rFonts w:asciiTheme="minorHAnsi" w:eastAsiaTheme="minorEastAsia" w:hAnsiTheme="minorHAnsi" w:cstheme="minorHAnsi"/>
+          <w:noProof/>
+          <w:kern w:val="0"/>
+          <w:lang w:val="es-PE" w:eastAsia="es-PE"/>
+          <w14:ligatures w14:val="none"/>
+        </w:rPr>
+      </w:pPr>
+      <w:hyperlink w:anchor="_Toc241096937" w:history="1">
+        <w:r>
+          <w:rPr>
+            <w:rStyle w:val="Hipervnculo"/>
+            <w:rFonts w:asciiTheme="minorHAnsi" w:hAnsiTheme="minorHAnsi" w:cstheme="minorHAnsi"/>
+            <w:noProof/>
+          </w:rPr>
+          <w:t>3.5.2 Arquitectura y componentes</w:t>
+        </w:r>
+        <w:r>
+          <w:rPr>
+            <w:rFonts w:asciiTheme="minorHAnsi" w:hAnsiTheme="minorHAnsi" w:cstheme="minorHAnsi"/>
+            <w:noProof/>
+            <w:webHidden/>
+          </w:rPr>
+          <w:tab/>
+        </w:r>
+        <w:r>
+          <w:rPr>
+            <w:rFonts w:asciiTheme="minorHAnsi" w:hAnsiTheme="minorHAnsi" w:cstheme="minorHAnsi"/>
+            <w:noProof/>
+            <w:webHidden/>
+          </w:rPr>
+          <w:fldChar w:fldCharType="begin"/>
+        </w:r>
+        <w:r>
+          <w:rPr>
+            <w:rFonts w:asciiTheme="minorHAnsi" w:hAnsiTheme="minorHAnsi" w:cstheme="minorHAnsi"/>
+            <w:noProof/>
+            <w:webHidden/>
+          </w:rPr>
+          <w:instrText xml:space="preserve"> PAGEREF _Toc241096937 \h </w:instrText>
+        </w:r>
+        <w:r>
+          <w:rPr>
+            <w:rFonts w:asciiTheme="minorHAnsi" w:hAnsiTheme="minorHAnsi" w:cstheme="minorHAnsi"/>
+            <w:noProof/>
+            <w:webHidden/>
+          </w:rPr>
+        </w:r>
+        <w:r>
+          <w:rPr>
+            <w:rFonts w:asciiTheme="minorHAnsi" w:hAnsiTheme="minorHAnsi" w:cstheme="minorHAnsi"/>
+            <w:noProof/>
+            <w:webHidden/>
+          </w:rPr>
+          <w:fldChar w:fldCharType="separate"/>
+        </w:r>
+        <w:r>
+          <w:rPr>
+            <w:rFonts w:asciiTheme="minorHAnsi" w:hAnsiTheme="minorHAnsi" w:cstheme="minorHAnsi"/>
+            <w:noProof/>
+            <w:webHidden/>
+          </w:rPr>
+          <w:t>25</w:t>
+        </w:r>
+        <w:r>
+          <w:rPr>
+            <w:rFonts w:asciiTheme="minorHAnsi" w:hAnsiTheme="minorHAnsi" w:cstheme="minorHAnsi"/>
+            <w:noProof/>
+            <w:webHidden/>
+          </w:rPr>
+          <w:fldChar w:fldCharType="end"/>
+        </w:r>
+      </w:hyperlink>
+    </w:p>
+    <w:p>
+      <w:pPr>
+        <w:pStyle w:val="TDC3"/>
+        <w:tabs>
+          <w:tab w:val="right" w:leader="dot" w:pos="8494"/>
+        </w:tabs>
+        <w:rPr>
+          <w:rFonts w:asciiTheme="minorHAnsi" w:eastAsiaTheme="minorEastAsia" w:hAnsiTheme="minorHAnsi" w:cstheme="minorHAnsi"/>
+          <w:noProof/>
+          <w:kern w:val="0"/>
+          <w:lang w:val="es-PE" w:eastAsia="es-PE"/>
+          <w14:ligatures w14:val="none"/>
+        </w:rPr>
+      </w:pPr>
+      <w:hyperlink w:anchor="_Toc241096938" w:history="1">
+        <w:r>
+          <w:rPr>
+            <w:rStyle w:val="Hipervnculo"/>
+            <w:rFonts w:asciiTheme="minorHAnsi" w:hAnsiTheme="minorHAnsi" w:cstheme="minorHAnsi"/>
+            <w:noProof/>
+          </w:rPr>
+          <w:t>3.5.3 Modelo y ciclo de vida de datos</w:t>
+        </w:r>
+        <w:r>
+          <w:rPr>
+            <w:rFonts w:asciiTheme="minorHAnsi" w:hAnsiTheme="minorHAnsi" w:cstheme="minorHAnsi"/>
+            <w:noProof/>
+            <w:webHidden/>
+          </w:rPr>
+          <w:tab/>
+        </w:r>
+        <w:r>
+          <w:rPr>
+            <w:rFonts w:asciiTheme="minorHAnsi" w:hAnsiTheme="minorHAnsi" w:cstheme="minorHAnsi"/>
+            <w:noProof/>
+            <w:webHidden/>
+          </w:rPr>
+          <w:fldChar w:fldCharType="begin"/>
+        </w:r>
+        <w:r>
+          <w:rPr>
+            <w:rFonts w:asciiTheme="minorHAnsi" w:hAnsiTheme="minorHAnsi" w:cstheme="minorHAnsi"/>
+            <w:noProof/>
+            <w:webHidden/>
+          </w:rPr>
+          <w:instrText xml:space="preserve"> PAGEREF _Toc241096938 \h </w:instrText>
+        </w:r>
+        <w:r>
+          <w:rPr>
+            <w:rFonts w:asciiTheme="minorHAnsi" w:hAnsiTheme="minorHAnsi" w:cstheme="minorHAnsi"/>
+            <w:noProof/>
+            <w:webHidden/>
+          </w:rPr>
+        </w:r>
+        <w:r>
+          <w:rPr>
+            <w:rFonts w:asciiTheme="minorHAnsi" w:hAnsiTheme="minorHAnsi" w:cstheme="minorHAnsi"/>
+            <w:noProof/>
+            <w:webHidden/>
+          </w:rPr>
+          <w:fldChar w:fldCharType="separate"/>
+        </w:r>
+        <w:r>
+          <w:rPr>
+            <w:rFonts w:asciiTheme="minorHAnsi" w:hAnsiTheme="minorHAnsi" w:cstheme="minorHAnsi"/>
+            <w:noProof/>
+            <w:webHidden/>
+          </w:rPr>
+          <w:t>26</w:t>
+        </w:r>
+        <w:r>
+          <w:rPr>
+            <w:rFonts w:asciiTheme="minorHAnsi" w:hAnsiTheme="minorHAnsi" w:cstheme="minorHAnsi"/>
+            <w:noProof/>
+            <w:webHidden/>
+          </w:rPr>
+          <w:fldChar w:fldCharType="end"/>
+        </w:r>
+      </w:hyperlink>
+    </w:p>
+    <w:p>
+      <w:pPr>
+        <w:pStyle w:val="TDC3"/>
+        <w:tabs>
+          <w:tab w:val="right" w:leader="dot" w:pos="8494"/>
+        </w:tabs>
+        <w:rPr>
+          <w:rFonts w:asciiTheme="minorHAnsi" w:eastAsiaTheme="minorEastAsia" w:hAnsiTheme="minorHAnsi" w:cstheme="minorHAnsi"/>
+          <w:noProof/>
+          <w:kern w:val="0"/>
+          <w:lang w:val="es-PE" w:eastAsia="es-PE"/>
+          <w14:ligatures w14:val="none"/>
+        </w:rPr>
+      </w:pPr>
+      <w:hyperlink w:anchor="_Toc241096939" w:history="1">
+        <w:r>
+          <w:rPr>
+            <w:rStyle w:val="Hipervnculo"/>
+            <w:rFonts w:asciiTheme="minorHAnsi" w:hAnsiTheme="minorHAnsi" w:cstheme="minorHAnsi"/>
+            <w:noProof/>
+          </w:rPr>
+          <w:t>3.5.4 Escalabilidad, resiliencia y operación</w:t>
+        </w:r>
+        <w:r>
+          <w:rPr>
+            <w:rFonts w:asciiTheme="minorHAnsi" w:hAnsiTheme="minorHAnsi" w:cstheme="minorHAnsi"/>
+            <w:noProof/>
+            <w:webHidden/>
+          </w:rPr>
+          <w:tab/>
+        </w:r>
+        <w:r>
+          <w:rPr>
+            <w:rFonts w:asciiTheme="minorHAnsi" w:hAnsiTheme="minorHAnsi" w:cstheme="minorHAnsi"/>
+            <w:noProof/>
+            <w:webHidden/>
+          </w:rPr>
+          <w:fldChar w:fldCharType="begin"/>
+        </w:r>
+        <w:r>
+          <w:rPr>
+            <w:rFonts w:asciiTheme="minorHAnsi" w:hAnsiTheme="minorHAnsi" w:cstheme="minorHAnsi"/>
+            <w:noProof/>
+            <w:webHidden/>
+          </w:rPr>
+          <w:instrText xml:space="preserve"> PAGEREF _Toc241096939 \h </w:instrText>
+        </w:r>
+        <w:r>
+          <w:rPr>
+            <w:rFonts w:asciiTheme="minorHAnsi" w:hAnsiTheme="minorHAnsi" w:cstheme="minorHAnsi"/>
+            <w:noProof/>
+            <w:webHidden/>
+          </w:rPr>
+        </w:r>
+        <w:r>
+          <w:rPr>
+            <w:rFonts w:asciiTheme="minorHAnsi" w:hAnsiTheme="minorHAnsi" w:cstheme="minorHAnsi"/>
+            <w:noProof/>
+            <w:webHidden/>
+          </w:rPr>
+          <w:fldChar w:fldCharType="separate"/>
+        </w:r>
+        <w:r>
+          <w:rPr>
+            <w:rFonts w:asciiTheme="minorHAnsi" w:hAnsiTheme="minorHAnsi" w:cstheme="minorHAnsi"/>
+            <w:noProof/>
+            <w:webHidden/>
+          </w:rPr>
+          <w:t>26</w:t>
+        </w:r>
+        <w:r>
+          <w:rPr>
+            <w:rFonts w:asciiTheme="minorHAnsi" w:hAnsiTheme="minorHAnsi" w:cstheme="minorHAnsi"/>
+            <w:noProof/>
+            <w:webHidden/>
+          </w:rPr>
+          <w:fldChar w:fldCharType="end"/>
+        </w:r>
+      </w:hyperlink>
+    </w:p>
+    <w:p>
+      <w:pPr>
+        <w:pStyle w:val="TDC3"/>
+        <w:tabs>
+          <w:tab w:val="right" w:leader="dot" w:pos="8494"/>
+        </w:tabs>
+        <w:rPr>
+          <w:rFonts w:asciiTheme="minorHAnsi" w:eastAsiaTheme="minorEastAsia" w:hAnsiTheme="minorHAnsi" w:cstheme="minorHAnsi"/>
+          <w:noProof/>
+          <w:kern w:val="0"/>
+          <w:lang w:val="es-PE" w:eastAsia="es-PE"/>
+          <w14:ligatures w14:val="none"/>
+        </w:rPr>
+      </w:pPr>
+      <w:hyperlink w:anchor="_Toc241096940" w:history="1">
+        <w:r>
+          <w:rPr>
+            <w:rStyle w:val="Hipervnculo"/>
+            <w:rFonts w:asciiTheme="minorHAnsi" w:hAnsiTheme="minorHAnsi" w:cstheme="minorHAnsi"/>
+            <w:noProof/>
+          </w:rPr>
+          <w:t>3.5.5 Resultados</w:t>
+        </w:r>
+        <w:r>
+          <w:rPr>
+            <w:rFonts w:asciiTheme="minorHAnsi" w:hAnsiTheme="minorHAnsi" w:cstheme="minorHAnsi"/>
+            <w:noProof/>
+            <w:webHidden/>
+          </w:rPr>
+          <w:tab/>
+        </w:r>
+        <w:r>
+          <w:rPr>
+            <w:rFonts w:asciiTheme="minorHAnsi" w:hAnsiTheme="minorHAnsi" w:cstheme="minorHAnsi"/>
+            <w:noProof/>
+            <w:webHidden/>
+          </w:rPr>
+          <w:fldChar w:fldCharType="begin"/>
+        </w:r>
+        <w:r>
+          <w:rPr>
+            <w:rFonts w:asciiTheme="minorHAnsi" w:hAnsiTheme="minorHAnsi" w:cstheme="minorHAnsi"/>
+            <w:noProof/>
+            <w:webHidden/>
+          </w:rPr>
+          <w:instrText xml:space="preserve"> PAGEREF _Toc241096940 \h </w:instrText>
+        </w:r>
+        <w:r>
+          <w:rPr>
+            <w:rFonts w:asciiTheme="minorHAnsi" w:hAnsiTheme="minorHAnsi" w:cstheme="minorHAnsi"/>
+            <w:noProof/>
+            <w:webHidden/>
+          </w:rPr>
+        </w:r>
+        <w:r>
+          <w:rPr>
+            <w:rFonts w:asciiTheme="minorHAnsi" w:hAnsiTheme="minorHAnsi" w:cstheme="minorHAnsi"/>
+            <w:noProof/>
+            <w:webHidden/>
+          </w:rPr>
+          <w:fldChar w:fldCharType="separate"/>
+        </w:r>
+        <w:r>
+          <w:rPr>
+            <w:rFonts w:asciiTheme="minorHAnsi" w:hAnsiTheme="minorHAnsi" w:cstheme="minorHAnsi"/>
+            <w:noProof/>
+            <w:webHidden/>
+          </w:rPr>
+          <w:t>27</w:t>
+        </w:r>
+        <w:r>
+          <w:rPr>
+            <w:rFonts w:asciiTheme="minorHAnsi" w:hAnsiTheme="minorHAnsi" w:cstheme="minorHAnsi"/>
+            <w:noProof/>
+            <w:webHidden/>
+          </w:rPr>
+          <w:fldChar w:fldCharType="end"/>
+        </w:r>
+      </w:hyperlink>
+    </w:p>
+    <w:p>
+      <w:pPr>
+        <w:pStyle w:val="TDC2"/>
+        <w:tabs>
+          <w:tab w:val="right" w:leader="dot" w:pos="8494"/>
+        </w:tabs>
+        <w:rPr>
+          <w:rFonts w:asciiTheme="minorHAnsi" w:eastAsiaTheme="minorEastAsia" w:hAnsiTheme="minorHAnsi" w:cstheme="minorHAnsi"/>
+          <w:noProof/>
+          <w:kern w:val="0"/>
+          <w:lang w:val="es-PE" w:eastAsia="es-PE"/>
+          <w14:ligatures w14:val="none"/>
+        </w:rPr>
+      </w:pPr>
+      <w:hyperlink w:anchor="_Toc241096941" w:history="1">
+        <w:r>
+          <w:rPr>
+            <w:rStyle w:val="Hipervnculo"/>
+            <w:rFonts w:asciiTheme="minorHAnsi" w:hAnsiTheme="minorHAnsi" w:cstheme="minorHAnsi"/>
+            <w:noProof/>
+          </w:rPr>
+          <w:t>3.6 Seguridad, privacidad y riesgos</w:t>
+        </w:r>
+        <w:r>
+          <w:rPr>
+            <w:rFonts w:asciiTheme="minorHAnsi" w:hAnsiTheme="minorHAnsi" w:cstheme="minorHAnsi"/>
+            <w:noProof/>
+            <w:webHidden/>
+          </w:rPr>
+          <w:tab/>
+        </w:r>
+        <w:r>
+          <w:rPr>
+            <w:rFonts w:asciiTheme="minorHAnsi" w:hAnsiTheme="minorHAnsi" w:cstheme="minorHAnsi"/>
+            <w:noProof/>
+            <w:webHidden/>
+          </w:rPr>
+          <w:fldChar w:fldCharType="begin"/>
+        </w:r>
+        <w:r>
+          <w:rPr>
+            <w:rFonts w:asciiTheme="minorHAnsi" w:hAnsiTheme="minorHAnsi" w:cstheme="minorHAnsi"/>
+            <w:noProof/>
+            <w:webHidden/>
+          </w:rPr>
+          <w:instrText xml:space="preserve"> PAGEREF _Toc241096941 \h </w:instrText>
+        </w:r>
+        <w:r>
+          <w:rPr>
+            <w:rFonts w:asciiTheme="minorHAnsi" w:hAnsiTheme="minorHAnsi" w:cstheme="minorHAnsi"/>
+            <w:noProof/>
+            <w:webHidden/>
+          </w:rPr>
+        </w:r>
+        <w:r>
+          <w:rPr>
+            <w:rFonts w:asciiTheme="minorHAnsi" w:hAnsiTheme="minorHAnsi" w:cstheme="minorHAnsi"/>
+            <w:noProof/>
+            <w:webHidden/>
+          </w:rPr>
+          <w:fldChar w:fldCharType="separate"/>
+        </w:r>
+        <w:r>
+          <w:rPr>
+            <w:rFonts w:asciiTheme="minorHAnsi" w:hAnsiTheme="minorHAnsi" w:cstheme="minorHAnsi"/>
+            <w:noProof/>
+            <w:webHidden/>
+          </w:rPr>
+          <w:t>27</w:t>
+        </w:r>
+        <w:r>
+          <w:rPr>
+            <w:rFonts w:asciiTheme="minorHAnsi" w:hAnsiTheme="minorHAnsi" w:cstheme="minorHAnsi"/>
+            <w:noProof/>
+            <w:webHidden/>
+          </w:rPr>
+          <w:fldChar w:fldCharType="end"/>
+        </w:r>
+      </w:hyperlink>
+    </w:p>
+    <w:p>
+      <w:pPr>
+        <w:pStyle w:val="TDC3"/>
+        <w:tabs>
+          <w:tab w:val="right" w:leader="dot" w:pos="8494"/>
+        </w:tabs>
+        <w:rPr>
+          <w:rFonts w:asciiTheme="minorHAnsi" w:eastAsiaTheme="minorEastAsia" w:hAnsiTheme="minorHAnsi" w:cstheme="minorHAnsi"/>
+          <w:noProof/>
+          <w:kern w:val="0"/>
+          <w:lang w:val="es-PE" w:eastAsia="es-PE"/>
+          <w14:ligatures w14:val="none"/>
+        </w:rPr>
+      </w:pPr>
+      <w:hyperlink w:anchor="_Toc241096942" w:history="1">
+        <w:r>
+          <w:rPr>
+            <w:rStyle w:val="Hipervnculo"/>
+            <w:rFonts w:asciiTheme="minorHAnsi" w:hAnsiTheme="minorHAnsi" w:cstheme="minorHAnsi"/>
+            <w:noProof/>
+          </w:rPr>
+          <w:t>3.6.1 Amenazas y controles</w:t>
+        </w:r>
+        <w:r>
+          <w:rPr>
+            <w:rFonts w:asciiTheme="minorHAnsi" w:hAnsiTheme="minorHAnsi" w:cstheme="minorHAnsi"/>
+            <w:noProof/>
+            <w:webHidden/>
+          </w:rPr>
+          <w:tab/>
+        </w:r>
+        <w:r>
+          <w:rPr>
+            <w:rFonts w:asciiTheme="minorHAnsi" w:hAnsiTheme="minorHAnsi" w:cstheme="minorHAnsi"/>
+            <w:noProof/>
+            <w:webHidden/>
+          </w:rPr>
+          <w:fldChar w:fldCharType="begin"/>
+        </w:r>
+        <w:r>
+          <w:rPr>
+            <w:rFonts w:asciiTheme="minorHAnsi" w:hAnsiTheme="minorHAnsi" w:cstheme="minorHAnsi"/>
+            <w:noProof/>
+            <w:webHidden/>
+          </w:rPr>
+          <w:instrText xml:space="preserve"> PAGEREF _Toc241096942 \h </w:instrText>
+        </w:r>
+        <w:r>
+          <w:rPr>
+            <w:rFonts w:asciiTheme="minorHAnsi" w:hAnsiTheme="minorHAnsi" w:cstheme="minorHAnsi"/>
+            <w:noProof/>
+            <w:webHidden/>
+          </w:rPr>
+        </w:r>
+        <w:r>
+          <w:rPr>
+            <w:rFonts w:asciiTheme="minorHAnsi" w:hAnsiTheme="minorHAnsi" w:cstheme="minorHAnsi"/>
+            <w:noProof/>
+            <w:webHidden/>
+          </w:rPr>
+          <w:fldChar w:fldCharType="separate"/>
+        </w:r>
+        <w:r>
+          <w:rPr>
+            <w:rFonts w:asciiTheme="minorHAnsi" w:hAnsiTheme="minorHAnsi" w:cstheme="minorHAnsi"/>
+            <w:noProof/>
+            <w:webHidden/>
+          </w:rPr>
+          <w:t>27</w:t>
+        </w:r>
+        <w:r>
+          <w:rPr>
+            <w:rFonts w:asciiTheme="minorHAnsi" w:hAnsiTheme="minorHAnsi" w:cstheme="minorHAnsi"/>
+            <w:noProof/>
+            <w:webHidden/>
+          </w:rPr>
+          <w:fldChar w:fldCharType="end"/>
+        </w:r>
+      </w:hyperlink>
+    </w:p>
+    <w:p>
+      <w:pPr>
+        <w:pStyle w:val="TDC3"/>
+        <w:tabs>
+          <w:tab w:val="right" w:leader="dot" w:pos="8494"/>
+        </w:tabs>
+        <w:rPr>
+          <w:rFonts w:asciiTheme="minorHAnsi" w:eastAsiaTheme="minorEastAsia" w:hAnsiTheme="minorHAnsi" w:cstheme="minorHAnsi"/>
+          <w:noProof/>
+          <w:kern w:val="0"/>
+          <w:lang w:val="es-PE" w:eastAsia="es-PE"/>
+          <w14:ligatures w14:val="none"/>
+        </w:rPr>
+      </w:pPr>
+      <w:hyperlink w:anchor="_Toc241096943" w:history="1">
+        <w:r>
+          <w:rPr>
+            <w:rStyle w:val="Hipervnculo"/>
+            <w:rFonts w:asciiTheme="minorHAnsi" w:hAnsiTheme="minorHAnsi" w:cstheme="minorHAnsi"/>
+            <w:noProof/>
+          </w:rPr>
+          <w:t>3.6.2 Roles y permisos</w:t>
+        </w:r>
+        <w:r>
+          <w:rPr>
+            <w:rFonts w:asciiTheme="minorHAnsi" w:hAnsiTheme="minorHAnsi" w:cstheme="minorHAnsi"/>
+            <w:noProof/>
+            <w:webHidden/>
+          </w:rPr>
+          <w:tab/>
+        </w:r>
+        <w:r>
+          <w:rPr>
+            <w:rFonts w:asciiTheme="minorHAnsi" w:hAnsiTheme="minorHAnsi" w:cstheme="minorHAnsi"/>
+            <w:noProof/>
+            <w:webHidden/>
+          </w:rPr>
+          <w:fldChar w:fldCharType="begin"/>
+        </w:r>
+        <w:r>
+          <w:rPr>
+            <w:rFonts w:asciiTheme="minorHAnsi" w:hAnsiTheme="minorHAnsi" w:cstheme="minorHAnsi"/>
+            <w:noProof/>
+            <w:webHidden/>
+          </w:rPr>
+          <w:instrText xml:space="preserve"> PAGEREF _Toc241096943 \h </w:instrText>
+        </w:r>
+        <w:r>
+          <w:rPr>
+            <w:rFonts w:asciiTheme="minorHAnsi" w:hAnsiTheme="minorHAnsi" w:cstheme="minorHAnsi"/>
+            <w:noProof/>
+            <w:webHidden/>
+          </w:rPr>
+        </w:r>
+        <w:r>
+          <w:rPr>
+            <w:rFonts w:asciiTheme="minorHAnsi" w:hAnsiTheme="minorHAnsi" w:cstheme="minorHAnsi"/>
+            <w:noProof/>
+            <w:webHidden/>
+          </w:rPr>
+          <w:fldChar w:fldCharType="separate"/>
+        </w:r>
+        <w:r>
+          <w:rPr>
+            <w:rFonts w:asciiTheme="minorHAnsi" w:hAnsiTheme="minorHAnsi" w:cstheme="minorHAnsi"/>
+            <w:noProof/>
+            <w:webHidden/>
+          </w:rPr>
+          <w:t>27</w:t>
+        </w:r>
+        <w:r>
+          <w:rPr>
+            <w:rFonts w:asciiTheme="minorHAnsi" w:hAnsiTheme="minorHAnsi" w:cstheme="minorHAnsi"/>
+            <w:noProof/>
+            <w:webHidden/>
+          </w:rPr>
+          <w:fldChar w:fldCharType="end"/>
+        </w:r>
+      </w:hyperlink>
+    </w:p>
+    <w:p>
+      <w:pPr>
+        <w:pStyle w:val="TDC2"/>
+        <w:tabs>
+          <w:tab w:val="right" w:leader="dot" w:pos="8494"/>
+        </w:tabs>
+        <w:rPr>
+          <w:rFonts w:asciiTheme="minorHAnsi" w:eastAsiaTheme="minorEastAsia" w:hAnsiTheme="minorHAnsi" w:cstheme="minorHAnsi"/>
+          <w:noProof/>
+          <w:kern w:val="0"/>
+          <w:lang w:val="es-PE" w:eastAsia="es-PE"/>
+          <w14:ligatures w14:val="none"/>
+        </w:rPr>
+      </w:pPr>
+      <w:hyperlink w:anchor="_Toc241096944" w:history="1">
+        <w:r>
+          <w:rPr>
+            <w:rStyle w:val="Hipervnculo"/>
+            <w:rFonts w:asciiTheme="minorHAnsi" w:hAnsiTheme="minorHAnsi" w:cstheme="minorHAnsi"/>
+            <w:noProof/>
+          </w:rPr>
+          <w:t>3.7 Plan de despliegue y aceptación</w:t>
+        </w:r>
+        <w:r>
+          <w:rPr>
+            <w:rFonts w:asciiTheme="minorHAnsi" w:hAnsiTheme="minorHAnsi" w:cstheme="minorHAnsi"/>
+            <w:noProof/>
+            <w:webHidden/>
+          </w:rPr>
+          <w:tab/>
+        </w:r>
+        <w:r>
+          <w:rPr>
+            <w:rFonts w:asciiTheme="minorHAnsi" w:hAnsiTheme="minorHAnsi" w:cstheme="minorHAnsi"/>
+            <w:noProof/>
+            <w:webHidden/>
+          </w:rPr>
+          <w:fldChar w:fldCharType="begin"/>
+        </w:r>
+        <w:r>
+          <w:rPr>
+            <w:rFonts w:asciiTheme="minorHAnsi" w:hAnsiTheme="minorHAnsi" w:cstheme="minorHAnsi"/>
+            <w:noProof/>
+            <w:webHidden/>
+          </w:rPr>
+          <w:instrText xml:space="preserve"> PAGEREF _Toc241096944 \h </w:instrText>
+        </w:r>
+        <w:r>
+          <w:rPr>
+            <w:rFonts w:asciiTheme="minorHAnsi" w:hAnsiTheme="minorHAnsi" w:cstheme="minorHAnsi"/>
+            <w:noProof/>
+            <w:webHidden/>
+          </w:rPr>
+        </w:r>
+        <w:r>
+          <w:rPr>
+            <w:rFonts w:asciiTheme="minorHAnsi" w:hAnsiTheme="minorHAnsi" w:cstheme="minorHAnsi"/>
+            <w:noProof/>
+            <w:webHidden/>
+          </w:rPr>
+          <w:fldChar w:fldCharType="separate"/>
+        </w:r>
+        <w:r>
+          <w:rPr>
+            <w:rFonts w:asciiTheme="minorHAnsi" w:hAnsiTheme="minorHAnsi" w:cstheme="minorHAnsi"/>
+            <w:noProof/>
+            <w:webHidden/>
+          </w:rPr>
+          <w:t>28</w:t>
+        </w:r>
+        <w:r>
+          <w:rPr>
+            <w:rFonts w:asciiTheme="minorHAnsi" w:hAnsiTheme="minorHAnsi" w:cstheme="minorHAnsi"/>
+            <w:noProof/>
+            <w:webHidden/>
+          </w:rPr>
+          <w:fldChar w:fldCharType="end"/>
+        </w:r>
+      </w:hyperlink>
+    </w:p>
+    <w:p>
+      <w:pPr>
+        <w:pStyle w:val="TDC3"/>
+        <w:tabs>
+          <w:tab w:val="right" w:leader="dot" w:pos="8494"/>
+        </w:tabs>
+        <w:rPr>
+          <w:rFonts w:asciiTheme="minorHAnsi" w:eastAsiaTheme="minorEastAsia" w:hAnsiTheme="minorHAnsi" w:cstheme="minorHAnsi"/>
+          <w:noProof/>
+          <w:kern w:val="0"/>
+          <w:lang w:val="es-PE" w:eastAsia="es-PE"/>
+          <w14:ligatures w14:val="none"/>
+        </w:rPr>
+      </w:pPr>
+      <w:hyperlink w:anchor="_Toc241096945" w:history="1">
+        <w:r>
+          <w:rPr>
+            <w:rStyle w:val="Hipervnculo"/>
+            <w:rFonts w:asciiTheme="minorHAnsi" w:hAnsiTheme="minorHAnsi" w:cstheme="minorHAnsi"/>
+            <w:noProof/>
+          </w:rPr>
+          <w:t>3.7.1 Etapas</w:t>
+        </w:r>
+        <w:r>
+          <w:rPr>
+            <w:rFonts w:asciiTheme="minorHAnsi" w:hAnsiTheme="minorHAnsi" w:cstheme="minorHAnsi"/>
+            <w:noProof/>
+            <w:webHidden/>
+          </w:rPr>
+          <w:tab/>
+        </w:r>
+        <w:r>
+          <w:rPr>
+            <w:rFonts w:asciiTheme="minorHAnsi" w:hAnsiTheme="minorHAnsi" w:cstheme="minorHAnsi"/>
+            <w:noProof/>
+            <w:webHidden/>
+          </w:rPr>
+          <w:fldChar w:fldCharType="begin"/>
+        </w:r>
+        <w:r>
+          <w:rPr>
+            <w:rFonts w:asciiTheme="minorHAnsi" w:hAnsiTheme="minorHAnsi" w:cstheme="minorHAnsi"/>
+            <w:noProof/>
+            <w:webHidden/>
+          </w:rPr>
+          <w:instrText xml:space="preserve"> PAGEREF _Toc241096945 \h </w:instrText>
+        </w:r>
+        <w:r>
+          <w:rPr>
+            <w:rFonts w:asciiTheme="minorHAnsi" w:hAnsiTheme="minorHAnsi" w:cstheme="minorHAnsi"/>
+            <w:noProof/>
+            <w:webHidden/>
+          </w:rPr>
+        </w:r>
+        <w:r>
+          <w:rPr>
+            <w:rFonts w:asciiTheme="minorHAnsi" w:hAnsiTheme="minorHAnsi" w:cstheme="minorHAnsi"/>
+            <w:noProof/>
+            <w:webHidden/>
+          </w:rPr>
+          <w:fldChar w:fldCharType="separate"/>
+        </w:r>
+        <w:r>
+          <w:rPr>
+            <w:rFonts w:asciiTheme="minorHAnsi" w:hAnsiTheme="minorHAnsi" w:cstheme="minorHAnsi"/>
+            <w:noProof/>
+            <w:webHidden/>
+          </w:rPr>
+          <w:t>28</w:t>
+        </w:r>
+        <w:r>
+          <w:rPr>
+            <w:rFonts w:asciiTheme="minorHAnsi" w:hAnsiTheme="minorHAnsi" w:cstheme="minorHAnsi"/>
+            <w:noProof/>
+            <w:webHidden/>
+          </w:rPr>
+          <w:fldChar w:fldCharType="end"/>
+        </w:r>
+      </w:hyperlink>
+    </w:p>
+    <w:p>
+      <w:pPr>
+        <w:pStyle w:val="TDC3"/>
+        <w:tabs>
+          <w:tab w:val="right" w:leader="dot" w:pos="8494"/>
+        </w:tabs>
+        <w:rPr>
+          <w:rFonts w:asciiTheme="minorHAnsi" w:eastAsiaTheme="minorEastAsia" w:hAnsiTheme="minorHAnsi" w:cstheme="minorHAnsi"/>
+          <w:noProof/>
+          <w:kern w:val="0"/>
+          <w:lang w:val="es-PE" w:eastAsia="es-PE"/>
+          <w14:ligatures w14:val="none"/>
+        </w:rPr>
+      </w:pPr>
+      <w:hyperlink w:anchor="_Toc241096946" w:history="1">
+        <w:r>
+          <w:rPr>
+            <w:rStyle w:val="Hipervnculo"/>
+            <w:rFonts w:asciiTheme="minorHAnsi" w:hAnsiTheme="minorHAnsi" w:cstheme="minorHAnsi"/>
+            <w:noProof/>
+          </w:rPr>
+          <w:t>3.7.2 Criterios de aceptación</w:t>
+        </w:r>
+        <w:r>
+          <w:rPr>
+            <w:rFonts w:asciiTheme="minorHAnsi" w:hAnsiTheme="minorHAnsi" w:cstheme="minorHAnsi"/>
+            <w:noProof/>
+            <w:webHidden/>
+          </w:rPr>
+          <w:tab/>
+        </w:r>
+        <w:r>
+          <w:rPr>
+            <w:rFonts w:asciiTheme="minorHAnsi" w:hAnsiTheme="minorHAnsi" w:cstheme="minorHAnsi"/>
+            <w:noProof/>
+            <w:webHidden/>
+          </w:rPr>
+          <w:fldChar w:fldCharType="begin"/>
+        </w:r>
+        <w:r>
+          <w:rPr>
+            <w:rFonts w:asciiTheme="minorHAnsi" w:hAnsiTheme="minorHAnsi" w:cstheme="minorHAnsi"/>
+            <w:noProof/>
+            <w:webHidden/>
+          </w:rPr>
+          <w:instrText xml:space="preserve"> PAGEREF _Toc241096946 \h </w:instrText>
+        </w:r>
+        <w:r>
+          <w:rPr>
+            <w:rFonts w:asciiTheme="minorHAnsi" w:hAnsiTheme="minorHAnsi" w:cstheme="minorHAnsi"/>
+            <w:noProof/>
+            <w:webHidden/>
+          </w:rPr>
+        </w:r>
+        <w:r>
+          <w:rPr>
+            <w:rFonts w:asciiTheme="minorHAnsi" w:hAnsiTheme="minorHAnsi" w:cstheme="minorHAnsi"/>
+            <w:noProof/>
+            <w:webHidden/>
+          </w:rPr>
+          <w:fldChar w:fldCharType="separate"/>
+        </w:r>
+        <w:r>
+          <w:rPr>
+            <w:rFonts w:asciiTheme="minorHAnsi" w:hAnsiTheme="minorHAnsi" w:cstheme="minorHAnsi"/>
+            <w:noProof/>
+            <w:webHidden/>
+          </w:rPr>
+          <w:t>28</w:t>
+        </w:r>
+        <w:r>
+          <w:rPr>
+            <w:rFonts w:asciiTheme="minorHAnsi" w:hAnsiTheme="minorHAnsi" w:cstheme="minorHAnsi"/>
+            <w:noProof/>
+            <w:webHidden/>
+          </w:rPr>
+          <w:fldChar w:fldCharType="end"/>
+        </w:r>
+      </w:hyperlink>
+    </w:p>
+    <w:p>
+      <w:pPr>
+        <w:pStyle w:val="TDC3"/>
+        <w:tabs>
+          <w:tab w:val="right" w:leader="dot" w:pos="8494"/>
+        </w:tabs>
+        <w:rPr>
+          <w:rFonts w:asciiTheme="minorHAnsi" w:eastAsiaTheme="minorEastAsia" w:hAnsiTheme="minorHAnsi" w:cstheme="minorHAnsi"/>
+          <w:noProof/>
+          <w:kern w:val="0"/>
+          <w:lang w:val="es-PE" w:eastAsia="es-PE"/>
+          <w14:ligatures w14:val="none"/>
+        </w:rPr>
+      </w:pPr>
+      <w:hyperlink w:anchor="_Toc241096947" w:history="1">
+        <w:r>
+          <w:rPr>
+            <w:rStyle w:val="Hipervnculo"/>
+            <w:rFonts w:asciiTheme="minorHAnsi" w:hAnsiTheme="minorHAnsi" w:cstheme="minorHAnsi"/>
+            <w:noProof/>
+          </w:rPr>
+          <w:t>3.7.3 Rollback y recuperación</w:t>
+        </w:r>
+        <w:r>
+          <w:rPr>
+            <w:rFonts w:asciiTheme="minorHAnsi" w:hAnsiTheme="minorHAnsi" w:cstheme="minorHAnsi"/>
+            <w:noProof/>
+            <w:webHidden/>
+          </w:rPr>
+          <w:tab/>
+        </w:r>
+        <w:r>
+          <w:rPr>
+            <w:rFonts w:asciiTheme="minorHAnsi" w:hAnsiTheme="minorHAnsi" w:cstheme="minorHAnsi"/>
+            <w:noProof/>
+            <w:webHidden/>
+          </w:rPr>
+          <w:fldChar w:fldCharType="begin"/>
+        </w:r>
+        <w:r>
+          <w:rPr>
+            <w:rFonts w:asciiTheme="minorHAnsi" w:hAnsiTheme="minorHAnsi" w:cstheme="minorHAnsi"/>
+            <w:noProof/>
+            <w:webHidden/>
+          </w:rPr>
+          <w:instrText xml:space="preserve"> PAGEREF _Toc241096947 \h </w:instrText>
+        </w:r>
+        <w:r>
+          <w:rPr>
+            <w:rFonts w:asciiTheme="minorHAnsi" w:hAnsiTheme="minorHAnsi" w:cstheme="minorHAnsi"/>
+            <w:noProof/>
+            <w:webHidden/>
+          </w:rPr>
+        </w:r>
+        <w:r>
+          <w:rPr>
+            <w:rFonts w:asciiTheme="minorHAnsi" w:hAnsiTheme="minorHAnsi" w:cstheme="minorHAnsi"/>
+            <w:noProof/>
+            <w:webHidden/>
+          </w:rPr>
+          <w:fldChar w:fldCharType="separate"/>
+        </w:r>
+        <w:r>
+          <w:rPr>
+            <w:rFonts w:asciiTheme="minorHAnsi" w:hAnsiTheme="minorHAnsi" w:cstheme="minorHAnsi"/>
+            <w:noProof/>
+            <w:webHidden/>
+          </w:rPr>
+          <w:t>28</w:t>
+        </w:r>
+        <w:r>
+          <w:rPr>
+            <w:rFonts w:asciiTheme="minorHAnsi" w:hAnsiTheme="minorHAnsi" w:cstheme="minorHAnsi"/>
+            <w:noProof/>
+            <w:webHidden/>
+          </w:rPr>
+          <w:fldChar w:fldCharType="end"/>
+        </w:r>
+      </w:hyperlink>
+    </w:p>
+    <w:p>
+      <w:pPr>
+        <w:pStyle w:val="TDC3"/>
+        <w:tabs>
+          <w:tab w:val="right" w:leader="dot" w:pos="8494"/>
+        </w:tabs>
+        <w:rPr>
+          <w:rFonts w:asciiTheme="minorHAnsi" w:eastAsiaTheme="minorEastAsia" w:hAnsiTheme="minorHAnsi" w:cstheme="minorHAnsi"/>
+          <w:noProof/>
+          <w:kern w:val="0"/>
+          <w:lang w:val="es-PE" w:eastAsia="es-PE"/>
+          <w14:ligatures w14:val="none"/>
+        </w:rPr>
+      </w:pPr>
+      <w:hyperlink w:anchor="_Toc241096948" w:history="1">
+        <w:r>
+          <w:rPr>
+            <w:rStyle w:val="Hipervnculo"/>
+            <w:rFonts w:asciiTheme="minorHAnsi" w:hAnsiTheme="minorHAnsi" w:cstheme="minorHAnsi"/>
+            <w:noProof/>
+          </w:rPr>
+          <w:t>3.7.4 Demostración funcional</w:t>
+        </w:r>
+        <w:r>
+          <w:rPr>
+            <w:rFonts w:asciiTheme="minorHAnsi" w:hAnsiTheme="minorHAnsi" w:cstheme="minorHAnsi"/>
+            <w:noProof/>
+            <w:webHidden/>
+          </w:rPr>
+          <w:tab/>
+        </w:r>
+        <w:r>
+          <w:rPr>
+            <w:rFonts w:asciiTheme="minorHAnsi" w:hAnsiTheme="minorHAnsi" w:cstheme="minorHAnsi"/>
+            <w:noProof/>
+            <w:webHidden/>
+          </w:rPr>
+          <w:fldChar w:fldCharType="begin"/>
+        </w:r>
+        <w:r>
+          <w:rPr>
+            <w:rFonts w:asciiTheme="minorHAnsi" w:hAnsiTheme="minorHAnsi" w:cstheme="minorHAnsi"/>
+            <w:noProof/>
+            <w:webHidden/>
+          </w:rPr>
+          <w:instrText xml:space="preserve"> PAGEREF _Toc241096948 \h </w:instrText>
+        </w:r>
+        <w:r>
+          <w:rPr>
+            <w:rFonts w:asciiTheme="minorHAnsi" w:hAnsiTheme="minorHAnsi" w:cstheme="minorHAnsi"/>
+            <w:noProof/>
+            <w:webHidden/>
+          </w:rPr>
+        </w:r>
+        <w:r>
+          <w:rPr>
+            <w:rFonts w:asciiTheme="minorHAnsi" w:hAnsiTheme="minorHAnsi" w:cstheme="minorHAnsi"/>
+            <w:noProof/>
+            <w:webHidden/>
+          </w:rPr>
+          <w:fldChar w:fldCharType="separate"/>
+        </w:r>
+        <w:r>
+          <w:rPr>
+            <w:rFonts w:asciiTheme="minorHAnsi" w:hAnsiTheme="minorHAnsi" w:cstheme="minorHAnsi"/>
+            <w:noProof/>
+            <w:webHidden/>
+          </w:rPr>
+          <w:t>28</w:t>
+        </w:r>
+        <w:r>
+          <w:rPr>
+            <w:rFonts w:asciiTheme="minorHAnsi" w:hAnsiTheme="minorHAnsi" w:cstheme="minorHAnsi"/>
+            <w:noProof/>
+            <w:webHidden/>
+          </w:rPr>
+          <w:fldChar w:fldCharType="end"/>
+        </w:r>
+      </w:hyperlink>
+    </w:p>
+    <w:p>
+      <w:pPr>
+        <w:pStyle w:val="TDC1"/>
+        <w:rPr>
+          <w:rFonts w:asciiTheme="minorHAnsi" w:eastAsiaTheme="minorEastAsia" w:hAnsiTheme="minorHAnsi" w:cstheme="minorHAnsi"/>
+          <w:noProof/>
+          <w:kern w:val="0"/>
+          <w:lang w:val="es-PE" w:eastAsia="es-PE"/>
+          <w14:ligatures w14:val="none"/>
+        </w:rPr>
+      </w:pPr>
+      <w:hyperlink w:anchor="_Toc241096949" w:history="1">
+        <w:r>
+          <w:rPr>
+            <w:rStyle w:val="Hipervnculo"/>
+            <w:rFonts w:asciiTheme="minorHAnsi" w:hAnsiTheme="minorHAnsi" w:cstheme="minorHAnsi"/>
+            <w:noProof/>
+          </w:rPr>
+          <w:t>CAPÍTULO IV: DISEÑO DEL EXPERIMENTO</w:t>
+        </w:r>
+        <w:r>
+          <w:rPr>
+            <w:rFonts w:asciiTheme="minorHAnsi" w:hAnsiTheme="minorHAnsi" w:cstheme="minorHAnsi"/>
+            <w:noProof/>
+            <w:webHidden/>
+          </w:rPr>
+          <w:tab/>
+        </w:r>
+        <w:r>
+          <w:rPr>
+            <w:rFonts w:asciiTheme="minorHAnsi" w:hAnsiTheme="minorHAnsi" w:cstheme="minorHAnsi"/>
+            <w:noProof/>
+            <w:webHidden/>
+          </w:rPr>
+          <w:fldChar w:fldCharType="begin"/>
+        </w:r>
+        <w:r>
+          <w:rPr>
+            <w:rFonts w:asciiTheme="minorHAnsi" w:hAnsiTheme="minorHAnsi" w:cstheme="minorHAnsi"/>
+            <w:noProof/>
+            <w:webHidden/>
+          </w:rPr>
+          <w:instrText xml:space="preserve"> PAGEREF _Toc241096949 \h </w:instrText>
+        </w:r>
+        <w:r>
+          <w:rPr>
+            <w:rFonts w:asciiTheme="minorHAnsi" w:hAnsiTheme="minorHAnsi" w:cstheme="minorHAnsi"/>
+            <w:noProof/>
+            <w:webHidden/>
+          </w:rPr>
+        </w:r>
+        <w:r>
+          <w:rPr>
+            <w:rFonts w:asciiTheme="minorHAnsi" w:hAnsiTheme="minorHAnsi" w:cstheme="minorHAnsi"/>
+            <w:noProof/>
+            <w:webHidden/>
+          </w:rPr>
+          <w:fldChar w:fldCharType="separate"/>
+        </w:r>
+        <w:r>
+          <w:rPr>
+            <w:rFonts w:asciiTheme="minorHAnsi" w:hAnsiTheme="minorHAnsi" w:cstheme="minorHAnsi"/>
+            <w:noProof/>
+            <w:webHidden/>
+          </w:rPr>
+          <w:t>29</w:t>
+        </w:r>
+        <w:r>
+          <w:rPr>
+            <w:rFonts w:asciiTheme="minorHAnsi" w:hAnsiTheme="minorHAnsi" w:cstheme="minorHAnsi"/>
+            <w:noProof/>
+            <w:webHidden/>
+          </w:rPr>
+          <w:fldChar w:fldCharType="end"/>
+        </w:r>
+      </w:hyperlink>
+    </w:p>
+    <w:p>
+      <w:pPr>
+        <w:pStyle w:val="TDC2"/>
+        <w:tabs>
+          <w:tab w:val="right" w:leader="dot" w:pos="8494"/>
+        </w:tabs>
+        <w:rPr>
+          <w:rFonts w:asciiTheme="minorHAnsi" w:eastAsiaTheme="minorEastAsia" w:hAnsiTheme="minorHAnsi" w:cstheme="minorHAnsi"/>
+          <w:noProof/>
+          <w:kern w:val="0"/>
+          <w:lang w:val="es-PE" w:eastAsia="es-PE"/>
+          <w14:ligatures w14:val="none"/>
+        </w:rPr>
+      </w:pPr>
+      <w:hyperlink w:anchor="_Toc241096950" w:history="1">
+        <w:r>
+          <w:rPr>
+            <w:rStyle w:val="Hipervnculo"/>
+            <w:rFonts w:asciiTheme="minorHAnsi" w:hAnsiTheme="minorHAnsi" w:cstheme="minorHAnsi"/>
+            <w:noProof/>
+          </w:rPr>
+          <w:t>4.1 Pregunta experimental, objetivo e hipótesis</w:t>
+        </w:r>
+        <w:r>
+          <w:rPr>
+            <w:rFonts w:asciiTheme="minorHAnsi" w:hAnsiTheme="minorHAnsi" w:cstheme="minorHAnsi"/>
+            <w:noProof/>
+            <w:webHidden/>
+          </w:rPr>
+          <w:tab/>
+        </w:r>
+        <w:r>
+          <w:rPr>
+            <w:rFonts w:asciiTheme="minorHAnsi" w:hAnsiTheme="minorHAnsi" w:cstheme="minorHAnsi"/>
+            <w:noProof/>
+            <w:webHidden/>
+          </w:rPr>
+          <w:fldChar w:fldCharType="begin"/>
+        </w:r>
+        <w:r>
+          <w:rPr>
+            <w:rFonts w:asciiTheme="minorHAnsi" w:hAnsiTheme="minorHAnsi" w:cstheme="minorHAnsi"/>
+            <w:noProof/>
+            <w:webHidden/>
+          </w:rPr>
+          <w:instrText xml:space="preserve"> PAGEREF _Toc241096950 \h </w:instrText>
+        </w:r>
+        <w:r>
+          <w:rPr>
+            <w:rFonts w:asciiTheme="minorHAnsi" w:hAnsiTheme="minorHAnsi" w:cstheme="minorHAnsi"/>
+            <w:noProof/>
+            <w:webHidden/>
+          </w:rPr>
+        </w:r>
+        <w:r>
+          <w:rPr>
+            <w:rFonts w:asciiTheme="minorHAnsi" w:hAnsiTheme="minorHAnsi" w:cstheme="minorHAnsi"/>
+            <w:noProof/>
+            <w:webHidden/>
+          </w:rPr>
+          <w:fldChar w:fldCharType="separate"/>
+        </w:r>
+        <w:r>
+          <w:rPr>
+            <w:rFonts w:asciiTheme="minorHAnsi" w:hAnsiTheme="minorHAnsi" w:cstheme="minorHAnsi"/>
+            <w:noProof/>
+            <w:webHidden/>
+          </w:rPr>
+          <w:t>29</w:t>
+        </w:r>
+        <w:r>
+          <w:rPr>
+            <w:rFonts w:asciiTheme="minorHAnsi" w:hAnsiTheme="minorHAnsi" w:cstheme="minorHAnsi"/>
+            <w:noProof/>
+            <w:webHidden/>
+          </w:rPr>
+          <w:fldChar w:fldCharType="end"/>
+        </w:r>
+      </w:hyperlink>
+    </w:p>
+    <w:p>
+      <w:pPr>
+        <w:pStyle w:val="TDC2"/>
+        <w:tabs>
+          <w:tab w:val="right" w:leader="dot" w:pos="8494"/>
+        </w:tabs>
+        <w:rPr>
+          <w:rFonts w:asciiTheme="minorHAnsi" w:eastAsiaTheme="minorEastAsia" w:hAnsiTheme="minorHAnsi" w:cstheme="minorHAnsi"/>
+          <w:noProof/>
+          <w:kern w:val="0"/>
+          <w:lang w:val="es-PE" w:eastAsia="es-PE"/>
+          <w14:ligatures w14:val="none"/>
+        </w:rPr>
+      </w:pPr>
+      <w:hyperlink w:anchor="_Toc241096951" w:history="1">
+        <w:r>
+          <w:rPr>
+            <w:rStyle w:val="Hipervnculo"/>
+            <w:rFonts w:asciiTheme="minorHAnsi" w:hAnsiTheme="minorHAnsi" w:cstheme="minorHAnsi"/>
+            <w:noProof/>
+          </w:rPr>
+          <w:t>4.2 Escenario y datasets</w:t>
+        </w:r>
+        <w:r>
+          <w:rPr>
+            <w:rFonts w:asciiTheme="minorHAnsi" w:hAnsiTheme="minorHAnsi" w:cstheme="minorHAnsi"/>
+            <w:noProof/>
+            <w:webHidden/>
+          </w:rPr>
+          <w:tab/>
+        </w:r>
+        <w:r>
+          <w:rPr>
+            <w:rFonts w:asciiTheme="minorHAnsi" w:hAnsiTheme="minorHAnsi" w:cstheme="minorHAnsi"/>
+            <w:noProof/>
+            <w:webHidden/>
+          </w:rPr>
+          <w:fldChar w:fldCharType="begin"/>
+        </w:r>
+        <w:r>
+          <w:rPr>
+            <w:rFonts w:asciiTheme="minorHAnsi" w:hAnsiTheme="minorHAnsi" w:cstheme="minorHAnsi"/>
+            <w:noProof/>
+            <w:webHidden/>
+          </w:rPr>
+          <w:instrText xml:space="preserve"> PAGEREF _Toc241096951 \h </w:instrText>
+        </w:r>
+        <w:r>
+          <w:rPr>
+            <w:rFonts w:asciiTheme="minorHAnsi" w:hAnsiTheme="minorHAnsi" w:cstheme="minorHAnsi"/>
+            <w:noProof/>
+            <w:webHidden/>
+          </w:rPr>
+        </w:r>
+        <w:r>
+          <w:rPr>
+            <w:rFonts w:asciiTheme="minorHAnsi" w:hAnsiTheme="minorHAnsi" w:cstheme="minorHAnsi"/>
+            <w:noProof/>
+            <w:webHidden/>
+          </w:rPr>
+          <w:fldChar w:fldCharType="separate"/>
+        </w:r>
+        <w:r>
+          <w:rPr>
+            <w:rFonts w:asciiTheme="minorHAnsi" w:hAnsiTheme="minorHAnsi" w:cstheme="minorHAnsi"/>
+            <w:noProof/>
+            <w:webHidden/>
+          </w:rPr>
+          <w:t>29</w:t>
+        </w:r>
+        <w:r>
+          <w:rPr>
+            <w:rFonts w:asciiTheme="minorHAnsi" w:hAnsiTheme="minorHAnsi" w:cstheme="minorHAnsi"/>
+            <w:noProof/>
+            <w:webHidden/>
+          </w:rPr>
+          <w:fldChar w:fldCharType="end"/>
+        </w:r>
+      </w:hyperlink>
+    </w:p>
+    <w:p>
+      <w:pPr>
+        <w:pStyle w:val="TDC2"/>
+        <w:tabs>
+          <w:tab w:val="right" w:leader="dot" w:pos="8494"/>
+        </w:tabs>
+        <w:rPr>
+          <w:rFonts w:asciiTheme="minorHAnsi" w:eastAsiaTheme="minorEastAsia" w:hAnsiTheme="minorHAnsi" w:cstheme="minorHAnsi"/>
+          <w:noProof/>
+          <w:kern w:val="0"/>
+          <w:lang w:val="es-PE" w:eastAsia="es-PE"/>
+          <w14:ligatures w14:val="none"/>
+        </w:rPr>
+      </w:pPr>
+      <w:hyperlink w:anchor="_Toc241096952" w:history="1">
+        <w:r>
+          <w:rPr>
+            <w:rStyle w:val="Hipervnculo"/>
+            <w:rFonts w:asciiTheme="minorHAnsi" w:hAnsiTheme="minorHAnsi" w:cstheme="minorHAnsi"/>
+            <w:noProof/>
+          </w:rPr>
+          <w:t>4.3 Variables, métricas y criterios de aceptación</w:t>
+        </w:r>
+        <w:r>
+          <w:rPr>
+            <w:rFonts w:asciiTheme="minorHAnsi" w:hAnsiTheme="minorHAnsi" w:cstheme="minorHAnsi"/>
+            <w:noProof/>
+            <w:webHidden/>
+          </w:rPr>
+          <w:tab/>
+        </w:r>
+        <w:r>
+          <w:rPr>
+            <w:rFonts w:asciiTheme="minorHAnsi" w:hAnsiTheme="minorHAnsi" w:cstheme="minorHAnsi"/>
+            <w:noProof/>
+            <w:webHidden/>
+          </w:rPr>
+          <w:fldChar w:fldCharType="begin"/>
+        </w:r>
+        <w:r>
+          <w:rPr>
+            <w:rFonts w:asciiTheme="minorHAnsi" w:hAnsiTheme="minorHAnsi" w:cstheme="minorHAnsi"/>
+            <w:noProof/>
+            <w:webHidden/>
+          </w:rPr>
+          <w:instrText xml:space="preserve"> PAGEREF _Toc241096952 \h </w:instrText>
+        </w:r>
+        <w:r>
+          <w:rPr>
+            <w:rFonts w:asciiTheme="minorHAnsi" w:hAnsiTheme="minorHAnsi" w:cstheme="minorHAnsi"/>
+            <w:noProof/>
+            <w:webHidden/>
+          </w:rPr>
+        </w:r>
+        <w:r>
+          <w:rPr>
+            <w:rFonts w:asciiTheme="minorHAnsi" w:hAnsiTheme="minorHAnsi" w:cstheme="minorHAnsi"/>
+            <w:noProof/>
+            <w:webHidden/>
+          </w:rPr>
+          <w:fldChar w:fldCharType="separate"/>
+        </w:r>
+        <w:r>
+          <w:rPr>
+            <w:rFonts w:asciiTheme="minorHAnsi" w:hAnsiTheme="minorHAnsi" w:cstheme="minorHAnsi"/>
+            <w:noProof/>
+            <w:webHidden/>
+          </w:rPr>
+          <w:t>29</w:t>
+        </w:r>
+        <w:r>
+          <w:rPr>
+            <w:rFonts w:asciiTheme="minorHAnsi" w:hAnsiTheme="minorHAnsi" w:cstheme="minorHAnsi"/>
+            <w:noProof/>
+            <w:webHidden/>
+          </w:rPr>
+          <w:fldChar w:fldCharType="end"/>
+        </w:r>
+      </w:hyperlink>
+    </w:p>
+    <w:p>
+      <w:pPr>
+        <w:pStyle w:val="TDC2"/>
+        <w:tabs>
+          <w:tab w:val="right" w:leader="dot" w:pos="8494"/>
+        </w:tabs>
+        <w:rPr>
+          <w:rFonts w:asciiTheme="minorHAnsi" w:eastAsiaTheme="minorEastAsia" w:hAnsiTheme="minorHAnsi" w:cstheme="minorHAnsi"/>
+          <w:noProof/>
+          <w:kern w:val="0"/>
+          <w:lang w:val="es-PE" w:eastAsia="es-PE"/>
+          <w14:ligatures w14:val="none"/>
+        </w:rPr>
+      </w:pPr>
+      <w:hyperlink w:anchor="_Toc241096953" w:history="1">
+        <w:r>
+          <w:rPr>
+            <w:rStyle w:val="Hipervnculo"/>
+            <w:rFonts w:asciiTheme="minorHAnsi" w:hAnsiTheme="minorHAnsi" w:cstheme="minorHAnsi"/>
+            <w:noProof/>
+          </w:rPr>
+          <w:t>4.4 Entorno, herramientas y reproducibilidad</w:t>
+        </w:r>
+        <w:r>
+          <w:rPr>
+            <w:rFonts w:asciiTheme="minorHAnsi" w:hAnsiTheme="minorHAnsi" w:cstheme="minorHAnsi"/>
+            <w:noProof/>
+            <w:webHidden/>
+          </w:rPr>
+          <w:tab/>
+        </w:r>
+        <w:r>
+          <w:rPr>
+            <w:rFonts w:asciiTheme="minorHAnsi" w:hAnsiTheme="minorHAnsi" w:cstheme="minorHAnsi"/>
+            <w:noProof/>
+            <w:webHidden/>
+          </w:rPr>
+          <w:fldChar w:fldCharType="begin"/>
+        </w:r>
+        <w:r>
+          <w:rPr>
+            <w:rFonts w:asciiTheme="minorHAnsi" w:hAnsiTheme="minorHAnsi" w:cstheme="minorHAnsi"/>
+            <w:noProof/>
+            <w:webHidden/>
+          </w:rPr>
+          <w:instrText xml:space="preserve"> PAGEREF _Toc241096953 \h </w:instrText>
+        </w:r>
+        <w:r>
+          <w:rPr>
+            <w:rFonts w:asciiTheme="minorHAnsi" w:hAnsiTheme="minorHAnsi" w:cstheme="minorHAnsi"/>
+            <w:noProof/>
+            <w:webHidden/>
+          </w:rPr>
+        </w:r>
+        <w:r>
+          <w:rPr>
+            <w:rFonts w:asciiTheme="minorHAnsi" w:hAnsiTheme="minorHAnsi" w:cstheme="minorHAnsi"/>
+            <w:noProof/>
+            <w:webHidden/>
+          </w:rPr>
+          <w:fldChar w:fldCharType="separate"/>
+        </w:r>
+        <w:r>
+          <w:rPr>
+            <w:rFonts w:asciiTheme="minorHAnsi" w:hAnsiTheme="minorHAnsi" w:cstheme="minorHAnsi"/>
+            <w:noProof/>
+            <w:webHidden/>
+          </w:rPr>
+          <w:t>29</w:t>
+        </w:r>
+        <w:r>
+          <w:rPr>
+            <w:rFonts w:asciiTheme="minorHAnsi" w:hAnsiTheme="minorHAnsi" w:cstheme="minorHAnsi"/>
+            <w:noProof/>
+            <w:webHidden/>
+          </w:rPr>
+          <w:fldChar w:fldCharType="end"/>
+        </w:r>
+      </w:hyperlink>
+    </w:p>
+    <w:p>
+      <w:pPr>
+        <w:pStyle w:val="TDC2"/>
+        <w:tabs>
+          <w:tab w:val="right" w:leader="dot" w:pos="8494"/>
+        </w:tabs>
+        <w:rPr>
+          <w:rFonts w:asciiTheme="minorHAnsi" w:eastAsiaTheme="minorEastAsia" w:hAnsiTheme="minorHAnsi" w:cstheme="minorHAnsi"/>
+          <w:noProof/>
+          <w:kern w:val="0"/>
+          <w:lang w:val="es-PE" w:eastAsia="es-PE"/>
+          <w14:ligatures w14:val="none"/>
+        </w:rPr>
+      </w:pPr>
+      <w:hyperlink w:anchor="_Toc241096954" w:history="1">
+        <w:r>
+          <w:rPr>
+            <w:rStyle w:val="Hipervnculo"/>
+            <w:rFonts w:asciiTheme="minorHAnsi" w:hAnsiTheme="minorHAnsi" w:cstheme="minorHAnsi"/>
+            <w:noProof/>
+          </w:rPr>
+          <w:t>4.5 Matriz de escenarios experimentales</w:t>
+        </w:r>
+        <w:r>
+          <w:rPr>
+            <w:rFonts w:asciiTheme="minorHAnsi" w:hAnsiTheme="minorHAnsi" w:cstheme="minorHAnsi"/>
+            <w:noProof/>
+            <w:webHidden/>
+          </w:rPr>
+          <w:tab/>
+        </w:r>
+        <w:r>
+          <w:rPr>
+            <w:rFonts w:asciiTheme="minorHAnsi" w:hAnsiTheme="minorHAnsi" w:cstheme="minorHAnsi"/>
+            <w:noProof/>
+            <w:webHidden/>
+          </w:rPr>
+          <w:fldChar w:fldCharType="begin"/>
+        </w:r>
+        <w:r>
+          <w:rPr>
+            <w:rFonts w:asciiTheme="minorHAnsi" w:hAnsiTheme="minorHAnsi" w:cstheme="minorHAnsi"/>
+            <w:noProof/>
+            <w:webHidden/>
+          </w:rPr>
+          <w:instrText xml:space="preserve"> PAGEREF _Toc241096954 \h </w:instrText>
+        </w:r>
+        <w:r>
+          <w:rPr>
+            <w:rFonts w:asciiTheme="minorHAnsi" w:hAnsiTheme="minorHAnsi" w:cstheme="minorHAnsi"/>
+            <w:noProof/>
+            <w:webHidden/>
+          </w:rPr>
+        </w:r>
+        <w:r>
+          <w:rPr>
+            <w:rFonts w:asciiTheme="minorHAnsi" w:hAnsiTheme="minorHAnsi" w:cstheme="minorHAnsi"/>
+            <w:noProof/>
+            <w:webHidden/>
+          </w:rPr>
+          <w:fldChar w:fldCharType="separate"/>
+        </w:r>
+        <w:r>
+          <w:rPr>
+            <w:rFonts w:asciiTheme="minorHAnsi" w:hAnsiTheme="minorHAnsi" w:cstheme="minorHAnsi"/>
+            <w:noProof/>
+            <w:webHidden/>
+          </w:rPr>
+          <w:t>30</w:t>
+        </w:r>
+        <w:r>
+          <w:rPr>
+            <w:rFonts w:asciiTheme="minorHAnsi" w:hAnsiTheme="minorHAnsi" w:cstheme="minorHAnsi"/>
+            <w:noProof/>
+            <w:webHidden/>
+          </w:rPr>
+          <w:fldChar w:fldCharType="end"/>
+        </w:r>
+      </w:hyperlink>
+    </w:p>
+    <w:p>
+      <w:pPr>
+        <w:pStyle w:val="TDC2"/>
+        <w:tabs>
+          <w:tab w:val="right" w:leader="dot" w:pos="8494"/>
+        </w:tabs>
+        <w:rPr>
+          <w:rFonts w:asciiTheme="minorHAnsi" w:eastAsiaTheme="minorEastAsia" w:hAnsiTheme="minorHAnsi" w:cstheme="minorHAnsi"/>
+          <w:noProof/>
+          <w:kern w:val="0"/>
+          <w:lang w:val="es-PE" w:eastAsia="es-PE"/>
+          <w14:ligatures w14:val="none"/>
+        </w:rPr>
+      </w:pPr>
+      <w:hyperlink w:anchor="_Toc241096955" w:history="1">
+        <w:r>
+          <w:rPr>
+            <w:rStyle w:val="Hipervnculo"/>
+            <w:rFonts w:asciiTheme="minorHAnsi" w:hAnsiTheme="minorHAnsi" w:cstheme="minorHAnsi"/>
+            <w:noProof/>
+          </w:rPr>
+          <w:t>4.6 Procedimiento reproducible</w:t>
+        </w:r>
+        <w:r>
+          <w:rPr>
+            <w:rFonts w:asciiTheme="minorHAnsi" w:hAnsiTheme="minorHAnsi" w:cstheme="minorHAnsi"/>
+            <w:noProof/>
+            <w:webHidden/>
+          </w:rPr>
+          <w:tab/>
+        </w:r>
+        <w:r>
+          <w:rPr>
+            <w:rFonts w:asciiTheme="minorHAnsi" w:hAnsiTheme="minorHAnsi" w:cstheme="minorHAnsi"/>
+            <w:noProof/>
+            <w:webHidden/>
+          </w:rPr>
+          <w:fldChar w:fldCharType="begin"/>
+        </w:r>
+        <w:r>
+          <w:rPr>
+            <w:rFonts w:asciiTheme="minorHAnsi" w:hAnsiTheme="minorHAnsi" w:cstheme="minorHAnsi"/>
+            <w:noProof/>
+            <w:webHidden/>
+          </w:rPr>
+          <w:instrText xml:space="preserve"> PAGEREF _Toc241096955 \h </w:instrText>
+        </w:r>
+        <w:r>
+          <w:rPr>
+            <w:rFonts w:asciiTheme="minorHAnsi" w:hAnsiTheme="minorHAnsi" w:cstheme="minorHAnsi"/>
+            <w:noProof/>
+            <w:webHidden/>
+          </w:rPr>
+        </w:r>
+        <w:r>
+          <w:rPr>
+            <w:rFonts w:asciiTheme="minorHAnsi" w:hAnsiTheme="minorHAnsi" w:cstheme="minorHAnsi"/>
+            <w:noProof/>
+            <w:webHidden/>
+          </w:rPr>
+          <w:fldChar w:fldCharType="separate"/>
+        </w:r>
+        <w:r>
+          <w:rPr>
+            <w:rFonts w:asciiTheme="minorHAnsi" w:hAnsiTheme="minorHAnsi" w:cstheme="minorHAnsi"/>
+            <w:noProof/>
+            <w:webHidden/>
+          </w:rPr>
+          <w:t>30</w:t>
+        </w:r>
+        <w:r>
+          <w:rPr>
+            <w:rFonts w:asciiTheme="minorHAnsi" w:hAnsiTheme="minorHAnsi" w:cstheme="minorHAnsi"/>
+            <w:noProof/>
+            <w:webHidden/>
+          </w:rPr>
+          <w:fldChar w:fldCharType="end"/>
+        </w:r>
+      </w:hyperlink>
+    </w:p>
+    <w:p>
+      <w:pPr>
+        <w:pStyle w:val="TDC2"/>
+        <w:tabs>
+          <w:tab w:val="right" w:leader="dot" w:pos="8494"/>
+        </w:tabs>
+        <w:rPr>
+          <w:rFonts w:asciiTheme="minorHAnsi" w:eastAsiaTheme="minorEastAsia" w:hAnsiTheme="minorHAnsi" w:cstheme="minorHAnsi"/>
+          <w:noProof/>
+          <w:kern w:val="0"/>
+          <w:lang w:val="es-PE" w:eastAsia="es-PE"/>
+          <w14:ligatures w14:val="none"/>
+        </w:rPr>
+      </w:pPr>
+      <w:hyperlink w:anchor="_Toc241096956" w:history="1">
+        <w:r>
+          <w:rPr>
+            <w:rStyle w:val="Hipervnculo"/>
+            <w:rFonts w:asciiTheme="minorHAnsi" w:hAnsiTheme="minorHAnsi" w:cstheme="minorHAnsi"/>
+            <w:noProof/>
+          </w:rPr>
+          <w:t>4.7 Riesgos, validez y limitaciones del experimento</w:t>
+        </w:r>
+        <w:r>
+          <w:rPr>
+            <w:rFonts w:asciiTheme="minorHAnsi" w:hAnsiTheme="minorHAnsi" w:cstheme="minorHAnsi"/>
+            <w:noProof/>
+            <w:webHidden/>
+          </w:rPr>
+          <w:tab/>
+        </w:r>
+        <w:r>
+          <w:rPr>
+            <w:rFonts w:asciiTheme="minorHAnsi" w:hAnsiTheme="minorHAnsi" w:cstheme="minorHAnsi"/>
+            <w:noProof/>
+            <w:webHidden/>
+          </w:rPr>
+          <w:fldChar w:fldCharType="begin"/>
+        </w:r>
+        <w:r>
+          <w:rPr>
+            <w:rFonts w:asciiTheme="minorHAnsi" w:hAnsiTheme="minorHAnsi" w:cstheme="minorHAnsi"/>
+            <w:noProof/>
+            <w:webHidden/>
+          </w:rPr>
+          <w:instrText xml:space="preserve"> PAGEREF _Toc241096956 \h </w:instrText>
+        </w:r>
+        <w:r>
+          <w:rPr>
+            <w:rFonts w:asciiTheme="minorHAnsi" w:hAnsiTheme="minorHAnsi" w:cstheme="minorHAnsi"/>
+            <w:noProof/>
+            <w:webHidden/>
+          </w:rPr>
+        </w:r>
+        <w:r>
+          <w:rPr>
+            <w:rFonts w:asciiTheme="minorHAnsi" w:hAnsiTheme="minorHAnsi" w:cstheme="minorHAnsi"/>
+            <w:noProof/>
+            <w:webHidden/>
+          </w:rPr>
+          <w:fldChar w:fldCharType="separate"/>
+        </w:r>
+        <w:r>
+          <w:rPr>
+            <w:rFonts w:asciiTheme="minorHAnsi" w:hAnsiTheme="minorHAnsi" w:cstheme="minorHAnsi"/>
+            <w:noProof/>
+            <w:webHidden/>
+          </w:rPr>
+          <w:t>31</w:t>
+        </w:r>
+        <w:r>
+          <w:rPr>
+            <w:rFonts w:asciiTheme="minorHAnsi" w:hAnsiTheme="minorHAnsi" w:cstheme="minorHAnsi"/>
+            <w:noProof/>
+            <w:webHidden/>
+          </w:rPr>
+          <w:fldChar w:fldCharType="end"/>
+        </w:r>
+      </w:hyperlink>
+    </w:p>
+    <w:p>
+      <w:pPr>
+        <w:pStyle w:val="TDC1"/>
+        <w:rPr>
+          <w:rFonts w:asciiTheme="minorHAnsi" w:eastAsiaTheme="minorEastAsia" w:hAnsiTheme="minorHAnsi" w:cstheme="minorHAnsi"/>
+          <w:noProof/>
+          <w:kern w:val="0"/>
+          <w:lang w:val="es-PE" w:eastAsia="es-PE"/>
+          <w14:ligatures w14:val="none"/>
+        </w:rPr>
+      </w:pPr>
+      <w:hyperlink w:anchor="_Toc241096957" w:history="1">
+        <w:r>
+          <w:rPr>
+            <w:rStyle w:val="Hipervnculo"/>
+            <w:rFonts w:asciiTheme="minorHAnsi" w:hAnsiTheme="minorHAnsi" w:cstheme="minorHAnsi"/>
+            <w:noProof/>
+          </w:rPr>
+          <w:t>CAPÍTULO V: IMPLEMENTACIÓN Y CONTROL DE EVIDENCIAS</w:t>
+        </w:r>
+        <w:r>
+          <w:rPr>
+            <w:rFonts w:asciiTheme="minorHAnsi" w:hAnsiTheme="minorHAnsi" w:cstheme="minorHAnsi"/>
+            <w:noProof/>
+            <w:webHidden/>
+          </w:rPr>
+          <w:tab/>
+        </w:r>
+        <w:r>
+          <w:rPr>
+            <w:rFonts w:asciiTheme="minorHAnsi" w:hAnsiTheme="minorHAnsi" w:cstheme="minorHAnsi"/>
+            <w:noProof/>
+            <w:webHidden/>
+          </w:rPr>
+          <w:fldChar w:fldCharType="begin"/>
+        </w:r>
+        <w:r>
+          <w:rPr>
+            <w:rFonts w:asciiTheme="minorHAnsi" w:hAnsiTheme="minorHAnsi" w:cstheme="minorHAnsi"/>
+            <w:noProof/>
+            <w:webHidden/>
+          </w:rPr>
+          <w:instrText xml:space="preserve"> PAGEREF _Toc241096957 \h </w:instrText>
+        </w:r>
+        <w:r>
+          <w:rPr>
+            <w:rFonts w:asciiTheme="minorHAnsi" w:hAnsiTheme="minorHAnsi" w:cstheme="minorHAnsi"/>
+            <w:noProof/>
+            <w:webHidden/>
+          </w:rPr>
+        </w:r>
+        <w:r>
+          <w:rPr>
+            <w:rFonts w:asciiTheme="minorHAnsi" w:hAnsiTheme="minorHAnsi" w:cstheme="minorHAnsi"/>
+            <w:noProof/>
+            <w:webHidden/>
+          </w:rPr>
+          <w:fldChar w:fldCharType="separate"/>
+        </w:r>
+        <w:r>
+          <w:rPr>
+            <w:rFonts w:asciiTheme="minorHAnsi" w:hAnsiTheme="minorHAnsi" w:cstheme="minorHAnsi"/>
+            <w:noProof/>
+            <w:webHidden/>
+          </w:rPr>
+          <w:t>32</w:t>
+        </w:r>
+        <w:r>
+          <w:rPr>
+            <w:rFonts w:asciiTheme="minorHAnsi" w:hAnsiTheme="minorHAnsi" w:cstheme="minorHAnsi"/>
+            <w:noProof/>
+            <w:webHidden/>
+          </w:rPr>
+          <w:fldChar w:fldCharType="end"/>
+        </w:r>
+      </w:hyperlink>
+    </w:p>
+    <w:p>
+      <w:pPr>
+        <w:pStyle w:val="TDC2"/>
+        <w:tabs>
+          <w:tab w:val="right" w:leader="dot" w:pos="8494"/>
+        </w:tabs>
+        <w:rPr>
+          <w:rFonts w:asciiTheme="minorHAnsi" w:eastAsiaTheme="minorEastAsia" w:hAnsiTheme="minorHAnsi" w:cstheme="minorHAnsi"/>
+          <w:noProof/>
+          <w:kern w:val="0"/>
+          <w:lang w:val="es-PE" w:eastAsia="es-PE"/>
+          <w14:ligatures w14:val="none"/>
+        </w:rPr>
+      </w:pPr>
+      <w:hyperlink w:anchor="_Toc241096958" w:history="1">
+        <w:r>
+          <w:rPr>
+            <w:rStyle w:val="Hipervnculo"/>
+            <w:rFonts w:asciiTheme="minorHAnsi" w:hAnsiTheme="minorHAnsi" w:cstheme="minorHAnsi"/>
+            <w:noProof/>
+          </w:rPr>
+          <w:t>5.1 Estructura y versión del repositorio</w:t>
+        </w:r>
+        <w:r>
+          <w:rPr>
+            <w:rFonts w:asciiTheme="minorHAnsi" w:hAnsiTheme="minorHAnsi" w:cstheme="minorHAnsi"/>
+            <w:noProof/>
+            <w:webHidden/>
+          </w:rPr>
+          <w:tab/>
+        </w:r>
+        <w:r>
+          <w:rPr>
+            <w:rFonts w:asciiTheme="minorHAnsi" w:hAnsiTheme="minorHAnsi" w:cstheme="minorHAnsi"/>
+            <w:noProof/>
+            <w:webHidden/>
+          </w:rPr>
+          <w:fldChar w:fldCharType="begin"/>
+        </w:r>
+        <w:r>
+          <w:rPr>
+            <w:rFonts w:asciiTheme="minorHAnsi" w:hAnsiTheme="minorHAnsi" w:cstheme="minorHAnsi"/>
+            <w:noProof/>
+            <w:webHidden/>
+          </w:rPr>
+          <w:instrText xml:space="preserve"> PAGEREF _Toc241096958 \h </w:instrText>
+        </w:r>
+        <w:r>
+          <w:rPr>
+            <w:rFonts w:asciiTheme="minorHAnsi" w:hAnsiTheme="minorHAnsi" w:cstheme="minorHAnsi"/>
+            <w:noProof/>
+            <w:webHidden/>
+          </w:rPr>
+        </w:r>
+        <w:r>
+          <w:rPr>
+            <w:rFonts w:asciiTheme="minorHAnsi" w:hAnsiTheme="minorHAnsi" w:cstheme="minorHAnsi"/>
+            <w:noProof/>
+            <w:webHidden/>
+          </w:rPr>
+          <w:fldChar w:fldCharType="separate"/>
+        </w:r>
+        <w:r>
+          <w:rPr>
+            <w:rFonts w:asciiTheme="minorHAnsi" w:hAnsiTheme="minorHAnsi" w:cstheme="minorHAnsi"/>
+            <w:noProof/>
+            <w:webHidden/>
+          </w:rPr>
+          <w:t>32</w:t>
+        </w:r>
+        <w:r>
+          <w:rPr>
+            <w:rFonts w:asciiTheme="minorHAnsi" w:hAnsiTheme="minorHAnsi" w:cstheme="minorHAnsi"/>
+            <w:noProof/>
+            <w:webHidden/>
+          </w:rPr>
+          <w:fldChar w:fldCharType="end"/>
+        </w:r>
+      </w:hyperlink>
+    </w:p>
+    <w:p>
+      <w:pPr>
+        <w:pStyle w:val="TDC2"/>
+        <w:tabs>
+          <w:tab w:val="right" w:leader="dot" w:pos="8494"/>
+        </w:tabs>
+        <w:rPr>
+          <w:rFonts w:asciiTheme="minorHAnsi" w:eastAsiaTheme="minorEastAsia" w:hAnsiTheme="minorHAnsi" w:cstheme="minorHAnsi"/>
+          <w:noProof/>
+          <w:kern w:val="0"/>
+          <w:lang w:val="es-PE" w:eastAsia="es-PE"/>
+          <w14:ligatures w14:val="none"/>
+        </w:rPr>
+      </w:pPr>
+      <w:hyperlink w:anchor="_Toc241096959" w:history="1">
+        <w:r>
+          <w:rPr>
+            <w:rStyle w:val="Hipervnculo"/>
+            <w:rFonts w:asciiTheme="minorHAnsi" w:hAnsiTheme="minorHAnsi" w:cstheme="minorHAnsi"/>
+            <w:noProof/>
+          </w:rPr>
+          <w:t>5.2 Implementación de la solución BI</w:t>
+        </w:r>
+        <w:r>
+          <w:rPr>
+            <w:rFonts w:asciiTheme="minorHAnsi" w:hAnsiTheme="minorHAnsi" w:cstheme="minorHAnsi"/>
+            <w:noProof/>
+            <w:webHidden/>
+          </w:rPr>
+          <w:tab/>
+        </w:r>
+        <w:r>
+          <w:rPr>
+            <w:rFonts w:asciiTheme="minorHAnsi" w:hAnsiTheme="minorHAnsi" w:cstheme="minorHAnsi"/>
+            <w:noProof/>
+            <w:webHidden/>
+          </w:rPr>
+          <w:fldChar w:fldCharType="begin"/>
+        </w:r>
+        <w:r>
+          <w:rPr>
+            <w:rFonts w:asciiTheme="minorHAnsi" w:hAnsiTheme="minorHAnsi" w:cstheme="minorHAnsi"/>
+            <w:noProof/>
+            <w:webHidden/>
+          </w:rPr>
+          <w:instrText xml:space="preserve"> PAGEREF _Toc241096959 \h </w:instrText>
+        </w:r>
+        <w:r>
+          <w:rPr>
+            <w:rFonts w:asciiTheme="minorHAnsi" w:hAnsiTheme="minorHAnsi" w:cstheme="minorHAnsi"/>
+            <w:noProof/>
+            <w:webHidden/>
+          </w:rPr>
+        </w:r>
+        <w:r>
+          <w:rPr>
+            <w:rFonts w:asciiTheme="minorHAnsi" w:hAnsiTheme="minorHAnsi" w:cstheme="minorHAnsi"/>
+            <w:noProof/>
+            <w:webHidden/>
+          </w:rPr>
+          <w:fldChar w:fldCharType="separate"/>
+        </w:r>
+        <w:r>
+          <w:rPr>
+            <w:rFonts w:asciiTheme="minorHAnsi" w:hAnsiTheme="minorHAnsi" w:cstheme="minorHAnsi"/>
+            <w:noProof/>
+            <w:webHidden/>
+          </w:rPr>
+          <w:t>32</w:t>
+        </w:r>
+        <w:r>
+          <w:rPr>
+            <w:rFonts w:asciiTheme="minorHAnsi" w:hAnsiTheme="minorHAnsi" w:cstheme="minorHAnsi"/>
+            <w:noProof/>
+            <w:webHidden/>
+          </w:rPr>
+          <w:fldChar w:fldCharType="end"/>
+        </w:r>
+      </w:hyperlink>
+    </w:p>
+    <w:p>
+      <w:pPr>
+        <w:pStyle w:val="TDC2"/>
+        <w:tabs>
+          <w:tab w:val="right" w:leader="dot" w:pos="8494"/>
+        </w:tabs>
+        <w:rPr>
+          <w:rFonts w:asciiTheme="minorHAnsi" w:eastAsiaTheme="minorEastAsia" w:hAnsiTheme="minorHAnsi" w:cstheme="minorHAnsi"/>
+          <w:noProof/>
+          <w:kern w:val="0"/>
+          <w:lang w:val="es-PE" w:eastAsia="es-PE"/>
+          <w14:ligatures w14:val="none"/>
+        </w:rPr>
+      </w:pPr>
+      <w:hyperlink w:anchor="_Toc241096960" w:history="1">
+        <w:r>
+          <w:rPr>
+            <w:rStyle w:val="Hipervnculo"/>
+            <w:rFonts w:asciiTheme="minorHAnsi" w:hAnsiTheme="minorHAnsi" w:cstheme="minorHAnsi"/>
+            <w:noProof/>
+          </w:rPr>
+          <w:t>5.3 Implementación de la solución Big Data</w:t>
+        </w:r>
+        <w:r>
+          <w:rPr>
+            <w:rFonts w:asciiTheme="minorHAnsi" w:hAnsiTheme="minorHAnsi" w:cstheme="minorHAnsi"/>
+            <w:noProof/>
+            <w:webHidden/>
+          </w:rPr>
+          <w:tab/>
+        </w:r>
+        <w:r>
+          <w:rPr>
+            <w:rFonts w:asciiTheme="minorHAnsi" w:hAnsiTheme="minorHAnsi" w:cstheme="minorHAnsi"/>
+            <w:noProof/>
+            <w:webHidden/>
+          </w:rPr>
+          <w:fldChar w:fldCharType="begin"/>
+        </w:r>
+        <w:r>
+          <w:rPr>
+            <w:rFonts w:asciiTheme="minorHAnsi" w:hAnsiTheme="minorHAnsi" w:cstheme="minorHAnsi"/>
+            <w:noProof/>
+            <w:webHidden/>
+          </w:rPr>
+          <w:instrText xml:space="preserve"> PAGEREF _Toc241096960 \h </w:instrText>
+        </w:r>
+        <w:r>
+          <w:rPr>
+            <w:rFonts w:asciiTheme="minorHAnsi" w:hAnsiTheme="minorHAnsi" w:cstheme="minorHAnsi"/>
+            <w:noProof/>
+            <w:webHidden/>
+          </w:rPr>
+        </w:r>
+        <w:r>
+          <w:rPr>
+            <w:rFonts w:asciiTheme="minorHAnsi" w:hAnsiTheme="minorHAnsi" w:cstheme="minorHAnsi"/>
+            <w:noProof/>
+            <w:webHidden/>
+          </w:rPr>
+          <w:fldChar w:fldCharType="separate"/>
+        </w:r>
+        <w:r>
+          <w:rPr>
+            <w:rFonts w:asciiTheme="minorHAnsi" w:hAnsiTheme="minorHAnsi" w:cstheme="minorHAnsi"/>
+            <w:noProof/>
+            <w:webHidden/>
+          </w:rPr>
+          <w:t>32</w:t>
+        </w:r>
+        <w:r>
+          <w:rPr>
+            <w:rFonts w:asciiTheme="minorHAnsi" w:hAnsiTheme="minorHAnsi" w:cstheme="minorHAnsi"/>
+            <w:noProof/>
+            <w:webHidden/>
+          </w:rPr>
+          <w:fldChar w:fldCharType="end"/>
+        </w:r>
+      </w:hyperlink>
+    </w:p>
+    <w:p>
+      <w:pPr>
+        <w:pStyle w:val="TDC2"/>
+        <w:tabs>
+          <w:tab w:val="right" w:leader="dot" w:pos="8494"/>
+        </w:tabs>
+        <w:rPr>
+          <w:rFonts w:asciiTheme="minorHAnsi" w:eastAsiaTheme="minorEastAsia" w:hAnsiTheme="minorHAnsi" w:cstheme="minorHAnsi"/>
+          <w:noProof/>
+          <w:kern w:val="0"/>
+          <w:lang w:val="es-PE" w:eastAsia="es-PE"/>
+          <w14:ligatures w14:val="none"/>
+        </w:rPr>
+      </w:pPr>
+      <w:hyperlink w:anchor="_Toc241096961" w:history="1">
+        <w:r>
+          <w:rPr>
+            <w:rStyle w:val="Hipervnculo"/>
+            <w:rFonts w:asciiTheme="minorHAnsi" w:hAnsiTheme="minorHAnsi" w:cstheme="minorHAnsi"/>
+            <w:noProof/>
+          </w:rPr>
+          <w:t>5.4 Calidad, seguridad y pruebas</w:t>
+        </w:r>
+        <w:r>
+          <w:rPr>
+            <w:rFonts w:asciiTheme="minorHAnsi" w:hAnsiTheme="minorHAnsi" w:cstheme="minorHAnsi"/>
+            <w:noProof/>
+            <w:webHidden/>
+          </w:rPr>
+          <w:tab/>
+        </w:r>
+        <w:r>
+          <w:rPr>
+            <w:rFonts w:asciiTheme="minorHAnsi" w:hAnsiTheme="minorHAnsi" w:cstheme="minorHAnsi"/>
+            <w:noProof/>
+            <w:webHidden/>
+          </w:rPr>
+          <w:fldChar w:fldCharType="begin"/>
+        </w:r>
+        <w:r>
+          <w:rPr>
+            <w:rFonts w:asciiTheme="minorHAnsi" w:hAnsiTheme="minorHAnsi" w:cstheme="minorHAnsi"/>
+            <w:noProof/>
+            <w:webHidden/>
+          </w:rPr>
+          <w:instrText xml:space="preserve"> PAGEREF _Toc241096961 \h </w:instrText>
+        </w:r>
+        <w:r>
+          <w:rPr>
+            <w:rFonts w:asciiTheme="minorHAnsi" w:hAnsiTheme="minorHAnsi" w:cstheme="minorHAnsi"/>
+            <w:noProof/>
+            <w:webHidden/>
+          </w:rPr>
+        </w:r>
+        <w:r>
+          <w:rPr>
+            <w:rFonts w:asciiTheme="minorHAnsi" w:hAnsiTheme="minorHAnsi" w:cstheme="minorHAnsi"/>
+            <w:noProof/>
+            <w:webHidden/>
+          </w:rPr>
+          <w:fldChar w:fldCharType="separate"/>
+        </w:r>
+        <w:r>
+          <w:rPr>
+            <w:rFonts w:asciiTheme="minorHAnsi" w:hAnsiTheme="minorHAnsi" w:cstheme="minorHAnsi"/>
+            <w:noProof/>
+            <w:webHidden/>
+          </w:rPr>
+          <w:t>32</w:t>
+        </w:r>
+        <w:r>
+          <w:rPr>
+            <w:rFonts w:asciiTheme="minorHAnsi" w:hAnsiTheme="minorHAnsi" w:cstheme="minorHAnsi"/>
+            <w:noProof/>
+            <w:webHidden/>
+          </w:rPr>
+          <w:fldChar w:fldCharType="end"/>
+        </w:r>
+      </w:hyperlink>
+    </w:p>
+    <w:p>
+      <w:pPr>
+        <w:pStyle w:val="TDC2"/>
+        <w:tabs>
+          <w:tab w:val="right" w:leader="dot" w:pos="8494"/>
+        </w:tabs>
+        <w:rPr>
+          <w:rFonts w:asciiTheme="minorHAnsi" w:eastAsiaTheme="minorEastAsia" w:hAnsiTheme="minorHAnsi" w:cstheme="minorHAnsi"/>
+          <w:noProof/>
+          <w:kern w:val="0"/>
+          <w:lang w:val="es-PE" w:eastAsia="es-PE"/>
+          <w14:ligatures w14:val="none"/>
+        </w:rPr>
+      </w:pPr>
+      <w:hyperlink w:anchor="_Toc241096962" w:history="1">
+        <w:r>
+          <w:rPr>
+            <w:rStyle w:val="Hipervnculo"/>
+            <w:rFonts w:asciiTheme="minorHAnsi" w:hAnsiTheme="minorHAnsi" w:cstheme="minorHAnsi"/>
+            <w:noProof/>
+          </w:rPr>
+          <w:t>5.5 Registro de retroalimentación y mejoras</w:t>
+        </w:r>
+        <w:r>
+          <w:rPr>
+            <w:rFonts w:asciiTheme="minorHAnsi" w:hAnsiTheme="minorHAnsi" w:cstheme="minorHAnsi"/>
+            <w:noProof/>
+            <w:webHidden/>
+          </w:rPr>
+          <w:tab/>
+        </w:r>
+        <w:r>
+          <w:rPr>
+            <w:rFonts w:asciiTheme="minorHAnsi" w:hAnsiTheme="minorHAnsi" w:cstheme="minorHAnsi"/>
+            <w:noProof/>
+            <w:webHidden/>
+          </w:rPr>
+          <w:fldChar w:fldCharType="begin"/>
+        </w:r>
+        <w:r>
+          <w:rPr>
+            <w:rFonts w:asciiTheme="minorHAnsi" w:hAnsiTheme="minorHAnsi" w:cstheme="minorHAnsi"/>
+            <w:noProof/>
+            <w:webHidden/>
+          </w:rPr>
+          <w:instrText xml:space="preserve"> PAGEREF _Toc241096962 \h </w:instrText>
+        </w:r>
+        <w:r>
+          <w:rPr>
+            <w:rFonts w:asciiTheme="minorHAnsi" w:hAnsiTheme="minorHAnsi" w:cstheme="minorHAnsi"/>
+            <w:noProof/>
+            <w:webHidden/>
+          </w:rPr>
+        </w:r>
+        <w:r>
+          <w:rPr>
+            <w:rFonts w:asciiTheme="minorHAnsi" w:hAnsiTheme="minorHAnsi" w:cstheme="minorHAnsi"/>
+            <w:noProof/>
+            <w:webHidden/>
+          </w:rPr>
+          <w:fldChar w:fldCharType="separate"/>
+        </w:r>
+        <w:r>
+          <w:rPr>
+            <w:rFonts w:asciiTheme="minorHAnsi" w:hAnsiTheme="minorHAnsi" w:cstheme="minorHAnsi"/>
+            <w:noProof/>
+            <w:webHidden/>
+          </w:rPr>
+          <w:t>32</w:t>
+        </w:r>
+        <w:r>
+          <w:rPr>
+            <w:rFonts w:asciiTheme="minorHAnsi" w:hAnsiTheme="minorHAnsi" w:cstheme="minorHAnsi"/>
+            <w:noProof/>
+            <w:webHidden/>
+          </w:rPr>
+          <w:fldChar w:fldCharType="end"/>
+        </w:r>
+      </w:hyperlink>
+    </w:p>
+    <w:p>
+      <w:pPr>
+        <w:pStyle w:val="TDC2"/>
+        <w:tabs>
+          <w:tab w:val="right" w:leader="dot" w:pos="8494"/>
+        </w:tabs>
+        <w:rPr>
+          <w:rFonts w:asciiTheme="minorHAnsi" w:eastAsiaTheme="minorEastAsia" w:hAnsiTheme="minorHAnsi" w:cstheme="minorHAnsi"/>
+          <w:noProof/>
+          <w:kern w:val="0"/>
+          <w:lang w:val="es-PE" w:eastAsia="es-PE"/>
+          <w14:ligatures w14:val="none"/>
+        </w:rPr>
+      </w:pPr>
+      <w:hyperlink w:anchor="_Toc241096963" w:history="1">
+        <w:r>
+          <w:rPr>
+            <w:rStyle w:val="Hipervnculo"/>
+            <w:rFonts w:asciiTheme="minorHAnsi" w:hAnsiTheme="minorHAnsi" w:cstheme="minorHAnsi"/>
+            <w:noProof/>
+          </w:rPr>
+          <w:t>5.6 Contribuciones individuales</w:t>
+        </w:r>
+        <w:r>
+          <w:rPr>
+            <w:rFonts w:asciiTheme="minorHAnsi" w:hAnsiTheme="minorHAnsi" w:cstheme="minorHAnsi"/>
+            <w:noProof/>
+            <w:webHidden/>
+          </w:rPr>
+          <w:tab/>
+        </w:r>
+        <w:r>
+          <w:rPr>
+            <w:rFonts w:asciiTheme="minorHAnsi" w:hAnsiTheme="minorHAnsi" w:cstheme="minorHAnsi"/>
+            <w:noProof/>
+            <w:webHidden/>
+          </w:rPr>
+          <w:fldChar w:fldCharType="begin"/>
+        </w:r>
+        <w:r>
+          <w:rPr>
+            <w:rFonts w:asciiTheme="minorHAnsi" w:hAnsiTheme="minorHAnsi" w:cstheme="minorHAnsi"/>
+            <w:noProof/>
+            <w:webHidden/>
+          </w:rPr>
+          <w:instrText xml:space="preserve"> PAGEREF _Toc241096963 \h </w:instrText>
+        </w:r>
+        <w:r>
+          <w:rPr>
+            <w:rFonts w:asciiTheme="minorHAnsi" w:hAnsiTheme="minorHAnsi" w:cstheme="minorHAnsi"/>
+            <w:noProof/>
+            <w:webHidden/>
+          </w:rPr>
+        </w:r>
+        <w:r>
+          <w:rPr>
+            <w:rFonts w:asciiTheme="minorHAnsi" w:hAnsiTheme="minorHAnsi" w:cstheme="minorHAnsi"/>
+            <w:noProof/>
+            <w:webHidden/>
+          </w:rPr>
+          <w:fldChar w:fldCharType="separate"/>
+        </w:r>
+        <w:r>
+          <w:rPr>
+            <w:rFonts w:asciiTheme="minorHAnsi" w:hAnsiTheme="minorHAnsi" w:cstheme="minorHAnsi"/>
+            <w:noProof/>
+            <w:webHidden/>
+          </w:rPr>
+          <w:t>33</w:t>
+        </w:r>
+        <w:r>
+          <w:rPr>
+            <w:rFonts w:asciiTheme="minorHAnsi" w:hAnsiTheme="minorHAnsi" w:cstheme="minorHAnsi"/>
+            <w:noProof/>
+            <w:webHidden/>
+          </w:rPr>
+          <w:fldChar w:fldCharType="end"/>
+        </w:r>
+      </w:hyperlink>
+    </w:p>
+    <w:p>
+      <w:pPr>
+        <w:pStyle w:val="TDC2"/>
+        <w:tabs>
+          <w:tab w:val="right" w:leader="dot" w:pos="8494"/>
+        </w:tabs>
+        <w:rPr>
+          <w:rFonts w:asciiTheme="minorHAnsi" w:eastAsiaTheme="minorEastAsia" w:hAnsiTheme="minorHAnsi" w:cstheme="minorHAnsi"/>
+          <w:noProof/>
+          <w:kern w:val="0"/>
+          <w:lang w:val="es-PE" w:eastAsia="es-PE"/>
+          <w14:ligatures w14:val="none"/>
+        </w:rPr>
+      </w:pPr>
+      <w:hyperlink w:anchor="_Toc241096964" w:history="1">
+        <w:r>
+          <w:rPr>
+            <w:rStyle w:val="Hipervnculo"/>
+            <w:rFonts w:asciiTheme="minorHAnsi" w:hAnsiTheme="minorHAnsi" w:cstheme="minorHAnsi"/>
+            <w:noProof/>
+          </w:rPr>
+          <w:t>5.7 Declaración de uso responsable de inteligencia artificial</w:t>
+        </w:r>
+        <w:r>
+          <w:rPr>
+            <w:rFonts w:asciiTheme="minorHAnsi" w:hAnsiTheme="minorHAnsi" w:cstheme="minorHAnsi"/>
+            <w:noProof/>
+            <w:webHidden/>
+          </w:rPr>
+          <w:tab/>
+        </w:r>
+        <w:r>
+          <w:rPr>
+            <w:rFonts w:asciiTheme="minorHAnsi" w:hAnsiTheme="minorHAnsi" w:cstheme="minorHAnsi"/>
+            <w:noProof/>
+            <w:webHidden/>
+          </w:rPr>
+          <w:fldChar w:fldCharType="begin"/>
+        </w:r>
+        <w:r>
+          <w:rPr>
+            <w:rFonts w:asciiTheme="minorHAnsi" w:hAnsiTheme="minorHAnsi" w:cstheme="minorHAnsi"/>
+            <w:noProof/>
+            <w:webHidden/>
+          </w:rPr>
+          <w:instrText xml:space="preserve"> PAGEREF _Toc241096964 \h </w:instrText>
+        </w:r>
+        <w:r>
+          <w:rPr>
+            <w:rFonts w:asciiTheme="minorHAnsi" w:hAnsiTheme="minorHAnsi" w:cstheme="minorHAnsi"/>
+            <w:noProof/>
+            <w:webHidden/>
+          </w:rPr>
+        </w:r>
+        <w:r>
+          <w:rPr>
+            <w:rFonts w:asciiTheme="minorHAnsi" w:hAnsiTheme="minorHAnsi" w:cstheme="minorHAnsi"/>
+            <w:noProof/>
+            <w:webHidden/>
+          </w:rPr>
+          <w:fldChar w:fldCharType="separate"/>
+        </w:r>
+        <w:r>
+          <w:rPr>
+            <w:rFonts w:asciiTheme="minorHAnsi" w:hAnsiTheme="minorHAnsi" w:cstheme="minorHAnsi"/>
+            <w:noProof/>
+            <w:webHidden/>
+          </w:rPr>
+          <w:t>33</w:t>
+        </w:r>
+        <w:r>
+          <w:rPr>
+            <w:rFonts w:asciiTheme="minorHAnsi" w:hAnsiTheme="minorHAnsi" w:cstheme="minorHAnsi"/>
+            <w:noProof/>
+            <w:webHidden/>
+          </w:rPr>
+          <w:fldChar w:fldCharType="end"/>
+        </w:r>
+      </w:hyperlink>
+    </w:p>
+    <w:p>
+      <w:pPr>
+        <w:pStyle w:val="TDC1"/>
+        <w:rPr>
+          <w:rFonts w:asciiTheme="minorHAnsi" w:eastAsiaTheme="minorEastAsia" w:hAnsiTheme="minorHAnsi" w:cstheme="minorHAnsi"/>
+          <w:noProof/>
+          <w:kern w:val="0"/>
+          <w:lang w:val="es-PE" w:eastAsia="es-PE"/>
+          <w14:ligatures w14:val="none"/>
+        </w:rPr>
+      </w:pPr>
+      <w:hyperlink w:anchor="_Toc241096965" w:history="1">
+        <w:r>
+          <w:rPr>
+            <w:rStyle w:val="Hipervnculo"/>
+            <w:rFonts w:asciiTheme="minorHAnsi" w:hAnsiTheme="minorHAnsi" w:cstheme="minorHAnsi"/>
+            <w:noProof/>
+          </w:rPr>
+          <w:t>CAPÍTULO VI: EJECUCIÓN, RESULTADOS Y ANÁLISIS DE DATOS</w:t>
+        </w:r>
+        <w:r>
+          <w:rPr>
+            <w:rFonts w:asciiTheme="minorHAnsi" w:hAnsiTheme="minorHAnsi" w:cstheme="minorHAnsi"/>
+            <w:noProof/>
+            <w:webHidden/>
+          </w:rPr>
+          <w:tab/>
+        </w:r>
+        <w:r>
+          <w:rPr>
+            <w:rFonts w:asciiTheme="minorHAnsi" w:hAnsiTheme="minorHAnsi" w:cstheme="minorHAnsi"/>
+            <w:noProof/>
+            <w:webHidden/>
+          </w:rPr>
+          <w:fldChar w:fldCharType="begin"/>
+        </w:r>
+        <w:r>
+          <w:rPr>
+            <w:rFonts w:asciiTheme="minorHAnsi" w:hAnsiTheme="minorHAnsi" w:cstheme="minorHAnsi"/>
+            <w:noProof/>
+            <w:webHidden/>
+          </w:rPr>
+          <w:instrText xml:space="preserve"> PAGEREF _Toc241096965 \h </w:instrText>
+        </w:r>
+        <w:r>
+          <w:rPr>
+            <w:rFonts w:asciiTheme="minorHAnsi" w:hAnsiTheme="minorHAnsi" w:cstheme="minorHAnsi"/>
+            <w:noProof/>
+            <w:webHidden/>
+          </w:rPr>
+        </w:r>
+        <w:r>
+          <w:rPr>
+            <w:rFonts w:asciiTheme="minorHAnsi" w:hAnsiTheme="minorHAnsi" w:cstheme="minorHAnsi"/>
+            <w:noProof/>
+            <w:webHidden/>
+          </w:rPr>
+          <w:fldChar w:fldCharType="separate"/>
+        </w:r>
+        <w:r>
+          <w:rPr>
+            <w:rFonts w:asciiTheme="minorHAnsi" w:hAnsiTheme="minorHAnsi" w:cstheme="minorHAnsi"/>
+            <w:noProof/>
+            <w:webHidden/>
+          </w:rPr>
+          <w:t>34</w:t>
+        </w:r>
+        <w:r>
+          <w:rPr>
+            <w:rFonts w:asciiTheme="minorHAnsi" w:hAnsiTheme="minorHAnsi" w:cstheme="minorHAnsi"/>
+            <w:noProof/>
+            <w:webHidden/>
+          </w:rPr>
+          <w:fldChar w:fldCharType="end"/>
+        </w:r>
+      </w:hyperlink>
+    </w:p>
+    <w:p>
+      <w:pPr>
+        <w:pStyle w:val="TDC2"/>
+        <w:tabs>
+          <w:tab w:val="right" w:leader="dot" w:pos="8494"/>
+        </w:tabs>
+        <w:rPr>
+          <w:rFonts w:asciiTheme="minorHAnsi" w:eastAsiaTheme="minorEastAsia" w:hAnsiTheme="minorHAnsi" w:cstheme="minorHAnsi"/>
+          <w:noProof/>
+          <w:kern w:val="0"/>
+          <w:lang w:val="es-PE" w:eastAsia="es-PE"/>
+          <w14:ligatures w14:val="none"/>
+        </w:rPr>
+      </w:pPr>
+      <w:hyperlink w:anchor="_Toc241096966" w:history="1">
+        <w:r>
+          <w:rPr>
+            <w:rStyle w:val="Hipervnculo"/>
+            <w:rFonts w:asciiTheme="minorHAnsi" w:hAnsiTheme="minorHAnsi" w:cstheme="minorHAnsi"/>
+            <w:noProof/>
+          </w:rPr>
+          <w:t>6.1 Validación del dataset original y procesado</w:t>
+        </w:r>
+        <w:r>
+          <w:rPr>
+            <w:rFonts w:asciiTheme="minorHAnsi" w:hAnsiTheme="minorHAnsi" w:cstheme="minorHAnsi"/>
+            <w:noProof/>
+            <w:webHidden/>
+          </w:rPr>
+          <w:tab/>
+        </w:r>
+        <w:r>
+          <w:rPr>
+            <w:rFonts w:asciiTheme="minorHAnsi" w:hAnsiTheme="minorHAnsi" w:cstheme="minorHAnsi"/>
+            <w:noProof/>
+            <w:webHidden/>
+          </w:rPr>
+          <w:fldChar w:fldCharType="begin"/>
+        </w:r>
+        <w:r>
+          <w:rPr>
+            <w:rFonts w:asciiTheme="minorHAnsi" w:hAnsiTheme="minorHAnsi" w:cstheme="minorHAnsi"/>
+            <w:noProof/>
+            <w:webHidden/>
+          </w:rPr>
+          <w:instrText xml:space="preserve"> PAGEREF _Toc241096966 \h </w:instrText>
+        </w:r>
+        <w:r>
+          <w:rPr>
+            <w:rFonts w:asciiTheme="minorHAnsi" w:hAnsiTheme="minorHAnsi" w:cstheme="minorHAnsi"/>
+            <w:noProof/>
+            <w:webHidden/>
+          </w:rPr>
+        </w:r>
+        <w:r>
+          <w:rPr>
+            <w:rFonts w:asciiTheme="minorHAnsi" w:hAnsiTheme="minorHAnsi" w:cstheme="minorHAnsi"/>
+            <w:noProof/>
+            <w:webHidden/>
+          </w:rPr>
+          <w:fldChar w:fldCharType="separate"/>
+        </w:r>
+        <w:r>
+          <w:rPr>
+            <w:rFonts w:asciiTheme="minorHAnsi" w:hAnsiTheme="minorHAnsi" w:cstheme="minorHAnsi"/>
+            <w:noProof/>
+            <w:webHidden/>
+          </w:rPr>
+          <w:t>34</w:t>
+        </w:r>
+        <w:r>
+          <w:rPr>
+            <w:rFonts w:asciiTheme="minorHAnsi" w:hAnsiTheme="minorHAnsi" w:cstheme="minorHAnsi"/>
+            <w:noProof/>
+            <w:webHidden/>
+          </w:rPr>
+          <w:fldChar w:fldCharType="end"/>
+        </w:r>
+      </w:hyperlink>
+    </w:p>
+    <w:p>
+      <w:pPr>
+        <w:pStyle w:val="TDC2"/>
+        <w:tabs>
+          <w:tab w:val="right" w:leader="dot" w:pos="8494"/>
+        </w:tabs>
+        <w:rPr>
+          <w:rFonts w:asciiTheme="minorHAnsi" w:eastAsiaTheme="minorEastAsia" w:hAnsiTheme="minorHAnsi" w:cstheme="minorHAnsi"/>
+          <w:noProof/>
+          <w:kern w:val="0"/>
+          <w:lang w:val="es-PE" w:eastAsia="es-PE"/>
+          <w14:ligatures w14:val="none"/>
+        </w:rPr>
+      </w:pPr>
+      <w:hyperlink w:anchor="_Toc241096967" w:history="1">
+        <w:r>
+          <w:rPr>
+            <w:rStyle w:val="Hipervnculo"/>
+            <w:rFonts w:asciiTheme="minorHAnsi" w:hAnsiTheme="minorHAnsi" w:cstheme="minorHAnsi"/>
+            <w:noProof/>
+          </w:rPr>
+          <w:t>6.2 Registro de ejecuciones</w:t>
+        </w:r>
+        <w:r>
+          <w:rPr>
+            <w:rFonts w:asciiTheme="minorHAnsi" w:hAnsiTheme="minorHAnsi" w:cstheme="minorHAnsi"/>
+            <w:noProof/>
+            <w:webHidden/>
+          </w:rPr>
+          <w:tab/>
+        </w:r>
+        <w:r>
+          <w:rPr>
+            <w:rFonts w:asciiTheme="minorHAnsi" w:hAnsiTheme="minorHAnsi" w:cstheme="minorHAnsi"/>
+            <w:noProof/>
+            <w:webHidden/>
+          </w:rPr>
+          <w:fldChar w:fldCharType="begin"/>
+        </w:r>
+        <w:r>
+          <w:rPr>
+            <w:rFonts w:asciiTheme="minorHAnsi" w:hAnsiTheme="minorHAnsi" w:cstheme="minorHAnsi"/>
+            <w:noProof/>
+            <w:webHidden/>
+          </w:rPr>
+          <w:instrText xml:space="preserve"> PAGEREF _Toc241096967 \h </w:instrText>
+        </w:r>
+        <w:r>
+          <w:rPr>
+            <w:rFonts w:asciiTheme="minorHAnsi" w:hAnsiTheme="minorHAnsi" w:cstheme="minorHAnsi"/>
+            <w:noProof/>
+            <w:webHidden/>
+          </w:rPr>
+        </w:r>
+        <w:r>
+          <w:rPr>
+            <w:rFonts w:asciiTheme="minorHAnsi" w:hAnsiTheme="minorHAnsi" w:cstheme="minorHAnsi"/>
+            <w:noProof/>
+            <w:webHidden/>
+          </w:rPr>
+          <w:fldChar w:fldCharType="separate"/>
+        </w:r>
+        <w:r>
+          <w:rPr>
+            <w:rFonts w:asciiTheme="minorHAnsi" w:hAnsiTheme="minorHAnsi" w:cstheme="minorHAnsi"/>
+            <w:noProof/>
+            <w:webHidden/>
+          </w:rPr>
+          <w:t>34</w:t>
+        </w:r>
+        <w:r>
+          <w:rPr>
+            <w:rFonts w:asciiTheme="minorHAnsi" w:hAnsiTheme="minorHAnsi" w:cstheme="minorHAnsi"/>
+            <w:noProof/>
+            <w:webHidden/>
+          </w:rPr>
+          <w:fldChar w:fldCharType="end"/>
+        </w:r>
+      </w:hyperlink>
+    </w:p>
+    <w:p>
+      <w:pPr>
+        <w:pStyle w:val="TDC2"/>
+        <w:tabs>
+          <w:tab w:val="right" w:leader="dot" w:pos="8494"/>
+        </w:tabs>
+        <w:rPr>
+          <w:rFonts w:asciiTheme="minorHAnsi" w:eastAsiaTheme="minorEastAsia" w:hAnsiTheme="minorHAnsi" w:cstheme="minorHAnsi"/>
+          <w:noProof/>
+          <w:kern w:val="0"/>
+          <w:lang w:val="es-PE" w:eastAsia="es-PE"/>
+          <w14:ligatures w14:val="none"/>
+        </w:rPr>
+      </w:pPr>
+      <w:hyperlink w:anchor="_Toc241096968" w:history="1">
+        <w:r>
+          <w:rPr>
+            <w:rStyle w:val="Hipervnculo"/>
+            <w:rFonts w:asciiTheme="minorHAnsi" w:hAnsiTheme="minorHAnsi" w:cstheme="minorHAnsi"/>
+            <w:noProof/>
+          </w:rPr>
+          <w:t>6.3 Tabla consolidada de resultados</w:t>
+        </w:r>
+        <w:r>
+          <w:rPr>
+            <w:rFonts w:asciiTheme="minorHAnsi" w:hAnsiTheme="minorHAnsi" w:cstheme="minorHAnsi"/>
+            <w:noProof/>
+            <w:webHidden/>
+          </w:rPr>
+          <w:tab/>
+        </w:r>
+        <w:r>
+          <w:rPr>
+            <w:rFonts w:asciiTheme="minorHAnsi" w:hAnsiTheme="minorHAnsi" w:cstheme="minorHAnsi"/>
+            <w:noProof/>
+            <w:webHidden/>
+          </w:rPr>
+          <w:fldChar w:fldCharType="begin"/>
+        </w:r>
+        <w:r>
+          <w:rPr>
+            <w:rFonts w:asciiTheme="minorHAnsi" w:hAnsiTheme="minorHAnsi" w:cstheme="minorHAnsi"/>
+            <w:noProof/>
+            <w:webHidden/>
+          </w:rPr>
+          <w:instrText xml:space="preserve"> PAGEREF _Toc241096968 \h </w:instrText>
+        </w:r>
+        <w:r>
+          <w:rPr>
+            <w:rFonts w:asciiTheme="minorHAnsi" w:hAnsiTheme="minorHAnsi" w:cstheme="minorHAnsi"/>
+            <w:noProof/>
+            <w:webHidden/>
+          </w:rPr>
+        </w:r>
+        <w:r>
+          <w:rPr>
+            <w:rFonts w:asciiTheme="minorHAnsi" w:hAnsiTheme="minorHAnsi" w:cstheme="minorHAnsi"/>
+            <w:noProof/>
+            <w:webHidden/>
+          </w:rPr>
+          <w:fldChar w:fldCharType="separate"/>
+        </w:r>
+        <w:r>
+          <w:rPr>
+            <w:rFonts w:asciiTheme="minorHAnsi" w:hAnsiTheme="minorHAnsi" w:cstheme="minorHAnsi"/>
+            <w:noProof/>
+            <w:webHidden/>
+          </w:rPr>
+          <w:t>34</w:t>
+        </w:r>
+        <w:r>
+          <w:rPr>
+            <w:rFonts w:asciiTheme="minorHAnsi" w:hAnsiTheme="minorHAnsi" w:cstheme="minorHAnsi"/>
+            <w:noProof/>
+            <w:webHidden/>
+          </w:rPr>
+          <w:fldChar w:fldCharType="end"/>
+        </w:r>
+      </w:hyperlink>
+    </w:p>
+    <w:p>
+      <w:pPr>
+        <w:pStyle w:val="TDC2"/>
+        <w:tabs>
+          <w:tab w:val="right" w:leader="dot" w:pos="8494"/>
+        </w:tabs>
+        <w:rPr>
+          <w:rFonts w:asciiTheme="minorHAnsi" w:eastAsiaTheme="minorEastAsia" w:hAnsiTheme="minorHAnsi" w:cstheme="minorHAnsi"/>
+          <w:noProof/>
+          <w:kern w:val="0"/>
+          <w:lang w:val="es-PE" w:eastAsia="es-PE"/>
+          <w14:ligatures w14:val="none"/>
+        </w:rPr>
+      </w:pPr>
+      <w:hyperlink w:anchor="_Toc241096969" w:history="1">
+        <w:r>
+          <w:rPr>
+            <w:rStyle w:val="Hipervnculo"/>
+            <w:rFonts w:asciiTheme="minorHAnsi" w:hAnsiTheme="minorHAnsi" w:cstheme="minorHAnsi"/>
+            <w:noProof/>
+          </w:rPr>
+          <w:t>6.4 Visualizaciones y dashboards</w:t>
+        </w:r>
+        <w:r>
+          <w:rPr>
+            <w:rFonts w:asciiTheme="minorHAnsi" w:hAnsiTheme="minorHAnsi" w:cstheme="minorHAnsi"/>
+            <w:noProof/>
+            <w:webHidden/>
+          </w:rPr>
+          <w:tab/>
+        </w:r>
+        <w:r>
+          <w:rPr>
+            <w:rFonts w:asciiTheme="minorHAnsi" w:hAnsiTheme="minorHAnsi" w:cstheme="minorHAnsi"/>
+            <w:noProof/>
+            <w:webHidden/>
+          </w:rPr>
+          <w:fldChar w:fldCharType="begin"/>
+        </w:r>
+        <w:r>
+          <w:rPr>
+            <w:rFonts w:asciiTheme="minorHAnsi" w:hAnsiTheme="minorHAnsi" w:cstheme="minorHAnsi"/>
+            <w:noProof/>
+            <w:webHidden/>
+          </w:rPr>
+          <w:instrText xml:space="preserve"> PAGEREF _Toc241096969 \h </w:instrText>
+        </w:r>
+        <w:r>
+          <w:rPr>
+            <w:rFonts w:asciiTheme="minorHAnsi" w:hAnsiTheme="minorHAnsi" w:cstheme="minorHAnsi"/>
+            <w:noProof/>
+            <w:webHidden/>
+          </w:rPr>
+        </w:r>
+        <w:r>
+          <w:rPr>
+            <w:rFonts w:asciiTheme="minorHAnsi" w:hAnsiTheme="minorHAnsi" w:cstheme="minorHAnsi"/>
+            <w:noProof/>
+            <w:webHidden/>
+          </w:rPr>
+          <w:fldChar w:fldCharType="separate"/>
+        </w:r>
+        <w:r>
+          <w:rPr>
+            <w:rFonts w:asciiTheme="minorHAnsi" w:hAnsiTheme="minorHAnsi" w:cstheme="minorHAnsi"/>
+            <w:noProof/>
+            <w:webHidden/>
+          </w:rPr>
+          <w:t>35</w:t>
+        </w:r>
+        <w:r>
+          <w:rPr>
+            <w:rFonts w:asciiTheme="minorHAnsi" w:hAnsiTheme="minorHAnsi" w:cstheme="minorHAnsi"/>
+            <w:noProof/>
+            <w:webHidden/>
+          </w:rPr>
+          <w:fldChar w:fldCharType="end"/>
+        </w:r>
+      </w:hyperlink>
+    </w:p>
+    <w:p>
+      <w:pPr>
+        <w:pStyle w:val="TDC2"/>
+        <w:tabs>
+          <w:tab w:val="right" w:leader="dot" w:pos="8494"/>
+        </w:tabs>
+        <w:rPr>
+          <w:rFonts w:asciiTheme="minorHAnsi" w:eastAsiaTheme="minorEastAsia" w:hAnsiTheme="minorHAnsi" w:cstheme="minorHAnsi"/>
+          <w:noProof/>
+          <w:kern w:val="0"/>
+          <w:lang w:val="es-PE" w:eastAsia="es-PE"/>
+          <w14:ligatures w14:val="none"/>
+        </w:rPr>
+      </w:pPr>
+      <w:hyperlink w:anchor="_Toc241096970" w:history="1">
+        <w:r>
+          <w:rPr>
+            <w:rStyle w:val="Hipervnculo"/>
+            <w:rFonts w:asciiTheme="minorHAnsi" w:hAnsiTheme="minorHAnsi" w:cstheme="minorHAnsi"/>
+            <w:noProof/>
+          </w:rPr>
+          <w:t>6.5 Análisis e interpretación técnica</w:t>
+        </w:r>
+        <w:r>
+          <w:rPr>
+            <w:rFonts w:asciiTheme="minorHAnsi" w:hAnsiTheme="minorHAnsi" w:cstheme="minorHAnsi"/>
+            <w:noProof/>
+            <w:webHidden/>
+          </w:rPr>
+          <w:tab/>
+        </w:r>
+        <w:r>
+          <w:rPr>
+            <w:rFonts w:asciiTheme="minorHAnsi" w:hAnsiTheme="minorHAnsi" w:cstheme="minorHAnsi"/>
+            <w:noProof/>
+            <w:webHidden/>
+          </w:rPr>
+          <w:fldChar w:fldCharType="begin"/>
+        </w:r>
+        <w:r>
+          <w:rPr>
+            <w:rFonts w:asciiTheme="minorHAnsi" w:hAnsiTheme="minorHAnsi" w:cstheme="minorHAnsi"/>
+            <w:noProof/>
+            <w:webHidden/>
+          </w:rPr>
+          <w:instrText xml:space="preserve"> PAGEREF _Toc241096970 \h </w:instrText>
+        </w:r>
+        <w:r>
+          <w:rPr>
+            <w:rFonts w:asciiTheme="minorHAnsi" w:hAnsiTheme="minorHAnsi" w:cstheme="minorHAnsi"/>
+            <w:noProof/>
+            <w:webHidden/>
+          </w:rPr>
+        </w:r>
+        <w:r>
+          <w:rPr>
+            <w:rFonts w:asciiTheme="minorHAnsi" w:hAnsiTheme="minorHAnsi" w:cstheme="minorHAnsi"/>
+            <w:noProof/>
+            <w:webHidden/>
+          </w:rPr>
+          <w:fldChar w:fldCharType="separate"/>
+        </w:r>
+        <w:r>
+          <w:rPr>
+            <w:rFonts w:asciiTheme="minorHAnsi" w:hAnsiTheme="minorHAnsi" w:cstheme="minorHAnsi"/>
+            <w:noProof/>
+            <w:webHidden/>
+          </w:rPr>
+          <w:t>35</w:t>
+        </w:r>
+        <w:r>
+          <w:rPr>
+            <w:rFonts w:asciiTheme="minorHAnsi" w:hAnsiTheme="minorHAnsi" w:cstheme="minorHAnsi"/>
+            <w:noProof/>
+            <w:webHidden/>
+          </w:rPr>
+          <w:fldChar w:fldCharType="end"/>
+        </w:r>
+      </w:hyperlink>
+    </w:p>
+    <w:p>
+      <w:pPr>
+        <w:pStyle w:val="TDC2"/>
+        <w:tabs>
+          <w:tab w:val="right" w:leader="dot" w:pos="8494"/>
+        </w:tabs>
+        <w:rPr>
+          <w:rFonts w:asciiTheme="minorHAnsi" w:eastAsiaTheme="minorEastAsia" w:hAnsiTheme="minorHAnsi" w:cstheme="minorHAnsi"/>
+          <w:noProof/>
+          <w:kern w:val="0"/>
+          <w:lang w:val="es-PE" w:eastAsia="es-PE"/>
+          <w14:ligatures w14:val="none"/>
+        </w:rPr>
+      </w:pPr>
+      <w:hyperlink w:anchor="_Toc241096971" w:history="1">
+        <w:r>
+          <w:rPr>
+            <w:rStyle w:val="Hipervnculo"/>
+            <w:rFonts w:asciiTheme="minorHAnsi" w:hAnsiTheme="minorHAnsi" w:cstheme="minorHAnsi"/>
+            <w:noProof/>
+          </w:rPr>
+          <w:t>6.6 Verificación de funcionalidad y completitud</w:t>
+        </w:r>
+        <w:r>
+          <w:rPr>
+            <w:rFonts w:asciiTheme="minorHAnsi" w:hAnsiTheme="minorHAnsi" w:cstheme="minorHAnsi"/>
+            <w:noProof/>
+            <w:webHidden/>
+          </w:rPr>
+          <w:tab/>
+        </w:r>
+        <w:r>
+          <w:rPr>
+            <w:rFonts w:asciiTheme="minorHAnsi" w:hAnsiTheme="minorHAnsi" w:cstheme="minorHAnsi"/>
+            <w:noProof/>
+            <w:webHidden/>
+          </w:rPr>
+          <w:fldChar w:fldCharType="begin"/>
+        </w:r>
+        <w:r>
+          <w:rPr>
+            <w:rFonts w:asciiTheme="minorHAnsi" w:hAnsiTheme="minorHAnsi" w:cstheme="minorHAnsi"/>
+            <w:noProof/>
+            <w:webHidden/>
+          </w:rPr>
+          <w:instrText xml:space="preserve"> PAGEREF _Toc241096971 \h </w:instrText>
+        </w:r>
+        <w:r>
+          <w:rPr>
+            <w:rFonts w:asciiTheme="minorHAnsi" w:hAnsiTheme="minorHAnsi" w:cstheme="minorHAnsi"/>
+            <w:noProof/>
+            <w:webHidden/>
+          </w:rPr>
+        </w:r>
+        <w:r>
+          <w:rPr>
+            <w:rFonts w:asciiTheme="minorHAnsi" w:hAnsiTheme="minorHAnsi" w:cstheme="minorHAnsi"/>
+            <w:noProof/>
+            <w:webHidden/>
+          </w:rPr>
+          <w:fldChar w:fldCharType="separate"/>
+        </w:r>
+        <w:r>
+          <w:rPr>
+            <w:rFonts w:asciiTheme="minorHAnsi" w:hAnsiTheme="minorHAnsi" w:cstheme="minorHAnsi"/>
+            <w:noProof/>
+            <w:webHidden/>
+          </w:rPr>
+          <w:t>35</w:t>
+        </w:r>
+        <w:r>
+          <w:rPr>
+            <w:rFonts w:asciiTheme="minorHAnsi" w:hAnsiTheme="minorHAnsi" w:cstheme="minorHAnsi"/>
+            <w:noProof/>
+            <w:webHidden/>
+          </w:rPr>
+          <w:fldChar w:fldCharType="end"/>
+        </w:r>
+      </w:hyperlink>
+    </w:p>
+    <w:p>
+      <w:pPr>
+        <w:pStyle w:val="TDC1"/>
+        <w:rPr>
+          <w:rFonts w:asciiTheme="minorHAnsi" w:eastAsiaTheme="minorEastAsia" w:hAnsiTheme="minorHAnsi" w:cstheme="minorHAnsi"/>
+          <w:noProof/>
+          <w:kern w:val="0"/>
+          <w:lang w:val="es-PE" w:eastAsia="es-PE"/>
+          <w14:ligatures w14:val="none"/>
+        </w:rPr>
+      </w:pPr>
+      <w:hyperlink w:anchor="_Toc241096972" w:history="1">
+        <w:r>
+          <w:rPr>
+            <w:rStyle w:val="Hipervnculo"/>
+            <w:rFonts w:asciiTheme="minorHAnsi" w:hAnsiTheme="minorHAnsi" w:cstheme="minorHAnsi"/>
+            <w:noProof/>
+          </w:rPr>
+          <w:t>CAPÍTULO VII: CONCLUSIONES TÉCNICAS Y RECOMENDACIONES</w:t>
+        </w:r>
+        <w:r>
+          <w:rPr>
+            <w:rFonts w:asciiTheme="minorHAnsi" w:hAnsiTheme="minorHAnsi" w:cstheme="minorHAnsi"/>
+            <w:noProof/>
+            <w:webHidden/>
+          </w:rPr>
+          <w:tab/>
+        </w:r>
+        <w:r>
+          <w:rPr>
+            <w:rFonts w:asciiTheme="minorHAnsi" w:hAnsiTheme="minorHAnsi" w:cstheme="minorHAnsi"/>
+            <w:noProof/>
+            <w:webHidden/>
+          </w:rPr>
+          <w:fldChar w:fldCharType="begin"/>
+        </w:r>
+        <w:r>
+          <w:rPr>
+            <w:rFonts w:asciiTheme="minorHAnsi" w:hAnsiTheme="minorHAnsi" w:cstheme="minorHAnsi"/>
+            <w:noProof/>
+            <w:webHidden/>
+          </w:rPr>
+          <w:instrText xml:space="preserve"> PAGEREF _Toc241096972 \h </w:instrText>
+        </w:r>
+        <w:r>
+          <w:rPr>
+            <w:rFonts w:asciiTheme="minorHAnsi" w:hAnsiTheme="minorHAnsi" w:cstheme="minorHAnsi"/>
+            <w:noProof/>
+            <w:webHidden/>
+          </w:rPr>
+        </w:r>
+        <w:r>
+          <w:rPr>
+            <w:rFonts w:asciiTheme="minorHAnsi" w:hAnsiTheme="minorHAnsi" w:cstheme="minorHAnsi"/>
+            <w:noProof/>
+            <w:webHidden/>
+          </w:rPr>
+          <w:fldChar w:fldCharType="separate"/>
+        </w:r>
+        <w:r>
+          <w:rPr>
+            <w:rFonts w:asciiTheme="minorHAnsi" w:hAnsiTheme="minorHAnsi" w:cstheme="minorHAnsi"/>
+            <w:noProof/>
+            <w:webHidden/>
+          </w:rPr>
+          <w:t>36</w:t>
+        </w:r>
+        <w:r>
+          <w:rPr>
+            <w:rFonts w:asciiTheme="minorHAnsi" w:hAnsiTheme="minorHAnsi" w:cstheme="minorHAnsi"/>
+            <w:noProof/>
+            <w:webHidden/>
+          </w:rPr>
+          <w:fldChar w:fldCharType="end"/>
+        </w:r>
+      </w:hyperlink>
+    </w:p>
+    <w:p>
+      <w:pPr>
+        <w:pStyle w:val="TDC2"/>
+        <w:tabs>
+          <w:tab w:val="right" w:leader="dot" w:pos="8494"/>
+        </w:tabs>
+        <w:rPr>
+          <w:rFonts w:asciiTheme="minorHAnsi" w:eastAsiaTheme="minorEastAsia" w:hAnsiTheme="minorHAnsi" w:cstheme="minorHAnsi"/>
+          <w:noProof/>
+          <w:kern w:val="0"/>
+          <w:lang w:val="es-PE" w:eastAsia="es-PE"/>
+          <w14:ligatures w14:val="none"/>
+        </w:rPr>
+      </w:pPr>
+      <w:hyperlink w:anchor="_Toc241096973" w:history="1">
+        <w:r>
+          <w:rPr>
+            <w:rStyle w:val="Hipervnculo"/>
+            <w:rFonts w:asciiTheme="minorHAnsi" w:hAnsiTheme="minorHAnsi" w:cstheme="minorHAnsi"/>
+            <w:noProof/>
+          </w:rPr>
+          <w:t>7.1 Matriz objetivo-resultado-conclusión-recomendación</w:t>
+        </w:r>
+        <w:r>
+          <w:rPr>
+            <w:rFonts w:asciiTheme="minorHAnsi" w:hAnsiTheme="minorHAnsi" w:cstheme="minorHAnsi"/>
+            <w:noProof/>
+            <w:webHidden/>
+          </w:rPr>
+          <w:tab/>
+        </w:r>
+        <w:r>
+          <w:rPr>
+            <w:rFonts w:asciiTheme="minorHAnsi" w:hAnsiTheme="minorHAnsi" w:cstheme="minorHAnsi"/>
+            <w:noProof/>
+            <w:webHidden/>
+          </w:rPr>
+          <w:fldChar w:fldCharType="begin"/>
+        </w:r>
+        <w:r>
+          <w:rPr>
+            <w:rFonts w:asciiTheme="minorHAnsi" w:hAnsiTheme="minorHAnsi" w:cstheme="minorHAnsi"/>
+            <w:noProof/>
+            <w:webHidden/>
+          </w:rPr>
+          <w:instrText xml:space="preserve"> PAGEREF _Toc241096973 \h </w:instrText>
+        </w:r>
+        <w:r>
+          <w:rPr>
+            <w:rFonts w:asciiTheme="minorHAnsi" w:hAnsiTheme="minorHAnsi" w:cstheme="minorHAnsi"/>
+            <w:noProof/>
+            <w:webHidden/>
+          </w:rPr>
+        </w:r>
+        <w:r>
+          <w:rPr>
+            <w:rFonts w:asciiTheme="minorHAnsi" w:hAnsiTheme="minorHAnsi" w:cstheme="minorHAnsi"/>
+            <w:noProof/>
+            <w:webHidden/>
+          </w:rPr>
+          <w:fldChar w:fldCharType="separate"/>
+        </w:r>
+        <w:r>
+          <w:rPr>
+            <w:rFonts w:asciiTheme="minorHAnsi" w:hAnsiTheme="minorHAnsi" w:cstheme="minorHAnsi"/>
+            <w:noProof/>
+            <w:webHidden/>
+          </w:rPr>
+          <w:t>36</w:t>
+        </w:r>
+        <w:r>
+          <w:rPr>
+            <w:rFonts w:asciiTheme="minorHAnsi" w:hAnsiTheme="minorHAnsi" w:cstheme="minorHAnsi"/>
+            <w:noProof/>
+            <w:webHidden/>
+          </w:rPr>
+          <w:fldChar w:fldCharType="end"/>
+        </w:r>
+      </w:hyperlink>
+    </w:p>
+    <w:p>
+      <w:pPr>
+        <w:pStyle w:val="TDC2"/>
+        <w:tabs>
+          <w:tab w:val="right" w:leader="dot" w:pos="8494"/>
+        </w:tabs>
+        <w:rPr>
+          <w:rFonts w:asciiTheme="minorHAnsi" w:eastAsiaTheme="minorEastAsia" w:hAnsiTheme="minorHAnsi" w:cstheme="minorHAnsi"/>
+          <w:noProof/>
+          <w:kern w:val="0"/>
+          <w:lang w:val="es-PE" w:eastAsia="es-PE"/>
+          <w14:ligatures w14:val="none"/>
+        </w:rPr>
+      </w:pPr>
+      <w:hyperlink w:anchor="_Toc241096974" w:history="1">
+        <w:r>
+          <w:rPr>
+            <w:rStyle w:val="Hipervnculo"/>
+            <w:rFonts w:asciiTheme="minorHAnsi" w:hAnsiTheme="minorHAnsi" w:cstheme="minorHAnsi"/>
+            <w:noProof/>
+          </w:rPr>
+          <w:t>7.2 Conclusiones técnicas</w:t>
+        </w:r>
+        <w:r>
+          <w:rPr>
+            <w:rFonts w:asciiTheme="minorHAnsi" w:hAnsiTheme="minorHAnsi" w:cstheme="minorHAnsi"/>
+            <w:noProof/>
+            <w:webHidden/>
+          </w:rPr>
+          <w:tab/>
+        </w:r>
+        <w:r>
+          <w:rPr>
+            <w:rFonts w:asciiTheme="minorHAnsi" w:hAnsiTheme="minorHAnsi" w:cstheme="minorHAnsi"/>
+            <w:noProof/>
+            <w:webHidden/>
+          </w:rPr>
+          <w:fldChar w:fldCharType="begin"/>
+        </w:r>
+        <w:r>
+          <w:rPr>
+            <w:rFonts w:asciiTheme="minorHAnsi" w:hAnsiTheme="minorHAnsi" w:cstheme="minorHAnsi"/>
+            <w:noProof/>
+            <w:webHidden/>
+          </w:rPr>
+          <w:instrText xml:space="preserve"> PAGEREF _Toc241096974 \h </w:instrText>
+        </w:r>
+        <w:r>
+          <w:rPr>
+            <w:rFonts w:asciiTheme="minorHAnsi" w:hAnsiTheme="minorHAnsi" w:cstheme="minorHAnsi"/>
+            <w:noProof/>
+            <w:webHidden/>
+          </w:rPr>
+        </w:r>
+        <w:r>
+          <w:rPr>
+            <w:rFonts w:asciiTheme="minorHAnsi" w:hAnsiTheme="minorHAnsi" w:cstheme="minorHAnsi"/>
+            <w:noProof/>
+            <w:webHidden/>
+          </w:rPr>
+          <w:fldChar w:fldCharType="separate"/>
+        </w:r>
+        <w:r>
+          <w:rPr>
+            <w:rFonts w:asciiTheme="minorHAnsi" w:hAnsiTheme="minorHAnsi" w:cstheme="minorHAnsi"/>
+            <w:noProof/>
+            <w:webHidden/>
+          </w:rPr>
+          <w:t>36</w:t>
+        </w:r>
+        <w:r>
+          <w:rPr>
+            <w:rFonts w:asciiTheme="minorHAnsi" w:hAnsiTheme="minorHAnsi" w:cstheme="minorHAnsi"/>
+            <w:noProof/>
+            <w:webHidden/>
+          </w:rPr>
+          <w:fldChar w:fldCharType="end"/>
+        </w:r>
+      </w:hyperlink>
+    </w:p>
+    <w:p>
+      <w:pPr>
+        <w:pStyle w:val="TDC2"/>
+        <w:tabs>
+          <w:tab w:val="right" w:leader="dot" w:pos="8494"/>
+        </w:tabs>
+        <w:rPr>
+          <w:rFonts w:asciiTheme="minorHAnsi" w:eastAsiaTheme="minorEastAsia" w:hAnsiTheme="minorHAnsi" w:cstheme="minorHAnsi"/>
+          <w:noProof/>
+          <w:kern w:val="0"/>
+          <w:lang w:val="es-PE" w:eastAsia="es-PE"/>
+          <w14:ligatures w14:val="none"/>
+        </w:rPr>
+      </w:pPr>
+      <w:hyperlink w:anchor="_Toc241096975" w:history="1">
+        <w:r>
+          <w:rPr>
+            <w:rStyle w:val="Hipervnculo"/>
+            <w:rFonts w:asciiTheme="minorHAnsi" w:hAnsiTheme="minorHAnsi" w:cstheme="minorHAnsi"/>
+            <w:noProof/>
+          </w:rPr>
+          <w:t>7.3 Recomendaciones</w:t>
+        </w:r>
+        <w:r>
+          <w:rPr>
+            <w:rFonts w:asciiTheme="minorHAnsi" w:hAnsiTheme="minorHAnsi" w:cstheme="minorHAnsi"/>
+            <w:noProof/>
+            <w:webHidden/>
+          </w:rPr>
+          <w:tab/>
+        </w:r>
+        <w:r>
+          <w:rPr>
+            <w:rFonts w:asciiTheme="minorHAnsi" w:hAnsiTheme="minorHAnsi" w:cstheme="minorHAnsi"/>
+            <w:noProof/>
+            <w:webHidden/>
+          </w:rPr>
+          <w:fldChar w:fldCharType="begin"/>
+        </w:r>
+        <w:r>
+          <w:rPr>
+            <w:rFonts w:asciiTheme="minorHAnsi" w:hAnsiTheme="minorHAnsi" w:cstheme="minorHAnsi"/>
+            <w:noProof/>
+            <w:webHidden/>
+          </w:rPr>
+          <w:instrText xml:space="preserve"> PAGEREF _Toc241096975 \h </w:instrText>
+        </w:r>
+        <w:r>
+          <w:rPr>
+            <w:rFonts w:asciiTheme="minorHAnsi" w:hAnsiTheme="minorHAnsi" w:cstheme="minorHAnsi"/>
+            <w:noProof/>
+            <w:webHidden/>
+          </w:rPr>
+        </w:r>
+        <w:r>
+          <w:rPr>
+            <w:rFonts w:asciiTheme="minorHAnsi" w:hAnsiTheme="minorHAnsi" w:cstheme="minorHAnsi"/>
+            <w:noProof/>
+            <w:webHidden/>
+          </w:rPr>
+          <w:fldChar w:fldCharType="separate"/>
+        </w:r>
+        <w:r>
+          <w:rPr>
+            <w:rFonts w:asciiTheme="minorHAnsi" w:hAnsiTheme="minorHAnsi" w:cstheme="minorHAnsi"/>
+            <w:noProof/>
+            <w:webHidden/>
+          </w:rPr>
+          <w:t>36</w:t>
+        </w:r>
+        <w:r>
+          <w:rPr>
+            <w:rFonts w:asciiTheme="minorHAnsi" w:hAnsiTheme="minorHAnsi" w:cstheme="minorHAnsi"/>
+            <w:noProof/>
+            <w:webHidden/>
+          </w:rPr>
+          <w:fldChar w:fldCharType="end"/>
+        </w:r>
+      </w:hyperlink>
+    </w:p>
+    <w:p>
+      <w:pPr>
+        <w:pStyle w:val="TDC1"/>
+        <w:rPr>
+          <w:rFonts w:asciiTheme="minorHAnsi" w:eastAsiaTheme="minorEastAsia" w:hAnsiTheme="minorHAnsi" w:cstheme="minorHAnsi"/>
+          <w:noProof/>
+          <w:kern w:val="0"/>
+          <w:lang w:val="es-PE" w:eastAsia="es-PE"/>
+          <w14:ligatures w14:val="none"/>
+        </w:rPr>
+      </w:pPr>
+      <w:hyperlink w:anchor="_Toc241096976" w:history="1">
+        <w:r>
+          <w:rPr>
+            <w:rStyle w:val="Hipervnculo"/>
+            <w:rFonts w:asciiTheme="minorHAnsi" w:hAnsiTheme="minorHAnsi" w:cstheme="minorHAnsi"/>
+            <w:noProof/>
+          </w:rPr>
+          <w:t>CAPÍTULO VIII: RESPONSABILIDAD ÉTICA Y PROFESIONAL</w:t>
+        </w:r>
+        <w:r>
+          <w:rPr>
+            <w:rFonts w:asciiTheme="minorHAnsi" w:hAnsiTheme="minorHAnsi" w:cstheme="minorHAnsi"/>
+            <w:noProof/>
+            <w:webHidden/>
+          </w:rPr>
+          <w:tab/>
+        </w:r>
+        <w:r>
+          <w:rPr>
+            <w:rFonts w:asciiTheme="minorHAnsi" w:hAnsiTheme="minorHAnsi" w:cstheme="minorHAnsi"/>
+            <w:noProof/>
+            <w:webHidden/>
+          </w:rPr>
+          <w:fldChar w:fldCharType="begin"/>
+        </w:r>
+        <w:r>
+          <w:rPr>
+            <w:rFonts w:asciiTheme="minorHAnsi" w:hAnsiTheme="minorHAnsi" w:cstheme="minorHAnsi"/>
+            <w:noProof/>
+            <w:webHidden/>
+          </w:rPr>
+          <w:instrText xml:space="preserve"> PAGEREF _Toc241096976 \h </w:instrText>
+        </w:r>
+        <w:r>
+          <w:rPr>
+            <w:rFonts w:asciiTheme="minorHAnsi" w:hAnsiTheme="minorHAnsi" w:cstheme="minorHAnsi"/>
+            <w:noProof/>
+            <w:webHidden/>
+          </w:rPr>
+        </w:r>
+        <w:r>
+          <w:rPr>
+            <w:rFonts w:asciiTheme="minorHAnsi" w:hAnsiTheme="minorHAnsi" w:cstheme="minorHAnsi"/>
+            <w:noProof/>
+            <w:webHidden/>
+          </w:rPr>
+          <w:fldChar w:fldCharType="separate"/>
+        </w:r>
+        <w:r>
+          <w:rPr>
+            <w:rFonts w:asciiTheme="minorHAnsi" w:hAnsiTheme="minorHAnsi" w:cstheme="minorHAnsi"/>
+            <w:noProof/>
+            <w:webHidden/>
+          </w:rPr>
+          <w:t>37</w:t>
+        </w:r>
+        <w:r>
+          <w:rPr>
+            <w:rFonts w:asciiTheme="minorHAnsi" w:hAnsiTheme="minorHAnsi" w:cstheme="minorHAnsi"/>
+            <w:noProof/>
+            <w:webHidden/>
+          </w:rPr>
+          <w:fldChar w:fldCharType="end"/>
+        </w:r>
+      </w:hyperlink>
+    </w:p>
+    <w:p>
+      <w:pPr>
+        <w:pStyle w:val="TDC2"/>
+        <w:tabs>
+          <w:tab w:val="right" w:leader="dot" w:pos="8494"/>
+        </w:tabs>
+        <w:rPr>
+          <w:rFonts w:asciiTheme="minorHAnsi" w:eastAsiaTheme="minorEastAsia" w:hAnsiTheme="minorHAnsi" w:cstheme="minorHAnsi"/>
+          <w:noProof/>
+          <w:kern w:val="0"/>
+          <w:lang w:val="es-PE" w:eastAsia="es-PE"/>
+          <w14:ligatures w14:val="none"/>
+        </w:rPr>
+      </w:pPr>
+      <w:hyperlink w:anchor="_Toc241096977" w:history="1">
+        <w:r>
+          <w:rPr>
+            <w:rStyle w:val="Hipervnculo"/>
+            <w:rFonts w:asciiTheme="minorHAnsi" w:hAnsiTheme="minorHAnsi" w:cstheme="minorHAnsi"/>
+            <w:noProof/>
+          </w:rPr>
+          <w:t>8.1 Tratamiento ético, legal y seguro de los datos</w:t>
+        </w:r>
+        <w:r>
+          <w:rPr>
+            <w:rFonts w:asciiTheme="minorHAnsi" w:hAnsiTheme="minorHAnsi" w:cstheme="minorHAnsi"/>
+            <w:noProof/>
+            <w:webHidden/>
+          </w:rPr>
+          <w:tab/>
+        </w:r>
+        <w:r>
+          <w:rPr>
+            <w:rFonts w:asciiTheme="minorHAnsi" w:hAnsiTheme="minorHAnsi" w:cstheme="minorHAnsi"/>
+            <w:noProof/>
+            <w:webHidden/>
+          </w:rPr>
+          <w:fldChar w:fldCharType="begin"/>
+        </w:r>
+        <w:r>
+          <w:rPr>
+            <w:rFonts w:asciiTheme="minorHAnsi" w:hAnsiTheme="minorHAnsi" w:cstheme="minorHAnsi"/>
+            <w:noProof/>
+            <w:webHidden/>
+          </w:rPr>
+          <w:instrText xml:space="preserve"> PAGEREF _Toc241096977 \h </w:instrText>
+        </w:r>
+        <w:r>
+          <w:rPr>
+            <w:rFonts w:asciiTheme="minorHAnsi" w:hAnsiTheme="minorHAnsi" w:cstheme="minorHAnsi"/>
+            <w:noProof/>
+            <w:webHidden/>
+          </w:rPr>
+        </w:r>
+        <w:r>
+          <w:rPr>
+            <w:rFonts w:asciiTheme="minorHAnsi" w:hAnsiTheme="minorHAnsi" w:cstheme="minorHAnsi"/>
+            <w:noProof/>
+            <w:webHidden/>
+          </w:rPr>
+          <w:fldChar w:fldCharType="separate"/>
+        </w:r>
+        <w:r>
+          <w:rPr>
+            <w:rFonts w:asciiTheme="minorHAnsi" w:hAnsiTheme="minorHAnsi" w:cstheme="minorHAnsi"/>
+            <w:noProof/>
+            <w:webHidden/>
+          </w:rPr>
+          <w:t>37</w:t>
+        </w:r>
+        <w:r>
+          <w:rPr>
+            <w:rFonts w:asciiTheme="minorHAnsi" w:hAnsiTheme="minorHAnsi" w:cstheme="minorHAnsi"/>
+            <w:noProof/>
+            <w:webHidden/>
+          </w:rPr>
+          <w:fldChar w:fldCharType="end"/>
+        </w:r>
+      </w:hyperlink>
+    </w:p>
+    <w:p>
+      <w:pPr>
+        <w:pStyle w:val="TDC2"/>
+        <w:tabs>
+          <w:tab w:val="right" w:leader="dot" w:pos="8494"/>
+        </w:tabs>
+        <w:rPr>
+          <w:rFonts w:asciiTheme="minorHAnsi" w:eastAsiaTheme="minorEastAsia" w:hAnsiTheme="minorHAnsi" w:cstheme="minorHAnsi"/>
+          <w:noProof/>
+          <w:kern w:val="0"/>
+          <w:lang w:val="es-PE" w:eastAsia="es-PE"/>
+          <w14:ligatures w14:val="none"/>
+        </w:rPr>
+      </w:pPr>
+      <w:hyperlink w:anchor="_Toc241096978" w:history="1">
+        <w:r>
+          <w:rPr>
+            <w:rStyle w:val="Hipervnculo"/>
+            <w:rFonts w:asciiTheme="minorHAnsi" w:hAnsiTheme="minorHAnsi" w:cstheme="minorHAnsi"/>
+            <w:noProof/>
+          </w:rPr>
+          <w:t>8.2 Impactos de las soluciones</w:t>
+        </w:r>
+        <w:r>
+          <w:rPr>
+            <w:rFonts w:asciiTheme="minorHAnsi" w:hAnsiTheme="minorHAnsi" w:cstheme="minorHAnsi"/>
+            <w:noProof/>
+            <w:webHidden/>
+          </w:rPr>
+          <w:tab/>
+        </w:r>
+        <w:r>
+          <w:rPr>
+            <w:rFonts w:asciiTheme="minorHAnsi" w:hAnsiTheme="minorHAnsi" w:cstheme="minorHAnsi"/>
+            <w:noProof/>
+            <w:webHidden/>
+          </w:rPr>
+          <w:fldChar w:fldCharType="begin"/>
+        </w:r>
+        <w:r>
+          <w:rPr>
+            <w:rFonts w:asciiTheme="minorHAnsi" w:hAnsiTheme="minorHAnsi" w:cstheme="minorHAnsi"/>
+            <w:noProof/>
+            <w:webHidden/>
+          </w:rPr>
+          <w:instrText xml:space="preserve"> PAGEREF _Toc241096978 \h </w:instrText>
+        </w:r>
+        <w:r>
+          <w:rPr>
+            <w:rFonts w:asciiTheme="minorHAnsi" w:hAnsiTheme="minorHAnsi" w:cstheme="minorHAnsi"/>
+            <w:noProof/>
+            <w:webHidden/>
+          </w:rPr>
+        </w:r>
+        <w:r>
+          <w:rPr>
+            <w:rFonts w:asciiTheme="minorHAnsi" w:hAnsiTheme="minorHAnsi" w:cstheme="minorHAnsi"/>
+            <w:noProof/>
+            <w:webHidden/>
+          </w:rPr>
+          <w:fldChar w:fldCharType="separate"/>
+        </w:r>
+        <w:r>
+          <w:rPr>
+            <w:rFonts w:asciiTheme="minorHAnsi" w:hAnsiTheme="minorHAnsi" w:cstheme="minorHAnsi"/>
+            <w:noProof/>
+            <w:webHidden/>
+          </w:rPr>
+          <w:t>37</w:t>
+        </w:r>
+        <w:r>
+          <w:rPr>
+            <w:rFonts w:asciiTheme="minorHAnsi" w:hAnsiTheme="minorHAnsi" w:cstheme="minorHAnsi"/>
+            <w:noProof/>
+            <w:webHidden/>
+          </w:rPr>
+          <w:fldChar w:fldCharType="end"/>
+        </w:r>
+      </w:hyperlink>
+    </w:p>
+    <w:p>
+      <w:pPr>
+        <w:pStyle w:val="TDC2"/>
+        <w:tabs>
+          <w:tab w:val="right" w:leader="dot" w:pos="8494"/>
+        </w:tabs>
+        <w:rPr>
+          <w:rFonts w:asciiTheme="minorHAnsi" w:eastAsiaTheme="minorEastAsia" w:hAnsiTheme="minorHAnsi" w:cstheme="minorHAnsi"/>
+          <w:noProof/>
+          <w:kern w:val="0"/>
+          <w:lang w:val="es-PE" w:eastAsia="es-PE"/>
+          <w14:ligatures w14:val="none"/>
+        </w:rPr>
+      </w:pPr>
+      <w:hyperlink w:anchor="_Toc241096979" w:history="1">
+        <w:r>
+          <w:rPr>
+            <w:rStyle w:val="Hipervnculo"/>
+            <w:rFonts w:asciiTheme="minorHAnsi" w:hAnsiTheme="minorHAnsi" w:cstheme="minorHAnsi"/>
+            <w:noProof/>
+          </w:rPr>
+          <w:t>8.3 Compromiso profesional</w:t>
+        </w:r>
+        <w:r>
+          <w:rPr>
+            <w:rFonts w:asciiTheme="minorHAnsi" w:hAnsiTheme="minorHAnsi" w:cstheme="minorHAnsi"/>
+            <w:noProof/>
+            <w:webHidden/>
+          </w:rPr>
+          <w:tab/>
+        </w:r>
+        <w:r>
+          <w:rPr>
+            <w:rFonts w:asciiTheme="minorHAnsi" w:hAnsiTheme="minorHAnsi" w:cstheme="minorHAnsi"/>
+            <w:noProof/>
+            <w:webHidden/>
+          </w:rPr>
+          <w:fldChar w:fldCharType="begin"/>
+        </w:r>
+        <w:r>
+          <w:rPr>
+            <w:rFonts w:asciiTheme="minorHAnsi" w:hAnsiTheme="minorHAnsi" w:cstheme="minorHAnsi"/>
+            <w:noProof/>
+            <w:webHidden/>
+          </w:rPr>
+          <w:instrText xml:space="preserve"> PAGEREF _Toc241096979 \h </w:instrText>
+        </w:r>
+        <w:r>
+          <w:rPr>
+            <w:rFonts w:asciiTheme="minorHAnsi" w:hAnsiTheme="minorHAnsi" w:cstheme="minorHAnsi"/>
+            <w:noProof/>
+            <w:webHidden/>
+          </w:rPr>
+        </w:r>
+        <w:r>
+          <w:rPr>
+            <w:rFonts w:asciiTheme="minorHAnsi" w:hAnsiTheme="minorHAnsi" w:cstheme="minorHAnsi"/>
+            <w:noProof/>
+            <w:webHidden/>
+          </w:rPr>
+          <w:fldChar w:fldCharType="separate"/>
+        </w:r>
+        <w:r>
+          <w:rPr>
+            <w:rFonts w:asciiTheme="minorHAnsi" w:hAnsiTheme="minorHAnsi" w:cstheme="minorHAnsi"/>
+            <w:noProof/>
+            <w:webHidden/>
+          </w:rPr>
+          <w:t>37</w:t>
+        </w:r>
+        <w:r>
+          <w:rPr>
+            <w:rFonts w:asciiTheme="minorHAnsi" w:hAnsiTheme="minorHAnsi" w:cstheme="minorHAnsi"/>
+            <w:noProof/>
+            <w:webHidden/>
+          </w:rPr>
+          <w:fldChar w:fldCharType="end"/>
+        </w:r>
+      </w:hyperlink>
+    </w:p>
+    <w:p>
+      <w:pPr>
+        <w:pStyle w:val="TDC1"/>
+        <w:rPr>
+          <w:rFonts w:asciiTheme="minorHAnsi" w:eastAsiaTheme="minorEastAsia" w:hAnsiTheme="minorHAnsi" w:cstheme="minorHAnsi"/>
+          <w:noProof/>
+          <w:kern w:val="0"/>
+          <w:lang w:val="es-PE" w:eastAsia="es-PE"/>
+          <w14:ligatures w14:val="none"/>
+        </w:rPr>
+      </w:pPr>
+      <w:hyperlink w:anchor="_Toc241096980" w:history="1">
+        <w:r>
+          <w:rPr>
+            <w:rStyle w:val="Hipervnculo"/>
+            <w:rFonts w:asciiTheme="minorHAnsi" w:hAnsiTheme="minorHAnsi" w:cstheme="minorHAnsi"/>
+            <w:noProof/>
+          </w:rPr>
+          <w:t>REFERENCIAS BIBLIOGRÁFICAS</w:t>
+        </w:r>
+        <w:r>
+          <w:rPr>
+            <w:rFonts w:asciiTheme="minorHAnsi" w:hAnsiTheme="minorHAnsi" w:cstheme="minorHAnsi"/>
+            <w:noProof/>
+            <w:webHidden/>
+          </w:rPr>
+          <w:tab/>
+        </w:r>
+        <w:r>
+          <w:rPr>
+            <w:rFonts w:asciiTheme="minorHAnsi" w:hAnsiTheme="minorHAnsi" w:cstheme="minorHAnsi"/>
+            <w:noProof/>
+            <w:webHidden/>
+          </w:rPr>
+          <w:fldChar w:fldCharType="begin"/>
+        </w:r>
+        <w:r>
+          <w:rPr>
+            <w:rFonts w:asciiTheme="minorHAnsi" w:hAnsiTheme="minorHAnsi" w:cstheme="minorHAnsi"/>
+            <w:noProof/>
+            <w:webHidden/>
+          </w:rPr>
+          <w:instrText xml:space="preserve"> PAGEREF _Toc241096980 \h </w:instrText>
+        </w:r>
+        <w:r>
+          <w:rPr>
+            <w:rFonts w:asciiTheme="minorHAnsi" w:hAnsiTheme="minorHAnsi" w:cstheme="minorHAnsi"/>
+            <w:noProof/>
+            <w:webHidden/>
+          </w:rPr>
+        </w:r>
+        <w:r>
+          <w:rPr>
+            <w:rFonts w:asciiTheme="minorHAnsi" w:hAnsiTheme="minorHAnsi" w:cstheme="minorHAnsi"/>
+            <w:noProof/>
+            <w:webHidden/>
+          </w:rPr>
+          <w:fldChar w:fldCharType="separate"/>
+        </w:r>
+        <w:r>
+          <w:rPr>
+            <w:rFonts w:asciiTheme="minorHAnsi" w:hAnsiTheme="minorHAnsi" w:cstheme="minorHAnsi"/>
+            <w:noProof/>
+            <w:webHidden/>
+          </w:rPr>
+          <w:t>38</w:t>
+        </w:r>
+        <w:r>
+          <w:rPr>
+            <w:rFonts w:asciiTheme="minorHAnsi" w:hAnsiTheme="minorHAnsi" w:cstheme="minorHAnsi"/>
+            <w:noProof/>
+            <w:webHidden/>
+          </w:rPr>
+          <w:fldChar w:fldCharType="end"/>
+        </w:r>
+      </w:hyperlink>
+    </w:p>
+    <w:p>
+      <w:pPr>
+        <w:pStyle w:val="TDC1"/>
+        <w:rPr>
+          <w:rFonts w:asciiTheme="minorHAnsi" w:eastAsiaTheme="minorEastAsia" w:hAnsiTheme="minorHAnsi" w:cstheme="minorHAnsi"/>
+          <w:noProof/>
+          <w:kern w:val="0"/>
+          <w:lang w:val="es-PE" w:eastAsia="es-PE"/>
+          <w14:ligatures w14:val="none"/>
+        </w:rPr>
+      </w:pPr>
+      <w:hyperlink w:anchor="_Toc241096981" w:history="1">
+        <w:r>
+          <w:rPr>
+            <w:rStyle w:val="Hipervnculo"/>
+            <w:rFonts w:asciiTheme="minorHAnsi" w:hAnsiTheme="minorHAnsi" w:cstheme="minorHAnsi"/>
+            <w:noProof/>
+          </w:rPr>
+          <w:t>ANEXOS Y MANIFIESTO DE EVIDENCIAS</w:t>
+        </w:r>
+        <w:r>
+          <w:rPr>
+            <w:rFonts w:asciiTheme="minorHAnsi" w:hAnsiTheme="minorHAnsi" w:cstheme="minorHAnsi"/>
+            <w:noProof/>
+            <w:webHidden/>
+          </w:rPr>
+          <w:tab/>
+        </w:r>
+        <w:r>
+          <w:rPr>
+            <w:rFonts w:asciiTheme="minorHAnsi" w:hAnsiTheme="minorHAnsi" w:cstheme="minorHAnsi"/>
+            <w:noProof/>
+            <w:webHidden/>
+          </w:rPr>
+          <w:fldChar w:fldCharType="begin"/>
+        </w:r>
+        <w:r>
+          <w:rPr>
+            <w:rFonts w:asciiTheme="minorHAnsi" w:hAnsiTheme="minorHAnsi" w:cstheme="minorHAnsi"/>
+            <w:noProof/>
+            <w:webHidden/>
+          </w:rPr>
+          <w:instrText xml:space="preserve"> PAGEREF _Toc241096981 \h </w:instrText>
+        </w:r>
+        <w:r>
+          <w:rPr>
+            <w:rFonts w:asciiTheme="minorHAnsi" w:hAnsiTheme="minorHAnsi" w:cstheme="minorHAnsi"/>
+            <w:noProof/>
+            <w:webHidden/>
+          </w:rPr>
+        </w:r>
+        <w:r>
+          <w:rPr>
+            <w:rFonts w:asciiTheme="minorHAnsi" w:hAnsiTheme="minorHAnsi" w:cstheme="minorHAnsi"/>
+            <w:noProof/>
+            <w:webHidden/>
+          </w:rPr>
+          <w:fldChar w:fldCharType="separate"/>
+        </w:r>
+        <w:r>
+          <w:rPr>
+            <w:rFonts w:asciiTheme="minorHAnsi" w:hAnsiTheme="minorHAnsi" w:cstheme="minorHAnsi"/>
+            <w:noProof/>
+            <w:webHidden/>
+          </w:rPr>
+          <w:t>40</w:t>
+        </w:r>
+        <w:r>
+          <w:rPr>
+            <w:rFonts w:asciiTheme="minorHAnsi" w:hAnsiTheme="minorHAnsi" w:cstheme="minorHAnsi"/>
+            <w:noProof/>
+            <w:webHidden/>
+          </w:rPr>
+          <w:fldChar w:fldCharType="end"/>
+        </w:r>
+      </w:hyperlink>
+    </w:p>
+    <w:p>
+      <w:pPr>
+        <w:pStyle w:val="TDC2"/>
+        <w:tabs>
+          <w:tab w:val="right" w:leader="dot" w:pos="8494"/>
+        </w:tabs>
+        <w:rPr>
+          <w:rFonts w:asciiTheme="minorHAnsi" w:eastAsiaTheme="minorEastAsia" w:hAnsiTheme="minorHAnsi" w:cstheme="minorHAnsi"/>
+          <w:noProof/>
+          <w:kern w:val="0"/>
+          <w:lang w:val="es-PE" w:eastAsia="es-PE"/>
+          <w14:ligatures w14:val="none"/>
+        </w:rPr>
+      </w:pPr>
+      <w:hyperlink w:anchor="_Toc241096982" w:history="1">
+        <w:r>
+          <w:rPr>
+            <w:rStyle w:val="Hipervnculo"/>
+            <w:rFonts w:asciiTheme="minorHAnsi" w:hAnsiTheme="minorHAnsi" w:cstheme="minorHAnsi"/>
+            <w:noProof/>
+          </w:rPr>
+          <w:t>Lista de anexos sugeridos</w:t>
+        </w:r>
+        <w:r>
+          <w:rPr>
+            <w:rFonts w:asciiTheme="minorHAnsi" w:hAnsiTheme="minorHAnsi" w:cstheme="minorHAnsi"/>
+            <w:noProof/>
+            <w:webHidden/>
+          </w:rPr>
+          <w:tab/>
+        </w:r>
+        <w:r>
+          <w:rPr>
+            <w:rFonts w:asciiTheme="minorHAnsi" w:hAnsiTheme="minorHAnsi" w:cstheme="minorHAnsi"/>
+            <w:noProof/>
+            <w:webHidden/>
+          </w:rPr>
+          <w:fldChar w:fldCharType="begin"/>
+        </w:r>
+        <w:r>
+          <w:rPr>
+            <w:rFonts w:asciiTheme="minorHAnsi" w:hAnsiTheme="minorHAnsi" w:cstheme="minorHAnsi"/>
+            <w:noProof/>
+            <w:webHidden/>
+          </w:rPr>
+          <w:instrText xml:space="preserve"> PAGEREF _Toc241096982 \h </w:instrText>
+        </w:r>
+        <w:r>
+          <w:rPr>
+            <w:rFonts w:asciiTheme="minorHAnsi" w:hAnsiTheme="minorHAnsi" w:cstheme="minorHAnsi"/>
+            <w:noProof/>
+            <w:webHidden/>
+          </w:rPr>
+        </w:r>
+        <w:r>
+          <w:rPr>
+            <w:rFonts w:asciiTheme="minorHAnsi" w:hAnsiTheme="minorHAnsi" w:cstheme="minorHAnsi"/>
+            <w:noProof/>
+            <w:webHidden/>
+          </w:rPr>
+          <w:fldChar w:fldCharType="separate"/>
+        </w:r>
+        <w:r>
+          <w:rPr>
+            <w:rFonts w:asciiTheme="minorHAnsi" w:hAnsiTheme="minorHAnsi" w:cstheme="minorHAnsi"/>
+            <w:noProof/>
+            <w:webHidden/>
+          </w:rPr>
+          <w:t>41</w:t>
+        </w:r>
+        <w:r>
+          <w:rPr>
+            <w:rFonts w:asciiTheme="minorHAnsi" w:hAnsiTheme="minorHAnsi" w:cstheme="minorHAnsi"/>
+            <w:noProof/>
+            <w:webHidden/>
+          </w:rPr>
+          <w:fldChar w:fldCharType="end"/>
+        </w:r>
+      </w:hyperlink>
+    </w:p>
+    <w:p>
+      <w:pPr>
+        <w:pStyle w:val="TDC2"/>
+        <w:tabs>
+          <w:tab w:val="right" w:leader="dot" w:pos="8494"/>
+        </w:tabs>
+        <w:rPr>
+          <w:rFonts w:asciiTheme="minorHAnsi" w:eastAsiaTheme="minorEastAsia" w:hAnsiTheme="minorHAnsi" w:cstheme="minorHAnsi"/>
+          <w:noProof/>
+          <w:kern w:val="0"/>
+          <w:lang w:val="es-PE" w:eastAsia="es-PE"/>
+          <w14:ligatures w14:val="none"/>
+        </w:rPr>
+      </w:pPr>
+      <w:hyperlink w:anchor="_Toc241096983" w:history="1">
+        <w:r>
+          <w:rPr>
+            <w:rStyle w:val="Hipervnculo"/>
+            <w:rFonts w:asciiTheme="minorHAnsi" w:hAnsiTheme="minorHAnsi" w:cstheme="minorHAnsi"/>
+            <w:noProof/>
+          </w:rPr>
+          <w:t>DECLARACIÓN DE USO RESPONSABLE DE INTELIGENCIA ARTIFICIAL</w:t>
+        </w:r>
+        <w:r>
+          <w:rPr>
+            <w:rFonts w:asciiTheme="minorHAnsi" w:hAnsiTheme="minorHAnsi" w:cstheme="minorHAnsi"/>
+            <w:noProof/>
+            <w:webHidden/>
+          </w:rPr>
+          <w:tab/>
+        </w:r>
+        <w:r>
+          <w:rPr>
+            <w:rFonts w:asciiTheme="minorHAnsi" w:hAnsiTheme="minorHAnsi" w:cstheme="minorHAnsi"/>
+            <w:noProof/>
+            <w:webHidden/>
+          </w:rPr>
+          <w:fldChar w:fldCharType="begin"/>
+        </w:r>
+        <w:r>
+          <w:rPr>
+            <w:rFonts w:asciiTheme="minorHAnsi" w:hAnsiTheme="minorHAnsi" w:cstheme="minorHAnsi"/>
+            <w:noProof/>
+            <w:webHidden/>
+          </w:rPr>
+          <w:instrText xml:space="preserve"> PAGEREF _Toc241096983 \h </w:instrText>
+        </w:r>
+        <w:r>
+          <w:rPr>
+            <w:rFonts w:asciiTheme="minorHAnsi" w:hAnsiTheme="minorHAnsi" w:cstheme="minorHAnsi"/>
+            <w:noProof/>
+            <w:webHidden/>
+          </w:rPr>
+        </w:r>
+        <w:r>
+          <w:rPr>
+            <w:rFonts w:asciiTheme="minorHAnsi" w:hAnsiTheme="minorHAnsi" w:cstheme="minorHAnsi"/>
+            <w:noProof/>
+            <w:webHidden/>
+          </w:rPr>
+          <w:fldChar w:fldCharType="separate"/>
+        </w:r>
+        <w:r>
+          <w:rPr>
+            <w:rFonts w:asciiTheme="minorHAnsi" w:hAnsiTheme="minorHAnsi" w:cstheme="minorHAnsi"/>
+            <w:noProof/>
+            <w:webHidden/>
+          </w:rPr>
+          <w:t>42</w:t>
+        </w:r>
+        <w:r>
+          <w:rPr>
+            <w:rFonts w:asciiTheme="minorHAnsi" w:hAnsiTheme="minorHAnsi" w:cstheme="minorHAnsi"/>
+            <w:noProof/>
+            <w:webHidden/>
+          </w:rPr>
+          <w:fldChar w:fldCharType="end"/>
+        </w:r>
+      </w:hyperlink>
+    </w:p>
+    <w:p>
+      <w:pPr>
+        <w:rPr>
+          <w:lang w:val="es-PE"/>
+        </w:rPr>
+      </w:pPr>
+      <w:r>
+        <w:rPr>
+          <w:rFonts w:asciiTheme="minorHAnsi" w:hAnsiTheme="minorHAnsi" w:cstheme="minorHAnsi"/>
+          <w:lang w:val="es-PE"/>
+        </w:rPr>
+        <w:fldChar w:fldCharType="end"/>
+      </w:r>
+      <w:r>
+        <w:rPr>
+          <w:lang w:val="es-PE"/>
+        </w:rPr>
+        <w:br w:type="page"/>
+      </w:r>
+    </w:p>
+    <w:p>
+      <w:pPr>
+        <w:pStyle w:val="Titulo1"/>
+      </w:pPr>
+      <w:bookmarkStart w:id="4" w:name="_Toc241096901"/>
+      <w:r>
+        <w:lastRenderedPageBreak/>
+        <w:t>RESUMEN</w:t>
+      </w:r>
+      <w:bookmarkEnd w:id="4"/>
+    </w:p>
+    <w:p>
+      <w:pPr>
+        <w:rPr>
+          <w:lang w:val="es-PE"/>
+        </w:rPr>
+      </w:pPr>
+      <w:r>
+        <w:rPr>
+          <w:lang w:val="es-PE"/>
+        </w:rPr>
+        <w:t xml:space="preserve">El presente proyecto atiende las dificultades operativas y la falta de control en el inventario y las ventas de la empresa Cerámicas Vale, ocasionadas por el registro manual en cuadernos y libretas. Esta situación genera demoras en la atención al cliente, pérdida de datos e inconsistencias en el conteo de </w:t>
+      </w:r>
+      <w:r>
+        <w:rPr>
+          <w:lang w:val="es-PE"/>
+        </w:rPr>
+        <w:t>cajas,</w:t>
+      </w:r>
+      <w:r>
+        <w:rPr>
+          <w:lang w:val="es-PE"/>
+        </w:rPr>
+        <w:t xml:space="preserve"> así como merma operativa. Para resolverlo, se diseñó e implementó un sistema desarrollado en Java y conectado a una base de datos en Microsoft SQL Server, lo que permite registrar ventas, compras y actualizar el stock de productos de manera inmediata y segura. Asimismo, se integró una solución BI para generar reportes y que facilitan el seguimiento de los productos más vendidos y los ingresos del negocio. Para responder al crecimiento de la información, se implementó un componente orientado a Big Data enfocado en almacenar y consultar grandes volúmenes de registros históricos sin saturar la base de datos. La solución se evaluó mediante pruebas de rendimiento con tres volúmenes de datos distintos, midiendo los tiempos de respuesta y el uso de recursos. Los resultados demostraron que el sistema procesa las operaciones diarias rápidamente y que la estructura para grandes volúmenes mantiene consultas ágiles frente a cargas pesadas. En conclusión, la propuesta elimina los errores manuales, protege la información y brinda herramientas útiles para la toma de decisiones comerciales en la empresa.</w:t>
+      </w:r>
+    </w:p>
+    <w:p>
+      <w:pPr>
+        <w:rPr>
+          <w:lang w:val="es-PE"/>
+        </w:rPr>
+      </w:pPr>
+      <w:r>
+        <w:rPr>
+          <w:b/>
+          <w:lang w:val="es-PE"/>
+        </w:rPr>
+        <w:t>Palabras clave:</w:t>
+      </w:r>
+      <w:r>
+        <w:rPr>
+          <w:lang w:val="es-PE"/>
+        </w:rPr>
+        <w:t xml:space="preserve"> </w:t>
+      </w:r>
+      <w:r>
+        <w:rPr>
+          <w:lang w:val="es-PE"/>
+        </w:rPr>
+        <w:t>SQL Server, Java, Base de datos, Big Data, Procesamiento de datos.</w:t>
+      </w:r>
+    </w:p>
+    <w:p>
+      <w:pPr>
+        <w:pStyle w:val="Titulo1"/>
+        <w:rPr>
+          <w:lang w:val="en-GB"/>
+        </w:rPr>
+      </w:pPr>
+      <w:bookmarkStart w:id="5" w:name="_Toc241096902"/>
+      <w:r>
+        <w:rPr>
+          <w:lang w:val="en-GB"/>
+        </w:rPr>
+        <w:t>ABSTRACT</w:t>
+      </w:r>
+      <w:bookmarkEnd w:id="5"/>
+    </w:p>
+    <w:p>
+      <w:r>
+        <w:t xml:space="preserve">This project addresses the operational challenges and lack of control over inventory and sales at </w:t>
+      </w:r>
+      <w:proofErr w:type="spellStart"/>
+      <w:r>
+        <w:t>Cerámicas</w:t>
+      </w:r>
+      <w:proofErr w:type="spellEnd"/>
+      <w:r>
+        <w:t xml:space="preserve"> Vale, caused by manual record-keeping in notebooks and ledgers. This situation leads to delays in customer service, data loss, and inconsistencies in box counts, as well as operational inefficiencies. To resolve this, a system was designed and implemented using Java and connected to a Microsoft SQL Server database, enabling the immediate and secure recording of sales and purchases, as well as the updating of product inventory. Additionally, a BI solution was integrated to generate reports that facilitate tracking of best-selling products and business revenue. To address the growing volume of data, a Big Data-oriented component was implemented, designed to store and query large volumes of historical records without overloading the database. The solution was evaluated through performance tests using three different data volumes, measuring response times and resource usage. The results demonstrated that the system processes daily operations quickly and that the high-volume architecture maintains fast query performance even under heavy loads. In conclusion, the solution eliminates manual errors, protects information, and provides useful tools for business decision-making within the company.</w:t>
+      </w:r>
+    </w:p>
+    <w:p>
+      <w:pPr>
+        <w:rPr>
+          <w:lang w:val="en-GB"/>
+        </w:rPr>
+      </w:pPr>
+      <w:r>
+        <w:rPr>
+          <w:b/>
+          <w:lang w:val="en-GB"/>
+        </w:rPr>
+        <w:lastRenderedPageBreak/>
+        <w:t>Keywords:</w:t>
+      </w:r>
+      <w:r>
+        <w:rPr>
+          <w:lang w:val="en-GB"/>
+        </w:rPr>
+        <w:t xml:space="preserve"> </w:t>
+      </w:r>
+      <w:r>
+        <w:rPr>
+          <w:lang w:val="en-GB"/>
+        </w:rPr>
+        <w:t>SQL Server, Java, Database, Big Data, Data Processing</w:t>
+      </w:r>
+    </w:p>
+    <w:p>
+      <w:pPr>
+        <w:pStyle w:val="Titulo1"/>
+        <w:pageBreakBefore/>
+      </w:pPr>
+      <w:bookmarkStart w:id="6" w:name="_Toc241096903"/>
+      <w:r>
+        <w:lastRenderedPageBreak/>
+        <w:t>CAPÍTULO I: CONTEXTO, PROBLEMA Y OBJETIVOS</w:t>
+      </w:r>
+      <w:bookmarkEnd w:id="6"/>
+    </w:p>
+    <w:p>
+      <w:pPr>
+        <w:pStyle w:val="Titulo2"/>
+      </w:pPr>
+      <w:bookmarkStart w:id="7" w:name="_Toc241096904"/>
+      <w:r>
+        <w:t>1.1 Contexto y necesidad empresarial</w:t>
+      </w:r>
+      <w:bookmarkEnd w:id="7"/>
+    </w:p>
+    <w:p>
+      <w:pPr>
         <w:spacing w:after="100"/>
         <w:ind w:left="259" w:right="144"/>
         <w:rPr>
-          <w:lang w:val="es-PE"/>
-        </w:rPr>
-      </w:pPr>
-      <w:r>
-        <w:rPr>
-          <w:i/>
-          <w:color w:val="5B6573"/>
-          <w:sz w:val="19"/>
-          <w:lang w:val="es-PE"/>
-        </w:rPr>
-        <w:t>Actualice el índice automático después de completar el informe. Incluya además los índices de tablas, figuras y anexos.</w:t>
+          <w:iCs/>
+          <w:lang w:val="es-PE"/>
+        </w:rPr>
+      </w:pPr>
+      <w:r>
+        <w:rPr>
+          <w:iCs/>
+          <w:lang w:val="es-PE"/>
+        </w:rPr>
+        <w:t>La empresa Cerámicas Vale es un negocio dedicado a la distribución y comercialización de acabados para la construcción, especializada en revestimientos cerámicos, mayólicas, porcelanatos y materiales de instalación. Su proceso operativo abarca procesos como la adquisición de mercadería a proveedores, la administración de inventario físico en almacén, la cotización en mostrador y la venta y despacho a maestros de obra, contratistas y clientes particulares. La organización se vio forzada a gestionar sus operaciones mediante anotaciones manuales en cuadernos y hojas de cálculo desarticuladas. En el sector de revestimientos, el inventario presenta una alta complejidad técnica debido a que los productos no solo se gestionan por unidades, sino por cajas, metrajes, calibres y, fundamentalmente, por lotes y tonalidades.  Actualmente, los principales usuarios administrador, encargado de almacén y cajero/vendedor carecen de visibilidad centralizada sobre las existencias. La toma de decisiones comerciales (fijación de precios, abastecimiento y descuentos) y logísticas (reposición de modelos) se ejecuta de forma empírica e intuitiva.</w:t>
+      </w:r>
+      <w:r>
+        <w:rPr>
+          <w:iCs/>
+          <w:lang w:val="es-PE"/>
+        </w:rPr>
+        <w:t xml:space="preserve"> Ante esta situación, surge la necesidad de implementar un sistema gesto de base de datos en Microsoft SQL Server, conectado a Java para garantizar la integridad operativa diaria, complementado con soluciones </w:t>
+      </w:r>
+      <w:r>
+        <w:rPr>
+          <w:iCs/>
+          <w:lang w:val="es-PE"/>
+        </w:rPr>
+        <w:t xml:space="preserve">BI </w:t>
+      </w:r>
+      <w:r>
+        <w:rPr>
+          <w:iCs/>
+          <w:lang w:val="es-PE"/>
+        </w:rPr>
+        <w:t>(para la analítica táctica de ventas y rotación) y Big Data (para la ingesta escalable, análisis de patrones de consumo y procesamiento de series temporales de alta cardinalidad).</w:t>
       </w:r>
     </w:p>
     <w:p>
       <w:pPr>
-        <w:rPr>
-          <w:lang w:val="es-PE"/>
-        </w:rPr>
-      </w:pPr>
-      <w:r>
-        <w:fldChar w:fldCharType="begin"/>
-      </w:r>
-      <w:r>
-        <w:rPr>
-          <w:lang w:val="es-PE"/>
-        </w:rPr>
-        <w:instrText xml:space="preserve"> TOC \o "1-3" \h \z \u </w:instrText>
-      </w:r>
-      <w:r>
-        <w:fldChar w:fldCharType="separate"/>
-      </w:r>
-      <w:r>
-        <w:rPr>
-          <w:lang w:val="es-PE"/>
-        </w:rPr>
-        <w:t>Haga clic derecho y seleccione Actualizar campo para generar el índice.</w:t>
-      </w:r>
-      <w:r>
-        <w:fldChar w:fldCharType="end"/>
-      </w:r>
-    </w:p>
-    <w:p>
-      <w:pPr>
-        <w:rPr>
-          <w:lang w:val="es-PE"/>
-        </w:rPr>
-      </w:pPr>
-      <w:r>
-        <w:rPr>
-          <w:lang w:val="es-PE"/>
-        </w:rPr>
-        <w:br w:type="page"/>
-      </w:r>
-    </w:p>
-    <w:p>
-      <w:pPr>
-        <w:pStyle w:val="Titulo1"/>
-      </w:pPr>
-      <w:r>
-        <w:lastRenderedPageBreak/>
-        <w:t>RESUMEN</w:t>
-      </w:r>
-    </w:p>
-    <w:p>
-      <w:pPr>
-        <w:rPr>
-          <w:lang w:val="es-PE"/>
-        </w:rPr>
-      </w:pPr>
-      <w:r>
-        <w:rPr>
-          <w:lang w:val="es-PE"/>
-        </w:rPr>
-        <w:t xml:space="preserve">El presente proyecto atiende las dificultades operativas y la falta de control en el inventario y las ventas de la empresa Cerámicas Vale, ocasionadas por el registro manual en cuadernos y libretas. Esta situación genera demoras en la atención al cliente, pérdida de datos e inconsistencias en el conteo de </w:t>
-      </w:r>
-      <w:r>
-        <w:rPr>
-          <w:lang w:val="es-PE"/>
-        </w:rPr>
-        <w:t>cajas,</w:t>
-      </w:r>
-      <w:r>
-        <w:rPr>
-          <w:lang w:val="es-PE"/>
-        </w:rPr>
-        <w:t xml:space="preserve"> así como merma operativa. Para resolverlo, se diseñó e implementó un sistema desarrollado en Java y conectado a una base de datos en Microsoft SQL Server, lo que permite registrar ventas, compras y actualizar el stock de productos de manera inmediata y segura. Asimismo, se integró una solución BI para generar reportes y que facilitan el seguimiento de los productos más vendidos y los ingresos del negocio. Para responder al crecimiento de la información, se implementó un componente orientado a Big Data enfocado en almacenar y consultar grandes volúmenes de registros históricos sin saturar la base de datos. La solución se evaluó mediante pruebas de rendimiento con tres volúmenes de datos distintos, midiendo los tiempos de respuesta y el uso de recursos. Los resultados demostraron que el sistema procesa las operaciones diarias rápidamente y que la estructura para grandes volúmenes mantiene consultas ágiles frente a cargas pesadas. En conclusión, la propuesta elimina los errores manuales, protege la información y brinda herramientas útiles para la toma de decisiones comerciales en la empresa.</w:t>
-      </w:r>
-    </w:p>
-    <w:p>
-      <w:pPr>
-        <w:rPr>
-          <w:lang w:val="es-PE"/>
-        </w:rPr>
-      </w:pPr>
-      <w:r>
-        <w:rPr>
-          <w:b/>
-          <w:lang w:val="es-PE"/>
-        </w:rPr>
-        <w:t>Palabras clave:</w:t>
-      </w:r>
-      <w:r>
-        <w:rPr>
-          <w:lang w:val="es-PE"/>
-        </w:rPr>
-        <w:t xml:space="preserve"> </w:t>
-      </w:r>
-      <w:r>
-        <w:rPr>
-          <w:lang w:val="es-PE"/>
-        </w:rPr>
-        <w:t>SQL Server, Java, Base de datos, Big Data, Procesamiento de datos.</w:t>
-      </w:r>
-    </w:p>
-    <w:p>
-      <w:pPr>
-        <w:pStyle w:val="Titulo1"/>
-        <w:rPr>
-          <w:lang w:val="en-GB"/>
-        </w:rPr>
-      </w:pPr>
-      <w:r>
-        <w:rPr>
-          <w:lang w:val="en-GB"/>
-        </w:rPr>
-        <w:t>ABSTRACT</w:t>
-      </w:r>
-    </w:p>
-    <w:p>
-      <w:r>
-        <w:t xml:space="preserve">This project addresses the operational challenges and lack of control over inventory and sales at </w:t>
-      </w:r>
-      <w:proofErr w:type="spellStart"/>
-      <w:r>
-        <w:t>Cerámicas</w:t>
-      </w:r>
-      <w:proofErr w:type="spellEnd"/>
-      <w:r>
-        <w:t xml:space="preserve"> Vale, caused by manual record-keeping in notebooks and ledgers. This situation leads to delays in customer service, data loss, and inconsistencies in box counts, as well as operational inefficiencies. To resolve this, a system was designed and implemented using Java and connected to a Microsoft SQL Server database, enabling the immediate and secure recording of sales and purchases, as well as the updating of product inventory. Additionally, a BI solution was integrated to generate reports that facilitate tracking of best-selling products and business revenue. To address the growing volume of data, a Big Data-oriented component was implemented, designed to store and query large volumes of historical records without overloading the database. The solution was evaluated through performance tests using three different data volumes, measuring response times and resource usage. The results demonstrated that the system processes daily operations quickly and that the high-volume architecture maintains fast query performance even under heavy loads. In conclusion, the solution eliminates manual errors, protects information, and provides useful tools for business decision-making within the company.</w:t>
-      </w:r>
-    </w:p>
-    <w:p>
-      <w:pPr>
-        <w:rPr>
-          <w:lang w:val="en-GB"/>
-        </w:rPr>
-      </w:pPr>
-      <w:r>
-        <w:rPr>
-          <w:b/>
-          <w:lang w:val="en-GB"/>
-        </w:rPr>
-        <w:t>Keywords:</w:t>
-      </w:r>
-      <w:r>
-        <w:rPr>
-          <w:lang w:val="en-GB"/>
-        </w:rPr>
-        <w:t xml:space="preserve"> </w:t>
-      </w:r>
-      <w:r>
-        <w:rPr>
-          <w:lang w:val="en-GB"/>
-        </w:rPr>
-        <w:t>SQL Server, Java, Database, Big Data, Data Processing</w:t>
-      </w:r>
-    </w:p>
-    <w:p>
-      <w:pPr>
-        <w:pStyle w:val="Titulo1"/>
-        <w:pageBreakBefore/>
-      </w:pPr>
-      <w:r>
-        <w:lastRenderedPageBreak/>
-        <w:t>CAPÍTULO I: CONTEXTO, PROBLEMA Y OBJETIVOS</w:t>
-      </w:r>
-    </w:p>
-    <w:p>
-      <w:pPr>
         <w:pStyle w:val="Titulo2"/>
       </w:pPr>
-      <w:r>
-        <w:t>1.1 Contexto y necesidad empresarial</w:t>
-      </w:r>
-    </w:p>
-    <w:p>
-      <w:pPr>
-        <w:spacing w:after="100"/>
-        <w:ind w:left="259" w:right="144"/>
-        <w:rPr>
-          <w:iCs/>
-          <w:lang w:val="es-PE"/>
-        </w:rPr>
-      </w:pPr>
-      <w:r>
-        <w:rPr>
-          <w:iCs/>
-          <w:lang w:val="es-PE"/>
-        </w:rPr>
-        <w:t>La empresa Cerámicas Vale es un negocio dedicado a la distribución y comercialización de acabados para la construcción, especializada en revestimientos cerámicos, mayólicas, porcelanatos y materiales de instalación. Su proceso operativo abarca procesos como la adquisición de mercadería a proveedores, la administración de inventario físico en almacén, la cotización en mostrador y la venta y despacho a maestros de obra, contratistas y clientes particulares. La organización se vio forzada a gestionar sus operaciones mediante anotaciones manuales en cuadernos y hojas de cálculo desarticuladas. En el sector de revestimientos, el inventario presenta una alta complejidad técnica debido a que los productos no solo se gestionan por unidades, sino por cajas, metrajes, calibres y, fundamentalmente, por lotes y tonalidades.  Actualmente, los principales usuarios administrador, encargado de almacén y cajero/vendedor carecen de visibilidad centralizada sobre las existencias. La toma de decisiones comerciales (fijación de precios, abastecimiento y descuentos) y logísticas (reposición de modelos) se ejecuta de forma empírica e intuitiva.</w:t>
-      </w:r>
-      <w:r>
-        <w:rPr>
-          <w:iCs/>
-          <w:lang w:val="es-PE"/>
-        </w:rPr>
-        <w:t xml:space="preserve"> Ante esta situación, surge la necesidad de implementar un sistema gesto de base de datos en Microsoft SQL Server, conectado a Java para garantizar la integridad operativa diaria, complementado con soluciones </w:t>
-      </w:r>
-      <w:r>
-        <w:rPr>
-          <w:iCs/>
-          <w:lang w:val="es-PE"/>
-        </w:rPr>
-        <w:t xml:space="preserve">BI </w:t>
-      </w:r>
-      <w:r>
-        <w:rPr>
-          <w:iCs/>
-          <w:lang w:val="es-PE"/>
-        </w:rPr>
-        <w:t>(para la analítica táctica de ventas y rotación) y Big Data (para la ingesta escalable, análisis de patrones de consumo y procesamiento de series temporales de alta cardinalidad).</w:t>
-      </w:r>
-    </w:p>
-    <w:p>
-      <w:pPr>
-        <w:pStyle w:val="Titulo2"/>
-      </w:pPr>
+      <w:bookmarkStart w:id="8" w:name="_Toc241096905"/>
       <w:r>
         <w:t>1.2 Formulación del problema de ingeniería</w:t>
       </w:r>
+      <w:bookmarkEnd w:id="8"/>
     </w:p>
     <w:p>
       <w:pPr>
@@ -2481,16 +9393,23 @@
           <w:numId w:val="7"/>
         </w:numPr>
       </w:pPr>
+      <w:bookmarkStart w:id="9" w:name="_Toc241096906"/>
       <w:r>
         <w:t>Objetivos</w:t>
       </w:r>
+      <w:bookmarkEnd w:id="9"/>
     </w:p>
     <w:p>
       <w:pPr>
         <w:pStyle w:val="Titulo3"/>
       </w:pPr>
-      <w:r>
-        <w:t xml:space="preserve">1.3.1. Objetivo general </w:t>
+      <w:bookmarkStart w:id="10" w:name="_Toc241096907"/>
+      <w:r>
+        <w:t>1.3.1. Objetivo general</w:t>
+      </w:r>
+      <w:bookmarkEnd w:id="10"/>
+      <w:r>
+        <w:t xml:space="preserve"> </w:t>
       </w:r>
     </w:p>
     <w:p>
@@ -2511,8 +9430,13 @@
       <w:pPr>
         <w:pStyle w:val="Titulo3"/>
       </w:pPr>
-      <w:r>
-        <w:t xml:space="preserve">1.3.2. Objetivos específicos: </w:t>
+      <w:bookmarkStart w:id="11" w:name="_Toc241096908"/>
+      <w:r>
+        <w:t>1.3.2. Objetivos específicos:</w:t>
+      </w:r>
+      <w:bookmarkEnd w:id="11"/>
+      <w:r>
+        <w:t xml:space="preserve"> </w:t>
       </w:r>
     </w:p>
     <w:p>
@@ -2565,17 +9489,21 @@
           <w:numId w:val="7"/>
         </w:numPr>
       </w:pPr>
+      <w:bookmarkStart w:id="12" w:name="_Toc241096909"/>
       <w:r>
         <w:t>Alcance, restricciones y supuestos</w:t>
       </w:r>
+      <w:bookmarkEnd w:id="12"/>
     </w:p>
     <w:p>
       <w:pPr>
         <w:pStyle w:val="Titulo3"/>
       </w:pPr>
+      <w:bookmarkStart w:id="13" w:name="_Toc241096910"/>
       <w:r>
         <w:t>1.4.1. Alcance</w:t>
       </w:r>
+      <w:bookmarkEnd w:id="13"/>
     </w:p>
     <w:p>
       <w:pPr>
@@ -2790,9 +9718,11 @@
       <w:pPr>
         <w:pStyle w:val="Titulo3"/>
       </w:pPr>
+      <w:bookmarkStart w:id="14" w:name="_Toc241096911"/>
       <w:r>
         <w:t>1.4.2. Restricciones</w:t>
       </w:r>
+      <w:bookmarkEnd w:id="14"/>
     </w:p>
     <w:p>
       <w:pPr>
@@ -2900,9 +9830,11 @@
       <w:pPr>
         <w:pStyle w:val="Titulo3"/>
       </w:pPr>
+      <w:bookmarkStart w:id="15" w:name="_Toc241096912"/>
       <w:r>
         <w:t>1.4.3. Supuestos</w:t>
       </w:r>
+      <w:bookmarkEnd w:id="15"/>
     </w:p>
     <w:p>
       <w:pPr>
@@ -2991,6 +9923,7 @@
       <w:pPr>
         <w:pStyle w:val="Titulo2"/>
       </w:pPr>
+      <w:bookmarkStart w:id="16" w:name="_Toc241096913"/>
       <w:r>
         <w:t xml:space="preserve">1.5 </w:t>
       </w:r>
@@ -3002,6 +9935,7 @@
       <w:r>
         <w:t xml:space="preserve"> y criterios de éxito</w:t>
       </w:r>
+      <w:bookmarkEnd w:id="16"/>
     </w:p>
     <w:tbl>
       <w:tblPr>
@@ -3790,16 +10724,23 @@
       <w:pPr>
         <w:pStyle w:val="Titulo2"/>
       </w:pPr>
+      <w:bookmarkStart w:id="17" w:name="_Toc241096914"/>
       <w:r>
         <w:t>1.6 Fuentes, gobierno y ética de los datos</w:t>
       </w:r>
+      <w:bookmarkEnd w:id="17"/>
     </w:p>
     <w:p>
       <w:pPr>
         <w:pStyle w:val="Titulo3"/>
       </w:pPr>
-      <w:r>
-        <w:t xml:space="preserve">1.6.1 Procedencia, propiedad y autorización de los datos </w:t>
+      <w:bookmarkStart w:id="18" w:name="_Toc241096915"/>
+      <w:r>
+        <w:t>1.6.1 Procedencia, propiedad y autorización de los datos</w:t>
+      </w:r>
+      <w:bookmarkEnd w:id="18"/>
+      <w:r>
+        <w:t xml:space="preserve"> </w:t>
       </w:r>
     </w:p>
     <w:p>
@@ -3884,9 +10825,11 @@
       <w:pPr>
         <w:pStyle w:val="Titulo3"/>
       </w:pPr>
+      <w:bookmarkStart w:id="19" w:name="_Toc241096916"/>
       <w:r>
         <w:t>1.6.2 Privacidad y datos sensibles</w:t>
       </w:r>
+      <w:bookmarkEnd w:id="19"/>
     </w:p>
     <w:p>
       <w:pPr>
@@ -3985,9 +10928,11 @@
       <w:pPr>
         <w:pStyle w:val="Titulo3"/>
       </w:pPr>
+      <w:bookmarkStart w:id="20" w:name="_Toc241096917"/>
       <w:r>
         <w:t>1.6.3 Gobierno y calidad de los datos</w:t>
       </w:r>
+      <w:bookmarkEnd w:id="20"/>
     </w:p>
     <w:p>
       <w:pPr>
@@ -4097,9 +11042,11 @@
       <w:pPr>
         <w:pStyle w:val="Titulo3"/>
       </w:pPr>
+      <w:bookmarkStart w:id="21" w:name="_Toc241096918"/>
       <w:r>
         <w:t>1.6.4 Retención, seguridad y respaldo</w:t>
       </w:r>
+      <w:bookmarkEnd w:id="21"/>
     </w:p>
     <w:p>
       <w:pPr>
@@ -4165,18 +11112,22 @@
         <w:pStyle w:val="Titulo1"/>
         <w:pageBreakBefore/>
       </w:pPr>
+      <w:bookmarkStart w:id="22" w:name="_Toc241096919"/>
       <w:r>
         <w:lastRenderedPageBreak/>
         <w:t>CAPÍTULO II: ANTECEDENTES Y FUNDAMENTOS</w:t>
       </w:r>
+      <w:bookmarkEnd w:id="22"/>
     </w:p>
     <w:p>
       <w:pPr>
         <w:pStyle w:val="Titulo2"/>
       </w:pPr>
+      <w:bookmarkStart w:id="23" w:name="_Toc241096920"/>
       <w:r>
         <w:t>2.1 Antecedentes</w:t>
       </w:r>
+      <w:bookmarkEnd w:id="23"/>
     </w:p>
     <w:p>
       <w:pPr>
@@ -4429,9 +11380,11 @@
       <w:pPr>
         <w:pStyle w:val="Titulo2"/>
       </w:pPr>
+      <w:bookmarkStart w:id="24" w:name="_Toc241096921"/>
       <w:r>
         <w:t>2.2 Fundamentos de Inteligencia de Negocios</w:t>
       </w:r>
+      <w:bookmarkEnd w:id="24"/>
     </w:p>
     <w:p>
       <w:pPr>
@@ -4657,9 +11610,11 @@
       <w:pPr>
         <w:pStyle w:val="Titulo2"/>
       </w:pPr>
+      <w:bookmarkStart w:id="25" w:name="_Toc241096922"/>
       <w:r>
         <w:t>2.3 Fundamentos de Big Data</w:t>
       </w:r>
+      <w:bookmarkEnd w:id="25"/>
     </w:p>
     <w:p>
       <w:pPr>
@@ -4816,9 +11771,11 @@
       <w:pPr>
         <w:pStyle w:val="Titulo2"/>
       </w:pPr>
+      <w:bookmarkStart w:id="26" w:name="_Toc241096923"/>
       <w:r>
         <w:t>2.4 Tecnologías, estándares y trabajos relacionados</w:t>
       </w:r>
+      <w:bookmarkEnd w:id="26"/>
     </w:p>
     <w:p>
       <w:pPr>
@@ -5109,26 +12066,32 @@
         <w:pageBreakBefore/>
         <w:jc w:val="left"/>
       </w:pPr>
+      <w:bookmarkStart w:id="27" w:name="_Toc241096924"/>
       <w:r>
         <w:lastRenderedPageBreak/>
         <w:t>CAPÍTULO III: DISEÑO DE INGENIERÍA DE LAS SOLUCIONES</w:t>
       </w:r>
+      <w:bookmarkEnd w:id="27"/>
     </w:p>
     <w:p>
       <w:pPr>
         <w:pStyle w:val="Titulo2"/>
       </w:pPr>
+      <w:bookmarkStart w:id="28" w:name="_Toc241096925"/>
       <w:r>
         <w:t>3.1 Requerimientos funcionales y no funcionales</w:t>
       </w:r>
+      <w:bookmarkEnd w:id="28"/>
     </w:p>
     <w:p>
       <w:pPr>
         <w:pStyle w:val="Titulo3"/>
       </w:pPr>
+      <w:bookmarkStart w:id="29" w:name="_Toc241096926"/>
       <w:r>
         <w:t>3.1.1 Requerimientos funcionales</w:t>
       </w:r>
+      <w:bookmarkEnd w:id="29"/>
     </w:p>
     <w:p>
       <w:pPr>
@@ -5314,9 +12277,11 @@
       <w:pPr>
         <w:pStyle w:val="Titulo3"/>
       </w:pPr>
+      <w:bookmarkStart w:id="30" w:name="_Toc241096927"/>
       <w:r>
         <w:t>3.1.2 Requerimientos no funcionales</w:t>
       </w:r>
+      <w:bookmarkEnd w:id="30"/>
     </w:p>
     <w:p>
       <w:pPr>
@@ -5533,9 +12498,11 @@
       <w:pPr>
         <w:pStyle w:val="Titulo2"/>
       </w:pPr>
+      <w:bookmarkStart w:id="31" w:name="_Toc241096928"/>
       <w:r>
         <w:t>3.2 Alternativas y decisiones de arquitectura</w:t>
       </w:r>
+      <w:bookmarkEnd w:id="31"/>
     </w:p>
     <w:tbl>
       <w:tblPr>
@@ -6734,9 +13701,11 @@
       <w:pPr>
         <w:pStyle w:val="Titulo2"/>
       </w:pPr>
+      <w:bookmarkStart w:id="32" w:name="_Toc241096929"/>
       <w:r>
         <w:t>3.3 Arquitectura integrada y flujo de datos</w:t>
       </w:r>
+      <w:bookmarkEnd w:id="32"/>
     </w:p>
     <w:p>
       <w:pPr>
@@ -7020,17 +13989,21 @@
       <w:pPr>
         <w:pStyle w:val="Titulo2"/>
       </w:pPr>
+      <w:bookmarkStart w:id="33" w:name="_Toc241096930"/>
       <w:r>
         <w:t>3.4 Diseño de la solución de Inteligencia de Negocios</w:t>
       </w:r>
+      <w:bookmarkEnd w:id="33"/>
     </w:p>
     <w:p>
       <w:pPr>
         <w:pStyle w:val="Titulo3"/>
       </w:pPr>
+      <w:bookmarkStart w:id="34" w:name="_Toc241096931"/>
       <w:r>
         <w:t>3.4.1 Requisitos, usuarios e indicadores</w:t>
       </w:r>
+      <w:bookmarkEnd w:id="34"/>
     </w:p>
     <w:tbl>
       <w:tblPr>
@@ -8239,9 +15212,11 @@
       <w:pPr>
         <w:pStyle w:val="Titulo3"/>
       </w:pPr>
+      <w:bookmarkStart w:id="35" w:name="_Toc241096932"/>
       <w:r>
         <w:t>3.4.2 Modelo dimensional y almacén de datos</w:t>
       </w:r>
+      <w:bookmarkEnd w:id="35"/>
     </w:p>
     <w:tbl>
       <w:tblPr>
@@ -9075,9 +16050,11 @@
       <w:pPr>
         <w:pStyle w:val="Titulo3"/>
       </w:pPr>
+      <w:bookmarkStart w:id="36" w:name="_Toc241096933"/>
       <w:r>
         <w:t>3.4.3 Procesos ETL/ELT y calidad</w:t>
       </w:r>
+      <w:bookmarkEnd w:id="36"/>
     </w:p>
     <w:p>
       <w:pPr>
@@ -9413,6 +16390,7 @@
       <w:pPr>
         <w:pStyle w:val="Titulo3"/>
       </w:pPr>
+      <w:bookmarkStart w:id="37" w:name="_Toc241096934"/>
       <w:r>
         <w:t xml:space="preserve">3.4.4 OLAP, reportes y </w:t>
       </w:r>
@@ -9420,6 +16398,7 @@
       <w:r>
         <w:t>dashboards</w:t>
       </w:r>
+      <w:bookmarkEnd w:id="37"/>
       <w:proofErr w:type="spellEnd"/>
     </w:p>
     <w:p>
@@ -9572,18 +16551,22 @@
       <w:pPr>
         <w:pStyle w:val="Titulo2"/>
       </w:pPr>
+      <w:bookmarkStart w:id="38" w:name="_Toc241096935"/>
       <w:r>
         <w:lastRenderedPageBreak/>
         <w:t>3.5 Diseño de la solución Big Data</w:t>
       </w:r>
+      <w:bookmarkEnd w:id="38"/>
     </w:p>
     <w:p>
       <w:pPr>
         <w:pStyle w:val="Titulo3"/>
       </w:pPr>
+      <w:bookmarkStart w:id="39" w:name="_Toc241096936"/>
       <w:r>
         <w:t>3.5.1 Justificación y requisitos Big Data</w:t>
       </w:r>
+      <w:bookmarkEnd w:id="39"/>
     </w:p>
     <w:p>
       <w:pPr>
@@ -9999,9 +16982,11 @@
       <w:pPr>
         <w:pStyle w:val="Titulo3"/>
       </w:pPr>
+      <w:bookmarkStart w:id="40" w:name="_Toc241096937"/>
       <w:r>
         <w:t>3.5.2 Arquitectura y componentes</w:t>
       </w:r>
+      <w:bookmarkEnd w:id="40"/>
     </w:p>
     <w:p>
       <w:pPr>
@@ -10706,9 +17691,11 @@
       <w:pPr>
         <w:pStyle w:val="Titulo3"/>
       </w:pPr>
+      <w:bookmarkStart w:id="41" w:name="_Toc241096938"/>
       <w:r>
         <w:t>3.5.3 Modelo y ciclo de vida de datos</w:t>
       </w:r>
+      <w:bookmarkEnd w:id="41"/>
     </w:p>
     <w:tbl>
       <w:tblPr>
@@ -11275,9 +18262,11 @@
       <w:pPr>
         <w:pStyle w:val="Titulo3"/>
       </w:pPr>
+      <w:bookmarkStart w:id="42" w:name="_Toc241096939"/>
       <w:r>
         <w:t>3.5.4 Escalabilidad, resiliencia y operación</w:t>
       </w:r>
+      <w:bookmarkEnd w:id="42"/>
     </w:p>
     <w:p>
       <w:pPr>
@@ -11853,9 +18842,14 @@
       <w:pPr>
         <w:pStyle w:val="Titulo3"/>
       </w:pPr>
+      <w:bookmarkStart w:id="43" w:name="_Toc241096940"/>
       <w:r>
         <w:lastRenderedPageBreak/>
-        <w:t xml:space="preserve">3.5.5 Resultados </w:t>
+        <w:t>3.5.5 Resultados</w:t>
+      </w:r>
+      <w:bookmarkEnd w:id="43"/>
+      <w:r>
+        <w:t xml:space="preserve"> </w:t>
       </w:r>
     </w:p>
     <w:tbl>
@@ -12475,17 +19469,21 @@
       <w:pPr>
         <w:pStyle w:val="Titulo2"/>
       </w:pPr>
+      <w:bookmarkStart w:id="44" w:name="_Toc241096941"/>
       <w:r>
         <w:t>3.6 Seguridad, privacidad y riesgos</w:t>
       </w:r>
+      <w:bookmarkEnd w:id="44"/>
     </w:p>
     <w:p>
       <w:pPr>
         <w:pStyle w:val="Titulo3"/>
       </w:pPr>
+      <w:bookmarkStart w:id="45" w:name="_Toc241096942"/>
       <w:r>
         <w:t>3.6.1 Amenazas y controles</w:t>
       </w:r>
+      <w:bookmarkEnd w:id="45"/>
     </w:p>
     <w:tbl>
       <w:tblPr>
@@ -13287,9 +20285,11 @@
       <w:pPr>
         <w:pStyle w:val="Titulo3"/>
       </w:pPr>
+      <w:bookmarkStart w:id="46" w:name="_Toc241096943"/>
       <w:r>
         <w:t>3.6.2 Roles y permisos</w:t>
       </w:r>
+      <w:bookmarkEnd w:id="46"/>
     </w:p>
     <w:tbl>
       <w:tblPr>
@@ -13614,10 +20614,12 @@
       <w:pPr>
         <w:pStyle w:val="Titulo2"/>
       </w:pPr>
+      <w:bookmarkStart w:id="47" w:name="_Toc241096944"/>
       <w:r>
         <w:lastRenderedPageBreak/>
         <w:t>3.7 Plan de despliegue y aceptación</w:t>
       </w:r>
+      <w:bookmarkEnd w:id="47"/>
     </w:p>
     <w:p>
       <w:pPr>
@@ -13642,9 +20644,11 @@
       <w:pPr>
         <w:pStyle w:val="Titulo3"/>
       </w:pPr>
+      <w:bookmarkStart w:id="48" w:name="_Toc241096945"/>
       <w:r>
         <w:t>3.7.1 Etapas</w:t>
       </w:r>
+      <w:bookmarkEnd w:id="48"/>
     </w:p>
     <w:tbl>
       <w:tblPr>
@@ -14463,9 +21467,11 @@
       <w:pPr>
         <w:pStyle w:val="Titulo3"/>
       </w:pPr>
+      <w:bookmarkStart w:id="49" w:name="_Toc241096946"/>
       <w:r>
         <w:t>3.7.2 Criterios de aceptación</w:t>
       </w:r>
+      <w:bookmarkEnd w:id="49"/>
     </w:p>
     <w:tbl>
       <w:tblPr>
@@ -15089,6 +22095,7 @@
       <w:pPr>
         <w:pStyle w:val="Titulo3"/>
       </w:pPr>
+      <w:bookmarkStart w:id="50" w:name="_Toc241096947"/>
       <w:r>
         <w:t xml:space="preserve">3.7.3 </w:t>
       </w:r>
@@ -15100,6 +22107,7 @@
       <w:r>
         <w:t xml:space="preserve"> y recuperación</w:t>
       </w:r>
+      <w:bookmarkEnd w:id="50"/>
     </w:p>
     <w:p>
       <w:pPr>
@@ -15119,9 +22127,11 @@
       <w:pPr>
         <w:pStyle w:val="Titulo3"/>
       </w:pPr>
+      <w:bookmarkStart w:id="51" w:name="_Toc241096948"/>
       <w:r>
         <w:t>3.7.4 Demostración funcional</w:t>
       </w:r>
+      <w:bookmarkEnd w:id="51"/>
     </w:p>
     <w:p>
       <w:pPr>
@@ -15203,10 +22213,12 @@
         <w:pageBreakBefore/>
         <w:jc w:val="left"/>
       </w:pPr>
+      <w:bookmarkStart w:id="52" w:name="_Toc241096949"/>
       <w:r>
         <w:lastRenderedPageBreak/>
         <w:t>CAPÍTULO IV: DISEÑO DEL EXPERIMENTO</w:t>
       </w:r>
+      <w:bookmarkEnd w:id="52"/>
     </w:p>
     <w:tbl>
       <w:tblPr>
@@ -15271,9 +22283,11 @@
       <w:pPr>
         <w:pStyle w:val="Titulo2"/>
       </w:pPr>
+      <w:bookmarkStart w:id="53" w:name="_Toc241096950"/>
       <w:r>
         <w:t>4.1 Pregunta experimental, objetivo e hipótesis</w:t>
       </w:r>
+      <w:bookmarkEnd w:id="53"/>
     </w:p>
     <w:p>
       <w:pPr>
@@ -15306,6 +22320,7 @@
       <w:pPr>
         <w:pStyle w:val="Titulo2"/>
       </w:pPr>
+      <w:bookmarkStart w:id="54" w:name="_Toc241096951"/>
       <w:r>
         <w:t xml:space="preserve">4.2 Escenario y </w:t>
       </w:r>
@@ -15313,6 +22328,7 @@
       <w:r>
         <w:t>datasets</w:t>
       </w:r>
+      <w:bookmarkEnd w:id="54"/>
       <w:proofErr w:type="spellEnd"/>
     </w:p>
     <w:tbl>
@@ -16280,9 +23296,11 @@
       <w:pPr>
         <w:pStyle w:val="Titulo2"/>
       </w:pPr>
+      <w:bookmarkStart w:id="55" w:name="_Toc241096952"/>
       <w:r>
         <w:t>4.3 Variables, métricas y criterios de aceptación</w:t>
       </w:r>
+      <w:bookmarkEnd w:id="55"/>
     </w:p>
     <w:tbl>
       <w:tblPr>
@@ -17214,9 +24232,11 @@
       <w:pPr>
         <w:pStyle w:val="Titulo2"/>
       </w:pPr>
+      <w:bookmarkStart w:id="56" w:name="_Toc241096953"/>
       <w:r>
         <w:t>4.4 Entorno, herramientas y reproducibilidad</w:t>
       </w:r>
+      <w:bookmarkEnd w:id="56"/>
     </w:p>
     <w:p>
       <w:pPr>
@@ -18158,9 +25178,11 @@
       <w:pPr>
         <w:pStyle w:val="Titulo2"/>
       </w:pPr>
+      <w:bookmarkStart w:id="57" w:name="_Toc241096954"/>
       <w:r>
         <w:t>4.5 Matriz de escenarios experimentales</w:t>
       </w:r>
+      <w:bookmarkEnd w:id="57"/>
     </w:p>
     <w:p>
       <w:pPr>
@@ -19333,9 +26355,11 @@
       <w:pPr>
         <w:pStyle w:val="Titulo2"/>
       </w:pPr>
+      <w:bookmarkStart w:id="58" w:name="_Toc241096955"/>
       <w:r>
         <w:t>4.6 Procedimiento reproducible</w:t>
       </w:r>
+      <w:bookmarkEnd w:id="58"/>
     </w:p>
     <w:p>
       <w:pPr>
@@ -19502,10 +26526,12 @@
       <w:pPr>
         <w:pStyle w:val="Titulo2"/>
       </w:pPr>
+      <w:bookmarkStart w:id="59" w:name="_Toc241096956"/>
       <w:r>
         <w:lastRenderedPageBreak/>
         <w:t>4.7 Riesgos, validez y limitaciones del experimento</w:t>
       </w:r>
+      <w:bookmarkEnd w:id="59"/>
     </w:p>
     <w:p>
       <w:pPr>
@@ -19550,18 +26576,22 @@
         <w:pStyle w:val="Titulo1"/>
         <w:pageBreakBefore/>
       </w:pPr>
+      <w:bookmarkStart w:id="60" w:name="_Toc241096957"/>
       <w:r>
         <w:lastRenderedPageBreak/>
         <w:t>CAPÍTULO V: IMPLEMENTACIÓN Y CONTROL DE EVIDENCIAS</w:t>
       </w:r>
+      <w:bookmarkEnd w:id="60"/>
     </w:p>
     <w:p>
       <w:pPr>
         <w:pStyle w:val="Titulo2"/>
       </w:pPr>
+      <w:bookmarkStart w:id="61" w:name="_Toc241096958"/>
       <w:r>
         <w:t>5.1 Estructura y versión del repositorio</w:t>
       </w:r>
+      <w:bookmarkEnd w:id="61"/>
     </w:p>
     <w:p>
       <w:pPr>
@@ -19606,9 +26636,11 @@
       <w:pPr>
         <w:pStyle w:val="Titulo2"/>
       </w:pPr>
+      <w:bookmarkStart w:id="62" w:name="_Toc241096959"/>
       <w:r>
         <w:t>5.2 Implementación de la solución BI</w:t>
       </w:r>
+      <w:bookmarkEnd w:id="62"/>
     </w:p>
     <w:p>
       <w:pPr>
@@ -19653,9 +26685,11 @@
       <w:pPr>
         <w:pStyle w:val="Titulo2"/>
       </w:pPr>
+      <w:bookmarkStart w:id="63" w:name="_Toc241096960"/>
       <w:r>
         <w:t>5.3 Implementación de la solución Big Data</w:t>
       </w:r>
+      <w:bookmarkEnd w:id="63"/>
     </w:p>
     <w:p>
       <w:pPr>
@@ -19680,9 +26714,11 @@
       <w:pPr>
         <w:pStyle w:val="Titulo2"/>
       </w:pPr>
+      <w:bookmarkStart w:id="64" w:name="_Toc241096961"/>
       <w:r>
         <w:t>5.4 Calidad, seguridad y pruebas</w:t>
       </w:r>
+      <w:bookmarkEnd w:id="64"/>
     </w:p>
     <w:p>
       <w:pPr>
@@ -20789,9 +27825,11 @@
       <w:pPr>
         <w:pStyle w:val="Titulo2"/>
       </w:pPr>
+      <w:bookmarkStart w:id="65" w:name="_Toc241096962"/>
       <w:r>
         <w:t>5.5 Registro de retroalimentación y mejoras</w:t>
       </w:r>
+      <w:bookmarkEnd w:id="65"/>
     </w:p>
     <w:tbl>
       <w:tblPr>
@@ -21623,9 +28661,11 @@
       <w:pPr>
         <w:pStyle w:val="Titulo2"/>
       </w:pPr>
+      <w:bookmarkStart w:id="66" w:name="_Toc241096963"/>
       <w:r>
         <w:t>5.6 Contribuciones individuales</w:t>
       </w:r>
+      <w:bookmarkEnd w:id="66"/>
     </w:p>
     <w:tbl>
       <w:tblPr>
@@ -22549,9 +29589,11 @@
       <w:pPr>
         <w:pStyle w:val="Titulo2"/>
       </w:pPr>
+      <w:bookmarkStart w:id="67" w:name="_Toc241096964"/>
       <w:r>
         <w:t>5.7 Declaración de uso responsable de inteligencia artificial</w:t>
       </w:r>
+      <w:bookmarkEnd w:id="67"/>
     </w:p>
     <w:tbl>
       <w:tblPr>
@@ -23202,10 +30244,12 @@
         <w:pStyle w:val="Titulo1"/>
         <w:pageBreakBefore/>
       </w:pPr>
+      <w:bookmarkStart w:id="68" w:name="_Toc241096965"/>
       <w:r>
         <w:lastRenderedPageBreak/>
         <w:t>CAPÍTULO VI: EJECUCIÓN, RESULTADOS Y ANÁLISIS DE DATOS</w:t>
       </w:r>
+      <w:bookmarkEnd w:id="68"/>
     </w:p>
     <w:tbl>
       <w:tblPr>
@@ -23286,6 +30330,7 @@
       <w:pPr>
         <w:pStyle w:val="Titulo2"/>
       </w:pPr>
+      <w:bookmarkStart w:id="69" w:name="_Toc241096966"/>
       <w:r>
         <w:t xml:space="preserve">6.1 Validación del </w:t>
       </w:r>
@@ -23297,6 +30342,7 @@
       <w:r>
         <w:t xml:space="preserve"> original y procesado</w:t>
       </w:r>
+      <w:bookmarkEnd w:id="69"/>
     </w:p>
     <w:tbl>
       <w:tblPr>
@@ -24084,9 +31130,11 @@
       <w:pPr>
         <w:pStyle w:val="Titulo2"/>
       </w:pPr>
+      <w:bookmarkStart w:id="70" w:name="_Toc241096967"/>
       <w:r>
         <w:t>6.2 Registro de ejecuciones</w:t>
       </w:r>
+      <w:bookmarkEnd w:id="70"/>
     </w:p>
     <w:tbl>
       <w:tblPr>
@@ -25119,9 +32167,11 @@
       <w:pPr>
         <w:pStyle w:val="Titulo2"/>
       </w:pPr>
+      <w:bookmarkStart w:id="71" w:name="_Toc241096968"/>
       <w:r>
         <w:t>6.3 Tabla consolidada de resultados</w:t>
       </w:r>
+      <w:bookmarkEnd w:id="71"/>
     </w:p>
     <w:p>
       <w:pPr>
@@ -26013,6 +33063,7 @@
       <w:pPr>
         <w:pStyle w:val="Titulo2"/>
       </w:pPr>
+      <w:bookmarkStart w:id="72" w:name="_Toc241096969"/>
       <w:r>
         <w:t xml:space="preserve">6.4 Visualizaciones y </w:t>
       </w:r>
@@ -26020,6 +33071,7 @@
       <w:r>
         <w:t>dashboards</w:t>
       </w:r>
+      <w:bookmarkEnd w:id="72"/>
       <w:proofErr w:type="spellEnd"/>
     </w:p>
     <w:p>
@@ -26093,9 +33145,11 @@
       <w:pPr>
         <w:pStyle w:val="Titulo2"/>
       </w:pPr>
+      <w:bookmarkStart w:id="73" w:name="_Toc241096970"/>
       <w:r>
         <w:t>6.5 Análisis e interpretación técnica</w:t>
       </w:r>
+      <w:bookmarkEnd w:id="73"/>
     </w:p>
     <w:p>
       <w:pPr>
@@ -26196,9 +33250,11 @@
       <w:pPr>
         <w:pStyle w:val="Titulo2"/>
       </w:pPr>
+      <w:bookmarkStart w:id="74" w:name="_Toc241096971"/>
       <w:r>
         <w:t>6.6 Verificación de funcionalidad y completitud</w:t>
       </w:r>
+      <w:bookmarkEnd w:id="74"/>
     </w:p>
     <w:tbl>
       <w:tblPr>
@@ -26962,10 +34018,12 @@
         <w:pStyle w:val="Titulo1"/>
         <w:pageBreakBefore/>
       </w:pPr>
+      <w:bookmarkStart w:id="75" w:name="_Toc241096972"/>
       <w:r>
         <w:lastRenderedPageBreak/>
         <w:t>CAPÍTULO VII: CONCLUSIONES TÉCNICAS Y RECOMENDACIONES</w:t>
       </w:r>
+      <w:bookmarkEnd w:id="75"/>
     </w:p>
     <w:tbl>
       <w:tblPr>
@@ -27094,9 +34152,11 @@
       <w:pPr>
         <w:pStyle w:val="Titulo2"/>
       </w:pPr>
+      <w:bookmarkStart w:id="76" w:name="_Toc241096973"/>
       <w:r>
         <w:t>7.1 Matriz objetivo-resultado-conclusión-recomendación</w:t>
       </w:r>
+      <w:bookmarkEnd w:id="76"/>
     </w:p>
     <w:tbl>
       <w:tblPr>
@@ -28020,9 +35080,11 @@
       <w:pPr>
         <w:pStyle w:val="Titulo2"/>
       </w:pPr>
+      <w:bookmarkStart w:id="77" w:name="_Toc241096974"/>
       <w:r>
         <w:t>7.2 Conclusiones técnicas</w:t>
       </w:r>
+      <w:bookmarkEnd w:id="77"/>
     </w:p>
     <w:p>
       <w:pPr>
@@ -28047,9 +35109,11 @@
       <w:pPr>
         <w:pStyle w:val="Titulo2"/>
       </w:pPr>
+      <w:bookmarkStart w:id="78" w:name="_Toc241096975"/>
       <w:r>
         <w:t>7.3 Recomendaciones</w:t>
       </w:r>
+      <w:bookmarkEnd w:id="78"/>
     </w:p>
     <w:p>
       <w:pPr>
@@ -28075,18 +35139,22 @@
         <w:pStyle w:val="Titulo1"/>
         <w:pageBreakBefore/>
       </w:pPr>
+      <w:bookmarkStart w:id="79" w:name="_Toc241096976"/>
       <w:r>
         <w:lastRenderedPageBreak/>
         <w:t>CAPÍTULO VIII: RESPONSABILIDAD ÉTICA Y PROFESIONAL</w:t>
       </w:r>
+      <w:bookmarkEnd w:id="79"/>
     </w:p>
     <w:p>
       <w:pPr>
         <w:pStyle w:val="Titulo2"/>
       </w:pPr>
+      <w:bookmarkStart w:id="80" w:name="_Toc241096977"/>
       <w:r>
         <w:t>8.1 Tratamiento ético, legal y seguro de los datos</w:t>
       </w:r>
+      <w:bookmarkEnd w:id="80"/>
     </w:p>
     <w:p>
       <w:pPr>
@@ -28151,9 +35219,11 @@
       <w:pPr>
         <w:pStyle w:val="Titulo2"/>
       </w:pPr>
+      <w:bookmarkStart w:id="81" w:name="_Toc241096978"/>
       <w:r>
         <w:t>8.2 Impactos de las soluciones</w:t>
       </w:r>
+      <w:bookmarkEnd w:id="81"/>
     </w:p>
     <w:p>
       <w:pPr>
@@ -28178,9 +35248,11 @@
       <w:pPr>
         <w:pStyle w:val="Titulo2"/>
       </w:pPr>
+      <w:bookmarkStart w:id="82" w:name="_Toc241096979"/>
       <w:r>
         <w:t>8.3 Compromiso profesional</w:t>
       </w:r>
+      <w:bookmarkEnd w:id="82"/>
     </w:p>
     <w:p>
       <w:pPr>
@@ -28206,10 +35278,12 @@
         <w:pStyle w:val="Titulo1"/>
         <w:pageBreakBefore/>
       </w:pPr>
+      <w:bookmarkStart w:id="83" w:name="_Toc241096980"/>
       <w:r>
         <w:lastRenderedPageBreak/>
         <w:t>REFERENCIAS BIBLIOGRÁFICAS</w:t>
       </w:r>
+      <w:bookmarkEnd w:id="83"/>
     </w:p>
     <w:p>
       <w:pPr>
@@ -28936,10 +36010,12 @@
         <w:pStyle w:val="Titulo1"/>
         <w:pageBreakBefore/>
       </w:pPr>
+      <w:bookmarkStart w:id="84" w:name="_Toc241096981"/>
       <w:r>
         <w:lastRenderedPageBreak/>
         <w:t>ANEXOS Y MANIFIESTO DE EVIDENCIAS</w:t>
       </w:r>
+      <w:bookmarkEnd w:id="84"/>
     </w:p>
     <w:p>
       <w:pPr>
@@ -32074,10 +39150,12 @@
       <w:pPr>
         <w:pStyle w:val="Titulo2"/>
       </w:pPr>
+      <w:bookmarkStart w:id="85" w:name="_Toc241096982"/>
       <w:r>
         <w:lastRenderedPageBreak/>
         <w:t>Lista de anexos sugeridos</w:t>
       </w:r>
+      <w:bookmarkEnd w:id="85"/>
     </w:p>
     <w:p>
       <w:pPr>
@@ -32294,6 +39372,7 @@
           <w:rFonts w:ascii="Sharp Grotesk Bold 15" w:hAnsi="Sharp Grotesk Bold 15"/>
         </w:rPr>
       </w:pPr>
+      <w:bookmarkStart w:id="86" w:name="_Toc241096983"/>
       <w:r>
         <w:rPr>
           <w:rFonts w:ascii="Sharp Grotesk Bold 15" w:hAnsi="Sharp Grotesk Bold 15"/>
@@ -32309,6 +39388,7 @@
       <w:r>
         <w:t>DE INTELIGENCIA ARTIFICIAL</w:t>
       </w:r>
+      <w:bookmarkEnd w:id="86"/>
     </w:p>
     <w:p>
       <w:pPr>
@@ -33861,117 +40941,52 @@
   <w:p>
     <w:pPr>
       <w:spacing w:after="0"/>
-      <w:jc w:val="both"/>
       <w:rPr>
-        <w:rFonts w:ascii="Arial" w:hAnsi="Arial" w:cs="Arial"/>
-        <w:sz w:val="18"/>
-        <w:szCs w:val="18"/>
+        <w:rFonts w:asciiTheme="minorHAnsi" w:hAnsiTheme="minorHAnsi" w:cstheme="minorHAnsi"/>
+        <w:sz w:val="20"/>
+        <w:szCs w:val="20"/>
         <w:lang w:val="es-PE"/>
       </w:rPr>
     </w:pPr>
     <w:r>
       <w:rPr>
-        <w:rFonts w:ascii="Arial" w:hAnsi="Arial" w:cs="Arial"/>
-        <w:sz w:val="16"/>
-        <w:szCs w:val="16"/>
+        <w:rFonts w:asciiTheme="minorHAnsi" w:hAnsiTheme="minorHAnsi" w:cstheme="minorHAnsi"/>
+        <w:sz w:val="20"/>
+        <w:szCs w:val="20"/>
         <w:lang w:val="es-PE"/>
       </w:rPr>
-      <w:t xml:space="preserve">Elescano Medina, </w:t>
+      <w:t>Elescano Medina, B</w:t>
     </w:r>
     <w:r>
       <w:rPr>
-        <w:rFonts w:ascii="Arial" w:hAnsi="Arial" w:cs="Arial"/>
-        <w:sz w:val="18"/>
-        <w:szCs w:val="18"/>
+        <w:rFonts w:asciiTheme="minorHAnsi" w:hAnsiTheme="minorHAnsi" w:cstheme="minorHAnsi"/>
+        <w:sz w:val="20"/>
+        <w:szCs w:val="20"/>
         <w:lang w:val="es-PE"/>
       </w:rPr>
-      <w:t>B</w:t>
+      <w:t>; Huarancca Cachique, S; Huasupoma Roda, J; Rojas Condorchoa, D</w:t>
     </w:r>
     <w:r>
       <w:rPr>
-        <w:rFonts w:ascii="Arial" w:hAnsi="Arial" w:cs="Arial"/>
-        <w:sz w:val="18"/>
-        <w:szCs w:val="18"/>
+        <w:rFonts w:asciiTheme="minorHAnsi" w:hAnsiTheme="minorHAnsi" w:cstheme="minorHAnsi"/>
+        <w:sz w:val="20"/>
+        <w:szCs w:val="20"/>
         <w:lang w:val="es-PE"/>
       </w:rPr>
       <w:tab/>
     </w:r>
     <w:r>
       <w:rPr>
-        <w:rFonts w:ascii="Arial" w:hAnsi="Arial" w:cs="Arial"/>
-        <w:sz w:val="18"/>
-        <w:szCs w:val="18"/>
+        <w:rFonts w:asciiTheme="minorHAnsi" w:hAnsiTheme="minorHAnsi" w:cstheme="minorHAnsi"/>
+        <w:sz w:val="20"/>
+        <w:szCs w:val="20"/>
         <w:lang w:val="es-PE"/>
       </w:rPr>
-      <w:tab/>
+      <w:t xml:space="preserve">              </w:t>
     </w:r>
     <w:r>
       <w:rPr>
-        <w:rFonts w:ascii="Arial" w:hAnsi="Arial" w:cs="Arial"/>
-        <w:sz w:val="18"/>
-        <w:szCs w:val="18"/>
-        <w:lang w:val="es-PE"/>
-      </w:rPr>
-      <w:tab/>
-    </w:r>
-    <w:r>
-      <w:rPr>
-        <w:rFonts w:ascii="Arial" w:hAnsi="Arial" w:cs="Arial"/>
-        <w:sz w:val="18"/>
-        <w:szCs w:val="18"/>
-        <w:lang w:val="es-PE"/>
-      </w:rPr>
-      <w:tab/>
-    </w:r>
-    <w:r>
-      <w:rPr>
-        <w:rFonts w:ascii="Arial" w:hAnsi="Arial" w:cs="Arial"/>
-        <w:sz w:val="18"/>
-        <w:szCs w:val="18"/>
-        <w:lang w:val="es-PE"/>
-      </w:rPr>
-      <w:tab/>
-    </w:r>
-    <w:r>
-      <w:rPr>
-        <w:rFonts w:ascii="Arial" w:hAnsi="Arial" w:cs="Arial"/>
-        <w:sz w:val="18"/>
-        <w:szCs w:val="18"/>
-        <w:lang w:val="es-PE"/>
-      </w:rPr>
-      <w:tab/>
-      <w:t xml:space="preserve">    </w:t>
-    </w:r>
-    <w:r>
-      <w:rPr>
-        <w:rFonts w:ascii="Arial" w:hAnsi="Arial" w:cs="Arial"/>
-        <w:sz w:val="18"/>
-        <w:szCs w:val="18"/>
-        <w:lang w:val="es-PE"/>
-      </w:rPr>
-      <w:tab/>
-    </w:r>
-    <w:r>
-      <w:rPr>
-        <w:rFonts w:ascii="Arial" w:hAnsi="Arial" w:cs="Arial"/>
-        <w:sz w:val="18"/>
-        <w:szCs w:val="18"/>
-        <w:lang w:val="es-PE"/>
-      </w:rPr>
-      <w:tab/>
-    </w:r>
-    <w:r>
-      <w:rPr>
-        <w:rFonts w:ascii="Arial" w:hAnsi="Arial" w:cs="Arial"/>
-        <w:sz w:val="18"/>
-        <w:szCs w:val="18"/>
-        <w:lang w:val="es-PE"/>
-      </w:rPr>
-      <w:tab/>
-    </w:r>
-    <w:r>
-      <w:rPr>
-        <w:rFonts w:ascii="Arial" w:hAnsi="Arial" w:cs="Arial"/>
+        <w:rFonts w:asciiTheme="minorHAnsi" w:hAnsiTheme="minorHAnsi" w:cstheme="minorHAnsi"/>
         <w:sz w:val="20"/>
         <w:szCs w:val="20"/>
         <w:lang w:val="es-ES"/>
@@ -33980,7 +40995,7 @@
     </w:r>
     <w:r>
       <w:rPr>
-        <w:rFonts w:ascii="Arial" w:hAnsi="Arial" w:cs="Arial"/>
+        <w:rFonts w:asciiTheme="minorHAnsi" w:hAnsiTheme="minorHAnsi" w:cstheme="minorHAnsi"/>
         <w:sz w:val="20"/>
         <w:szCs w:val="20"/>
       </w:rPr>
@@ -33988,7 +41003,7 @@
     </w:r>
     <w:r>
       <w:rPr>
-        <w:rFonts w:ascii="Arial" w:hAnsi="Arial" w:cs="Arial"/>
+        <w:rFonts w:asciiTheme="minorHAnsi" w:hAnsiTheme="minorHAnsi" w:cstheme="minorHAnsi"/>
         <w:sz w:val="20"/>
         <w:szCs w:val="20"/>
         <w:lang w:val="es-PE"/>
@@ -33997,7 +41012,7 @@
     </w:r>
     <w:r>
       <w:rPr>
-        <w:rFonts w:ascii="Arial" w:hAnsi="Arial" w:cs="Arial"/>
+        <w:rFonts w:asciiTheme="minorHAnsi" w:hAnsiTheme="minorHAnsi" w:cstheme="minorHAnsi"/>
         <w:sz w:val="20"/>
         <w:szCs w:val="20"/>
       </w:rPr>
@@ -34005,7 +41020,7 @@
     </w:r>
     <w:r>
       <w:rPr>
-        <w:rFonts w:ascii="Arial" w:hAnsi="Arial" w:cs="Arial"/>
+        <w:rFonts w:asciiTheme="minorHAnsi" w:hAnsiTheme="minorHAnsi" w:cstheme="minorHAnsi"/>
         <w:sz w:val="20"/>
         <w:szCs w:val="20"/>
         <w:lang w:val="es-PE"/>
@@ -34014,15 +41029,46 @@
     </w:r>
     <w:r>
       <w:rPr>
-        <w:rFonts w:ascii="Arial" w:hAnsi="Arial" w:cs="Arial"/>
+        <w:rFonts w:asciiTheme="minorHAnsi" w:hAnsiTheme="minorHAnsi" w:cstheme="minorHAnsi"/>
         <w:sz w:val="20"/>
         <w:szCs w:val="20"/>
       </w:rPr>
       <w:fldChar w:fldCharType="end"/>
     </w:r>
   </w:p>
-  <w:p/>
-  <w:p/>
+  <w:p>
+    <w:pPr>
+      <w:spacing w:after="0"/>
+      <w:rPr>
+        <w:rFonts w:asciiTheme="minorHAnsi" w:hAnsiTheme="minorHAnsi" w:cstheme="minorHAnsi"/>
+        <w:sz w:val="20"/>
+        <w:szCs w:val="20"/>
+        <w:lang w:val="es-PE"/>
+      </w:rPr>
+    </w:pPr>
+  </w:p>
+  <w:p>
+    <w:pPr>
+      <w:spacing w:after="0"/>
+      <w:rPr>
+        <w:rFonts w:asciiTheme="minorHAnsi" w:hAnsiTheme="minorHAnsi" w:cstheme="minorHAnsi"/>
+        <w:sz w:val="20"/>
+        <w:szCs w:val="20"/>
+        <w:lang w:val="es-PE"/>
+      </w:rPr>
+    </w:pPr>
+  </w:p>
+  <w:p>
+    <w:pPr>
+      <w:spacing w:after="0"/>
+      <w:rPr>
+        <w:rFonts w:asciiTheme="minorHAnsi" w:hAnsiTheme="minorHAnsi" w:cstheme="minorHAnsi"/>
+        <w:sz w:val="20"/>
+        <w:szCs w:val="20"/>
+        <w:lang w:val="es-PE"/>
+      </w:rPr>
+    </w:pPr>
+  </w:p>
 </w:ftr>
 </file>
 
@@ -38280,6 +45326,29 @@
       <w:szCs w:val="24"/>
     </w:rPr>
   </w:style>
+  <w:style w:type="paragraph" w:styleId="Ttulo4">
+    <w:name w:val="heading 4"/>
+    <w:basedOn w:val="Normal"/>
+    <w:next w:val="Normal"/>
+    <w:link w:val="Ttulo4Car"/>
+    <w:uiPriority w:val="9"/>
+    <w:semiHidden/>
+    <w:unhideWhenUsed/>
+    <w:qFormat/>
+    <w:rsid w:val="001D3AEC"/>
+    <w:pPr>
+      <w:keepNext/>
+      <w:keepLines/>
+      <w:spacing w:before="40" w:after="0"/>
+      <w:outlineLvl w:val="3"/>
+    </w:pPr>
+    <w:rPr>
+      <w:rFonts w:asciiTheme="majorHAnsi" w:eastAsiaTheme="majorEastAsia" w:hAnsiTheme="majorHAnsi" w:cstheme="majorBidi"/>
+      <w:i/>
+      <w:iCs/>
+      <w:color w:val="2F5496" w:themeColor="accent1" w:themeShade="BF"/>
+    </w:rPr>
+  </w:style>
   <w:style w:type="character" w:default="1" w:styleId="Fuentedeprrafopredeter">
     <w:name w:val="Default Paragraph Font"/>
     <w:uiPriority w:val="1"/>
@@ -38596,6 +45665,20 @@
     <w:rPr>
       <w:color w:val="605E5C"/>
       <w:shd w:val="clear" w:color="auto" w:fill="E1DFDD"/>
+    </w:rPr>
+  </w:style>
+  <w:style w:type="character" w:customStyle="1" w:styleId="Ttulo4Car">
+    <w:name w:val="Título 4 Car"/>
+    <w:basedOn w:val="Fuentedeprrafopredeter"/>
+    <w:link w:val="Ttulo4"/>
+    <w:uiPriority w:val="9"/>
+    <w:semiHidden/>
+    <w:rsid w:val="001D3AEC"/>
+    <w:rPr>
+      <w:rFonts w:asciiTheme="majorHAnsi" w:eastAsiaTheme="majorEastAsia" w:hAnsiTheme="majorHAnsi" w:cstheme="majorBidi"/>
+      <w:i/>
+      <w:iCs/>
+      <w:color w:val="2F5496" w:themeColor="accent1" w:themeShade="BF"/>
     </w:rPr>
   </w:style>
 </w:styles>
